--- a/docs/course-outline.docx
+++ b/docs/course-outline.docx
@@ -9,140 +9,180 @@
       </w:pPr>
       <w:r>
         <w:rPr>
-          <w:rFonts w:ascii="Calibri" w:hAnsi="Calibri" w:eastAsia="Microsoft YaHei"/>
+          <w:rFonts w:ascii="Aptos" w:hAnsi="Aptos" w:eastAsia="Microsoft YaHei"/>
           <w:b/>
-          <w:color w:val="0B2545"/>
-          <w:sz w:val="56"/>
+          <w:color w:val="0C2D52"/>
+          <w:sz w:val="48"/>
         </w:rPr>
         <w:t>Python for AI Research</w:t>
       </w:r>
     </w:p>
     <w:p>
       <w:pPr>
-        <w:spacing w:after="200"/>
+        <w:spacing w:after="100"/>
         <w:jc w:val="center"/>
       </w:pPr>
       <w:r>
         <w:rPr>
-          <w:rFonts w:ascii="Calibri" w:hAnsi="Calibri" w:eastAsia="Microsoft YaHei"/>
+          <w:rFonts w:ascii="Aptos" w:hAnsi="Aptos" w:eastAsia="Microsoft YaHei"/>
           <w:b/>
-          <w:color w:val="1F4E9A"/>
-          <w:sz w:val="30"/>
+          <w:color w:val="0F9DB0"/>
+          <w:sz w:val="24"/>
         </w:rPr>
-        <w:t>从零基础到 AI 科研实战 · 15 次课课程大纲</w:t>
+        <w:t>Kaggle项目驱动 · 每次120分钟/35页 · 4个Stage · Draft Paper成果</w:t>
       </w:r>
     </w:p>
+    <w:tbl>
+      <w:tblPr>
+        <w:tblW w:type="dxa" w:w="10656"/>
+        <w:jc w:val="center"/>
+        <w:tblLayout w:type="fixed"/>
+        <w:tblLook w:firstColumn="1" w:firstRow="1" w:lastColumn="0" w:lastRow="0" w:noHBand="0" w:noVBand="1" w:val="04A0"/>
+        <w:tblInd w:w="0" w:type="dxa"/>
+      </w:tblPr>
+      <w:tblGrid>
+        <w:gridCol w:w="10656"/>
+      </w:tblGrid>
+      <w:tr>
+        <w:tc>
+          <w:tcPr>
+            <w:tcW w:type="dxa" w:w="10656"/>
+            <w:tcMar>
+              <w:top w:w="60" w:type="dxa"/>
+              <w:start w:w="90" w:type="dxa"/>
+              <w:bottom w:w="60" w:type="dxa"/>
+              <w:end w:w="90" w:type="dxa"/>
+            </w:tcMar>
+            <w:shd w:fill="0C2D52"/>
+          </w:tcPr>
+          <w:p>
+            <w:pPr>
+              <w:spacing w:after="0" w:line="252" w:lineRule="auto"/>
+              <w:jc w:val="center"/>
+            </w:pPr>
+            <w:r>
+              <w:rPr>
+                <w:rFonts w:ascii="Aptos" w:hAnsi="Aptos" w:eastAsia="Microsoft YaHei"/>
+                <w:b/>
+                <w:color w:val="FFFFFF"/>
+                <w:sz w:val="19"/>
+              </w:rPr>
+              <w:t>课程定位：学生从教师审核的Kaggle表格数据中选题，以共同Python技术骨架完成可复现项目和4–6页论文初稿。</w:t>
+            </w:r>
+          </w:p>
+        </w:tc>
+      </w:tr>
+    </w:tbl>
     <w:p>
       <w:pPr>
-        <w:spacing w:after="200" w:before="0" w:line="288" w:lineRule="auto"/>
-        <w:jc w:val="center"/>
+        <w:spacing w:before="100" w:after="80"/>
       </w:pPr>
       <w:r>
         <w:rPr>
-          <w:rFonts w:ascii="Calibri" w:hAnsi="Calibri" w:eastAsia="Microsoft YaHei"/>
-          <w:b w:val="0"/>
-          <w:color w:val="4B5563"/>
-          <w:sz w:val="21"/>
+          <w:rFonts w:ascii="Aptos" w:hAnsi="Aptos" w:eastAsia="Microsoft YaHei"/>
+          <w:b/>
+          <w:color w:val="1769C0"/>
+          <w:sz w:val="30"/>
         </w:rPr>
-        <w:t>MeritPoint Academy / 恒点学术 | 适用于 8-12 年级高中生、大学本科生与希望提升科研能力的学生</w:t>
-      </w:r>
-    </w:p>
-    <w:p>
-      <w:pPr>
-        <w:spacing w:before="320" w:after="160"/>
-      </w:pPr>
-      <w:r>
-        <w:rPr>
-          <w:rFonts w:ascii="Calibri" w:hAnsi="Calibri" w:eastAsia="Microsoft YaHei"/>
-          <w:b/>
-          <w:color w:val="1F4E9A"/>
-          <w:sz w:val="32"/>
-        </w:rPr>
-        <w:t>课程速览</w:t>
+        <w:t>15节课程与项目Stage</w:t>
       </w:r>
     </w:p>
     <w:tbl>
       <w:tblPr>
         <w:tblStyle w:val="TableGrid"/>
-        <w:tblW w:type="auto" w:w="0"/>
-        <w:jc w:val="center"/>
+        <w:tblW w:type="dxa" w:w="10656"/>
         <w:tblLayout w:type="fixed"/>
         <w:tblLook w:firstColumn="1" w:firstRow="1" w:lastColumn="0" w:lastRow="0" w:noHBand="0" w:noVBand="1" w:val="04A0"/>
+        <w:jc w:val="center"/>
+        <w:tblInd w:w="0" w:type="dxa"/>
       </w:tblPr>
       <w:tblGrid>
-        <w:gridCol w:w="4680"/>
-        <w:gridCol w:w="4680"/>
+        <w:gridCol w:w="720"/>
+        <w:gridCol w:w="4752"/>
+        <w:gridCol w:w="5184"/>
       </w:tblGrid>
       <w:tr>
         <w:tc>
           <w:tcPr>
-            <w:tcW w:type="dxa" w:w="1944"/>
+            <w:tcW w:type="dxa" w:w="720"/>
+            <w:tcMar>
+              <w:top w:w="60" w:type="dxa"/>
+              <w:start w:w="90" w:type="dxa"/>
+              <w:bottom w:w="60" w:type="dxa"/>
+              <w:end w:w="90" w:type="dxa"/>
+            </w:tcMar>
+            <w:shd w:fill="1769C0"/>
             <w:vAlign w:val="center"/>
-            <w:tcMar>
-              <w:top w:w="100" w:type="dxa"/>
-              <w:start w:w="120" w:type="dxa"/>
-              <w:bottom w:w="100" w:type="dxa"/>
-              <w:end w:w="120" w:type="dxa"/>
-            </w:tcMar>
-            <w:tcBorders>
-              <w:top w:val="single" w:sz="4" w:space="0" w:color="DADCE0"/>
-              <w:left w:val="single" w:sz="4" w:space="0" w:color="DADCE0"/>
-              <w:bottom w:val="single" w:sz="4" w:space="0" w:color="DADCE0"/>
-              <w:right w:val="single" w:sz="4" w:space="0" w:color="DADCE0"/>
-              <w:insideH w:val="single" w:sz="4" w:space="0" w:color="DADCE0"/>
-              <w:insideV w:val="single" w:sz="4" w:space="0" w:color="DADCE0"/>
-            </w:tcBorders>
-            <w:shd w:fill="EAF2FF"/>
           </w:tcPr>
           <w:p>
             <w:pPr>
-              <w:spacing w:after="0" w:line="269" w:lineRule="auto"/>
+              <w:spacing w:after="0"/>
+              <w:jc w:val="center"/>
             </w:pPr>
-            <w:r/>
             <w:r>
               <w:rPr>
-                <w:rFonts w:ascii="Calibri" w:hAnsi="Calibri" w:eastAsia="Microsoft YaHei"/>
+                <w:rFonts w:ascii="Aptos" w:hAnsi="Aptos" w:eastAsia="Microsoft YaHei"/>
                 <w:b/>
-                <w:color w:val="0B2545"/>
-                <w:sz w:val="19"/>
+                <w:color w:val="FFFFFF"/>
+                <w:sz w:val="17"/>
               </w:rPr>
-              <w:t>项目</w:t>
+              <w:t>课次</w:t>
             </w:r>
           </w:p>
         </w:tc>
         <w:tc>
           <w:tcPr>
-            <w:tcW w:type="dxa" w:w="7416"/>
+            <w:tcW w:type="dxa" w:w="4752"/>
+            <w:tcMar>
+              <w:top w:w="60" w:type="dxa"/>
+              <w:start w:w="90" w:type="dxa"/>
+              <w:bottom w:w="60" w:type="dxa"/>
+              <w:end w:w="90" w:type="dxa"/>
+            </w:tcMar>
+            <w:shd w:fill="1769C0"/>
             <w:vAlign w:val="center"/>
-            <w:tcMar>
-              <w:top w:w="100" w:type="dxa"/>
-              <w:start w:w="120" w:type="dxa"/>
-              <w:bottom w:w="100" w:type="dxa"/>
-              <w:end w:w="120" w:type="dxa"/>
-            </w:tcMar>
-            <w:tcBorders>
-              <w:top w:val="single" w:sz="4" w:space="0" w:color="DADCE0"/>
-              <w:left w:val="single" w:sz="4" w:space="0" w:color="DADCE0"/>
-              <w:bottom w:val="single" w:sz="4" w:space="0" w:color="DADCE0"/>
-              <w:right w:val="single" w:sz="4" w:space="0" w:color="DADCE0"/>
-              <w:insideH w:val="single" w:sz="4" w:space="0" w:color="DADCE0"/>
-              <w:insideV w:val="single" w:sz="4" w:space="0" w:color="DADCE0"/>
-            </w:tcBorders>
-            <w:shd w:fill="EAF2FF"/>
           </w:tcPr>
           <w:p>
             <w:pPr>
-              <w:spacing w:after="0" w:line="269" w:lineRule="auto"/>
+              <w:spacing w:after="0"/>
+              <w:jc w:val="center"/>
             </w:pPr>
-            <w:r/>
             <w:r>
               <w:rPr>
-                <w:rFonts w:ascii="Calibri" w:hAnsi="Calibri" w:eastAsia="Microsoft YaHei"/>
+                <w:rFonts w:ascii="Aptos" w:hAnsi="Aptos" w:eastAsia="Microsoft YaHei"/>
                 <w:b/>
-                <w:color w:val="0B2545"/>
-                <w:sz w:val="19"/>
+                <w:color w:val="FFFFFF"/>
+                <w:sz w:val="17"/>
               </w:rPr>
-              <w:t>说明</w:t>
+              <w:t>课程内容</w:t>
+            </w:r>
+          </w:p>
+        </w:tc>
+        <w:tc>
+          <w:tcPr>
+            <w:tcW w:type="dxa" w:w="5184"/>
+            <w:tcMar>
+              <w:top w:w="60" w:type="dxa"/>
+              <w:start w:w="90" w:type="dxa"/>
+              <w:bottom w:w="60" w:type="dxa"/>
+              <w:end w:w="90" w:type="dxa"/>
+            </w:tcMar>
+            <w:shd w:fill="1769C0"/>
+            <w:vAlign w:val="center"/>
+          </w:tcPr>
+          <w:p>
+            <w:pPr>
+              <w:spacing w:after="0"/>
+              <w:jc w:val="center"/>
+            </w:pPr>
+            <w:r>
+              <w:rPr>
+                <w:rFonts w:ascii="Aptos" w:hAnsi="Aptos" w:eastAsia="Microsoft YaHei"/>
+                <w:b/>
+                <w:color w:val="FFFFFF"/>
+                <w:sz w:val="17"/>
+              </w:rPr>
+              <w:t>当堂/阶段产出</w:t>
             </w:r>
           </w:p>
         </w:tc>
@@ -150,71 +190,82 @@
       <w:tr>
         <w:tc>
           <w:tcPr>
-            <w:tcW w:type="dxa" w:w="1944"/>
+            <w:tcW w:type="dxa" w:w="720"/>
             <w:vAlign w:val="center"/>
             <w:tcMar>
-              <w:top w:w="100" w:type="dxa"/>
-              <w:start w:w="120" w:type="dxa"/>
-              <w:bottom w:w="100" w:type="dxa"/>
-              <w:end w:w="120" w:type="dxa"/>
+              <w:top w:w="60" w:type="dxa"/>
+              <w:start w:w="90" w:type="dxa"/>
+              <w:bottom w:w="60" w:type="dxa"/>
+              <w:end w:w="90" w:type="dxa"/>
             </w:tcMar>
-            <w:tcBorders>
-              <w:top w:val="single" w:sz="4" w:space="0" w:color="DADCE0"/>
-              <w:left w:val="single" w:sz="4" w:space="0" w:color="DADCE0"/>
-              <w:bottom w:val="single" w:sz="4" w:space="0" w:color="DADCE0"/>
-              <w:right w:val="single" w:sz="4" w:space="0" w:color="DADCE0"/>
-              <w:insideH w:val="single" w:sz="4" w:space="0" w:color="DADCE0"/>
-              <w:insideV w:val="single" w:sz="4" w:space="0" w:color="DADCE0"/>
-            </w:tcBorders>
           </w:tcPr>
           <w:p>
             <w:pPr>
-              <w:spacing w:after="0" w:line="269" w:lineRule="auto"/>
+              <w:spacing w:after="0" w:line="240" w:lineRule="auto"/>
+              <w:jc w:val="center"/>
             </w:pPr>
-            <w:r/>
             <w:r>
               <w:rPr>
-                <w:rFonts w:ascii="Calibri" w:hAnsi="Calibri" w:eastAsia="Microsoft YaHei"/>
+                <w:rFonts w:ascii="Aptos" w:hAnsi="Aptos" w:eastAsia="Microsoft YaHei"/>
                 <w:b w:val="0"/>
-                <w:color w:val="1F2937"/>
-                <w:sz w:val="19"/>
+                <w:color w:val="21303F"/>
+                <w:sz w:val="15"/>
               </w:rPr>
-              <w:t>课程定位</w:t>
+              <w:t>1</w:t>
             </w:r>
           </w:p>
         </w:tc>
         <w:tc>
           <w:tcPr>
-            <w:tcW w:type="dxa" w:w="7416"/>
+            <w:tcW w:type="dxa" w:w="4752"/>
             <w:vAlign w:val="center"/>
             <w:tcMar>
-              <w:top w:w="100" w:type="dxa"/>
-              <w:start w:w="120" w:type="dxa"/>
-              <w:bottom w:w="100" w:type="dxa"/>
-              <w:end w:w="120" w:type="dxa"/>
+              <w:top w:w="60" w:type="dxa"/>
+              <w:start w:w="90" w:type="dxa"/>
+              <w:bottom w:w="60" w:type="dxa"/>
+              <w:end w:w="90" w:type="dxa"/>
             </w:tcMar>
-            <w:tcBorders>
-              <w:top w:val="single" w:sz="4" w:space="0" w:color="DADCE0"/>
-              <w:left w:val="single" w:sz="4" w:space="0" w:color="DADCE0"/>
-              <w:bottom w:val="single" w:sz="4" w:space="0" w:color="DADCE0"/>
-              <w:right w:val="single" w:sz="4" w:space="0" w:color="DADCE0"/>
-              <w:insideH w:val="single" w:sz="4" w:space="0" w:color="DADCE0"/>
-              <w:insideV w:val="single" w:sz="4" w:space="0" w:color="DADCE0"/>
-            </w:tcBorders>
           </w:tcPr>
           <w:p>
             <w:pPr>
-              <w:spacing w:after="0" w:line="269" w:lineRule="auto"/>
+              <w:spacing w:after="0" w:line="240" w:lineRule="auto"/>
+              <w:jc w:val="left"/>
             </w:pPr>
-            <w:r/>
             <w:r>
               <w:rPr>
-                <w:rFonts w:ascii="Calibri" w:hAnsi="Calibri" w:eastAsia="Microsoft YaHei"/>
+                <w:rFonts w:ascii="Aptos" w:hAnsi="Aptos" w:eastAsia="Microsoft YaHei"/>
                 <w:b w:val="0"/>
-                <w:color w:val="1F2937"/>
-                <w:sz w:val="19"/>
+                <w:color w:val="21303F"/>
+                <w:sz w:val="15"/>
               </w:rPr>
-              <w:t>Python 课程和 AI 课程都为科研服务：让学生能用代码处理数据、调用模型、评价结果，并最终完成一个小型 AI 科研项目。</w:t>
+              <w:t>Kaggle、Notebook与Python入门</w:t>
+            </w:r>
+          </w:p>
+        </w:tc>
+        <w:tc>
+          <w:tcPr>
+            <w:tcW w:type="dxa" w:w="5184"/>
+            <w:vAlign w:val="center"/>
+            <w:tcMar>
+              <w:top w:w="60" w:type="dxa"/>
+              <w:start w:w="90" w:type="dxa"/>
+              <w:bottom w:w="60" w:type="dxa"/>
+              <w:end w:w="90" w:type="dxa"/>
+            </w:tcMar>
+          </w:tcPr>
+          <w:p>
+            <w:pPr>
+              <w:spacing w:after="0" w:line="240" w:lineRule="auto"/>
+              <w:jc w:val="left"/>
+            </w:pPr>
+            <w:r>
+              <w:rPr>
+                <w:rFonts w:ascii="Aptos" w:hAnsi="Aptos" w:eastAsia="Microsoft YaHei"/>
+                <w:b w:val="0"/>
+                <w:color w:val="21303F"/>
+                <w:sz w:val="15"/>
+              </w:rPr>
+              <w:t>项目Notebook v0</w:t>
             </w:r>
           </w:p>
         </w:tc>
@@ -222,73 +273,85 @@
       <w:tr>
         <w:tc>
           <w:tcPr>
-            <w:tcW w:type="dxa" w:w="1944"/>
+            <w:tcW w:type="dxa" w:w="720"/>
             <w:vAlign w:val="center"/>
+            <w:shd w:fill="F4F6F9"/>
             <w:tcMar>
-              <w:top w:w="100" w:type="dxa"/>
-              <w:start w:w="120" w:type="dxa"/>
-              <w:bottom w:w="100" w:type="dxa"/>
-              <w:end w:w="120" w:type="dxa"/>
+              <w:top w:w="60" w:type="dxa"/>
+              <w:start w:w="90" w:type="dxa"/>
+              <w:bottom w:w="60" w:type="dxa"/>
+              <w:end w:w="90" w:type="dxa"/>
             </w:tcMar>
-            <w:tcBorders>
-              <w:top w:val="single" w:sz="4" w:space="0" w:color="DADCE0"/>
-              <w:left w:val="single" w:sz="4" w:space="0" w:color="DADCE0"/>
-              <w:bottom w:val="single" w:sz="4" w:space="0" w:color="DADCE0"/>
-              <w:right w:val="single" w:sz="4" w:space="0" w:color="DADCE0"/>
-              <w:insideH w:val="single" w:sz="4" w:space="0" w:color="DADCE0"/>
-              <w:insideV w:val="single" w:sz="4" w:space="0" w:color="DADCE0"/>
-            </w:tcBorders>
-            <w:shd w:fill="FAFBFC"/>
           </w:tcPr>
           <w:p>
             <w:pPr>
-              <w:spacing w:after="0" w:line="269" w:lineRule="auto"/>
+              <w:spacing w:after="0" w:line="240" w:lineRule="auto"/>
+              <w:jc w:val="center"/>
             </w:pPr>
-            <w:r/>
             <w:r>
               <w:rPr>
-                <w:rFonts w:ascii="Calibri" w:hAnsi="Calibri" w:eastAsia="Microsoft YaHei"/>
+                <w:rFonts w:ascii="Aptos" w:hAnsi="Aptos" w:eastAsia="Microsoft YaHei"/>
                 <w:b w:val="0"/>
-                <w:color w:val="1F2937"/>
-                <w:sz w:val="19"/>
+                <w:color w:val="21303F"/>
+                <w:sz w:val="15"/>
               </w:rPr>
-              <w:t>课程形式</w:t>
+              <w:t>2</w:t>
             </w:r>
           </w:p>
         </w:tc>
         <w:tc>
           <w:tcPr>
-            <w:tcW w:type="dxa" w:w="7416"/>
+            <w:tcW w:type="dxa" w:w="4752"/>
             <w:vAlign w:val="center"/>
+            <w:shd w:fill="F4F6F9"/>
             <w:tcMar>
-              <w:top w:w="100" w:type="dxa"/>
-              <w:start w:w="120" w:type="dxa"/>
-              <w:bottom w:w="100" w:type="dxa"/>
-              <w:end w:w="120" w:type="dxa"/>
+              <w:top w:w="60" w:type="dxa"/>
+              <w:start w:w="90" w:type="dxa"/>
+              <w:bottom w:w="60" w:type="dxa"/>
+              <w:end w:w="90" w:type="dxa"/>
             </w:tcMar>
-            <w:tcBorders>
-              <w:top w:val="single" w:sz="4" w:space="0" w:color="DADCE0"/>
-              <w:left w:val="single" w:sz="4" w:space="0" w:color="DADCE0"/>
-              <w:bottom w:val="single" w:sz="4" w:space="0" w:color="DADCE0"/>
-              <w:right w:val="single" w:sz="4" w:space="0" w:color="DADCE0"/>
-              <w:insideH w:val="single" w:sz="4" w:space="0" w:color="DADCE0"/>
-              <w:insideV w:val="single" w:sz="4" w:space="0" w:color="DADCE0"/>
-            </w:tcBorders>
-            <w:shd w:fill="FAFBFC"/>
           </w:tcPr>
           <w:p>
             <w:pPr>
-              <w:spacing w:after="0" w:line="269" w:lineRule="auto"/>
+              <w:spacing w:after="0" w:line="240" w:lineRule="auto"/>
+              <w:jc w:val="left"/>
             </w:pPr>
-            <w:r/>
             <w:r>
               <w:rPr>
-                <w:rFonts w:ascii="Calibri" w:hAnsi="Calibri" w:eastAsia="Microsoft YaHei"/>
+                <w:rFonts w:ascii="Aptos" w:hAnsi="Aptos" w:eastAsia="Microsoft YaHei"/>
                 <w:b w:val="0"/>
-                <w:color w:val="1F2937"/>
-                <w:sz w:val="19"/>
+                <w:color w:val="21303F"/>
+                <w:sz w:val="15"/>
               </w:rPr>
-              <w:t>15 次课，每次约 60 分钟；每节课包含一个可见成果、一个科研能力点、一个 20-30 分钟小作业。</w:t>
+              <w:t>条件、循环与数据质量</w:t>
+            </w:r>
+          </w:p>
+        </w:tc>
+        <w:tc>
+          <w:tcPr>
+            <w:tcW w:type="dxa" w:w="5184"/>
+            <w:vAlign w:val="center"/>
+            <w:shd w:fill="F4F6F9"/>
+            <w:tcMar>
+              <w:top w:w="60" w:type="dxa"/>
+              <w:start w:w="90" w:type="dxa"/>
+              <w:bottom w:w="60" w:type="dxa"/>
+              <w:end w:w="90" w:type="dxa"/>
+            </w:tcMar>
+          </w:tcPr>
+          <w:p>
+            <w:pPr>
+              <w:spacing w:after="0" w:line="240" w:lineRule="auto"/>
+              <w:jc w:val="left"/>
+            </w:pPr>
+            <w:r>
+              <w:rPr>
+                <w:rFonts w:ascii="Aptos" w:hAnsi="Aptos" w:eastAsia="Microsoft YaHei"/>
+                <w:b w:val="0"/>
+                <w:color w:val="21303F"/>
+                <w:sz w:val="15"/>
+              </w:rPr>
+              <w:t>数据检查规则</w:t>
             </w:r>
           </w:p>
         </w:tc>
@@ -296,71 +359,82 @@
       <w:tr>
         <w:tc>
           <w:tcPr>
-            <w:tcW w:type="dxa" w:w="1944"/>
+            <w:tcW w:type="dxa" w:w="720"/>
             <w:vAlign w:val="center"/>
             <w:tcMar>
-              <w:top w:w="100" w:type="dxa"/>
-              <w:start w:w="120" w:type="dxa"/>
-              <w:bottom w:w="100" w:type="dxa"/>
-              <w:end w:w="120" w:type="dxa"/>
+              <w:top w:w="60" w:type="dxa"/>
+              <w:start w:w="90" w:type="dxa"/>
+              <w:bottom w:w="60" w:type="dxa"/>
+              <w:end w:w="90" w:type="dxa"/>
             </w:tcMar>
-            <w:tcBorders>
-              <w:top w:val="single" w:sz="4" w:space="0" w:color="DADCE0"/>
-              <w:left w:val="single" w:sz="4" w:space="0" w:color="DADCE0"/>
-              <w:bottom w:val="single" w:sz="4" w:space="0" w:color="DADCE0"/>
-              <w:right w:val="single" w:sz="4" w:space="0" w:color="DADCE0"/>
-              <w:insideH w:val="single" w:sz="4" w:space="0" w:color="DADCE0"/>
-              <w:insideV w:val="single" w:sz="4" w:space="0" w:color="DADCE0"/>
-            </w:tcBorders>
           </w:tcPr>
           <w:p>
             <w:pPr>
-              <w:spacing w:after="0" w:line="269" w:lineRule="auto"/>
+              <w:spacing w:after="0" w:line="240" w:lineRule="auto"/>
+              <w:jc w:val="center"/>
             </w:pPr>
-            <w:r/>
             <w:r>
               <w:rPr>
-                <w:rFonts w:ascii="Calibri" w:hAnsi="Calibri" w:eastAsia="Microsoft YaHei"/>
+                <w:rFonts w:ascii="Aptos" w:hAnsi="Aptos" w:eastAsia="Microsoft YaHei"/>
                 <w:b w:val="0"/>
-                <w:color w:val="1F2937"/>
-                <w:sz w:val="19"/>
+                <w:color w:val="21303F"/>
+                <w:sz w:val="15"/>
               </w:rPr>
-              <w:t>适合人群</w:t>
+              <w:t>3</w:t>
             </w:r>
           </w:p>
         </w:tc>
         <w:tc>
           <w:tcPr>
-            <w:tcW w:type="dxa" w:w="7416"/>
+            <w:tcW w:type="dxa" w:w="4752"/>
             <w:vAlign w:val="center"/>
             <w:tcMar>
-              <w:top w:w="100" w:type="dxa"/>
-              <w:start w:w="120" w:type="dxa"/>
-              <w:bottom w:w="100" w:type="dxa"/>
-              <w:end w:w="120" w:type="dxa"/>
+              <w:top w:w="60" w:type="dxa"/>
+              <w:start w:w="90" w:type="dxa"/>
+              <w:bottom w:w="60" w:type="dxa"/>
+              <w:end w:w="90" w:type="dxa"/>
             </w:tcMar>
-            <w:tcBorders>
-              <w:top w:val="single" w:sz="4" w:space="0" w:color="DADCE0"/>
-              <w:left w:val="single" w:sz="4" w:space="0" w:color="DADCE0"/>
-              <w:bottom w:val="single" w:sz="4" w:space="0" w:color="DADCE0"/>
-              <w:right w:val="single" w:sz="4" w:space="0" w:color="DADCE0"/>
-              <w:insideH w:val="single" w:sz="4" w:space="0" w:color="DADCE0"/>
-              <w:insideV w:val="single" w:sz="4" w:space="0" w:color="DADCE0"/>
-            </w:tcBorders>
           </w:tcPr>
           <w:p>
             <w:pPr>
-              <w:spacing w:after="0" w:line="269" w:lineRule="auto"/>
+              <w:spacing w:after="0" w:line="240" w:lineRule="auto"/>
+              <w:jc w:val="left"/>
             </w:pPr>
-            <w:r/>
             <w:r>
               <w:rPr>
-                <w:rFonts w:ascii="Calibri" w:hAnsi="Calibri" w:eastAsia="Microsoft YaHei"/>
+                <w:rFonts w:ascii="Aptos" w:hAnsi="Aptos" w:eastAsia="Microsoft YaHei"/>
                 <w:b w:val="0"/>
-                <w:color w:val="1F2937"/>
-                <w:sz w:val="19"/>
+                <w:color w:val="21303F"/>
+                <w:sz w:val="15"/>
               </w:rPr>
-              <w:t>8-12 年级高中生、大学本科生、AI 科研初学者；无编程基础也可入门。</w:t>
+              <w:t>函数、list与dict</w:t>
+            </w:r>
+          </w:p>
+        </w:tc>
+        <w:tc>
+          <w:tcPr>
+            <w:tcW w:type="dxa" w:w="5184"/>
+            <w:vAlign w:val="center"/>
+            <w:tcMar>
+              <w:top w:w="60" w:type="dxa"/>
+              <w:start w:w="90" w:type="dxa"/>
+              <w:bottom w:w="60" w:type="dxa"/>
+              <w:end w:w="90" w:type="dxa"/>
+            </w:tcMar>
+          </w:tcPr>
+          <w:p>
+            <w:pPr>
+              <w:spacing w:after="0" w:line="240" w:lineRule="auto"/>
+              <w:jc w:val="left"/>
+            </w:pPr>
+            <w:r>
+              <w:rPr>
+                <w:rFonts w:ascii="Aptos" w:hAnsi="Aptos" w:eastAsia="Microsoft YaHei"/>
+                <w:b w:val="0"/>
+                <w:color w:val="21303F"/>
+                <w:sz w:val="15"/>
+              </w:rPr>
+              <w:t>Stage 1项目卡模板</w:t>
             </w:r>
           </w:p>
         </w:tc>
@@ -368,73 +442,85 @@
       <w:tr>
         <w:tc>
           <w:tcPr>
-            <w:tcW w:type="dxa" w:w="1944"/>
+            <w:tcW w:type="dxa" w:w="720"/>
             <w:vAlign w:val="center"/>
+            <w:shd w:fill="D9EEF1"/>
             <w:tcMar>
-              <w:top w:w="100" w:type="dxa"/>
-              <w:start w:w="120" w:type="dxa"/>
-              <w:bottom w:w="100" w:type="dxa"/>
-              <w:end w:w="120" w:type="dxa"/>
+              <w:top w:w="60" w:type="dxa"/>
+              <w:start w:w="90" w:type="dxa"/>
+              <w:bottom w:w="60" w:type="dxa"/>
+              <w:end w:w="90" w:type="dxa"/>
             </w:tcMar>
-            <w:tcBorders>
-              <w:top w:val="single" w:sz="4" w:space="0" w:color="DADCE0"/>
-              <w:left w:val="single" w:sz="4" w:space="0" w:color="DADCE0"/>
-              <w:bottom w:val="single" w:sz="4" w:space="0" w:color="DADCE0"/>
-              <w:right w:val="single" w:sz="4" w:space="0" w:color="DADCE0"/>
-              <w:insideH w:val="single" w:sz="4" w:space="0" w:color="DADCE0"/>
-              <w:insideV w:val="single" w:sz="4" w:space="0" w:color="DADCE0"/>
-            </w:tcBorders>
-            <w:shd w:fill="FAFBFC"/>
           </w:tcPr>
           <w:p>
             <w:pPr>
-              <w:spacing w:after="0" w:line="269" w:lineRule="auto"/>
+              <w:spacing w:after="0" w:line="240" w:lineRule="auto"/>
+              <w:jc w:val="center"/>
             </w:pPr>
-            <w:r/>
             <w:r>
               <w:rPr>
-                <w:rFonts w:ascii="Calibri" w:hAnsi="Calibri" w:eastAsia="Microsoft YaHei"/>
-                <w:b w:val="0"/>
-                <w:color w:val="1F2937"/>
-                <w:sz w:val="19"/>
+                <w:rFonts w:ascii="Aptos" w:hAnsi="Aptos" w:eastAsia="Microsoft YaHei"/>
+                <w:b/>
+                <w:color w:val="0C2D52"/>
+                <w:sz w:val="15"/>
               </w:rPr>
-              <w:t>数学要求</w:t>
+              <w:t>4</w:t>
             </w:r>
           </w:p>
         </w:tc>
         <w:tc>
           <w:tcPr>
-            <w:tcW w:type="dxa" w:w="7416"/>
+            <w:tcW w:type="dxa" w:w="4752"/>
             <w:vAlign w:val="center"/>
+            <w:shd w:fill="D9EEF1"/>
             <w:tcMar>
-              <w:top w:w="100" w:type="dxa"/>
-              <w:start w:w="120" w:type="dxa"/>
-              <w:bottom w:w="100" w:type="dxa"/>
-              <w:end w:w="120" w:type="dxa"/>
+              <w:top w:w="60" w:type="dxa"/>
+              <w:start w:w="90" w:type="dxa"/>
+              <w:bottom w:w="60" w:type="dxa"/>
+              <w:end w:w="90" w:type="dxa"/>
             </w:tcMar>
-            <w:tcBorders>
-              <w:top w:val="single" w:sz="4" w:space="0" w:color="DADCE0"/>
-              <w:left w:val="single" w:sz="4" w:space="0" w:color="DADCE0"/>
-              <w:bottom w:val="single" w:sz="4" w:space="0" w:color="DADCE0"/>
-              <w:right w:val="single" w:sz="4" w:space="0" w:color="DADCE0"/>
-              <w:insideH w:val="single" w:sz="4" w:space="0" w:color="DADCE0"/>
-              <w:insideV w:val="single" w:sz="4" w:space="0" w:color="DADCE0"/>
-            </w:tcBorders>
-            <w:shd w:fill="FAFBFC"/>
           </w:tcPr>
           <w:p>
             <w:pPr>
-              <w:spacing w:after="0" w:line="269" w:lineRule="auto"/>
+              <w:spacing w:after="0" w:line="240" w:lineRule="auto"/>
+              <w:jc w:val="left"/>
             </w:pPr>
-            <w:r/>
             <w:r>
               <w:rPr>
-                <w:rFonts w:ascii="Calibri" w:hAnsi="Calibri" w:eastAsia="Microsoft YaHei"/>
-                <w:b w:val="0"/>
-                <w:color w:val="1F2937"/>
-                <w:sz w:val="19"/>
+                <w:rFonts w:ascii="Aptos" w:hAnsi="Aptos" w:eastAsia="Microsoft YaHei"/>
+                <w:b/>
+                <w:color w:val="0C2D52"/>
+                <w:sz w:val="15"/>
               </w:rPr>
-              <w:t>不要求学生已有较强数学基础；涉及概率、指标和算法直觉时以案例解释为主，不做复杂公式推导。</w:t>
+              <w:t>STAGE 1：Kaggle选题与项目启动</w:t>
+            </w:r>
+          </w:p>
+        </w:tc>
+        <w:tc>
+          <w:tcPr>
+            <w:tcW w:type="dxa" w:w="5184"/>
+            <w:vAlign w:val="center"/>
+            <w:shd w:fill="D9EEF1"/>
+            <w:tcMar>
+              <w:top w:w="60" w:type="dxa"/>
+              <w:start w:w="90" w:type="dxa"/>
+              <w:bottom w:w="60" w:type="dxa"/>
+              <w:end w:w="90" w:type="dxa"/>
+            </w:tcMar>
+          </w:tcPr>
+          <w:p>
+            <w:pPr>
+              <w:spacing w:after="0" w:line="240" w:lineRule="auto"/>
+              <w:jc w:val="left"/>
+            </w:pPr>
+            <w:r>
+              <w:rPr>
+                <w:rFonts w:ascii="Aptos" w:hAnsi="Aptos" w:eastAsia="Microsoft YaHei"/>
+                <w:b/>
+                <w:color w:val="0C2D52"/>
+                <w:sz w:val="15"/>
+              </w:rPr>
+              <w:t>问题、许可、数据字典、Notebook v1</w:t>
             </w:r>
           </w:p>
         </w:tc>
@@ -442,71 +528,82 @@
       <w:tr>
         <w:tc>
           <w:tcPr>
-            <w:tcW w:type="dxa" w:w="1944"/>
+            <w:tcW w:type="dxa" w:w="720"/>
             <w:vAlign w:val="center"/>
             <w:tcMar>
-              <w:top w:w="100" w:type="dxa"/>
-              <w:start w:w="120" w:type="dxa"/>
-              <w:bottom w:w="100" w:type="dxa"/>
-              <w:end w:w="120" w:type="dxa"/>
+              <w:top w:w="60" w:type="dxa"/>
+              <w:start w:w="90" w:type="dxa"/>
+              <w:bottom w:w="60" w:type="dxa"/>
+              <w:end w:w="90" w:type="dxa"/>
             </w:tcMar>
-            <w:tcBorders>
-              <w:top w:val="single" w:sz="4" w:space="0" w:color="DADCE0"/>
-              <w:left w:val="single" w:sz="4" w:space="0" w:color="DADCE0"/>
-              <w:bottom w:val="single" w:sz="4" w:space="0" w:color="DADCE0"/>
-              <w:right w:val="single" w:sz="4" w:space="0" w:color="DADCE0"/>
-              <w:insideH w:val="single" w:sz="4" w:space="0" w:color="DADCE0"/>
-              <w:insideV w:val="single" w:sz="4" w:space="0" w:color="DADCE0"/>
-            </w:tcBorders>
           </w:tcPr>
           <w:p>
             <w:pPr>
-              <w:spacing w:after="0" w:line="269" w:lineRule="auto"/>
+              <w:spacing w:after="0" w:line="240" w:lineRule="auto"/>
+              <w:jc w:val="center"/>
             </w:pPr>
-            <w:r/>
             <w:r>
               <w:rPr>
-                <w:rFonts w:ascii="Calibri" w:hAnsi="Calibri" w:eastAsia="Microsoft YaHei"/>
+                <w:rFonts w:ascii="Aptos" w:hAnsi="Aptos" w:eastAsia="Microsoft YaHei"/>
                 <w:b w:val="0"/>
-                <w:color w:val="1F2937"/>
-                <w:sz w:val="19"/>
+                <w:color w:val="21303F"/>
+                <w:sz w:val="15"/>
               </w:rPr>
-              <w:t>算法处理</w:t>
+              <w:t>5</w:t>
             </w:r>
           </w:p>
         </w:tc>
         <w:tc>
           <w:tcPr>
-            <w:tcW w:type="dxa" w:w="7416"/>
+            <w:tcW w:type="dxa" w:w="4752"/>
             <w:vAlign w:val="center"/>
             <w:tcMar>
-              <w:top w:w="100" w:type="dxa"/>
-              <w:start w:w="120" w:type="dxa"/>
-              <w:bottom w:w="100" w:type="dxa"/>
-              <w:end w:w="120" w:type="dxa"/>
+              <w:top w:w="60" w:type="dxa"/>
+              <w:start w:w="90" w:type="dxa"/>
+              <w:bottom w:w="60" w:type="dxa"/>
+              <w:end w:w="90" w:type="dxa"/>
             </w:tcMar>
-            <w:tcBorders>
-              <w:top w:val="single" w:sz="4" w:space="0" w:color="DADCE0"/>
-              <w:left w:val="single" w:sz="4" w:space="0" w:color="DADCE0"/>
-              <w:bottom w:val="single" w:sz="4" w:space="0" w:color="DADCE0"/>
-              <w:right w:val="single" w:sz="4" w:space="0" w:color="DADCE0"/>
-              <w:insideH w:val="single" w:sz="4" w:space="0" w:color="DADCE0"/>
-              <w:insideV w:val="single" w:sz="4" w:space="0" w:color="DADCE0"/>
-            </w:tcBorders>
           </w:tcPr>
           <w:p>
             <w:pPr>
-              <w:spacing w:after="0" w:line="269" w:lineRule="auto"/>
+              <w:spacing w:after="0" w:line="240" w:lineRule="auto"/>
+              <w:jc w:val="left"/>
             </w:pPr>
-            <w:r/>
             <w:r>
               <w:rPr>
-                <w:rFonts w:ascii="Calibri" w:hAnsi="Calibri" w:eastAsia="Microsoft YaHei"/>
+                <w:rFonts w:ascii="Aptos" w:hAnsi="Aptos" w:eastAsia="Microsoft YaHei"/>
                 <w:b w:val="0"/>
-                <w:color w:val="1F2937"/>
-                <w:sz w:val="19"/>
+                <w:color w:val="21303F"/>
+                <w:sz w:val="15"/>
               </w:rPr>
-              <w:t>机器学习算法作为科研项目工具融入课程，重点是会调用、会比较、会评价、会解释，不单独展开多节理论课。</w:t>
+              <w:t>pandas读取、查看与筛选</w:t>
+            </w:r>
+          </w:p>
+        </w:tc>
+        <w:tc>
+          <w:tcPr>
+            <w:tcW w:type="dxa" w:w="5184"/>
+            <w:vAlign w:val="center"/>
+            <w:tcMar>
+              <w:top w:w="60" w:type="dxa"/>
+              <w:start w:w="90" w:type="dxa"/>
+              <w:bottom w:w="60" w:type="dxa"/>
+              <w:end w:w="90" w:type="dxa"/>
+            </w:tcMar>
+          </w:tcPr>
+          <w:p>
+            <w:pPr>
+              <w:spacing w:after="0" w:line="240" w:lineRule="auto"/>
+              <w:jc w:val="left"/>
+            </w:pPr>
+            <w:r>
+              <w:rPr>
+                <w:rFonts w:ascii="Aptos" w:hAnsi="Aptos" w:eastAsia="Microsoft YaHei"/>
+                <w:b w:val="0"/>
+                <w:color w:val="21303F"/>
+                <w:sz w:val="15"/>
+              </w:rPr>
+              <w:t>Data Overview</w:t>
             </w:r>
           </w:p>
         </w:tc>
@@ -514,73 +611,85 @@
       <w:tr>
         <w:tc>
           <w:tcPr>
-            <w:tcW w:type="dxa" w:w="1944"/>
+            <w:tcW w:type="dxa" w:w="720"/>
             <w:vAlign w:val="center"/>
+            <w:shd w:fill="F4F6F9"/>
             <w:tcMar>
-              <w:top w:w="100" w:type="dxa"/>
-              <w:start w:w="120" w:type="dxa"/>
-              <w:bottom w:w="100" w:type="dxa"/>
-              <w:end w:w="120" w:type="dxa"/>
+              <w:top w:w="60" w:type="dxa"/>
+              <w:start w:w="90" w:type="dxa"/>
+              <w:bottom w:w="60" w:type="dxa"/>
+              <w:end w:w="90" w:type="dxa"/>
             </w:tcMar>
-            <w:tcBorders>
-              <w:top w:val="single" w:sz="4" w:space="0" w:color="DADCE0"/>
-              <w:left w:val="single" w:sz="4" w:space="0" w:color="DADCE0"/>
-              <w:bottom w:val="single" w:sz="4" w:space="0" w:color="DADCE0"/>
-              <w:right w:val="single" w:sz="4" w:space="0" w:color="DADCE0"/>
-              <w:insideH w:val="single" w:sz="4" w:space="0" w:color="DADCE0"/>
-              <w:insideV w:val="single" w:sz="4" w:space="0" w:color="DADCE0"/>
-            </w:tcBorders>
-            <w:shd w:fill="FAFBFC"/>
           </w:tcPr>
           <w:p>
             <w:pPr>
-              <w:spacing w:after="0" w:line="269" w:lineRule="auto"/>
+              <w:spacing w:after="0" w:line="240" w:lineRule="auto"/>
+              <w:jc w:val="center"/>
             </w:pPr>
-            <w:r/>
             <w:r>
               <w:rPr>
-                <w:rFonts w:ascii="Calibri" w:hAnsi="Calibri" w:eastAsia="Microsoft YaHei"/>
+                <w:rFonts w:ascii="Aptos" w:hAnsi="Aptos" w:eastAsia="Microsoft YaHei"/>
                 <w:b w:val="0"/>
-                <w:color w:val="1F2937"/>
-                <w:sz w:val="19"/>
+                <w:color w:val="21303F"/>
+                <w:sz w:val="15"/>
               </w:rPr>
-              <w:t>核心工具</w:t>
+              <w:t>6</w:t>
             </w:r>
           </w:p>
         </w:tc>
         <w:tc>
           <w:tcPr>
-            <w:tcW w:type="dxa" w:w="7416"/>
+            <w:tcW w:type="dxa" w:w="4752"/>
             <w:vAlign w:val="center"/>
+            <w:shd w:fill="F4F6F9"/>
             <w:tcMar>
-              <w:top w:w="100" w:type="dxa"/>
-              <w:start w:w="120" w:type="dxa"/>
-              <w:bottom w:w="100" w:type="dxa"/>
-              <w:end w:w="120" w:type="dxa"/>
+              <w:top w:w="60" w:type="dxa"/>
+              <w:start w:w="90" w:type="dxa"/>
+              <w:bottom w:w="60" w:type="dxa"/>
+              <w:end w:w="90" w:type="dxa"/>
             </w:tcMar>
-            <w:tcBorders>
-              <w:top w:val="single" w:sz="4" w:space="0" w:color="DADCE0"/>
-              <w:left w:val="single" w:sz="4" w:space="0" w:color="DADCE0"/>
-              <w:bottom w:val="single" w:sz="4" w:space="0" w:color="DADCE0"/>
-              <w:right w:val="single" w:sz="4" w:space="0" w:color="DADCE0"/>
-              <w:insideH w:val="single" w:sz="4" w:space="0" w:color="DADCE0"/>
-              <w:insideV w:val="single" w:sz="4" w:space="0" w:color="DADCE0"/>
-            </w:tcBorders>
-            <w:shd w:fill="FAFBFC"/>
           </w:tcPr>
           <w:p>
             <w:pPr>
-              <w:spacing w:after="0" w:line="269" w:lineRule="auto"/>
+              <w:spacing w:after="0" w:line="240" w:lineRule="auto"/>
+              <w:jc w:val="left"/>
             </w:pPr>
-            <w:r/>
             <w:r>
               <w:rPr>
-                <w:rFonts w:ascii="Calibri" w:hAnsi="Calibri" w:eastAsia="Microsoft YaHei"/>
+                <w:rFonts w:ascii="Aptos" w:hAnsi="Aptos" w:eastAsia="Microsoft YaHei"/>
                 <w:b w:val="0"/>
-                <w:color w:val="1F2937"/>
-                <w:sz w:val="18"/>
+                <w:color w:val="21303F"/>
+                <w:sz w:val="15"/>
               </w:rPr>
-              <w:t>Google Colab、Jupyter Notebook、Python、NumPy、pandas、matplotlib、seaborn、scikit-learn、Kaggle、ChatGPT/Claude。</w:t>
+              <w:t>数据清洗与决策日志</w:t>
+            </w:r>
+          </w:p>
+        </w:tc>
+        <w:tc>
+          <w:tcPr>
+            <w:tcW w:type="dxa" w:w="5184"/>
+            <w:vAlign w:val="center"/>
+            <w:shd w:fill="F4F6F9"/>
+            <w:tcMar>
+              <w:top w:w="60" w:type="dxa"/>
+              <w:start w:w="90" w:type="dxa"/>
+              <w:bottom w:w="60" w:type="dxa"/>
+              <w:end w:w="90" w:type="dxa"/>
+            </w:tcMar>
+          </w:tcPr>
+          <w:p>
+            <w:pPr>
+              <w:spacing w:after="0" w:line="240" w:lineRule="auto"/>
+              <w:jc w:val="left"/>
+            </w:pPr>
+            <w:r>
+              <w:rPr>
+                <w:rFonts w:ascii="Aptos" w:hAnsi="Aptos" w:eastAsia="Microsoft YaHei"/>
+                <w:b w:val="0"/>
+                <w:color w:val="21303F"/>
+                <w:sz w:val="15"/>
+              </w:rPr>
+              <w:t>clean.csv与cleaning_log.csv</w:t>
             </w:r>
           </w:p>
         </w:tc>
@@ -588,71 +697,1023 @@
       <w:tr>
         <w:tc>
           <w:tcPr>
-            <w:tcW w:type="dxa" w:w="1944"/>
+            <w:tcW w:type="dxa" w:w="720"/>
             <w:vAlign w:val="center"/>
             <w:tcMar>
-              <w:top w:w="100" w:type="dxa"/>
-              <w:start w:w="120" w:type="dxa"/>
-              <w:bottom w:w="100" w:type="dxa"/>
-              <w:end w:w="120" w:type="dxa"/>
+              <w:top w:w="60" w:type="dxa"/>
+              <w:start w:w="90" w:type="dxa"/>
+              <w:bottom w:w="60" w:type="dxa"/>
+              <w:end w:w="90" w:type="dxa"/>
             </w:tcMar>
-            <w:tcBorders>
-              <w:top w:val="single" w:sz="4" w:space="0" w:color="DADCE0"/>
-              <w:left w:val="single" w:sz="4" w:space="0" w:color="DADCE0"/>
-              <w:bottom w:val="single" w:sz="4" w:space="0" w:color="DADCE0"/>
-              <w:right w:val="single" w:sz="4" w:space="0" w:color="DADCE0"/>
-              <w:insideH w:val="single" w:sz="4" w:space="0" w:color="DADCE0"/>
-              <w:insideV w:val="single" w:sz="4" w:space="0" w:color="DADCE0"/>
-            </w:tcBorders>
           </w:tcPr>
           <w:p>
             <w:pPr>
-              <w:spacing w:after="0" w:line="269" w:lineRule="auto"/>
+              <w:spacing w:after="0" w:line="240" w:lineRule="auto"/>
+              <w:jc w:val="center"/>
             </w:pPr>
-            <w:r/>
             <w:r>
               <w:rPr>
-                <w:rFonts w:ascii="Calibri" w:hAnsi="Calibri" w:eastAsia="Microsoft YaHei"/>
+                <w:rFonts w:ascii="Aptos" w:hAnsi="Aptos" w:eastAsia="Microsoft YaHei"/>
                 <w:b w:val="0"/>
-                <w:color w:val="1F2937"/>
-                <w:sz w:val="19"/>
+                <w:color w:val="21303F"/>
+                <w:sz w:val="15"/>
               </w:rPr>
-              <w:t>最终成果</w:t>
+              <w:t>7</w:t>
             </w:r>
           </w:p>
         </w:tc>
         <w:tc>
           <w:tcPr>
-            <w:tcW w:type="dxa" w:w="7416"/>
+            <w:tcW w:type="dxa" w:w="4752"/>
             <w:vAlign w:val="center"/>
             <w:tcMar>
-              <w:top w:w="100" w:type="dxa"/>
-              <w:start w:w="120" w:type="dxa"/>
-              <w:bottom w:w="100" w:type="dxa"/>
-              <w:end w:w="120" w:type="dxa"/>
+              <w:top w:w="60" w:type="dxa"/>
+              <w:start w:w="90" w:type="dxa"/>
+              <w:bottom w:w="60" w:type="dxa"/>
+              <w:end w:w="90" w:type="dxa"/>
             </w:tcMar>
-            <w:tcBorders>
-              <w:top w:val="single" w:sz="4" w:space="0" w:color="DADCE0"/>
-              <w:left w:val="single" w:sz="4" w:space="0" w:color="DADCE0"/>
-              <w:bottom w:val="single" w:sz="4" w:space="0" w:color="DADCE0"/>
-              <w:right w:val="single" w:sz="4" w:space="0" w:color="DADCE0"/>
-              <w:insideH w:val="single" w:sz="4" w:space="0" w:color="DADCE0"/>
-              <w:insideV w:val="single" w:sz="4" w:space="0" w:color="DADCE0"/>
-            </w:tcBorders>
           </w:tcPr>
           <w:p>
             <w:pPr>
-              <w:spacing w:after="0" w:line="269" w:lineRule="auto"/>
+              <w:spacing w:after="0" w:line="240" w:lineRule="auto"/>
+              <w:jc w:val="left"/>
             </w:pPr>
-            <w:r/>
             <w:r>
               <w:rPr>
-                <w:rFonts w:ascii="Calibri" w:hAnsi="Calibri" w:eastAsia="Microsoft YaHei"/>
+                <w:rFonts w:ascii="Aptos" w:hAnsi="Aptos" w:eastAsia="Microsoft YaHei"/>
                 <w:b w:val="0"/>
-                <w:color w:val="1F2937"/>
-                <w:sz w:val="19"/>
+                <w:color w:val="21303F"/>
+                <w:sz w:val="15"/>
               </w:rPr>
-              <w:t>一个完整 AI 科研项目：研究问题、数据集、代码 notebook、模型、实验结果、短论文/报告和展示 PPT。</w:t>
+              <w:t>可视化、简单统计与数据观察</w:t>
+            </w:r>
+          </w:p>
+        </w:tc>
+        <w:tc>
+          <w:tcPr>
+            <w:tcW w:type="dxa" w:w="5184"/>
+            <w:vAlign w:val="center"/>
+            <w:tcMar>
+              <w:top w:w="60" w:type="dxa"/>
+              <w:start w:w="90" w:type="dxa"/>
+              <w:bottom w:w="60" w:type="dxa"/>
+              <w:end w:w="90" w:type="dxa"/>
+            </w:tcMar>
+          </w:tcPr>
+          <w:p>
+            <w:pPr>
+              <w:spacing w:after="0" w:line="240" w:lineRule="auto"/>
+              <w:jc w:val="left"/>
+            </w:pPr>
+            <w:r>
+              <w:rPr>
+                <w:rFonts w:ascii="Aptos" w:hAnsi="Aptos" w:eastAsia="Microsoft YaHei"/>
+                <w:b w:val="0"/>
+                <w:color w:val="21303F"/>
+                <w:sz w:val="15"/>
+              </w:rPr>
+              <w:t>三张图和三条观察</w:t>
+            </w:r>
+          </w:p>
+        </w:tc>
+      </w:tr>
+      <w:tr>
+        <w:tc>
+          <w:tcPr>
+            <w:tcW w:type="dxa" w:w="720"/>
+            <w:vAlign w:val="center"/>
+            <w:shd w:fill="D9EEF1"/>
+            <w:tcMar>
+              <w:top w:w="60" w:type="dxa"/>
+              <w:start w:w="90" w:type="dxa"/>
+              <w:bottom w:w="60" w:type="dxa"/>
+              <w:end w:w="90" w:type="dxa"/>
+            </w:tcMar>
+          </w:tcPr>
+          <w:p>
+            <w:pPr>
+              <w:spacing w:after="0" w:line="240" w:lineRule="auto"/>
+              <w:jc w:val="center"/>
+            </w:pPr>
+            <w:r>
+              <w:rPr>
+                <w:rFonts w:ascii="Aptos" w:hAnsi="Aptos" w:eastAsia="Microsoft YaHei"/>
+                <w:b/>
+                <w:color w:val="0C2D52"/>
+                <w:sz w:val="15"/>
+              </w:rPr>
+              <w:t>8</w:t>
+            </w:r>
+          </w:p>
+        </w:tc>
+        <w:tc>
+          <w:tcPr>
+            <w:tcW w:type="dxa" w:w="4752"/>
+            <w:vAlign w:val="center"/>
+            <w:shd w:fill="D9EEF1"/>
+            <w:tcMar>
+              <w:top w:w="60" w:type="dxa"/>
+              <w:start w:w="90" w:type="dxa"/>
+              <w:bottom w:w="60" w:type="dxa"/>
+              <w:end w:w="90" w:type="dxa"/>
+            </w:tcMar>
+          </w:tcPr>
+          <w:p>
+            <w:pPr>
+              <w:spacing w:after="0" w:line="240" w:lineRule="auto"/>
+              <w:jc w:val="left"/>
+            </w:pPr>
+            <w:r>
+              <w:rPr>
+                <w:rFonts w:ascii="Aptos" w:hAnsi="Aptos" w:eastAsia="Microsoft YaHei"/>
+                <w:b/>
+                <w:color w:val="0C2D52"/>
+                <w:sz w:val="15"/>
+              </w:rPr>
+              <w:t>STAGE 2：数据处理与EDA检查点</w:t>
+            </w:r>
+          </w:p>
+        </w:tc>
+        <w:tc>
+          <w:tcPr>
+            <w:tcW w:type="dxa" w:w="5184"/>
+            <w:vAlign w:val="center"/>
+            <w:shd w:fill="D9EEF1"/>
+            <w:tcMar>
+              <w:top w:w="60" w:type="dxa"/>
+              <w:start w:w="90" w:type="dxa"/>
+              <w:bottom w:w="60" w:type="dxa"/>
+              <w:end w:w="90" w:type="dxa"/>
+            </w:tcMar>
+          </w:tcPr>
+          <w:p>
+            <w:pPr>
+              <w:spacing w:after="0" w:line="240" w:lineRule="auto"/>
+              <w:jc w:val="left"/>
+            </w:pPr>
+            <w:r>
+              <w:rPr>
+                <w:rFonts w:ascii="Aptos" w:hAnsi="Aptos" w:eastAsia="Microsoft YaHei"/>
+                <w:b/>
+                <w:color w:val="0C2D52"/>
+                <w:sz w:val="15"/>
+              </w:rPr>
+              <w:t>清洁数据、EDA、修订后的问题</w:t>
+            </w:r>
+          </w:p>
+        </w:tc>
+      </w:tr>
+      <w:tr>
+        <w:tc>
+          <w:tcPr>
+            <w:tcW w:type="dxa" w:w="720"/>
+            <w:vAlign w:val="center"/>
+            <w:tcMar>
+              <w:top w:w="60" w:type="dxa"/>
+              <w:start w:w="90" w:type="dxa"/>
+              <w:bottom w:w="60" w:type="dxa"/>
+              <w:end w:w="90" w:type="dxa"/>
+            </w:tcMar>
+          </w:tcPr>
+          <w:p>
+            <w:pPr>
+              <w:spacing w:after="0" w:line="240" w:lineRule="auto"/>
+              <w:jc w:val="center"/>
+            </w:pPr>
+            <w:r>
+              <w:rPr>
+                <w:rFonts w:ascii="Aptos" w:hAnsi="Aptos" w:eastAsia="Microsoft YaHei"/>
+                <w:b w:val="0"/>
+                <w:color w:val="21303F"/>
+                <w:sz w:val="15"/>
+              </w:rPr>
+              <w:t>9</w:t>
+            </w:r>
+          </w:p>
+        </w:tc>
+        <w:tc>
+          <w:tcPr>
+            <w:tcW w:type="dxa" w:w="4752"/>
+            <w:vAlign w:val="center"/>
+            <w:tcMar>
+              <w:top w:w="60" w:type="dxa"/>
+              <w:start w:w="90" w:type="dxa"/>
+              <w:bottom w:w="60" w:type="dxa"/>
+              <w:end w:w="90" w:type="dxa"/>
+            </w:tcMar>
+          </w:tcPr>
+          <w:p>
+            <w:pPr>
+              <w:spacing w:after="0" w:line="240" w:lineRule="auto"/>
+              <w:jc w:val="left"/>
+            </w:pPr>
+            <w:r>
+              <w:rPr>
+                <w:rFonts w:ascii="Aptos" w:hAnsi="Aptos" w:eastAsia="Microsoft YaHei"/>
+                <w:b w:val="0"/>
+                <w:color w:val="21303F"/>
+                <w:sz w:val="15"/>
+              </w:rPr>
+              <w:t>特征、目标、训练集与Baseline</w:t>
+            </w:r>
+          </w:p>
+        </w:tc>
+        <w:tc>
+          <w:tcPr>
+            <w:tcW w:type="dxa" w:w="5184"/>
+            <w:vAlign w:val="center"/>
+            <w:tcMar>
+              <w:top w:w="60" w:type="dxa"/>
+              <w:start w:w="90" w:type="dxa"/>
+              <w:bottom w:w="60" w:type="dxa"/>
+              <w:end w:w="90" w:type="dxa"/>
+            </w:tcMar>
+          </w:tcPr>
+          <w:p>
+            <w:pPr>
+              <w:spacing w:after="0" w:line="240" w:lineRule="auto"/>
+              <w:jc w:val="left"/>
+            </w:pPr>
+            <w:r>
+              <w:rPr>
+                <w:rFonts w:ascii="Aptos" w:hAnsi="Aptos" w:eastAsia="Microsoft YaHei"/>
+                <w:b w:val="0"/>
+                <w:color w:val="21303F"/>
+                <w:sz w:val="15"/>
+              </w:rPr>
+              <w:t>DummyRegressor与baseline MAE</w:t>
+            </w:r>
+          </w:p>
+        </w:tc>
+      </w:tr>
+      <w:tr>
+        <w:tc>
+          <w:tcPr>
+            <w:tcW w:type="dxa" w:w="720"/>
+            <w:vAlign w:val="center"/>
+            <w:shd w:fill="F4F6F9"/>
+            <w:tcMar>
+              <w:top w:w="60" w:type="dxa"/>
+              <w:start w:w="90" w:type="dxa"/>
+              <w:bottom w:w="60" w:type="dxa"/>
+              <w:end w:w="90" w:type="dxa"/>
+            </w:tcMar>
+          </w:tcPr>
+          <w:p>
+            <w:pPr>
+              <w:spacing w:after="0" w:line="240" w:lineRule="auto"/>
+              <w:jc w:val="center"/>
+            </w:pPr>
+            <w:r>
+              <w:rPr>
+                <w:rFonts w:ascii="Aptos" w:hAnsi="Aptos" w:eastAsia="Microsoft YaHei"/>
+                <w:b w:val="0"/>
+                <w:color w:val="21303F"/>
+                <w:sz w:val="15"/>
+              </w:rPr>
+              <w:t>10</w:t>
+            </w:r>
+          </w:p>
+        </w:tc>
+        <w:tc>
+          <w:tcPr>
+            <w:tcW w:type="dxa" w:w="4752"/>
+            <w:vAlign w:val="center"/>
+            <w:shd w:fill="F4F6F9"/>
+            <w:tcMar>
+              <w:top w:w="60" w:type="dxa"/>
+              <w:start w:w="90" w:type="dxa"/>
+              <w:bottom w:w="60" w:type="dxa"/>
+              <w:end w:w="90" w:type="dxa"/>
+            </w:tcMar>
+          </w:tcPr>
+          <w:p>
+            <w:pPr>
+              <w:spacing w:after="0" w:line="240" w:lineRule="auto"/>
+              <w:jc w:val="left"/>
+            </w:pPr>
+            <w:r>
+              <w:rPr>
+                <w:rFonts w:ascii="Aptos" w:hAnsi="Aptos" w:eastAsia="Microsoft YaHei"/>
+                <w:b w:val="0"/>
+                <w:color w:val="21303F"/>
+                <w:sz w:val="15"/>
+              </w:rPr>
+              <w:t>一个简单模型：线性回归</w:t>
+            </w:r>
+          </w:p>
+        </w:tc>
+        <w:tc>
+          <w:tcPr>
+            <w:tcW w:type="dxa" w:w="5184"/>
+            <w:vAlign w:val="center"/>
+            <w:shd w:fill="F4F6F9"/>
+            <w:tcMar>
+              <w:top w:w="60" w:type="dxa"/>
+              <w:start w:w="90" w:type="dxa"/>
+              <w:bottom w:w="60" w:type="dxa"/>
+              <w:end w:w="90" w:type="dxa"/>
+            </w:tcMar>
+          </w:tcPr>
+          <w:p>
+            <w:pPr>
+              <w:spacing w:after="0" w:line="240" w:lineRule="auto"/>
+              <w:jc w:val="left"/>
+            </w:pPr>
+            <w:r>
+              <w:rPr>
+                <w:rFonts w:ascii="Aptos" w:hAnsi="Aptos" w:eastAsia="Microsoft YaHei"/>
+                <w:b w:val="0"/>
+                <w:color w:val="21303F"/>
+                <w:sz w:val="15"/>
+              </w:rPr>
+              <w:t>LinearRegression预测结果</w:t>
+            </w:r>
+          </w:p>
+        </w:tc>
+      </w:tr>
+      <w:tr>
+        <w:tc>
+          <w:tcPr>
+            <w:tcW w:type="dxa" w:w="720"/>
+            <w:vAlign w:val="center"/>
+            <w:tcMar>
+              <w:top w:w="60" w:type="dxa"/>
+              <w:start w:w="90" w:type="dxa"/>
+              <w:bottom w:w="60" w:type="dxa"/>
+              <w:end w:w="90" w:type="dxa"/>
+            </w:tcMar>
+          </w:tcPr>
+          <w:p>
+            <w:pPr>
+              <w:spacing w:after="0" w:line="240" w:lineRule="auto"/>
+              <w:jc w:val="center"/>
+            </w:pPr>
+            <w:r>
+              <w:rPr>
+                <w:rFonts w:ascii="Aptos" w:hAnsi="Aptos" w:eastAsia="Microsoft YaHei"/>
+                <w:b w:val="0"/>
+                <w:color w:val="21303F"/>
+                <w:sz w:val="15"/>
+              </w:rPr>
+              <w:t>11</w:t>
+            </w:r>
+          </w:p>
+        </w:tc>
+        <w:tc>
+          <w:tcPr>
+            <w:tcW w:type="dxa" w:w="4752"/>
+            <w:vAlign w:val="center"/>
+            <w:tcMar>
+              <w:top w:w="60" w:type="dxa"/>
+              <w:start w:w="90" w:type="dxa"/>
+              <w:bottom w:w="60" w:type="dxa"/>
+              <w:end w:w="90" w:type="dxa"/>
+            </w:tcMar>
+          </w:tcPr>
+          <w:p>
+            <w:pPr>
+              <w:spacing w:after="0" w:line="240" w:lineRule="auto"/>
+              <w:jc w:val="left"/>
+            </w:pPr>
+            <w:r>
+              <w:rPr>
+                <w:rFonts w:ascii="Aptos" w:hAnsi="Aptos" w:eastAsia="Microsoft YaHei"/>
+                <w:b w:val="0"/>
+                <w:color w:val="21303F"/>
+                <w:sz w:val="15"/>
+              </w:rPr>
+              <w:t>MAE、错误分析与公平比较</w:t>
+            </w:r>
+          </w:p>
+        </w:tc>
+        <w:tc>
+          <w:tcPr>
+            <w:tcW w:type="dxa" w:w="5184"/>
+            <w:vAlign w:val="center"/>
+            <w:tcMar>
+              <w:top w:w="60" w:type="dxa"/>
+              <w:start w:w="90" w:type="dxa"/>
+              <w:bottom w:w="60" w:type="dxa"/>
+              <w:end w:w="90" w:type="dxa"/>
+            </w:tcMar>
+          </w:tcPr>
+          <w:p>
+            <w:pPr>
+              <w:spacing w:after="0" w:line="240" w:lineRule="auto"/>
+              <w:jc w:val="left"/>
+            </w:pPr>
+            <w:r>
+              <w:rPr>
+                <w:rFonts w:ascii="Aptos" w:hAnsi="Aptos" w:eastAsia="Microsoft YaHei"/>
+                <w:b w:val="0"/>
+                <w:color w:val="21303F"/>
+                <w:sz w:val="15"/>
+              </w:rPr>
+              <w:t>模型评价表和错误分析</w:t>
+            </w:r>
+          </w:p>
+        </w:tc>
+      </w:tr>
+      <w:tr>
+        <w:tc>
+          <w:tcPr>
+            <w:tcW w:type="dxa" w:w="720"/>
+            <w:vAlign w:val="center"/>
+            <w:shd w:fill="D9EEF1"/>
+            <w:tcMar>
+              <w:top w:w="60" w:type="dxa"/>
+              <w:start w:w="90" w:type="dxa"/>
+              <w:bottom w:w="60" w:type="dxa"/>
+              <w:end w:w="90" w:type="dxa"/>
+            </w:tcMar>
+          </w:tcPr>
+          <w:p>
+            <w:pPr>
+              <w:spacing w:after="0" w:line="240" w:lineRule="auto"/>
+              <w:jc w:val="center"/>
+            </w:pPr>
+            <w:r>
+              <w:rPr>
+                <w:rFonts w:ascii="Aptos" w:hAnsi="Aptos" w:eastAsia="Microsoft YaHei"/>
+                <w:b/>
+                <w:color w:val="0C2D52"/>
+                <w:sz w:val="15"/>
+              </w:rPr>
+              <w:t>12</w:t>
+            </w:r>
+          </w:p>
+        </w:tc>
+        <w:tc>
+          <w:tcPr>
+            <w:tcW w:type="dxa" w:w="4752"/>
+            <w:vAlign w:val="center"/>
+            <w:shd w:fill="D9EEF1"/>
+            <w:tcMar>
+              <w:top w:w="60" w:type="dxa"/>
+              <w:start w:w="90" w:type="dxa"/>
+              <w:bottom w:w="60" w:type="dxa"/>
+              <w:end w:w="90" w:type="dxa"/>
+            </w:tcMar>
+          </w:tcPr>
+          <w:p>
+            <w:pPr>
+              <w:spacing w:after="0" w:line="240" w:lineRule="auto"/>
+              <w:jc w:val="left"/>
+            </w:pPr>
+            <w:r>
+              <w:rPr>
+                <w:rFonts w:ascii="Aptos" w:hAnsi="Aptos" w:eastAsia="Microsoft YaHei"/>
+                <w:b/>
+                <w:color w:val="0C2D52"/>
+                <w:sz w:val="15"/>
+              </w:rPr>
+              <w:t>STAGE 3：建模与结果检查点</w:t>
+            </w:r>
+          </w:p>
+        </w:tc>
+        <w:tc>
+          <w:tcPr>
+            <w:tcW w:type="dxa" w:w="5184"/>
+            <w:vAlign w:val="center"/>
+            <w:shd w:fill="D9EEF1"/>
+            <w:tcMar>
+              <w:top w:w="60" w:type="dxa"/>
+              <w:start w:w="90" w:type="dxa"/>
+              <w:bottom w:w="60" w:type="dxa"/>
+              <w:end w:w="90" w:type="dxa"/>
+            </w:tcMar>
+          </w:tcPr>
+          <w:p>
+            <w:pPr>
+              <w:spacing w:after="0" w:line="240" w:lineRule="auto"/>
+              <w:jc w:val="left"/>
+            </w:pPr>
+            <w:r>
+              <w:rPr>
+                <w:rFonts w:ascii="Aptos" w:hAnsi="Aptos" w:eastAsia="Microsoft YaHei"/>
+                <w:b/>
+                <w:color w:val="0C2D52"/>
+                <w:sz w:val="15"/>
+              </w:rPr>
+              <w:t>可复现模型证据包</w:t>
+            </w:r>
+          </w:p>
+        </w:tc>
+      </w:tr>
+      <w:tr>
+        <w:tc>
+          <w:tcPr>
+            <w:tcW w:type="dxa" w:w="720"/>
+            <w:vAlign w:val="center"/>
+            <w:tcMar>
+              <w:top w:w="60" w:type="dxa"/>
+              <w:start w:w="90" w:type="dxa"/>
+              <w:bottom w:w="60" w:type="dxa"/>
+              <w:end w:w="90" w:type="dxa"/>
+            </w:tcMar>
+          </w:tcPr>
+          <w:p>
+            <w:pPr>
+              <w:spacing w:after="0" w:line="240" w:lineRule="auto"/>
+              <w:jc w:val="center"/>
+            </w:pPr>
+            <w:r>
+              <w:rPr>
+                <w:rFonts w:ascii="Aptos" w:hAnsi="Aptos" w:eastAsia="Microsoft YaHei"/>
+                <w:b w:val="0"/>
+                <w:color w:val="21303F"/>
+                <w:sz w:val="15"/>
+              </w:rPr>
+              <w:t>13</w:t>
+            </w:r>
+          </w:p>
+        </w:tc>
+        <w:tc>
+          <w:tcPr>
+            <w:tcW w:type="dxa" w:w="4752"/>
+            <w:vAlign w:val="center"/>
+            <w:tcMar>
+              <w:top w:w="60" w:type="dxa"/>
+              <w:start w:w="90" w:type="dxa"/>
+              <w:bottom w:w="60" w:type="dxa"/>
+              <w:end w:w="90" w:type="dxa"/>
+            </w:tcMar>
+          </w:tcPr>
+          <w:p>
+            <w:pPr>
+              <w:spacing w:after="0" w:line="240" w:lineRule="auto"/>
+              <w:jc w:val="left"/>
+            </w:pPr>
+            <w:r>
+              <w:rPr>
+                <w:rFonts w:ascii="Aptos" w:hAnsi="Aptos" w:eastAsia="Microsoft YaHei"/>
+                <w:b w:val="0"/>
+                <w:color w:val="21303F"/>
+                <w:sz w:val="15"/>
+              </w:rPr>
+              <w:t>从代码到Method与Results</w:t>
+            </w:r>
+          </w:p>
+        </w:tc>
+        <w:tc>
+          <w:tcPr>
+            <w:tcW w:type="dxa" w:w="5184"/>
+            <w:vAlign w:val="center"/>
+            <w:tcMar>
+              <w:top w:w="60" w:type="dxa"/>
+              <w:start w:w="90" w:type="dxa"/>
+              <w:bottom w:w="60" w:type="dxa"/>
+              <w:end w:w="90" w:type="dxa"/>
+            </w:tcMar>
+          </w:tcPr>
+          <w:p>
+            <w:pPr>
+              <w:spacing w:after="0" w:line="240" w:lineRule="auto"/>
+              <w:jc w:val="left"/>
+            </w:pPr>
+            <w:r>
+              <w:rPr>
+                <w:rFonts w:ascii="Aptos" w:hAnsi="Aptos" w:eastAsia="Microsoft YaHei"/>
+                <w:b w:val="0"/>
+                <w:color w:val="21303F"/>
+                <w:sz w:val="15"/>
+              </w:rPr>
+              <w:t>Method、Results、Limitations初稿</w:t>
+            </w:r>
+          </w:p>
+        </w:tc>
+      </w:tr>
+      <w:tr>
+        <w:tc>
+          <w:tcPr>
+            <w:tcW w:type="dxa" w:w="720"/>
+            <w:vAlign w:val="center"/>
+            <w:shd w:fill="F4F6F9"/>
+            <w:tcMar>
+              <w:top w:w="60" w:type="dxa"/>
+              <w:start w:w="90" w:type="dxa"/>
+              <w:bottom w:w="60" w:type="dxa"/>
+              <w:end w:w="90" w:type="dxa"/>
+            </w:tcMar>
+          </w:tcPr>
+          <w:p>
+            <w:pPr>
+              <w:spacing w:after="0" w:line="240" w:lineRule="auto"/>
+              <w:jc w:val="center"/>
+            </w:pPr>
+            <w:r>
+              <w:rPr>
+                <w:rFonts w:ascii="Aptos" w:hAnsi="Aptos" w:eastAsia="Microsoft YaHei"/>
+                <w:b w:val="0"/>
+                <w:color w:val="21303F"/>
+                <w:sz w:val="15"/>
+              </w:rPr>
+              <w:t>14</w:t>
+            </w:r>
+          </w:p>
+        </w:tc>
+        <w:tc>
+          <w:tcPr>
+            <w:tcW w:type="dxa" w:w="4752"/>
+            <w:vAlign w:val="center"/>
+            <w:shd w:fill="F4F6F9"/>
+            <w:tcMar>
+              <w:top w:w="60" w:type="dxa"/>
+              <w:start w:w="90" w:type="dxa"/>
+              <w:bottom w:w="60" w:type="dxa"/>
+              <w:end w:w="90" w:type="dxa"/>
+            </w:tcMar>
+          </w:tcPr>
+          <w:p>
+            <w:pPr>
+              <w:spacing w:after="0" w:line="240" w:lineRule="auto"/>
+              <w:jc w:val="left"/>
+            </w:pPr>
+            <w:r>
+              <w:rPr>
+                <w:rFonts w:ascii="Aptos" w:hAnsi="Aptos" w:eastAsia="Microsoft YaHei"/>
+                <w:b w:val="0"/>
+                <w:color w:val="21303F"/>
+                <w:sz w:val="15"/>
+              </w:rPr>
+              <w:t>Draft Paper写作工作坊</w:t>
+            </w:r>
+          </w:p>
+        </w:tc>
+        <w:tc>
+          <w:tcPr>
+            <w:tcW w:type="dxa" w:w="5184"/>
+            <w:vAlign w:val="center"/>
+            <w:shd w:fill="F4F6F9"/>
+            <w:tcMar>
+              <w:top w:w="60" w:type="dxa"/>
+              <w:start w:w="90" w:type="dxa"/>
+              <w:bottom w:w="60" w:type="dxa"/>
+              <w:end w:w="90" w:type="dxa"/>
+            </w:tcMar>
+          </w:tcPr>
+          <w:p>
+            <w:pPr>
+              <w:spacing w:after="0" w:line="240" w:lineRule="auto"/>
+              <w:jc w:val="left"/>
+            </w:pPr>
+            <w:r>
+              <w:rPr>
+                <w:rFonts w:ascii="Aptos" w:hAnsi="Aptos" w:eastAsia="Microsoft YaHei"/>
+                <w:b w:val="0"/>
+                <w:color w:val="21303F"/>
+                <w:sz w:val="15"/>
+              </w:rPr>
+              <w:t>4–6页Draft Paper v1与PPT初稿</w:t>
+            </w:r>
+          </w:p>
+        </w:tc>
+      </w:tr>
+      <w:tr>
+        <w:tc>
+          <w:tcPr>
+            <w:tcW w:type="dxa" w:w="720"/>
+            <w:vAlign w:val="center"/>
+            <w:shd w:fill="D9EEF1"/>
+            <w:tcMar>
+              <w:top w:w="60" w:type="dxa"/>
+              <w:start w:w="90" w:type="dxa"/>
+              <w:bottom w:w="60" w:type="dxa"/>
+              <w:end w:w="90" w:type="dxa"/>
+            </w:tcMar>
+          </w:tcPr>
+          <w:p>
+            <w:pPr>
+              <w:spacing w:after="0" w:line="240" w:lineRule="auto"/>
+              <w:jc w:val="center"/>
+            </w:pPr>
+            <w:r>
+              <w:rPr>
+                <w:rFonts w:ascii="Aptos" w:hAnsi="Aptos" w:eastAsia="Microsoft YaHei"/>
+                <w:b/>
+                <w:color w:val="0C2D52"/>
+                <w:sz w:val="15"/>
+              </w:rPr>
+              <w:t>15</w:t>
+            </w:r>
+          </w:p>
+        </w:tc>
+        <w:tc>
+          <w:tcPr>
+            <w:tcW w:type="dxa" w:w="4752"/>
+            <w:vAlign w:val="center"/>
+            <w:shd w:fill="D9EEF1"/>
+            <w:tcMar>
+              <w:top w:w="60" w:type="dxa"/>
+              <w:start w:w="90" w:type="dxa"/>
+              <w:bottom w:w="60" w:type="dxa"/>
+              <w:end w:w="90" w:type="dxa"/>
+            </w:tcMar>
+          </w:tcPr>
+          <w:p>
+            <w:pPr>
+              <w:spacing w:after="0" w:line="240" w:lineRule="auto"/>
+              <w:jc w:val="left"/>
+            </w:pPr>
+            <w:r>
+              <w:rPr>
+                <w:rFonts w:ascii="Aptos" w:hAnsi="Aptos" w:eastAsia="Microsoft YaHei"/>
+                <w:b/>
+                <w:color w:val="0C2D52"/>
+                <w:sz w:val="15"/>
+              </w:rPr>
+              <w:t>Stage 4：Draft Paper展示与AI论文课衔接</w:t>
+            </w:r>
+          </w:p>
+        </w:tc>
+        <w:tc>
+          <w:tcPr>
+            <w:tcW w:type="dxa" w:w="5184"/>
+            <w:vAlign w:val="center"/>
+            <w:shd w:fill="D9EEF1"/>
+            <w:tcMar>
+              <w:top w:w="60" w:type="dxa"/>
+              <w:start w:w="90" w:type="dxa"/>
+              <w:bottom w:w="60" w:type="dxa"/>
+              <w:end w:w="90" w:type="dxa"/>
+            </w:tcMar>
+          </w:tcPr>
+          <w:p>
+            <w:pPr>
+              <w:spacing w:after="0" w:line="240" w:lineRule="auto"/>
+              <w:jc w:val="left"/>
+            </w:pPr>
+            <w:r>
+              <w:rPr>
+                <w:rFonts w:ascii="Aptos" w:hAnsi="Aptos" w:eastAsia="Microsoft YaHei"/>
+                <w:b/>
+                <w:color w:val="0C2D52"/>
+                <w:sz w:val="15"/>
+              </w:rPr>
+              <w:t>Draft Paper v2、Notebook、PPT、修改清单</w:t>
+            </w:r>
+          </w:p>
+        </w:tc>
+      </w:tr>
+    </w:tbl>
+    <w:p>
+      <w:r>
+        <w:br w:type="page"/>
+      </w:r>
+    </w:p>
+    <w:p>
+      <w:pPr>
+        <w:spacing w:before="280" w:after="120"/>
+      </w:pPr>
+      <w:r>
+        <w:rPr>
+          <w:rFonts w:ascii="Aptos" w:hAnsi="Aptos" w:eastAsia="Microsoft YaHei"/>
+          <w:b/>
+          <w:color w:val="1769C0"/>
+          <w:sz w:val="32"/>
+        </w:rPr>
+        <w:t>1. 专业课程定位</w:t>
+      </w:r>
+    </w:p>
+    <w:p>
+      <w:pPr>
+        <w:pStyle w:val="ListBullet"/>
+        <w:spacing w:after="60" w:line="276" w:lineRule="auto"/>
+      </w:pPr>
+      <w:r>
+        <w:rPr>
+          <w:rFonts w:ascii="Aptos" w:hAnsi="Aptos" w:eastAsia="Microsoft YaHei"/>
+          <w:b w:val="0"/>
+          <w:color w:val="21303F"/>
+          <w:sz w:val="20"/>
+        </w:rPr>
+        <w:t>目标人群：8–12年级高中生、Python初学者和AI科研入门学生。</w:t>
+      </w:r>
+    </w:p>
+    <w:p>
+      <w:pPr>
+        <w:pStyle w:val="ListBullet"/>
+        <w:spacing w:after="60" w:line="276" w:lineRule="auto"/>
+      </w:pPr>
+      <w:r>
+        <w:rPr>
+          <w:rFonts w:ascii="Aptos" w:hAnsi="Aptos" w:eastAsia="Microsoft YaHei"/>
+          <w:b w:val="0"/>
+          <w:color w:val="21303F"/>
+          <w:sz w:val="20"/>
+        </w:rPr>
+        <w:t>核心承诺：完成可信、可解释、可继续修改的研究初稿，不承诺在15节课内正式发表。</w:t>
+      </w:r>
+    </w:p>
+    <w:p>
+      <w:pPr>
+        <w:pStyle w:val="ListBullet"/>
+        <w:spacing w:after="60" w:line="276" w:lineRule="auto"/>
+      </w:pPr>
+      <w:r>
+        <w:rPr>
+          <w:rFonts w:ascii="Aptos" w:hAnsi="Aptos" w:eastAsia="Microsoft YaHei"/>
+          <w:b w:val="0"/>
+          <w:color w:val="21303F"/>
+          <w:sz w:val="20"/>
+        </w:rPr>
+        <w:t>技术边界：第一期统一使用结构化表格回归、DummyRegressor、LinearRegression和MAE。</w:t>
+      </w:r>
+    </w:p>
+    <w:p>
+      <w:pPr>
+        <w:pStyle w:val="ListBullet"/>
+        <w:spacing w:after="60" w:line="276" w:lineRule="auto"/>
+      </w:pPr>
+      <w:r>
+        <w:rPr>
+          <w:rFonts w:ascii="Aptos" w:hAnsi="Aptos" w:eastAsia="Microsoft YaHei"/>
+          <w:b w:val="0"/>
+          <w:color w:val="21303F"/>
+          <w:sz w:val="20"/>
+        </w:rPr>
+        <w:t>个性化方式：学生选择主题；教师审核数据、目标变量、模型类型和代码骨架。</w:t>
+      </w:r>
+    </w:p>
+    <w:p>
+      <w:pPr>
+        <w:pStyle w:val="ListBullet"/>
+        <w:spacing w:after="60" w:line="276" w:lineRule="auto"/>
+      </w:pPr>
+      <w:r>
+        <w:rPr>
+          <w:rFonts w:ascii="Aptos" w:hAnsi="Aptos" w:eastAsia="Microsoft YaHei"/>
+          <w:b w:val="0"/>
+          <w:color w:val="21303F"/>
+          <w:sz w:val="20"/>
+        </w:rPr>
+        <w:t>课程衔接：后续AI论文课继续完成文献综述、实验强化、引用、学术语言和多轮修改。</w:t>
+      </w:r>
+    </w:p>
+    <w:p>
+      <w:pPr>
+        <w:spacing w:before="280" w:after="120"/>
+      </w:pPr>
+      <w:r>
+        <w:rPr>
+          <w:rFonts w:ascii="Aptos" w:hAnsi="Aptos" w:eastAsia="Microsoft YaHei"/>
+          <w:b/>
+          <w:color w:val="1769C0"/>
+          <w:sz w:val="32"/>
+        </w:rPr>
+        <w:t>2. 课程节奏与评价</w:t>
+      </w:r>
+    </w:p>
+    <w:p>
+      <w:pPr>
+        <w:spacing w:after="80" w:line="269" w:lineRule="auto"/>
+      </w:pPr>
+      <w:r>
+        <w:rPr>
+          <w:rFonts w:ascii="Aptos" w:hAnsi="Aptos" w:eastAsia="Microsoft YaHei"/>
+          <w:b w:val="0"/>
+          <w:color w:val="21303F"/>
+          <w:sz w:val="20"/>
+        </w:rPr>
+        <w:t>每节120分钟：0–10分钟目标与热身；10–30分钟概念；30–50分钟演示与追踪；50–70分钟两轮跟做；70–75分钟短休息；75–105分钟Kaggle项目工作室，其中约20分钟学生独立操作、约10分钟教师巡检/个别反馈/统一纠错；105–120分钟证据检查、提交和Exit Ticket。</w:t>
+      </w:r>
+    </w:p>
+    <w:p>
+      <w:pPr>
+        <w:spacing w:after="80" w:line="269" w:lineRule="auto"/>
+      </w:pPr>
+      <w:r>
+        <w:rPr>
+          <w:rFonts w:ascii="Aptos" w:hAnsi="Aptos" w:eastAsia="Microsoft YaHei"/>
+          <w:b w:val="0"/>
+          <w:color w:val="21303F"/>
+          <w:sz w:val="19"/>
+        </w:rPr>
+        <w:t>知识课使用概念—演示—追踪—两轮练习—调试—项目—Notebook整理—论文证据模板。第4、8、12、15课使用Stage检查模板，可将概念页替换为研究问题检查、学生代码解释、教师追问、修改记录和Stage Rubric；两类模板均保持33–37页及稳定的中英页面ID。</w:t>
+      </w:r>
+    </w:p>
+    <w:tbl>
+      <w:tblPr>
+        <w:tblStyle w:val="TableGrid"/>
+        <w:tblW w:type="dxa" w:w="10656"/>
+        <w:jc w:val="center"/>
+        <w:tblLayout w:type="fixed"/>
+        <w:tblLook w:firstColumn="1" w:firstRow="1" w:lastColumn="0" w:lastRow="0" w:noHBand="0" w:noVBand="1" w:val="04A0"/>
+        <w:tblInd w:w="0" w:type="dxa"/>
+      </w:tblPr>
+      <w:tblGrid>
+        <w:gridCol w:w="2664"/>
+        <w:gridCol w:w="2664"/>
+        <w:gridCol w:w="2664"/>
+        <w:gridCol w:w="2664"/>
+      </w:tblGrid>
+      <w:tr>
+        <w:tc>
+          <w:tcPr>
+            <w:tcW w:type="dxa" w:w="2664"/>
+            <w:tcMar>
+              <w:top w:w="60" w:type="dxa"/>
+              <w:start w:w="90" w:type="dxa"/>
+              <w:bottom w:w="60" w:type="dxa"/>
+              <w:end w:w="90" w:type="dxa"/>
+            </w:tcMar>
+            <w:shd w:fill="E8EEF5"/>
+          </w:tcPr>
+          <w:p>
+            <w:pPr>
+              <w:spacing w:after="0"/>
+              <w:jc w:val="center"/>
+            </w:pPr>
+            <w:r>
+              <w:rPr>
+                <w:rFonts w:ascii="Aptos" w:hAnsi="Aptos" w:eastAsia="Microsoft YaHei"/>
+                <w:b/>
+                <w:color w:val="0C2D52"/>
+                <w:sz w:val="18"/>
+              </w:rPr>
+              <w:t>35% 能运行</w:t>
+            </w:r>
+          </w:p>
+        </w:tc>
+        <w:tc>
+          <w:tcPr>
+            <w:tcW w:type="dxa" w:w="2664"/>
+            <w:tcMar>
+              <w:top w:w="60" w:type="dxa"/>
+              <w:start w:w="90" w:type="dxa"/>
+              <w:bottom w:w="60" w:type="dxa"/>
+              <w:end w:w="90" w:type="dxa"/>
+            </w:tcMar>
+            <w:shd w:fill="D9EEF1"/>
+          </w:tcPr>
+          <w:p>
+            <w:pPr>
+              <w:spacing w:after="0"/>
+              <w:jc w:val="center"/>
+            </w:pPr>
+            <w:r>
+              <w:rPr>
+                <w:rFonts w:ascii="Aptos" w:hAnsi="Aptos" w:eastAsia="Microsoft YaHei"/>
+                <w:b/>
+                <w:color w:val="0C2D52"/>
+                <w:sz w:val="18"/>
+              </w:rPr>
+              <w:t>30% 能解释</w:t>
+            </w:r>
+          </w:p>
+        </w:tc>
+        <w:tc>
+          <w:tcPr>
+            <w:tcW w:type="dxa" w:w="2664"/>
+            <w:tcMar>
+              <w:top w:w="60" w:type="dxa"/>
+              <w:start w:w="90" w:type="dxa"/>
+              <w:bottom w:w="60" w:type="dxa"/>
+              <w:end w:w="90" w:type="dxa"/>
+            </w:tcMar>
+            <w:shd w:fill="E8EEF5"/>
+          </w:tcPr>
+          <w:p>
+            <w:pPr>
+              <w:spacing w:after="0"/>
+              <w:jc w:val="center"/>
+            </w:pPr>
+            <w:r>
+              <w:rPr>
+                <w:rFonts w:ascii="Aptos" w:hAnsi="Aptos" w:eastAsia="Microsoft YaHei"/>
+                <w:b/>
+                <w:color w:val="0C2D52"/>
+                <w:sz w:val="18"/>
+              </w:rPr>
+              <w:t>25% 有证据</w:t>
+            </w:r>
+          </w:p>
+        </w:tc>
+        <w:tc>
+          <w:tcPr>
+            <w:tcW w:type="dxa" w:w="2664"/>
+            <w:tcMar>
+              <w:top w:w="60" w:type="dxa"/>
+              <w:start w:w="90" w:type="dxa"/>
+              <w:bottom w:w="60" w:type="dxa"/>
+              <w:end w:w="90" w:type="dxa"/>
+            </w:tcMar>
+            <w:shd w:fill="D9EEF1"/>
+          </w:tcPr>
+          <w:p>
+            <w:pPr>
+              <w:spacing w:after="0"/>
+              <w:jc w:val="center"/>
+            </w:pPr>
+            <w:r>
+              <w:rPr>
+                <w:rFonts w:ascii="Aptos" w:hAnsi="Aptos" w:eastAsia="Microsoft YaHei"/>
+                <w:b/>
+                <w:color w:val="0C2D52"/>
+                <w:sz w:val="18"/>
+              </w:rPr>
+              <w:t>10% 结构清楚</w:t>
             </w:r>
           </w:p>
         </w:tc>
@@ -660,412 +1721,153 @@
     </w:tbl>
     <w:p>
       <w:pPr>
-        <w:spacing w:before="240" w:after="120"/>
+        <w:spacing w:before="280" w:after="120"/>
       </w:pPr>
       <w:r>
         <w:rPr>
-          <w:rFonts w:ascii="Calibri" w:hAnsi="Calibri" w:eastAsia="Microsoft YaHei"/>
+          <w:rFonts w:ascii="Aptos" w:hAnsi="Aptos" w:eastAsia="Microsoft YaHei"/>
           <w:b/>
-          <w:color w:val="1F4E9A"/>
-          <w:sz w:val="26"/>
+          <w:color w:val="1769C0"/>
+          <w:sz w:val="32"/>
         </w:rPr>
-        <w:t>课程主线</w:t>
+        <w:t>3. Kaggle候选登记表</w:t>
       </w:r>
     </w:p>
     <w:p>
       <w:pPr>
-        <w:spacing w:after="120" w:before="0" w:line="288" w:lineRule="auto"/>
+        <w:spacing w:after="80" w:line="269" w:lineRule="auto"/>
       </w:pPr>
       <w:r>
         <w:rPr>
-          <w:rFonts w:ascii="Calibri" w:hAnsi="Calibri" w:eastAsia="Microsoft YaHei"/>
+          <w:rFonts w:ascii="Aptos" w:hAnsi="Aptos" w:eastAsia="Microsoft YaHei"/>
           <w:b w:val="0"/>
-          <w:color w:val="1F2937"/>
-          <w:sz w:val="21"/>
+          <w:color w:val="21303F"/>
+          <w:sz w:val="19"/>
         </w:rPr>
-        <w:t>本课程把 Python 编程、AI 工具和机器学习都放在真实科研流程中学习。学生不是单独背语法或死学算法，而是在一个逐步展开的项目中完成“问题 → 数据 → 分析 → 模型 → 评价 → 展示”的完整闭环。</w:t>
-      </w:r>
-    </w:p>
-    <w:p>
-      <w:pPr>
-        <w:pStyle w:val="ListBullet"/>
-        <w:spacing w:after="80" w:line="283" w:lineRule="auto"/>
-        <w:ind w:left="360" w:hanging="173"/>
-      </w:pPr>
-      <w:r>
-        <w:rPr>
-          <w:rFonts w:ascii="Calibri" w:hAnsi="Calibri" w:eastAsia="Microsoft YaHei"/>
-          <w:color w:val="1F2937"/>
-          <w:sz w:val="21"/>
-        </w:rPr>
-        <w:t>第 1-4 课扩展 Python 入门，打牢变量、控制流、函数、数据结构和简单文件读写基础。</w:t>
-      </w:r>
-    </w:p>
-    <w:p>
-      <w:pPr>
-        <w:pStyle w:val="ListBullet"/>
-        <w:spacing w:after="80" w:line="283" w:lineRule="auto"/>
-        <w:ind w:left="360" w:hanging="173"/>
-      </w:pPr>
-      <w:r>
-        <w:rPr>
-          <w:rFonts w:ascii="Calibri" w:hAnsi="Calibri" w:eastAsia="Microsoft YaHei"/>
-          <w:color w:val="1F2937"/>
-          <w:sz w:val="21"/>
-        </w:rPr>
-        <w:t>第 5-7 课进入科学计算与数据处理，掌握 NumPy、pandas、数据清洗和基础统计。</w:t>
-      </w:r>
-    </w:p>
-    <w:p>
-      <w:pPr>
-        <w:pStyle w:val="ListBullet"/>
-        <w:spacing w:after="80" w:line="283" w:lineRule="auto"/>
-        <w:ind w:left="360" w:hanging="173"/>
-      </w:pPr>
-      <w:r>
-        <w:rPr>
-          <w:rFonts w:ascii="Calibri" w:hAnsi="Calibri" w:eastAsia="Microsoft YaHei"/>
-          <w:color w:val="1F2937"/>
-          <w:sz w:val="21"/>
-        </w:rPr>
-        <w:t>第 8 课整合数据可视化与 EDA，用图表提出可研究的问题。</w:t>
-      </w:r>
-    </w:p>
-    <w:p>
-      <w:pPr>
-        <w:pStyle w:val="ListBullet"/>
-        <w:spacing w:after="80" w:line="283" w:lineRule="auto"/>
-        <w:ind w:left="360" w:hanging="173"/>
-      </w:pPr>
-      <w:r>
-        <w:rPr>
-          <w:rFonts w:ascii="Calibri" w:hAnsi="Calibri" w:eastAsia="Microsoft YaHei"/>
-          <w:color w:val="1F2937"/>
-          <w:sz w:val="21"/>
-        </w:rPr>
-        <w:t>第 9-10 课讲机器学习工作流和模型评价，Linear Regression、Classification、Tree、SVM、XGBoost 等只作为工具和案例穿插。</w:t>
-      </w:r>
-    </w:p>
-    <w:p>
-      <w:pPr>
-        <w:pStyle w:val="ListBullet"/>
-        <w:spacing w:after="80" w:line="283" w:lineRule="auto"/>
-        <w:ind w:left="360" w:hanging="173"/>
-      </w:pPr>
-      <w:r>
-        <w:rPr>
-          <w:rFonts w:ascii="Calibri" w:hAnsi="Calibri" w:eastAsia="Microsoft YaHei"/>
-          <w:color w:val="1F2937"/>
-          <w:sz w:val="21"/>
-        </w:rPr>
-        <w:t>第 11-15 课留给 AI 科研项目实践，让学生真正完成数据、建模、评价、报告和展示产出。</w:t>
-      </w:r>
-    </w:p>
-    <w:p>
-      <w:pPr>
-        <w:spacing w:before="320" w:after="160"/>
-      </w:pPr>
-      <w:r>
-        <w:rPr>
-          <w:rFonts w:ascii="Calibri" w:hAnsi="Calibri" w:eastAsia="Microsoft YaHei"/>
-          <w:b/>
-          <w:color w:val="1F4E9A"/>
-          <w:sz w:val="32"/>
-        </w:rPr>
-        <w:t>完成课程后学生将能够</w:t>
-      </w:r>
-    </w:p>
-    <w:p>
-      <w:pPr>
-        <w:pStyle w:val="ListBullet"/>
-        <w:spacing w:after="80" w:line="283" w:lineRule="auto"/>
-        <w:ind w:left="360" w:hanging="173"/>
-      </w:pPr>
-      <w:r>
-        <w:rPr>
-          <w:rFonts w:ascii="Calibri" w:hAnsi="Calibri" w:eastAsia="Microsoft YaHei"/>
-          <w:color w:val="1F2937"/>
-          <w:sz w:val="21"/>
-        </w:rPr>
-        <w:t>用 Google Colab / Jupyter Notebook 编写、运行和解释 Python 代码。</w:t>
-      </w:r>
-    </w:p>
-    <w:p>
-      <w:pPr>
-        <w:pStyle w:val="ListBullet"/>
-        <w:spacing w:after="80" w:line="283" w:lineRule="auto"/>
-        <w:ind w:left="360" w:hanging="173"/>
-      </w:pPr>
-      <w:r>
-        <w:rPr>
-          <w:rFonts w:ascii="Calibri" w:hAnsi="Calibri" w:eastAsia="Microsoft YaHei"/>
-          <w:color w:val="1F2937"/>
-          <w:sz w:val="21"/>
-        </w:rPr>
-        <w:t>使用变量、条件、循环、函数、列表、字典和文件读写组织小型科研分析任务。</w:t>
-      </w:r>
-    </w:p>
-    <w:p>
-      <w:pPr>
-        <w:pStyle w:val="ListBullet"/>
-        <w:spacing w:after="80" w:line="283" w:lineRule="auto"/>
-        <w:ind w:left="360" w:hanging="173"/>
-      </w:pPr>
-      <w:r>
-        <w:rPr>
-          <w:rFonts w:ascii="Calibri" w:hAnsi="Calibri" w:eastAsia="Microsoft YaHei"/>
-          <w:color w:val="1F2937"/>
-          <w:sz w:val="21"/>
-        </w:rPr>
-        <w:t>用 NumPy 与 pandas 读取、整理、清洗和描述真实数据集。</w:t>
-      </w:r>
-    </w:p>
-    <w:p>
-      <w:pPr>
-        <w:pStyle w:val="ListBullet"/>
-        <w:spacing w:after="80" w:line="283" w:lineRule="auto"/>
-        <w:ind w:left="360" w:hanging="173"/>
-      </w:pPr>
-      <w:r>
-        <w:rPr>
-          <w:rFonts w:ascii="Calibri" w:hAnsi="Calibri" w:eastAsia="Microsoft YaHei"/>
-          <w:color w:val="1F2937"/>
-          <w:sz w:val="21"/>
-        </w:rPr>
-        <w:t>用 matplotlib / seaborn 制作直方图、散点图、折线图、柱状图和相关性图表。</w:t>
-      </w:r>
-    </w:p>
-    <w:p>
-      <w:pPr>
-        <w:pStyle w:val="ListBullet"/>
-        <w:spacing w:after="80" w:line="283" w:lineRule="auto"/>
-        <w:ind w:left="360" w:hanging="173"/>
-      </w:pPr>
-      <w:r>
-        <w:rPr>
-          <w:rFonts w:ascii="Calibri" w:hAnsi="Calibri" w:eastAsia="Microsoft YaHei"/>
-          <w:color w:val="1F2937"/>
-          <w:sz w:val="21"/>
-        </w:rPr>
-        <w:t>完成一次探索性数据分析，形成初步数据观察和项目方向。</w:t>
-      </w:r>
-    </w:p>
-    <w:p>
-      <w:pPr>
-        <w:pStyle w:val="ListBullet"/>
-        <w:spacing w:after="80" w:line="283" w:lineRule="auto"/>
-        <w:ind w:left="360" w:hanging="173"/>
-      </w:pPr>
-      <w:r>
-        <w:rPr>
-          <w:rFonts w:ascii="Calibri" w:hAnsi="Calibri" w:eastAsia="Microsoft YaHei"/>
-          <w:color w:val="1F2937"/>
-          <w:sz w:val="21"/>
-        </w:rPr>
-        <w:t>使用 scikit-learn 跑通基础机器学习流程，并理解常见算法适合解决什么类型的问题。</w:t>
-      </w:r>
-    </w:p>
-    <w:p>
-      <w:pPr>
-        <w:pStyle w:val="ListBullet"/>
-        <w:spacing w:after="80" w:line="283" w:lineRule="auto"/>
-        <w:ind w:left="360" w:hanging="173"/>
-      </w:pPr>
-      <w:r>
-        <w:rPr>
-          <w:rFonts w:ascii="Calibri" w:hAnsi="Calibri" w:eastAsia="Microsoft YaHei"/>
-          <w:color w:val="1F2937"/>
-          <w:sz w:val="21"/>
-        </w:rPr>
-        <w:t>理解 train/test split、baseline、accuracy、precision、recall、F1、confusion matrix 等评价概念。</w:t>
-      </w:r>
-    </w:p>
-    <w:p>
-      <w:pPr>
-        <w:pStyle w:val="ListBullet"/>
-        <w:spacing w:after="80" w:line="283" w:lineRule="auto"/>
-        <w:ind w:left="360" w:hanging="173"/>
-      </w:pPr>
-      <w:r>
-        <w:rPr>
-          <w:rFonts w:ascii="Calibri" w:hAnsi="Calibri" w:eastAsia="Microsoft YaHei"/>
-          <w:color w:val="1F2937"/>
-          <w:sz w:val="21"/>
-        </w:rPr>
-        <w:t>把项目整理成可提交的 notebook、研究报告和展示 PPT，并能说明限制与下一步改进。</w:t>
-      </w:r>
-    </w:p>
-    <w:p>
-      <w:pPr>
-        <w:spacing w:before="320" w:after="160"/>
-      </w:pPr>
-      <w:r>
-        <w:rPr>
-          <w:rFonts w:ascii="Calibri" w:hAnsi="Calibri" w:eastAsia="Microsoft YaHei"/>
-          <w:b/>
-          <w:color w:val="1F4E9A"/>
-          <w:sz w:val="32"/>
-        </w:rPr>
-        <w:t>5 个阶段 · 系统学习路径</w:t>
+        <w:t>以下条目尚未成为正式白名单。每期开课前必须重新核对原始来源、发布者、许可证、文件名、大小、行列、字段、缺失值、隐私风险和核验日期；未知信息不得推测。</w:t>
       </w:r>
     </w:p>
     <w:tbl>
       <w:tblPr>
         <w:tblStyle w:val="TableGrid"/>
-        <w:tblW w:type="auto" w:w="0"/>
-        <w:jc w:val="center"/>
+        <w:tblW w:type="dxa" w:w="10656"/>
         <w:tblLayout w:type="fixed"/>
         <w:tblLook w:firstColumn="1" w:firstRow="1" w:lastColumn="0" w:lastRow="0" w:noHBand="0" w:noVBand="1" w:val="04A0"/>
+        <w:jc w:val="center"/>
+        <w:tblInd w:w="0" w:type="dxa"/>
       </w:tblPr>
       <w:tblGrid>
-        <w:gridCol w:w="2340"/>
-        <w:gridCol w:w="2340"/>
-        <w:gridCol w:w="2340"/>
-        <w:gridCol w:w="2340"/>
+        <w:gridCol w:w="2700"/>
+        <w:gridCol w:w="1800"/>
+        <w:gridCol w:w="3456"/>
+        <w:gridCol w:w="2700"/>
       </w:tblGrid>
       <w:tr>
         <w:tc>
           <w:tcPr>
-            <w:tcW w:type="dxa" w:w="1800"/>
-            <w:vAlign w:val="center"/>
+            <w:tcW w:type="dxa" w:w="2700"/>
             <w:tcMar>
-              <w:top w:w="100" w:type="dxa"/>
-              <w:start w:w="120" w:type="dxa"/>
-              <w:bottom w:w="100" w:type="dxa"/>
-              <w:end w:w="120" w:type="dxa"/>
+              <w:top w:w="60" w:type="dxa"/>
+              <w:start w:w="90" w:type="dxa"/>
+              <w:bottom w:w="60" w:type="dxa"/>
+              <w:end w:w="90" w:type="dxa"/>
             </w:tcMar>
-            <w:tcBorders>
-              <w:top w:val="single" w:sz="4" w:space="0" w:color="DADCE0"/>
-              <w:left w:val="single" w:sz="4" w:space="0" w:color="DADCE0"/>
-              <w:bottom w:val="single" w:sz="4" w:space="0" w:color="DADCE0"/>
-              <w:right w:val="single" w:sz="4" w:space="0" w:color="DADCE0"/>
-              <w:insideH w:val="single" w:sz="4" w:space="0" w:color="DADCE0"/>
-              <w:insideV w:val="single" w:sz="4" w:space="0" w:color="DADCE0"/>
-            </w:tcBorders>
-            <w:shd w:fill="DDEBFF"/>
+            <w:shd w:fill="1769C0"/>
           </w:tcPr>
           <w:p>
             <w:pPr>
-              <w:spacing w:after="0" w:line="269" w:lineRule="auto"/>
+              <w:spacing w:after="0"/>
               <w:jc w:val="center"/>
             </w:pPr>
-            <w:r/>
             <w:r>
               <w:rPr>
-                <w:rFonts w:ascii="Calibri" w:hAnsi="Calibri" w:eastAsia="Microsoft YaHei"/>
+                <w:rFonts w:ascii="Aptos" w:hAnsi="Aptos" w:eastAsia="Microsoft YaHei"/>
                 <w:b/>
-                <w:color w:val="0B2545"/>
-                <w:sz w:val="19"/>
+                <w:color w:val="FFFFFF"/>
+                <w:sz w:val="17"/>
               </w:rPr>
-              <w:t>阶段</w:t>
+              <w:t>数据集</w:t>
             </w:r>
           </w:p>
         </w:tc>
         <w:tc>
           <w:tcPr>
-            <w:tcW w:type="dxa" w:w="1007"/>
-            <w:vAlign w:val="center"/>
+            <w:tcW w:type="dxa" w:w="1800"/>
             <w:tcMar>
-              <w:top w:w="100" w:type="dxa"/>
-              <w:start w:w="120" w:type="dxa"/>
-              <w:bottom w:w="100" w:type="dxa"/>
-              <w:end w:w="120" w:type="dxa"/>
+              <w:top w:w="60" w:type="dxa"/>
+              <w:start w:w="90" w:type="dxa"/>
+              <w:bottom w:w="60" w:type="dxa"/>
+              <w:end w:w="90" w:type="dxa"/>
             </w:tcMar>
-            <w:tcBorders>
-              <w:top w:val="single" w:sz="4" w:space="0" w:color="DADCE0"/>
-              <w:left w:val="single" w:sz="4" w:space="0" w:color="DADCE0"/>
-              <w:bottom w:val="single" w:sz="4" w:space="0" w:color="DADCE0"/>
-              <w:right w:val="single" w:sz="4" w:space="0" w:color="DADCE0"/>
-              <w:insideH w:val="single" w:sz="4" w:space="0" w:color="DADCE0"/>
-              <w:insideV w:val="single" w:sz="4" w:space="0" w:color="DADCE0"/>
-            </w:tcBorders>
-            <w:shd w:fill="DDEBFF"/>
+            <w:shd w:fill="1769C0"/>
           </w:tcPr>
           <w:p>
             <w:pPr>
-              <w:spacing w:after="0" w:line="269" w:lineRule="auto"/>
+              <w:spacing w:after="0"/>
+              <w:jc w:val="center"/>
             </w:pPr>
-            <w:r/>
             <w:r>
               <w:rPr>
-                <w:rFonts w:ascii="Calibri" w:hAnsi="Calibri" w:eastAsia="Microsoft YaHei"/>
+                <w:rFonts w:ascii="Aptos" w:hAnsi="Aptos" w:eastAsia="Microsoft YaHei"/>
                 <w:b/>
-                <w:color w:val="0B2545"/>
-                <w:sz w:val="19"/>
+                <w:color w:val="FFFFFF"/>
+                <w:sz w:val="17"/>
               </w:rPr>
-              <w:t>课次</w:t>
+              <w:t>核验状态</w:t>
             </w:r>
           </w:p>
         </w:tc>
         <w:tc>
           <w:tcPr>
-            <w:tcW w:type="dxa" w:w="3600"/>
-            <w:vAlign w:val="center"/>
+            <w:tcW w:type="dxa" w:w="3456"/>
             <w:tcMar>
-              <w:top w:w="100" w:type="dxa"/>
-              <w:start w:w="120" w:type="dxa"/>
-              <w:bottom w:w="100" w:type="dxa"/>
-              <w:end w:w="120" w:type="dxa"/>
+              <w:top w:w="60" w:type="dxa"/>
+              <w:start w:w="90" w:type="dxa"/>
+              <w:bottom w:w="60" w:type="dxa"/>
+              <w:end w:w="90" w:type="dxa"/>
             </w:tcMar>
-            <w:tcBorders>
-              <w:top w:val="single" w:sz="4" w:space="0" w:color="DADCE0"/>
-              <w:left w:val="single" w:sz="4" w:space="0" w:color="DADCE0"/>
-              <w:bottom w:val="single" w:sz="4" w:space="0" w:color="DADCE0"/>
-              <w:right w:val="single" w:sz="4" w:space="0" w:color="DADCE0"/>
-              <w:insideH w:val="single" w:sz="4" w:space="0" w:color="DADCE0"/>
-              <w:insideV w:val="single" w:sz="4" w:space="0" w:color="DADCE0"/>
-            </w:tcBorders>
-            <w:shd w:fill="DDEBFF"/>
+            <w:shd w:fill="1769C0"/>
           </w:tcPr>
           <w:p>
             <w:pPr>
-              <w:spacing w:after="0" w:line="269" w:lineRule="auto"/>
+              <w:spacing w:after="0"/>
+              <w:jc w:val="center"/>
             </w:pPr>
-            <w:r/>
             <w:r>
               <w:rPr>
-                <w:rFonts w:ascii="Calibri" w:hAnsi="Calibri" w:eastAsia="Microsoft YaHei"/>
+                <w:rFonts w:ascii="Aptos" w:hAnsi="Aptos" w:eastAsia="Microsoft YaHei"/>
                 <w:b/>
-                <w:color w:val="0B2545"/>
-                <w:sz w:val="19"/>
+                <w:color w:val="FFFFFF"/>
+                <w:sz w:val="17"/>
               </w:rPr>
-              <w:t>重点能力</w:t>
+              <w:t>已知/未知</w:t>
             </w:r>
           </w:p>
         </w:tc>
         <w:tc>
           <w:tcPr>
-            <w:tcW w:type="dxa" w:w="2951"/>
-            <w:vAlign w:val="center"/>
+            <w:tcW w:type="dxa" w:w="2700"/>
             <w:tcMar>
-              <w:top w:w="100" w:type="dxa"/>
-              <w:start w:w="120" w:type="dxa"/>
-              <w:bottom w:w="100" w:type="dxa"/>
-              <w:end w:w="120" w:type="dxa"/>
+              <w:top w:w="60" w:type="dxa"/>
+              <w:start w:w="90" w:type="dxa"/>
+              <w:bottom w:w="60" w:type="dxa"/>
+              <w:end w:w="90" w:type="dxa"/>
             </w:tcMar>
-            <w:tcBorders>
-              <w:top w:val="single" w:sz="4" w:space="0" w:color="DADCE0"/>
-              <w:left w:val="single" w:sz="4" w:space="0" w:color="DADCE0"/>
-              <w:bottom w:val="single" w:sz="4" w:space="0" w:color="DADCE0"/>
-              <w:right w:val="single" w:sz="4" w:space="0" w:color="DADCE0"/>
-              <w:insideH w:val="single" w:sz="4" w:space="0" w:color="DADCE0"/>
-              <w:insideV w:val="single" w:sz="4" w:space="0" w:color="DADCE0"/>
-            </w:tcBorders>
-            <w:shd w:fill="DDEBFF"/>
+            <w:shd w:fill="1769C0"/>
           </w:tcPr>
           <w:p>
             <w:pPr>
-              <w:spacing w:after="0" w:line="269" w:lineRule="auto"/>
+              <w:spacing w:after="0"/>
+              <w:jc w:val="center"/>
             </w:pPr>
-            <w:r/>
             <w:r>
               <w:rPr>
-                <w:rFonts w:ascii="Calibri" w:hAnsi="Calibri" w:eastAsia="Microsoft YaHei"/>
+                <w:rFonts w:ascii="Aptos" w:hAnsi="Aptos" w:eastAsia="Microsoft YaHei"/>
                 <w:b/>
-                <w:color w:val="0B2545"/>
-                <w:sz w:val="19"/>
+                <w:color w:val="FFFFFF"/>
+                <w:sz w:val="17"/>
               </w:rPr>
-              <w:t>阶段产出</w:t>
+              <w:t>Kaggle URL</w:t>
             </w:r>
           </w:p>
         </w:tc>
@@ -1073,144 +1875,105 @@
       <w:tr>
         <w:tc>
           <w:tcPr>
-            <w:tcW w:type="dxa" w:w="1800"/>
-            <w:vAlign w:val="center"/>
+            <w:tcW w:type="dxa" w:w="2700"/>
+            <w:shd w:fill="F4F6F9"/>
             <w:tcMar>
-              <w:top w:w="100" w:type="dxa"/>
-              <w:start w:w="120" w:type="dxa"/>
-              <w:bottom w:w="100" w:type="dxa"/>
-              <w:end w:w="120" w:type="dxa"/>
+              <w:top w:w="60" w:type="dxa"/>
+              <w:start w:w="90" w:type="dxa"/>
+              <w:bottom w:w="60" w:type="dxa"/>
+              <w:end w:w="90" w:type="dxa"/>
             </w:tcMar>
-            <w:tcBorders>
-              <w:top w:val="single" w:sz="4" w:space="0" w:color="DADCE0"/>
-              <w:left w:val="single" w:sz="4" w:space="0" w:color="DADCE0"/>
-              <w:bottom w:val="single" w:sz="4" w:space="0" w:color="DADCE0"/>
-              <w:right w:val="single" w:sz="4" w:space="0" w:color="DADCE0"/>
-              <w:insideH w:val="single" w:sz="4" w:space="0" w:color="DADCE0"/>
-              <w:insideV w:val="single" w:sz="4" w:space="0" w:color="DADCE0"/>
-            </w:tcBorders>
           </w:tcPr>
           <w:p>
             <w:pPr>
-              <w:spacing w:after="0" w:line="269" w:lineRule="auto"/>
-              <w:jc w:val="center"/>
+              <w:spacing w:after="0" w:line="240" w:lineRule="auto"/>
             </w:pPr>
-            <w:r/>
             <w:r>
               <w:rPr>
-                <w:rFonts w:ascii="Calibri" w:hAnsi="Calibri" w:eastAsia="Microsoft YaHei"/>
+                <w:rFonts w:ascii="Aptos" w:hAnsi="Aptos" w:eastAsia="Microsoft YaHei"/>
                 <w:b w:val="0"/>
-                <w:color w:val="1F2937"/>
-                <w:sz w:val="19"/>
+                <w:color w:val="21303F"/>
+                <w:sz w:val="13"/>
               </w:rPr>
-              <w:t>阶段 1</w:t>
-              <w:br/>
-              <w:t>Python 基础入门</w:t>
+              <w:t>Student Performance (Multiple Linear Regression)</w:t>
             </w:r>
           </w:p>
         </w:tc>
         <w:tc>
           <w:tcPr>
-            <w:tcW w:type="dxa" w:w="1007"/>
-            <w:vAlign w:val="center"/>
+            <w:tcW w:type="dxa" w:w="1800"/>
+            <w:shd w:fill="F4F6F9"/>
             <w:tcMar>
-              <w:top w:w="100" w:type="dxa"/>
-              <w:start w:w="120" w:type="dxa"/>
-              <w:bottom w:w="100" w:type="dxa"/>
-              <w:end w:w="120" w:type="dxa"/>
+              <w:top w:w="60" w:type="dxa"/>
+              <w:start w:w="90" w:type="dxa"/>
+              <w:bottom w:w="60" w:type="dxa"/>
+              <w:end w:w="90" w:type="dxa"/>
             </w:tcMar>
-            <w:tcBorders>
-              <w:top w:val="single" w:sz="4" w:space="0" w:color="DADCE0"/>
-              <w:left w:val="single" w:sz="4" w:space="0" w:color="DADCE0"/>
-              <w:bottom w:val="single" w:sz="4" w:space="0" w:color="DADCE0"/>
-              <w:right w:val="single" w:sz="4" w:space="0" w:color="DADCE0"/>
-              <w:insideH w:val="single" w:sz="4" w:space="0" w:color="DADCE0"/>
-              <w:insideV w:val="single" w:sz="4" w:space="0" w:color="DADCE0"/>
-            </w:tcBorders>
           </w:tcPr>
           <w:p>
             <w:pPr>
-              <w:spacing w:after="0" w:line="269" w:lineRule="auto"/>
+              <w:spacing w:after="0" w:line="240" w:lineRule="auto"/>
             </w:pPr>
-            <w:r/>
             <w:r>
               <w:rPr>
-                <w:rFonts w:ascii="Calibri" w:hAnsi="Calibri" w:eastAsia="Microsoft YaHei"/>
+                <w:rFonts w:ascii="Aptos" w:hAnsi="Aptos" w:eastAsia="Microsoft YaHei"/>
                 <w:b w:val="0"/>
-                <w:color w:val="1F2937"/>
-                <w:sz w:val="19"/>
+                <w:color w:val="21303F"/>
+                <w:sz w:val="13"/>
               </w:rPr>
-              <w:t>1-4</w:t>
+              <w:t>pending manual review</w:t>
             </w:r>
           </w:p>
         </w:tc>
         <w:tc>
           <w:tcPr>
-            <w:tcW w:type="dxa" w:w="3600"/>
-            <w:vAlign w:val="center"/>
+            <w:tcW w:type="dxa" w:w="3456"/>
+            <w:shd w:fill="F4F6F9"/>
             <w:tcMar>
-              <w:top w:w="100" w:type="dxa"/>
-              <w:start w:w="120" w:type="dxa"/>
-              <w:bottom w:w="100" w:type="dxa"/>
-              <w:end w:w="120" w:type="dxa"/>
+              <w:top w:w="60" w:type="dxa"/>
+              <w:start w:w="90" w:type="dxa"/>
+              <w:bottom w:w="60" w:type="dxa"/>
+              <w:end w:w="90" w:type="dxa"/>
             </w:tcMar>
-            <w:tcBorders>
-              <w:top w:val="single" w:sz="4" w:space="0" w:color="DADCE0"/>
-              <w:left w:val="single" w:sz="4" w:space="0" w:color="DADCE0"/>
-              <w:bottom w:val="single" w:sz="4" w:space="0" w:color="DADCE0"/>
-              <w:right w:val="single" w:sz="4" w:space="0" w:color="DADCE0"/>
-              <w:insideH w:val="single" w:sz="4" w:space="0" w:color="DADCE0"/>
-              <w:insideV w:val="single" w:sz="4" w:space="0" w:color="DADCE0"/>
-            </w:tcBorders>
           </w:tcPr>
           <w:p>
             <w:pPr>
-              <w:spacing w:after="0" w:line="269" w:lineRule="auto"/>
+              <w:spacing w:after="0" w:line="240" w:lineRule="auto"/>
             </w:pPr>
-            <w:r/>
             <w:r>
               <w:rPr>
-                <w:rFonts w:ascii="Calibri" w:hAnsi="Calibri" w:eastAsia="Microsoft YaHei"/>
+                <w:rFonts w:ascii="Aptos" w:hAnsi="Aptos" w:eastAsia="Microsoft YaHei"/>
                 <w:b w:val="0"/>
-                <w:color w:val="1F2937"/>
-                <w:sz w:val="19"/>
+                <w:color w:val="21303F"/>
+                <w:sz w:val="13"/>
               </w:rPr>
-              <w:t>Colab/Jupyter、变量、控制流、函数、数据结构、简单 File I/O</w:t>
+              <w:t>已知：作者、合成说明、10,000行、目标、许可说明；未知：CSV名/大小/缺失值</w:t>
             </w:r>
           </w:p>
         </w:tc>
         <w:tc>
           <w:tcPr>
-            <w:tcW w:type="dxa" w:w="2951"/>
-            <w:vAlign w:val="center"/>
+            <w:tcW w:type="dxa" w:w="2700"/>
+            <w:shd w:fill="F4F6F9"/>
             <w:tcMar>
-              <w:top w:w="100" w:type="dxa"/>
-              <w:start w:w="120" w:type="dxa"/>
-              <w:bottom w:w="100" w:type="dxa"/>
-              <w:end w:w="120" w:type="dxa"/>
+              <w:top w:w="60" w:type="dxa"/>
+              <w:start w:w="90" w:type="dxa"/>
+              <w:bottom w:w="60" w:type="dxa"/>
+              <w:end w:w="90" w:type="dxa"/>
             </w:tcMar>
-            <w:tcBorders>
-              <w:top w:val="single" w:sz="4" w:space="0" w:color="DADCE0"/>
-              <w:left w:val="single" w:sz="4" w:space="0" w:color="DADCE0"/>
-              <w:bottom w:val="single" w:sz="4" w:space="0" w:color="DADCE0"/>
-              <w:right w:val="single" w:sz="4" w:space="0" w:color="DADCE0"/>
-              <w:insideH w:val="single" w:sz="4" w:space="0" w:color="DADCE0"/>
-              <w:insideV w:val="single" w:sz="4" w:space="0" w:color="DADCE0"/>
-            </w:tcBorders>
           </w:tcPr>
           <w:p>
             <w:pPr>
-              <w:spacing w:after="0" w:line="269" w:lineRule="auto"/>
+              <w:spacing w:after="0" w:line="240" w:lineRule="auto"/>
             </w:pPr>
-            <w:r/>
             <w:r>
               <w:rPr>
-                <w:rFonts w:ascii="Calibri" w:hAnsi="Calibri" w:eastAsia="Microsoft YaHei"/>
+                <w:rFonts w:ascii="Aptos" w:hAnsi="Aptos" w:eastAsia="Microsoft YaHei"/>
                 <w:b w:val="0"/>
-                <w:color w:val="1F2937"/>
-                <w:sz w:val="19"/>
+                <w:color w:val="21303F"/>
+                <w:sz w:val="13"/>
               </w:rPr>
-              <w:t>可运行的入门 notebook；能用代码表达基本逻辑</w:t>
+              <w:t>https://www.kaggle.com/datasets/nikhil7280/student-performance-multiple-linear-regression</w:t>
             </w:r>
           </w:p>
         </w:tc>
@@ -1218,148 +1981,101 @@
       <w:tr>
         <w:tc>
           <w:tcPr>
-            <w:tcW w:type="dxa" w:w="1800"/>
-            <w:vAlign w:val="center"/>
+            <w:tcW w:type="dxa" w:w="2700"/>
             <w:tcMar>
-              <w:top w:w="100" w:type="dxa"/>
-              <w:start w:w="120" w:type="dxa"/>
-              <w:bottom w:w="100" w:type="dxa"/>
-              <w:end w:w="120" w:type="dxa"/>
+              <w:top w:w="60" w:type="dxa"/>
+              <w:start w:w="90" w:type="dxa"/>
+              <w:bottom w:w="60" w:type="dxa"/>
+              <w:end w:w="90" w:type="dxa"/>
             </w:tcMar>
-            <w:tcBorders>
-              <w:top w:val="single" w:sz="4" w:space="0" w:color="DADCE0"/>
-              <w:left w:val="single" w:sz="4" w:space="0" w:color="DADCE0"/>
-              <w:bottom w:val="single" w:sz="4" w:space="0" w:color="DADCE0"/>
-              <w:right w:val="single" w:sz="4" w:space="0" w:color="DADCE0"/>
-              <w:insideH w:val="single" w:sz="4" w:space="0" w:color="DADCE0"/>
-              <w:insideV w:val="single" w:sz="4" w:space="0" w:color="DADCE0"/>
-            </w:tcBorders>
-            <w:shd w:fill="FAFBFC"/>
           </w:tcPr>
           <w:p>
             <w:pPr>
-              <w:spacing w:after="0" w:line="269" w:lineRule="auto"/>
-              <w:jc w:val="center"/>
+              <w:spacing w:after="0" w:line="240" w:lineRule="auto"/>
             </w:pPr>
-            <w:r/>
             <w:r>
               <w:rPr>
-                <w:rFonts w:ascii="Calibri" w:hAnsi="Calibri" w:eastAsia="Microsoft YaHei"/>
+                <w:rFonts w:ascii="Aptos" w:hAnsi="Aptos" w:eastAsia="Microsoft YaHei"/>
                 <w:b w:val="0"/>
-                <w:color w:val="1F2937"/>
-                <w:sz w:val="19"/>
+                <w:color w:val="21303F"/>
+                <w:sz w:val="13"/>
               </w:rPr>
-              <w:t>阶段 2</w:t>
-              <w:br/>
-              <w:t>数据处理与分析</w:t>
+              <w:t>Student Academic Performance Dataset</w:t>
             </w:r>
           </w:p>
         </w:tc>
         <w:tc>
           <w:tcPr>
-            <w:tcW w:type="dxa" w:w="1007"/>
-            <w:vAlign w:val="center"/>
+            <w:tcW w:type="dxa" w:w="1800"/>
             <w:tcMar>
-              <w:top w:w="100" w:type="dxa"/>
-              <w:start w:w="120" w:type="dxa"/>
-              <w:bottom w:w="100" w:type="dxa"/>
-              <w:end w:w="120" w:type="dxa"/>
+              <w:top w:w="60" w:type="dxa"/>
+              <w:start w:w="90" w:type="dxa"/>
+              <w:bottom w:w="60" w:type="dxa"/>
+              <w:end w:w="90" w:type="dxa"/>
             </w:tcMar>
-            <w:tcBorders>
-              <w:top w:val="single" w:sz="4" w:space="0" w:color="DADCE0"/>
-              <w:left w:val="single" w:sz="4" w:space="0" w:color="DADCE0"/>
-              <w:bottom w:val="single" w:sz="4" w:space="0" w:color="DADCE0"/>
-              <w:right w:val="single" w:sz="4" w:space="0" w:color="DADCE0"/>
-              <w:insideH w:val="single" w:sz="4" w:space="0" w:color="DADCE0"/>
-              <w:insideV w:val="single" w:sz="4" w:space="0" w:color="DADCE0"/>
-            </w:tcBorders>
-            <w:shd w:fill="FAFBFC"/>
           </w:tcPr>
           <w:p>
             <w:pPr>
-              <w:spacing w:after="0" w:line="269" w:lineRule="auto"/>
+              <w:spacing w:after="0" w:line="240" w:lineRule="auto"/>
             </w:pPr>
-            <w:r/>
             <w:r>
               <w:rPr>
-                <w:rFonts w:ascii="Calibri" w:hAnsi="Calibri" w:eastAsia="Microsoft YaHei"/>
+                <w:rFonts w:ascii="Aptos" w:hAnsi="Aptos" w:eastAsia="Microsoft YaHei"/>
                 <w:b w:val="0"/>
-                <w:color w:val="1F2937"/>
-                <w:sz w:val="19"/>
+                <w:color w:val="21303F"/>
+                <w:sz w:val="13"/>
               </w:rPr>
-              <w:t>5-7</w:t>
+              <w:t>pending manual review</w:t>
             </w:r>
           </w:p>
         </w:tc>
         <w:tc>
           <w:tcPr>
-            <w:tcW w:type="dxa" w:w="3600"/>
-            <w:vAlign w:val="center"/>
+            <w:tcW w:type="dxa" w:w="3456"/>
             <w:tcMar>
-              <w:top w:w="100" w:type="dxa"/>
-              <w:start w:w="120" w:type="dxa"/>
-              <w:bottom w:w="100" w:type="dxa"/>
-              <w:end w:w="120" w:type="dxa"/>
+              <w:top w:w="60" w:type="dxa"/>
+              <w:start w:w="90" w:type="dxa"/>
+              <w:bottom w:w="60" w:type="dxa"/>
+              <w:end w:w="90" w:type="dxa"/>
             </w:tcMar>
-            <w:tcBorders>
-              <w:top w:val="single" w:sz="4" w:space="0" w:color="DADCE0"/>
-              <w:left w:val="single" w:sz="4" w:space="0" w:color="DADCE0"/>
-              <w:bottom w:val="single" w:sz="4" w:space="0" w:color="DADCE0"/>
-              <w:right w:val="single" w:sz="4" w:space="0" w:color="DADCE0"/>
-              <w:insideH w:val="single" w:sz="4" w:space="0" w:color="DADCE0"/>
-              <w:insideV w:val="single" w:sz="4" w:space="0" w:color="DADCE0"/>
-            </w:tcBorders>
-            <w:shd w:fill="FAFBFC"/>
           </w:tcPr>
           <w:p>
             <w:pPr>
-              <w:spacing w:after="0" w:line="269" w:lineRule="auto"/>
+              <w:spacing w:after="0" w:line="240" w:lineRule="auto"/>
             </w:pPr>
-            <w:r/>
             <w:r>
               <w:rPr>
-                <w:rFonts w:ascii="Calibri" w:hAnsi="Calibri" w:eastAsia="Microsoft YaHei"/>
+                <w:rFonts w:ascii="Aptos" w:hAnsi="Aptos" w:eastAsia="Microsoft YaHei"/>
                 <w:b w:val="0"/>
-                <w:color w:val="1F2937"/>
-                <w:sz w:val="19"/>
+                <w:color w:val="21303F"/>
+                <w:sz w:val="13"/>
               </w:rPr>
-              <w:t>NumPy 科学计算、pandas 数据分析、数据清洗</w:t>
+              <w:t>已知：250行、12列、CC0、CSV名、无缺失说明；未知：发布者显示名/精确字段/CSV大小</w:t>
             </w:r>
           </w:p>
         </w:tc>
         <w:tc>
           <w:tcPr>
-            <w:tcW w:type="dxa" w:w="2951"/>
-            <w:vAlign w:val="center"/>
+            <w:tcW w:type="dxa" w:w="2700"/>
             <w:tcMar>
-              <w:top w:w="100" w:type="dxa"/>
-              <w:start w:w="120" w:type="dxa"/>
-              <w:bottom w:w="100" w:type="dxa"/>
-              <w:end w:w="120" w:type="dxa"/>
+              <w:top w:w="60" w:type="dxa"/>
+              <w:start w:w="90" w:type="dxa"/>
+              <w:bottom w:w="60" w:type="dxa"/>
+              <w:end w:w="90" w:type="dxa"/>
             </w:tcMar>
-            <w:tcBorders>
-              <w:top w:val="single" w:sz="4" w:space="0" w:color="DADCE0"/>
-              <w:left w:val="single" w:sz="4" w:space="0" w:color="DADCE0"/>
-              <w:bottom w:val="single" w:sz="4" w:space="0" w:color="DADCE0"/>
-              <w:right w:val="single" w:sz="4" w:space="0" w:color="DADCE0"/>
-              <w:insideH w:val="single" w:sz="4" w:space="0" w:color="DADCE0"/>
-              <w:insideV w:val="single" w:sz="4" w:space="0" w:color="DADCE0"/>
-            </w:tcBorders>
-            <w:shd w:fill="FAFBFC"/>
           </w:tcPr>
           <w:p>
             <w:pPr>
-              <w:spacing w:after="0" w:line="269" w:lineRule="auto"/>
+              <w:spacing w:after="0" w:line="240" w:lineRule="auto"/>
             </w:pPr>
-            <w:r/>
             <w:r>
               <w:rPr>
-                <w:rFonts w:ascii="Calibri" w:hAnsi="Calibri" w:eastAsia="Microsoft YaHei"/>
+                <w:rFonts w:ascii="Aptos" w:hAnsi="Aptos" w:eastAsia="Microsoft YaHei"/>
                 <w:b w:val="0"/>
-                <w:color w:val="1F2937"/>
-                <w:sz w:val="19"/>
+                <w:color w:val="21303F"/>
+                <w:sz w:val="13"/>
               </w:rPr>
-              <w:t>清洗后的数据集；基础统计表；处理说明</w:t>
+              <w:t>https://www.kaggle.com/datasets/aryancodes12fyds/student-academic-performance-dataset</w:t>
             </w:r>
           </w:p>
         </w:tc>
@@ -1367,144 +2083,105 @@
       <w:tr>
         <w:tc>
           <w:tcPr>
-            <w:tcW w:type="dxa" w:w="1800"/>
-            <w:vAlign w:val="center"/>
+            <w:tcW w:type="dxa" w:w="2700"/>
+            <w:shd w:fill="F4F6F9"/>
             <w:tcMar>
-              <w:top w:w="100" w:type="dxa"/>
-              <w:start w:w="120" w:type="dxa"/>
-              <w:bottom w:w="100" w:type="dxa"/>
-              <w:end w:w="120" w:type="dxa"/>
+              <w:top w:w="60" w:type="dxa"/>
+              <w:start w:w="90" w:type="dxa"/>
+              <w:bottom w:w="60" w:type="dxa"/>
+              <w:end w:w="90" w:type="dxa"/>
             </w:tcMar>
-            <w:tcBorders>
-              <w:top w:val="single" w:sz="4" w:space="0" w:color="DADCE0"/>
-              <w:left w:val="single" w:sz="4" w:space="0" w:color="DADCE0"/>
-              <w:bottom w:val="single" w:sz="4" w:space="0" w:color="DADCE0"/>
-              <w:right w:val="single" w:sz="4" w:space="0" w:color="DADCE0"/>
-              <w:insideH w:val="single" w:sz="4" w:space="0" w:color="DADCE0"/>
-              <w:insideV w:val="single" w:sz="4" w:space="0" w:color="DADCE0"/>
-            </w:tcBorders>
           </w:tcPr>
           <w:p>
             <w:pPr>
-              <w:spacing w:after="0" w:line="269" w:lineRule="auto"/>
-              <w:jc w:val="center"/>
+              <w:spacing w:after="0" w:line="240" w:lineRule="auto"/>
             </w:pPr>
-            <w:r/>
             <w:r>
               <w:rPr>
-                <w:rFonts w:ascii="Calibri" w:hAnsi="Calibri" w:eastAsia="Microsoft YaHei"/>
+                <w:rFonts w:ascii="Aptos" w:hAnsi="Aptos" w:eastAsia="Microsoft YaHei"/>
                 <w:b w:val="0"/>
-                <w:color w:val="1F2937"/>
-                <w:sz w:val="19"/>
+                <w:color w:val="21303F"/>
+                <w:sz w:val="13"/>
               </w:rPr>
-              <w:t>阶段 3</w:t>
-              <w:br/>
-              <w:t>可视化与 EDA</w:t>
+              <w:t>Energy Consumption Dataset - Linear Regression</w:t>
             </w:r>
           </w:p>
         </w:tc>
         <w:tc>
           <w:tcPr>
-            <w:tcW w:type="dxa" w:w="1007"/>
-            <w:vAlign w:val="center"/>
+            <w:tcW w:type="dxa" w:w="1800"/>
+            <w:shd w:fill="F4F6F9"/>
             <w:tcMar>
-              <w:top w:w="100" w:type="dxa"/>
-              <w:start w:w="120" w:type="dxa"/>
-              <w:bottom w:w="100" w:type="dxa"/>
-              <w:end w:w="120" w:type="dxa"/>
+              <w:top w:w="60" w:type="dxa"/>
+              <w:start w:w="90" w:type="dxa"/>
+              <w:bottom w:w="60" w:type="dxa"/>
+              <w:end w:w="90" w:type="dxa"/>
             </w:tcMar>
-            <w:tcBorders>
-              <w:top w:val="single" w:sz="4" w:space="0" w:color="DADCE0"/>
-              <w:left w:val="single" w:sz="4" w:space="0" w:color="DADCE0"/>
-              <w:bottom w:val="single" w:sz="4" w:space="0" w:color="DADCE0"/>
-              <w:right w:val="single" w:sz="4" w:space="0" w:color="DADCE0"/>
-              <w:insideH w:val="single" w:sz="4" w:space="0" w:color="DADCE0"/>
-              <w:insideV w:val="single" w:sz="4" w:space="0" w:color="DADCE0"/>
-            </w:tcBorders>
           </w:tcPr>
           <w:p>
             <w:pPr>
-              <w:spacing w:after="0" w:line="269" w:lineRule="auto"/>
+              <w:spacing w:after="0" w:line="240" w:lineRule="auto"/>
             </w:pPr>
-            <w:r/>
             <w:r>
               <w:rPr>
-                <w:rFonts w:ascii="Calibri" w:hAnsi="Calibri" w:eastAsia="Microsoft YaHei"/>
+                <w:rFonts w:ascii="Aptos" w:hAnsi="Aptos" w:eastAsia="Microsoft YaHei"/>
                 <w:b w:val="0"/>
-                <w:color w:val="1F2937"/>
-                <w:sz w:val="19"/>
+                <w:color w:val="21303F"/>
+                <w:sz w:val="13"/>
               </w:rPr>
-              <w:t>8</w:t>
+              <w:t>pending manual review</w:t>
             </w:r>
           </w:p>
         </w:tc>
         <w:tc>
           <w:tcPr>
-            <w:tcW w:type="dxa" w:w="3600"/>
-            <w:vAlign w:val="center"/>
+            <w:tcW w:type="dxa" w:w="3456"/>
+            <w:shd w:fill="F4F6F9"/>
             <w:tcMar>
-              <w:top w:w="100" w:type="dxa"/>
-              <w:start w:w="120" w:type="dxa"/>
-              <w:bottom w:w="100" w:type="dxa"/>
-              <w:end w:w="120" w:type="dxa"/>
+              <w:top w:w="60" w:type="dxa"/>
+              <w:start w:w="90" w:type="dxa"/>
+              <w:bottom w:w="60" w:type="dxa"/>
+              <w:end w:w="90" w:type="dxa"/>
             </w:tcMar>
-            <w:tcBorders>
-              <w:top w:val="single" w:sz="4" w:space="0" w:color="DADCE0"/>
-              <w:left w:val="single" w:sz="4" w:space="0" w:color="DADCE0"/>
-              <w:bottom w:val="single" w:sz="4" w:space="0" w:color="DADCE0"/>
-              <w:right w:val="single" w:sz="4" w:space="0" w:color="DADCE0"/>
-              <w:insideH w:val="single" w:sz="4" w:space="0" w:color="DADCE0"/>
-              <w:insideV w:val="single" w:sz="4" w:space="0" w:color="DADCE0"/>
-            </w:tcBorders>
           </w:tcPr>
           <w:p>
             <w:pPr>
-              <w:spacing w:after="0" w:line="269" w:lineRule="auto"/>
+              <w:spacing w:after="0" w:line="240" w:lineRule="auto"/>
             </w:pPr>
-            <w:r/>
             <w:r>
               <w:rPr>
-                <w:rFonts w:ascii="Calibri" w:hAnsi="Calibri" w:eastAsia="Microsoft YaHei"/>
+                <w:rFonts w:ascii="Aptos" w:hAnsi="Aptos" w:eastAsia="Microsoft YaHei"/>
                 <w:b w:val="0"/>
-                <w:color w:val="1F2937"/>
-                <w:sz w:val="19"/>
+                <w:color w:val="21303F"/>
+                <w:sz w:val="13"/>
               </w:rPr>
-              <w:t>图表表达、探索性数据分析、从数据提出问题</w:t>
+              <w:t>已知：作者、回归主题、CC BY 4.0；未知：来源/文件/规模/缺失值</w:t>
             </w:r>
           </w:p>
         </w:tc>
         <w:tc>
           <w:tcPr>
-            <w:tcW w:type="dxa" w:w="2951"/>
-            <w:vAlign w:val="center"/>
+            <w:tcW w:type="dxa" w:w="2700"/>
+            <w:shd w:fill="F4F6F9"/>
             <w:tcMar>
-              <w:top w:w="100" w:type="dxa"/>
-              <w:start w:w="120" w:type="dxa"/>
-              <w:bottom w:w="100" w:type="dxa"/>
-              <w:end w:w="120" w:type="dxa"/>
+              <w:top w:w="60" w:type="dxa"/>
+              <w:start w:w="90" w:type="dxa"/>
+              <w:bottom w:w="60" w:type="dxa"/>
+              <w:end w:w="90" w:type="dxa"/>
             </w:tcMar>
-            <w:tcBorders>
-              <w:top w:val="single" w:sz="4" w:space="0" w:color="DADCE0"/>
-              <w:left w:val="single" w:sz="4" w:space="0" w:color="DADCE0"/>
-              <w:bottom w:val="single" w:sz="4" w:space="0" w:color="DADCE0"/>
-              <w:right w:val="single" w:sz="4" w:space="0" w:color="DADCE0"/>
-              <w:insideH w:val="single" w:sz="4" w:space="0" w:color="DADCE0"/>
-              <w:insideV w:val="single" w:sz="4" w:space="0" w:color="DADCE0"/>
-            </w:tcBorders>
           </w:tcPr>
           <w:p>
             <w:pPr>
-              <w:spacing w:after="0" w:line="269" w:lineRule="auto"/>
+              <w:spacing w:after="0" w:line="240" w:lineRule="auto"/>
             </w:pPr>
-            <w:r/>
             <w:r>
               <w:rPr>
-                <w:rFonts w:ascii="Calibri" w:hAnsi="Calibri" w:eastAsia="Microsoft YaHei"/>
+                <w:rFonts w:ascii="Aptos" w:hAnsi="Aptos" w:eastAsia="Microsoft YaHei"/>
                 <w:b w:val="0"/>
-                <w:color w:val="1F2937"/>
-                <w:sz w:val="19"/>
+                <w:color w:val="21303F"/>
+                <w:sz w:val="13"/>
               </w:rPr>
-              <w:t>3-5 张核心图表；EDA 小报告</w:t>
+              <w:t>https://www.kaggle.com/datasets/govindaramsriram/energy-consumption-dataset-linear-regression</w:t>
             </w:r>
           </w:p>
         </w:tc>
@@ -1512,148 +2189,303 @@
       <w:tr>
         <w:tc>
           <w:tcPr>
-            <w:tcW w:type="dxa" w:w="1800"/>
-            <w:vAlign w:val="center"/>
+            <w:tcW w:type="dxa" w:w="2700"/>
             <w:tcMar>
-              <w:top w:w="100" w:type="dxa"/>
-              <w:start w:w="120" w:type="dxa"/>
-              <w:bottom w:w="100" w:type="dxa"/>
-              <w:end w:w="120" w:type="dxa"/>
+              <w:top w:w="60" w:type="dxa"/>
+              <w:start w:w="90" w:type="dxa"/>
+              <w:bottom w:w="60" w:type="dxa"/>
+              <w:end w:w="90" w:type="dxa"/>
             </w:tcMar>
-            <w:tcBorders>
-              <w:top w:val="single" w:sz="4" w:space="0" w:color="DADCE0"/>
-              <w:left w:val="single" w:sz="4" w:space="0" w:color="DADCE0"/>
-              <w:bottom w:val="single" w:sz="4" w:space="0" w:color="DADCE0"/>
-              <w:right w:val="single" w:sz="4" w:space="0" w:color="DADCE0"/>
-              <w:insideH w:val="single" w:sz="4" w:space="0" w:color="DADCE0"/>
-              <w:insideV w:val="single" w:sz="4" w:space="0" w:color="DADCE0"/>
-            </w:tcBorders>
-            <w:shd w:fill="FAFBFC"/>
           </w:tcPr>
           <w:p>
             <w:pPr>
-              <w:spacing w:after="0" w:line="269" w:lineRule="auto"/>
-              <w:jc w:val="center"/>
+              <w:spacing w:after="0" w:line="240" w:lineRule="auto"/>
             </w:pPr>
-            <w:r/>
             <w:r>
               <w:rPr>
-                <w:rFonts w:ascii="Calibri" w:hAnsi="Calibri" w:eastAsia="Microsoft YaHei"/>
+                <w:rFonts w:ascii="Aptos" w:hAnsi="Aptos" w:eastAsia="Microsoft YaHei"/>
                 <w:b w:val="0"/>
-                <w:color w:val="1F2937"/>
-                <w:sz w:val="19"/>
+                <w:color w:val="21303F"/>
+                <w:sz w:val="13"/>
               </w:rPr>
-              <w:t>阶段 4</w:t>
-              <w:br/>
-              <w:t>机器学习与评价</w:t>
+              <w:t>Study Hours and Student Scores</w:t>
             </w:r>
           </w:p>
         </w:tc>
         <w:tc>
           <w:tcPr>
-            <w:tcW w:type="dxa" w:w="1007"/>
-            <w:vAlign w:val="center"/>
+            <w:tcW w:type="dxa" w:w="1800"/>
             <w:tcMar>
-              <w:top w:w="100" w:type="dxa"/>
-              <w:start w:w="120" w:type="dxa"/>
-              <w:bottom w:w="100" w:type="dxa"/>
-              <w:end w:w="120" w:type="dxa"/>
+              <w:top w:w="60" w:type="dxa"/>
+              <w:start w:w="90" w:type="dxa"/>
+              <w:bottom w:w="60" w:type="dxa"/>
+              <w:end w:w="90" w:type="dxa"/>
             </w:tcMar>
-            <w:tcBorders>
-              <w:top w:val="single" w:sz="4" w:space="0" w:color="DADCE0"/>
-              <w:left w:val="single" w:sz="4" w:space="0" w:color="DADCE0"/>
-              <w:bottom w:val="single" w:sz="4" w:space="0" w:color="DADCE0"/>
-              <w:right w:val="single" w:sz="4" w:space="0" w:color="DADCE0"/>
-              <w:insideH w:val="single" w:sz="4" w:space="0" w:color="DADCE0"/>
-              <w:insideV w:val="single" w:sz="4" w:space="0" w:color="DADCE0"/>
-            </w:tcBorders>
-            <w:shd w:fill="FAFBFC"/>
           </w:tcPr>
           <w:p>
             <w:pPr>
-              <w:spacing w:after="0" w:line="269" w:lineRule="auto"/>
+              <w:spacing w:after="0" w:line="240" w:lineRule="auto"/>
             </w:pPr>
-            <w:r/>
             <w:r>
               <w:rPr>
-                <w:rFonts w:ascii="Calibri" w:hAnsi="Calibri" w:eastAsia="Microsoft YaHei"/>
+                <w:rFonts w:ascii="Aptos" w:hAnsi="Aptos" w:eastAsia="Microsoft YaHei"/>
                 <w:b w:val="0"/>
-                <w:color w:val="1F2937"/>
-                <w:sz w:val="19"/>
+                <w:color w:val="21303F"/>
+                <w:sz w:val="13"/>
               </w:rPr>
-              <w:t>9-10</w:t>
+              <w:t>pending manual review</w:t>
             </w:r>
           </w:p>
         </w:tc>
         <w:tc>
           <w:tcPr>
-            <w:tcW w:type="dxa" w:w="3600"/>
-            <w:vAlign w:val="center"/>
+            <w:tcW w:type="dxa" w:w="3456"/>
             <w:tcMar>
-              <w:top w:w="100" w:type="dxa"/>
-              <w:start w:w="120" w:type="dxa"/>
-              <w:bottom w:w="100" w:type="dxa"/>
-              <w:end w:w="120" w:type="dxa"/>
+              <w:top w:w="60" w:type="dxa"/>
+              <w:start w:w="90" w:type="dxa"/>
+              <w:bottom w:w="60" w:type="dxa"/>
+              <w:end w:w="90" w:type="dxa"/>
             </w:tcMar>
-            <w:tcBorders>
-              <w:top w:val="single" w:sz="4" w:space="0" w:color="DADCE0"/>
-              <w:left w:val="single" w:sz="4" w:space="0" w:color="DADCE0"/>
-              <w:bottom w:val="single" w:sz="4" w:space="0" w:color="DADCE0"/>
-              <w:right w:val="single" w:sz="4" w:space="0" w:color="DADCE0"/>
-              <w:insideH w:val="single" w:sz="4" w:space="0" w:color="DADCE0"/>
-              <w:insideV w:val="single" w:sz="4" w:space="0" w:color="DADCE0"/>
-            </w:tcBorders>
-            <w:shd w:fill="FAFBFC"/>
           </w:tcPr>
           <w:p>
             <w:pPr>
-              <w:spacing w:after="0" w:line="269" w:lineRule="auto"/>
+              <w:spacing w:after="0" w:line="240" w:lineRule="auto"/>
             </w:pPr>
-            <w:r/>
             <w:r>
               <w:rPr>
-                <w:rFonts w:ascii="Calibri" w:hAnsi="Calibri" w:eastAsia="Microsoft YaHei"/>
+                <w:rFonts w:ascii="Aptos" w:hAnsi="Aptos" w:eastAsia="Microsoft YaHei"/>
                 <w:b w:val="0"/>
-                <w:color w:val="1F2937"/>
-                <w:sz w:val="19"/>
+                <w:color w:val="21303F"/>
+                <w:sz w:val="13"/>
               </w:rPr>
-              <w:t>ML 基本概念、sklearn 工作流、模型评价指标、算法取舍</w:t>
+              <w:t>已知：作者、100行、2列、随机生成、CC0；未知：CSV名/大小/缺失值</w:t>
             </w:r>
           </w:p>
         </w:tc>
         <w:tc>
           <w:tcPr>
-            <w:tcW w:type="dxa" w:w="2951"/>
-            <w:vAlign w:val="center"/>
+            <w:tcW w:type="dxa" w:w="2700"/>
             <w:tcMar>
-              <w:top w:w="100" w:type="dxa"/>
-              <w:start w:w="120" w:type="dxa"/>
-              <w:bottom w:w="100" w:type="dxa"/>
-              <w:end w:w="120" w:type="dxa"/>
+              <w:top w:w="60" w:type="dxa"/>
+              <w:start w:w="90" w:type="dxa"/>
+              <w:bottom w:w="60" w:type="dxa"/>
+              <w:end w:w="90" w:type="dxa"/>
             </w:tcMar>
-            <w:tcBorders>
-              <w:top w:val="single" w:sz="4" w:space="0" w:color="DADCE0"/>
-              <w:left w:val="single" w:sz="4" w:space="0" w:color="DADCE0"/>
-              <w:bottom w:val="single" w:sz="4" w:space="0" w:color="DADCE0"/>
-              <w:right w:val="single" w:sz="4" w:space="0" w:color="DADCE0"/>
-              <w:insideH w:val="single" w:sz="4" w:space="0" w:color="DADCE0"/>
-              <w:insideV w:val="single" w:sz="4" w:space="0" w:color="DADCE0"/>
-            </w:tcBorders>
-            <w:shd w:fill="FAFBFC"/>
           </w:tcPr>
           <w:p>
             <w:pPr>
-              <w:spacing w:after="0" w:line="269" w:lineRule="auto"/>
+              <w:spacing w:after="0" w:line="240" w:lineRule="auto"/>
             </w:pPr>
-            <w:r/>
             <w:r>
               <w:rPr>
-                <w:rFonts w:ascii="Calibri" w:hAnsi="Calibri" w:eastAsia="Microsoft YaHei"/>
+                <w:rFonts w:ascii="Aptos" w:hAnsi="Aptos" w:eastAsia="Microsoft YaHei"/>
                 <w:b w:val="0"/>
-                <w:color w:val="1F2937"/>
-                <w:sz w:val="19"/>
+                <w:color w:val="21303F"/>
+                <w:sz w:val="13"/>
               </w:rPr>
-              <w:t>第一个模型；评价指标表；模型选择理由</w:t>
+              <w:t>https://www.kaggle.com/datasets/douaabennoune/study-hours-student-scores-for-linear-regression</w:t>
+            </w:r>
+          </w:p>
+        </w:tc>
+      </w:tr>
+    </w:tbl>
+    <w:p>
+      <w:pPr>
+        <w:spacing w:before="280" w:after="120"/>
+      </w:pPr>
+      <w:r>
+        <w:rPr>
+          <w:rFonts w:ascii="Aptos" w:hAnsi="Aptos" w:eastAsia="Microsoft YaHei"/>
+          <w:b/>
+          <w:color w:val="1769C0"/>
+          <w:sz w:val="32"/>
+        </w:rPr>
+        <w:t>4. 风险控制</w:t>
+      </w:r>
+    </w:p>
+    <w:p>
+      <w:pPr>
+        <w:pStyle w:val="ListBullet"/>
+        <w:spacing w:after="60" w:line="276" w:lineRule="auto"/>
+      </w:pPr>
+      <w:r>
+        <w:rPr>
+          <w:rFonts w:ascii="Aptos" w:hAnsi="Aptos" w:eastAsia="Microsoft YaHei"/>
+          <w:b w:val="0"/>
+          <w:color w:val="21303F"/>
+          <w:sz w:val="20"/>
+        </w:rPr>
+        <w:t>不接受学生临时更换为图像、文本、生物信息、化学或大型时间序列项目。</w:t>
+      </w:r>
+    </w:p>
+    <w:p>
+      <w:pPr>
+        <w:pStyle w:val="ListBullet"/>
+        <w:spacing w:after="60" w:line="276" w:lineRule="auto"/>
+      </w:pPr>
+      <w:r>
+        <w:rPr>
+          <w:rFonts w:ascii="Aptos" w:hAnsi="Aptos" w:eastAsia="Microsoft YaHei"/>
+          <w:b w:val="0"/>
+          <w:color w:val="21303F"/>
+          <w:sz w:val="20"/>
+        </w:rPr>
+        <w:t>不把相关性、回归系数或低MAE描述为因果证明。</w:t>
+      </w:r>
+    </w:p>
+    <w:p>
+      <w:pPr>
+        <w:pStyle w:val="ListBullet"/>
+        <w:spacing w:after="60" w:line="276" w:lineRule="auto"/>
+      </w:pPr>
+      <w:r>
+        <w:rPr>
+          <w:rFonts w:ascii="Aptos" w:hAnsi="Aptos" w:eastAsia="Microsoft YaHei"/>
+          <w:b w:val="0"/>
+          <w:color w:val="21303F"/>
+          <w:sz w:val="20"/>
+        </w:rPr>
+        <w:t>测试集不参与训练、特征选择、清洗决定或目标值填补；优先使用少量数值特征。</w:t>
+      </w:r>
+    </w:p>
+    <w:p>
+      <w:pPr>
+        <w:pStyle w:val="ListBullet"/>
+        <w:spacing w:after="60" w:line="276" w:lineRule="auto"/>
+      </w:pPr>
+      <w:r>
+        <w:rPr>
+          <w:rFonts w:ascii="Aptos" w:hAnsi="Aptos" w:eastAsia="Microsoft YaHei"/>
+          <w:b w:val="0"/>
+          <w:color w:val="21303F"/>
+          <w:sz w:val="20"/>
+        </w:rPr>
+        <w:t>核心路径固定使用test_size=0.20、random_state=42、均值DummyRegressor、LinearRegression与MAE。</w:t>
+      </w:r>
+    </w:p>
+    <w:p>
+      <w:pPr>
+        <w:pStyle w:val="ListBullet"/>
+        <w:spacing w:after="60" w:line="276" w:lineRule="auto"/>
+      </w:pPr>
+      <w:r>
+        <w:rPr>
+          <w:rFonts w:ascii="Aptos" w:hAnsi="Aptos" w:eastAsia="Microsoft YaHei"/>
+          <w:b w:val="0"/>
+          <w:color w:val="21303F"/>
+          <w:sz w:val="20"/>
+        </w:rPr>
+        <w:t>合成数据只能支持教学模拟结论，不能冒充真实世界研究发现。</w:t>
+      </w:r>
+    </w:p>
+    <w:p>
+      <w:pPr>
+        <w:pStyle w:val="ListBullet"/>
+        <w:spacing w:after="60" w:line="276" w:lineRule="auto"/>
+      </w:pPr>
+      <w:r>
+        <w:rPr>
+          <w:rFonts w:ascii="Aptos" w:hAnsi="Aptos" w:eastAsia="Microsoft YaHei"/>
+          <w:b w:val="0"/>
+          <w:color w:val="21303F"/>
+          <w:sz w:val="20"/>
+        </w:rPr>
+        <w:t>SVM、XGBoost、深度学习和复杂调参只进入Challenge，不进入全班必修。</w:t>
+      </w:r>
+    </w:p>
+    <w:p>
+      <w:pPr>
+        <w:spacing w:before="280" w:after="120"/>
+      </w:pPr>
+      <w:r>
+        <w:rPr>
+          <w:rFonts w:ascii="Aptos" w:hAnsi="Aptos" w:eastAsia="Microsoft YaHei"/>
+          <w:b/>
+          <w:color w:val="1769C0"/>
+          <w:sz w:val="32"/>
+        </w:rPr>
+        <w:t>5. Draft Paper交付标准</w:t>
+      </w:r>
+    </w:p>
+    <w:p>
+      <w:pPr>
+        <w:spacing w:after="80" w:line="269" w:lineRule="auto"/>
+      </w:pPr>
+      <w:r>
+        <w:rPr>
+          <w:rFonts w:ascii="Aptos" w:hAnsi="Aptos" w:eastAsia="Microsoft YaHei"/>
+          <w:b w:val="0"/>
+          <w:color w:val="21303F"/>
+          <w:sz w:val="20"/>
+        </w:rPr>
+        <w:t>建议4–6页、约1500–2500字。论文内容必须与最终Kaggle Notebook中的代码、数字、表格和图表一致。</w:t>
+      </w:r>
+    </w:p>
+    <w:tbl>
+      <w:tblPr>
+        <w:tblStyle w:val="TableGrid"/>
+        <w:tblW w:type="dxa" w:w="10656"/>
+        <w:tblLayout w:type="fixed"/>
+        <w:tblLook w:firstColumn="1" w:firstRow="1" w:lastColumn="0" w:lastRow="0" w:noHBand="0" w:noVBand="1" w:val="04A0"/>
+        <w:jc w:val="center"/>
+        <w:tblInd w:w="0" w:type="dxa"/>
+      </w:tblPr>
+      <w:tblGrid>
+        <w:gridCol w:w="2520"/>
+        <w:gridCol w:w="8136"/>
+      </w:tblGrid>
+      <w:tr>
+        <w:tc>
+          <w:tcPr>
+            <w:tcW w:type="dxa" w:w="2520"/>
+            <w:tcMar>
+              <w:top w:w="60" w:type="dxa"/>
+              <w:start w:w="90" w:type="dxa"/>
+              <w:bottom w:w="60" w:type="dxa"/>
+              <w:end w:w="90" w:type="dxa"/>
+            </w:tcMar>
+            <w:shd w:fill="1769C0"/>
+          </w:tcPr>
+          <w:p>
+            <w:pPr>
+              <w:spacing w:after="0"/>
+              <w:jc w:val="center"/>
+            </w:pPr>
+            <w:r>
+              <w:rPr>
+                <w:rFonts w:ascii="Aptos" w:hAnsi="Aptos" w:eastAsia="Microsoft YaHei"/>
+                <w:b/>
+                <w:color w:val="FFFFFF"/>
+                <w:sz w:val="18"/>
+              </w:rPr>
+              <w:t>部分</w:t>
+            </w:r>
+          </w:p>
+        </w:tc>
+        <w:tc>
+          <w:tcPr>
+            <w:tcW w:type="dxa" w:w="8136"/>
+            <w:tcMar>
+              <w:top w:w="60" w:type="dxa"/>
+              <w:start w:w="90" w:type="dxa"/>
+              <w:bottom w:w="60" w:type="dxa"/>
+              <w:end w:w="90" w:type="dxa"/>
+            </w:tcMar>
+            <w:shd w:fill="1769C0"/>
+          </w:tcPr>
+          <w:p>
+            <w:pPr>
+              <w:spacing w:after="0"/>
+              <w:jc w:val="center"/>
+            </w:pPr>
+            <w:r>
+              <w:rPr>
+                <w:rFonts w:ascii="Aptos" w:hAnsi="Aptos" w:eastAsia="Microsoft YaHei"/>
+                <w:b/>
+                <w:color w:val="FFFFFF"/>
+                <w:sz w:val="18"/>
+              </w:rPr>
+              <w:t>最低要求</w:t>
             </w:r>
           </w:p>
         </w:tc>
@@ -1661,144 +2493,635 @@
       <w:tr>
         <w:tc>
           <w:tcPr>
-            <w:tcW w:type="dxa" w:w="1800"/>
-            <w:vAlign w:val="center"/>
+            <w:tcW w:type="dxa" w:w="2520"/>
+            <w:shd w:fill="F4F6F9"/>
             <w:tcMar>
-              <w:top w:w="100" w:type="dxa"/>
-              <w:start w:w="120" w:type="dxa"/>
-              <w:bottom w:w="100" w:type="dxa"/>
-              <w:end w:w="120" w:type="dxa"/>
+              <w:top w:w="60" w:type="dxa"/>
+              <w:start w:w="90" w:type="dxa"/>
+              <w:bottom w:w="60" w:type="dxa"/>
+              <w:end w:w="90" w:type="dxa"/>
             </w:tcMar>
-            <w:tcBorders>
-              <w:top w:val="single" w:sz="4" w:space="0" w:color="DADCE0"/>
-              <w:left w:val="single" w:sz="4" w:space="0" w:color="DADCE0"/>
-              <w:bottom w:val="single" w:sz="4" w:space="0" w:color="DADCE0"/>
-              <w:right w:val="single" w:sz="4" w:space="0" w:color="DADCE0"/>
-              <w:insideH w:val="single" w:sz="4" w:space="0" w:color="DADCE0"/>
-              <w:insideV w:val="single" w:sz="4" w:space="0" w:color="DADCE0"/>
-            </w:tcBorders>
           </w:tcPr>
           <w:p>
             <w:pPr>
-              <w:spacing w:after="0" w:line="269" w:lineRule="auto"/>
-              <w:jc w:val="center"/>
+              <w:spacing w:after="0"/>
             </w:pPr>
-            <w:r/>
             <w:r>
               <w:rPr>
-                <w:rFonts w:ascii="Calibri" w:hAnsi="Calibri" w:eastAsia="Microsoft YaHei"/>
-                <w:b w:val="0"/>
-                <w:color w:val="1F2937"/>
-                <w:sz w:val="19"/>
+                <w:rFonts w:ascii="Aptos" w:hAnsi="Aptos" w:eastAsia="Microsoft YaHei"/>
+                <w:b/>
+                <w:color w:val="0C2D52"/>
+                <w:sz w:val="17"/>
               </w:rPr>
-              <w:t>阶段 5</w:t>
-              <w:br/>
-              <w:t>AI 科研项目实战</w:t>
+              <w:t>Title</w:t>
             </w:r>
           </w:p>
         </w:tc>
         <w:tc>
           <w:tcPr>
-            <w:tcW w:type="dxa" w:w="1007"/>
-            <w:vAlign w:val="center"/>
+            <w:tcW w:type="dxa" w:w="8136"/>
+            <w:shd w:fill="F4F6F9"/>
             <w:tcMar>
-              <w:top w:w="100" w:type="dxa"/>
-              <w:start w:w="120" w:type="dxa"/>
-              <w:bottom w:w="100" w:type="dxa"/>
-              <w:end w:w="120" w:type="dxa"/>
+              <w:top w:w="60" w:type="dxa"/>
+              <w:start w:w="90" w:type="dxa"/>
+              <w:bottom w:w="60" w:type="dxa"/>
+              <w:end w:w="90" w:type="dxa"/>
             </w:tcMar>
-            <w:tcBorders>
-              <w:top w:val="single" w:sz="4" w:space="0" w:color="DADCE0"/>
-              <w:left w:val="single" w:sz="4" w:space="0" w:color="DADCE0"/>
-              <w:bottom w:val="single" w:sz="4" w:space="0" w:color="DADCE0"/>
-              <w:right w:val="single" w:sz="4" w:space="0" w:color="DADCE0"/>
-              <w:insideH w:val="single" w:sz="4" w:space="0" w:color="DADCE0"/>
-              <w:insideV w:val="single" w:sz="4" w:space="0" w:color="DADCE0"/>
-            </w:tcBorders>
           </w:tcPr>
           <w:p>
             <w:pPr>
-              <w:spacing w:after="0" w:line="269" w:lineRule="auto"/>
+              <w:spacing w:after="0"/>
             </w:pPr>
-            <w:r/>
             <w:r>
               <w:rPr>
-                <w:rFonts w:ascii="Calibri" w:hAnsi="Calibri" w:eastAsia="Microsoft YaHei"/>
+                <w:rFonts w:ascii="Aptos" w:hAnsi="Aptos" w:eastAsia="Microsoft YaHei"/>
                 <w:b w:val="0"/>
-                <w:color w:val="1F2937"/>
-                <w:sz w:val="19"/>
+                <w:color w:val="21303F"/>
+                <w:sz w:val="17"/>
               </w:rPr>
-              <w:t>11-15</w:t>
+              <w:t>准确反映研究问题与目标变量</w:t>
+            </w:r>
+          </w:p>
+        </w:tc>
+      </w:tr>
+      <w:tr>
+        <w:tc>
+          <w:tcPr>
+            <w:tcW w:type="dxa" w:w="2520"/>
+            <w:tcMar>
+              <w:top w:w="60" w:type="dxa"/>
+              <w:start w:w="90" w:type="dxa"/>
+              <w:bottom w:w="60" w:type="dxa"/>
+              <w:end w:w="90" w:type="dxa"/>
+            </w:tcMar>
+          </w:tcPr>
+          <w:p>
+            <w:pPr>
+              <w:spacing w:after="0"/>
+            </w:pPr>
+            <w:r>
+              <w:rPr>
+                <w:rFonts w:ascii="Aptos" w:hAnsi="Aptos" w:eastAsia="Microsoft YaHei"/>
+                <w:b/>
+                <w:color w:val="0C2D52"/>
+                <w:sz w:val="17"/>
+              </w:rPr>
+              <w:t>Abstract</w:t>
             </w:r>
           </w:p>
         </w:tc>
         <w:tc>
           <w:tcPr>
-            <w:tcW w:type="dxa" w:w="3600"/>
-            <w:vAlign w:val="center"/>
+            <w:tcW w:type="dxa" w:w="8136"/>
             <w:tcMar>
-              <w:top w:w="100" w:type="dxa"/>
-              <w:start w:w="120" w:type="dxa"/>
-              <w:bottom w:w="100" w:type="dxa"/>
-              <w:end w:w="120" w:type="dxa"/>
+              <w:top w:w="60" w:type="dxa"/>
+              <w:start w:w="90" w:type="dxa"/>
+              <w:bottom w:w="60" w:type="dxa"/>
+              <w:end w:w="90" w:type="dxa"/>
             </w:tcMar>
-            <w:tcBorders>
-              <w:top w:val="single" w:sz="4" w:space="0" w:color="DADCE0"/>
-              <w:left w:val="single" w:sz="4" w:space="0" w:color="DADCE0"/>
-              <w:bottom w:val="single" w:sz="4" w:space="0" w:color="DADCE0"/>
-              <w:right w:val="single" w:sz="4" w:space="0" w:color="DADCE0"/>
-              <w:insideH w:val="single" w:sz="4" w:space="0" w:color="DADCE0"/>
-              <w:insideV w:val="single" w:sz="4" w:space="0" w:color="DADCE0"/>
-            </w:tcBorders>
           </w:tcPr>
           <w:p>
             <w:pPr>
-              <w:spacing w:after="0" w:line="269" w:lineRule="auto"/>
+              <w:spacing w:after="0"/>
             </w:pPr>
-            <w:r/>
             <w:r>
               <w:rPr>
-                <w:rFonts w:ascii="Calibri" w:hAnsi="Calibri" w:eastAsia="Microsoft YaHei"/>
+                <w:rFonts w:ascii="Aptos" w:hAnsi="Aptos" w:eastAsia="Microsoft YaHei"/>
                 <w:b w:val="0"/>
-                <w:color w:val="1F2937"/>
-                <w:sz w:val="19"/>
+                <w:color w:val="21303F"/>
+                <w:sz w:val="17"/>
               </w:rPr>
-              <w:t>数据获取、项目建模、结果评价、AI 辅助分析、报告和展示</w:t>
+              <w:t>问题、数据、方法、主要结果和限制</w:t>
+            </w:r>
+          </w:p>
+        </w:tc>
+      </w:tr>
+      <w:tr>
+        <w:tc>
+          <w:tcPr>
+            <w:tcW w:type="dxa" w:w="2520"/>
+            <w:shd w:fill="F4F6F9"/>
+            <w:tcMar>
+              <w:top w:w="60" w:type="dxa"/>
+              <w:start w:w="90" w:type="dxa"/>
+              <w:bottom w:w="60" w:type="dxa"/>
+              <w:end w:w="90" w:type="dxa"/>
+            </w:tcMar>
+          </w:tcPr>
+          <w:p>
+            <w:pPr>
+              <w:spacing w:after="0"/>
+            </w:pPr>
+            <w:r>
+              <w:rPr>
+                <w:rFonts w:ascii="Aptos" w:hAnsi="Aptos" w:eastAsia="Microsoft YaHei"/>
+                <w:b/>
+                <w:color w:val="0C2D52"/>
+                <w:sz w:val="17"/>
+              </w:rPr>
+              <w:t>Introduction</w:t>
             </w:r>
           </w:p>
         </w:tc>
         <w:tc>
           <w:tcPr>
-            <w:tcW w:type="dxa" w:w="2951"/>
-            <w:vAlign w:val="center"/>
+            <w:tcW w:type="dxa" w:w="8136"/>
+            <w:shd w:fill="F4F6F9"/>
             <w:tcMar>
-              <w:top w:w="100" w:type="dxa"/>
-              <w:start w:w="120" w:type="dxa"/>
-              <w:bottom w:w="100" w:type="dxa"/>
-              <w:end w:w="120" w:type="dxa"/>
+              <w:top w:w="60" w:type="dxa"/>
+              <w:start w:w="90" w:type="dxa"/>
+              <w:bottom w:w="60" w:type="dxa"/>
+              <w:end w:w="90" w:type="dxa"/>
             </w:tcMar>
-            <w:tcBorders>
-              <w:top w:val="single" w:sz="4" w:space="0" w:color="DADCE0"/>
-              <w:left w:val="single" w:sz="4" w:space="0" w:color="DADCE0"/>
-              <w:bottom w:val="single" w:sz="4" w:space="0" w:color="DADCE0"/>
-              <w:right w:val="single" w:sz="4" w:space="0" w:color="DADCE0"/>
-              <w:insideH w:val="single" w:sz="4" w:space="0" w:color="DADCE0"/>
-              <w:insideV w:val="single" w:sz="4" w:space="0" w:color="DADCE0"/>
-            </w:tcBorders>
           </w:tcPr>
           <w:p>
             <w:pPr>
-              <w:spacing w:after="0" w:line="269" w:lineRule="auto"/>
+              <w:spacing w:after="0"/>
             </w:pPr>
-            <w:r/>
             <w:r>
               <w:rPr>
-                <w:rFonts w:ascii="Calibri" w:hAnsi="Calibri" w:eastAsia="Microsoft YaHei"/>
+                <w:rFonts w:ascii="Aptos" w:hAnsi="Aptos" w:eastAsia="Microsoft YaHei"/>
                 <w:b w:val="0"/>
-                <w:color w:val="1F2937"/>
-                <w:sz w:val="19"/>
+                <w:color w:val="21303F"/>
+                <w:sz w:val="17"/>
               </w:rPr>
-              <w:t>最终 AI 科研项目：报告 + 代码 + PPT</w:t>
+              <w:t>背景、意义和研究问题</w:t>
+            </w:r>
+          </w:p>
+        </w:tc>
+      </w:tr>
+      <w:tr>
+        <w:tc>
+          <w:tcPr>
+            <w:tcW w:type="dxa" w:w="2520"/>
+            <w:tcMar>
+              <w:top w:w="60" w:type="dxa"/>
+              <w:start w:w="90" w:type="dxa"/>
+              <w:bottom w:w="60" w:type="dxa"/>
+              <w:end w:w="90" w:type="dxa"/>
+            </w:tcMar>
+          </w:tcPr>
+          <w:p>
+            <w:pPr>
+              <w:spacing w:after="0"/>
+            </w:pPr>
+            <w:r>
+              <w:rPr>
+                <w:rFonts w:ascii="Aptos" w:hAnsi="Aptos" w:eastAsia="Microsoft YaHei"/>
+                <w:b/>
+                <w:color w:val="0C2D52"/>
+                <w:sz w:val="17"/>
+              </w:rPr>
+              <w:t>Dataset and Variables</w:t>
+            </w:r>
+          </w:p>
+        </w:tc>
+        <w:tc>
+          <w:tcPr>
+            <w:tcW w:type="dxa" w:w="8136"/>
+            <w:tcMar>
+              <w:top w:w="60" w:type="dxa"/>
+              <w:start w:w="90" w:type="dxa"/>
+              <w:bottom w:w="60" w:type="dxa"/>
+              <w:end w:w="90" w:type="dxa"/>
+            </w:tcMar>
+          </w:tcPr>
+          <w:p>
+            <w:pPr>
+              <w:spacing w:after="0"/>
+            </w:pPr>
+            <w:r>
+              <w:rPr>
+                <w:rFonts w:ascii="Aptos" w:hAnsi="Aptos" w:eastAsia="Microsoft YaHei"/>
+                <w:b w:val="0"/>
+                <w:color w:val="21303F"/>
+                <w:sz w:val="17"/>
+              </w:rPr>
+              <w:t>Kaggle来源、许可证、访问日期、字段与目标</w:t>
+            </w:r>
+          </w:p>
+        </w:tc>
+      </w:tr>
+      <w:tr>
+        <w:tc>
+          <w:tcPr>
+            <w:tcW w:type="dxa" w:w="2520"/>
+            <w:shd w:fill="F4F6F9"/>
+            <w:tcMar>
+              <w:top w:w="60" w:type="dxa"/>
+              <w:start w:w="90" w:type="dxa"/>
+              <w:bottom w:w="60" w:type="dxa"/>
+              <w:end w:w="90" w:type="dxa"/>
+            </w:tcMar>
+          </w:tcPr>
+          <w:p>
+            <w:pPr>
+              <w:spacing w:after="0"/>
+            </w:pPr>
+            <w:r>
+              <w:rPr>
+                <w:rFonts w:ascii="Aptos" w:hAnsi="Aptos" w:eastAsia="Microsoft YaHei"/>
+                <w:b/>
+                <w:color w:val="0C2D52"/>
+                <w:sz w:val="17"/>
+              </w:rPr>
+              <w:t>Data Processing</w:t>
+            </w:r>
+          </w:p>
+        </w:tc>
+        <w:tc>
+          <w:tcPr>
+            <w:tcW w:type="dxa" w:w="8136"/>
+            <w:shd w:fill="F4F6F9"/>
+            <w:tcMar>
+              <w:top w:w="60" w:type="dxa"/>
+              <w:start w:w="90" w:type="dxa"/>
+              <w:bottom w:w="60" w:type="dxa"/>
+              <w:end w:w="90" w:type="dxa"/>
+            </w:tcMar>
+          </w:tcPr>
+          <w:p>
+            <w:pPr>
+              <w:spacing w:after="0"/>
+            </w:pPr>
+            <w:r>
+              <w:rPr>
+                <w:rFonts w:ascii="Aptos" w:hAnsi="Aptos" w:eastAsia="Microsoft YaHei"/>
+                <w:b w:val="0"/>
+                <w:color w:val="21303F"/>
+                <w:sz w:val="17"/>
+              </w:rPr>
+              <w:t>缺失、重复、类型和其他清洗决定</w:t>
+            </w:r>
+          </w:p>
+        </w:tc>
+      </w:tr>
+      <w:tr>
+        <w:tc>
+          <w:tcPr>
+            <w:tcW w:type="dxa" w:w="2520"/>
+            <w:tcMar>
+              <w:top w:w="60" w:type="dxa"/>
+              <w:start w:w="90" w:type="dxa"/>
+              <w:bottom w:w="60" w:type="dxa"/>
+              <w:end w:w="90" w:type="dxa"/>
+            </w:tcMar>
+          </w:tcPr>
+          <w:p>
+            <w:pPr>
+              <w:spacing w:after="0"/>
+            </w:pPr>
+            <w:r>
+              <w:rPr>
+                <w:rFonts w:ascii="Aptos" w:hAnsi="Aptos" w:eastAsia="Microsoft YaHei"/>
+                <w:b/>
+                <w:color w:val="0C2D52"/>
+                <w:sz w:val="17"/>
+              </w:rPr>
+              <w:t>Method</w:t>
+            </w:r>
+          </w:p>
+        </w:tc>
+        <w:tc>
+          <w:tcPr>
+            <w:tcW w:type="dxa" w:w="8136"/>
+            <w:tcMar>
+              <w:top w:w="60" w:type="dxa"/>
+              <w:start w:w="90" w:type="dxa"/>
+              <w:bottom w:w="60" w:type="dxa"/>
+              <w:end w:w="90" w:type="dxa"/>
+            </w:tcMar>
+          </w:tcPr>
+          <w:p>
+            <w:pPr>
+              <w:spacing w:after="0"/>
+            </w:pPr>
+            <w:r>
+              <w:rPr>
+                <w:rFonts w:ascii="Aptos" w:hAnsi="Aptos" w:eastAsia="Microsoft YaHei"/>
+                <w:b w:val="0"/>
+                <w:color w:val="21303F"/>
+                <w:sz w:val="17"/>
+              </w:rPr>
+              <w:t>特征、80/20拆分、random_state、Baseline、LinearRegression、MAE</w:t>
+            </w:r>
+          </w:p>
+        </w:tc>
+      </w:tr>
+      <w:tr>
+        <w:tc>
+          <w:tcPr>
+            <w:tcW w:type="dxa" w:w="2520"/>
+            <w:shd w:fill="F4F6F9"/>
+            <w:tcMar>
+              <w:top w:w="60" w:type="dxa"/>
+              <w:start w:w="90" w:type="dxa"/>
+              <w:bottom w:w="60" w:type="dxa"/>
+              <w:end w:w="90" w:type="dxa"/>
+            </w:tcMar>
+          </w:tcPr>
+          <w:p>
+            <w:pPr>
+              <w:spacing w:after="0"/>
+            </w:pPr>
+            <w:r>
+              <w:rPr>
+                <w:rFonts w:ascii="Aptos" w:hAnsi="Aptos" w:eastAsia="Microsoft YaHei"/>
+                <w:b/>
+                <w:color w:val="0C2D52"/>
+                <w:sz w:val="17"/>
+              </w:rPr>
+              <w:t>Results</w:t>
+            </w:r>
+          </w:p>
+        </w:tc>
+        <w:tc>
+          <w:tcPr>
+            <w:tcW w:type="dxa" w:w="8136"/>
+            <w:shd w:fill="F4F6F9"/>
+            <w:tcMar>
+              <w:top w:w="60" w:type="dxa"/>
+              <w:start w:w="90" w:type="dxa"/>
+              <w:bottom w:w="60" w:type="dxa"/>
+              <w:end w:w="90" w:type="dxa"/>
+            </w:tcMar>
+          </w:tcPr>
+          <w:p>
+            <w:pPr>
+              <w:spacing w:after="0"/>
+            </w:pPr>
+            <w:r>
+              <w:rPr>
+                <w:rFonts w:ascii="Aptos" w:hAnsi="Aptos" w:eastAsia="Microsoft YaHei"/>
+                <w:b w:val="0"/>
+                <w:color w:val="21303F"/>
+                <w:sz w:val="17"/>
+              </w:rPr>
+              <w:t>3–5张图、模型评价表和谨慎的证据陈述</w:t>
+            </w:r>
+          </w:p>
+        </w:tc>
+      </w:tr>
+      <w:tr>
+        <w:tc>
+          <w:tcPr>
+            <w:tcW w:type="dxa" w:w="2520"/>
+            <w:tcMar>
+              <w:top w:w="60" w:type="dxa"/>
+              <w:start w:w="90" w:type="dxa"/>
+              <w:bottom w:w="60" w:type="dxa"/>
+              <w:end w:w="90" w:type="dxa"/>
+            </w:tcMar>
+          </w:tcPr>
+          <w:p>
+            <w:pPr>
+              <w:spacing w:after="0"/>
+            </w:pPr>
+            <w:r>
+              <w:rPr>
+                <w:rFonts w:ascii="Aptos" w:hAnsi="Aptos" w:eastAsia="Microsoft YaHei"/>
+                <w:b/>
+                <w:color w:val="0C2D52"/>
+                <w:sz w:val="17"/>
+              </w:rPr>
+              <w:t>Discussion</w:t>
+            </w:r>
+          </w:p>
+        </w:tc>
+        <w:tc>
+          <w:tcPr>
+            <w:tcW w:type="dxa" w:w="8136"/>
+            <w:tcMar>
+              <w:top w:w="60" w:type="dxa"/>
+              <w:start w:w="90" w:type="dxa"/>
+              <w:bottom w:w="60" w:type="dxa"/>
+              <w:end w:w="90" w:type="dxa"/>
+            </w:tcMar>
+          </w:tcPr>
+          <w:p>
+            <w:pPr>
+              <w:spacing w:after="0"/>
+            </w:pPr>
+            <w:r>
+              <w:rPr>
+                <w:rFonts w:ascii="Aptos" w:hAnsi="Aptos" w:eastAsia="Microsoft YaHei"/>
+                <w:b w:val="0"/>
+                <w:color w:val="21303F"/>
+                <w:sz w:val="17"/>
+              </w:rPr>
+              <w:t>结果可能意味着什么，不夸大因果</w:t>
+            </w:r>
+          </w:p>
+        </w:tc>
+      </w:tr>
+      <w:tr>
+        <w:tc>
+          <w:tcPr>
+            <w:tcW w:type="dxa" w:w="2520"/>
+            <w:shd w:fill="F4F6F9"/>
+            <w:tcMar>
+              <w:top w:w="60" w:type="dxa"/>
+              <w:start w:w="90" w:type="dxa"/>
+              <w:bottom w:w="60" w:type="dxa"/>
+              <w:end w:w="90" w:type="dxa"/>
+            </w:tcMar>
+          </w:tcPr>
+          <w:p>
+            <w:pPr>
+              <w:spacing w:after="0"/>
+            </w:pPr>
+            <w:r>
+              <w:rPr>
+                <w:rFonts w:ascii="Aptos" w:hAnsi="Aptos" w:eastAsia="Microsoft YaHei"/>
+                <w:b/>
+                <w:color w:val="0C2D52"/>
+                <w:sz w:val="17"/>
+              </w:rPr>
+              <w:t>Limitations</w:t>
+            </w:r>
+          </w:p>
+        </w:tc>
+        <w:tc>
+          <w:tcPr>
+            <w:tcW w:type="dxa" w:w="8136"/>
+            <w:shd w:fill="F4F6F9"/>
+            <w:tcMar>
+              <w:top w:w="60" w:type="dxa"/>
+              <w:start w:w="90" w:type="dxa"/>
+              <w:bottom w:w="60" w:type="dxa"/>
+              <w:end w:w="90" w:type="dxa"/>
+            </w:tcMar>
+          </w:tcPr>
+          <w:p>
+            <w:pPr>
+              <w:spacing w:after="0"/>
+            </w:pPr>
+            <w:r>
+              <w:rPr>
+                <w:rFonts w:ascii="Aptos" w:hAnsi="Aptos" w:eastAsia="Microsoft YaHei"/>
+                <w:b w:val="0"/>
+                <w:color w:val="21303F"/>
+                <w:sz w:val="17"/>
+              </w:rPr>
+              <w:t>合成数据、样本、字段、模型和泛化边界</w:t>
+            </w:r>
+          </w:p>
+        </w:tc>
+      </w:tr>
+      <w:tr>
+        <w:tc>
+          <w:tcPr>
+            <w:tcW w:type="dxa" w:w="2520"/>
+            <w:tcMar>
+              <w:top w:w="60" w:type="dxa"/>
+              <w:start w:w="90" w:type="dxa"/>
+              <w:bottom w:w="60" w:type="dxa"/>
+              <w:end w:w="90" w:type="dxa"/>
+            </w:tcMar>
+          </w:tcPr>
+          <w:p>
+            <w:pPr>
+              <w:spacing w:after="0"/>
+            </w:pPr>
+            <w:r>
+              <w:rPr>
+                <w:rFonts w:ascii="Aptos" w:hAnsi="Aptos" w:eastAsia="Microsoft YaHei"/>
+                <w:b/>
+                <w:color w:val="0C2D52"/>
+                <w:sz w:val="17"/>
+              </w:rPr>
+              <w:t>Conclusion</w:t>
+            </w:r>
+          </w:p>
+        </w:tc>
+        <w:tc>
+          <w:tcPr>
+            <w:tcW w:type="dxa" w:w="8136"/>
+            <w:tcMar>
+              <w:top w:w="60" w:type="dxa"/>
+              <w:start w:w="90" w:type="dxa"/>
+              <w:bottom w:w="60" w:type="dxa"/>
+              <w:end w:w="90" w:type="dxa"/>
+            </w:tcMar>
+          </w:tcPr>
+          <w:p>
+            <w:pPr>
+              <w:spacing w:after="0"/>
+            </w:pPr>
+            <w:r>
+              <w:rPr>
+                <w:rFonts w:ascii="Aptos" w:hAnsi="Aptos" w:eastAsia="Microsoft YaHei"/>
+                <w:b w:val="0"/>
+                <w:color w:val="21303F"/>
+                <w:sz w:val="17"/>
+              </w:rPr>
+              <w:t>一句主要发现和下一步</w:t>
+            </w:r>
+          </w:p>
+        </w:tc>
+      </w:tr>
+      <w:tr>
+        <w:tc>
+          <w:tcPr>
+            <w:tcW w:type="dxa" w:w="2520"/>
+            <w:shd w:fill="F4F6F9"/>
+            <w:tcMar>
+              <w:top w:w="60" w:type="dxa"/>
+              <w:start w:w="90" w:type="dxa"/>
+              <w:bottom w:w="60" w:type="dxa"/>
+              <w:end w:w="90" w:type="dxa"/>
+            </w:tcMar>
+          </w:tcPr>
+          <w:p>
+            <w:pPr>
+              <w:spacing w:after="0"/>
+            </w:pPr>
+            <w:r>
+              <w:rPr>
+                <w:rFonts w:ascii="Aptos" w:hAnsi="Aptos" w:eastAsia="Microsoft YaHei"/>
+                <w:b/>
+                <w:color w:val="0C2D52"/>
+                <w:sz w:val="17"/>
+              </w:rPr>
+              <w:t>References</w:t>
+            </w:r>
+          </w:p>
+        </w:tc>
+        <w:tc>
+          <w:tcPr>
+            <w:tcW w:type="dxa" w:w="8136"/>
+            <w:shd w:fill="F4F6F9"/>
+            <w:tcMar>
+              <w:top w:w="60" w:type="dxa"/>
+              <w:start w:w="90" w:type="dxa"/>
+              <w:bottom w:w="60" w:type="dxa"/>
+              <w:end w:w="90" w:type="dxa"/>
+            </w:tcMar>
+          </w:tcPr>
+          <w:p>
+            <w:pPr>
+              <w:spacing w:after="0"/>
+            </w:pPr>
+            <w:r>
+              <w:rPr>
+                <w:rFonts w:ascii="Aptos" w:hAnsi="Aptos" w:eastAsia="Microsoft YaHei"/>
+                <w:b w:val="0"/>
+                <w:color w:val="21303F"/>
+                <w:sz w:val="17"/>
+              </w:rPr>
+              <w:t>数据、资料和外部来源</w:t>
+            </w:r>
+          </w:p>
+        </w:tc>
+      </w:tr>
+      <w:tr>
+        <w:tc>
+          <w:tcPr>
+            <w:tcW w:type="dxa" w:w="2520"/>
+            <w:tcMar>
+              <w:top w:w="60" w:type="dxa"/>
+              <w:start w:w="90" w:type="dxa"/>
+              <w:bottom w:w="60" w:type="dxa"/>
+              <w:end w:w="90" w:type="dxa"/>
+            </w:tcMar>
+          </w:tcPr>
+          <w:p>
+            <w:pPr>
+              <w:spacing w:after="0"/>
+            </w:pPr>
+            <w:r>
+              <w:rPr>
+                <w:rFonts w:ascii="Aptos" w:hAnsi="Aptos" w:eastAsia="Microsoft YaHei"/>
+                <w:b/>
+                <w:color w:val="0C2D52"/>
+                <w:sz w:val="17"/>
+              </w:rPr>
+              <w:t>Links</w:t>
+            </w:r>
+          </w:p>
+        </w:tc>
+        <w:tc>
+          <w:tcPr>
+            <w:tcW w:type="dxa" w:w="8136"/>
+            <w:tcMar>
+              <w:top w:w="60" w:type="dxa"/>
+              <w:start w:w="90" w:type="dxa"/>
+              <w:bottom w:w="60" w:type="dxa"/>
+              <w:end w:w="90" w:type="dxa"/>
+            </w:tcMar>
+          </w:tcPr>
+          <w:p>
+            <w:pPr>
+              <w:spacing w:after="0"/>
+            </w:pPr>
+            <w:r>
+              <w:rPr>
+                <w:rFonts w:ascii="Aptos" w:hAnsi="Aptos" w:eastAsia="Microsoft YaHei"/>
+                <w:b w:val="0"/>
+                <w:color w:val="21303F"/>
+                <w:sz w:val="17"/>
+              </w:rPr>
+              <w:t>Kaggle Dataset与Notebook链接</w:t>
             </w:r>
           </w:p>
         </w:tc>
@@ -1806,212 +3129,83 @@
     </w:tbl>
     <w:p>
       <w:pPr>
-        <w:spacing w:before="320" w:after="160"/>
+        <w:spacing w:before="280" w:after="120"/>
       </w:pPr>
       <w:r>
         <w:rPr>
-          <w:rFonts w:ascii="Calibri" w:hAnsi="Calibri" w:eastAsia="Microsoft YaHei"/>
+          <w:rFonts w:ascii="Aptos" w:hAnsi="Aptos" w:eastAsia="Microsoft YaHei"/>
           <w:b/>
-          <w:color w:val="1F4E9A"/>
+          <w:color w:val="1769C0"/>
           <w:sz w:val="32"/>
         </w:rPr>
-        <w:t>15 次课详细安排</w:t>
+        <w:t>6. Stage Gate检查</w:t>
       </w:r>
     </w:p>
     <w:tbl>
       <w:tblPr>
         <w:tblStyle w:val="TableGrid"/>
-        <w:tblW w:type="auto" w:w="0"/>
-        <w:jc w:val="center"/>
+        <w:tblW w:type="dxa" w:w="10656"/>
         <w:tblLayout w:type="fixed"/>
         <w:tblLook w:firstColumn="1" w:firstRow="1" w:lastColumn="0" w:lastRow="0" w:noHBand="0" w:noVBand="1" w:val="04A0"/>
+        <w:jc w:val="center"/>
+        <w:tblInd w:w="0" w:type="dxa"/>
       </w:tblPr>
       <w:tblGrid>
-        <w:gridCol w:w="1872"/>
-        <w:gridCol w:w="1872"/>
-        <w:gridCol w:w="1872"/>
-        <w:gridCol w:w="1872"/>
-        <w:gridCol w:w="1872"/>
+        <w:gridCol w:w="2160"/>
+        <w:gridCol w:w="8496"/>
       </w:tblGrid>
       <w:tr>
         <w:tc>
           <w:tcPr>
-            <w:tcW w:type="dxa" w:w="503"/>
-            <w:vAlign w:val="center"/>
+            <w:tcW w:type="dxa" w:w="2160"/>
             <w:tcMar>
-              <w:top w:w="100" w:type="dxa"/>
-              <w:start w:w="120" w:type="dxa"/>
-              <w:bottom w:w="100" w:type="dxa"/>
-              <w:end w:w="120" w:type="dxa"/>
+              <w:top w:w="60" w:type="dxa"/>
+              <w:start w:w="90" w:type="dxa"/>
+              <w:bottom w:w="60" w:type="dxa"/>
+              <w:end w:w="90" w:type="dxa"/>
             </w:tcMar>
-            <w:tcBorders>
-              <w:top w:val="single" w:sz="4" w:space="0" w:color="DADCE0"/>
-              <w:left w:val="single" w:sz="4" w:space="0" w:color="DADCE0"/>
-              <w:bottom w:val="single" w:sz="4" w:space="0" w:color="DADCE0"/>
-              <w:right w:val="single" w:sz="4" w:space="0" w:color="DADCE0"/>
-              <w:insideH w:val="single" w:sz="4" w:space="0" w:color="DADCE0"/>
-              <w:insideV w:val="single" w:sz="4" w:space="0" w:color="DADCE0"/>
-            </w:tcBorders>
-            <w:shd w:fill="E8EEF5"/>
+            <w:shd w:fill="0F9DB0"/>
           </w:tcPr>
           <w:p>
             <w:pPr>
-              <w:spacing w:after="0" w:line="269" w:lineRule="auto"/>
+              <w:spacing w:after="0"/>
               <w:jc w:val="center"/>
             </w:pPr>
-            <w:r/>
             <w:r>
               <w:rPr>
-                <w:rFonts w:ascii="Calibri" w:hAnsi="Calibri" w:eastAsia="Microsoft YaHei"/>
+                <w:rFonts w:ascii="Aptos" w:hAnsi="Aptos" w:eastAsia="Microsoft YaHei"/>
                 <w:b/>
-                <w:color w:val="0B2545"/>
-                <w:sz w:val="19"/>
+                <w:color w:val="FFFFFF"/>
+                <w:sz w:val="18"/>
               </w:rPr>
-              <w:t>课次</w:t>
+              <w:t>检查点</w:t>
             </w:r>
           </w:p>
         </w:tc>
         <w:tc>
           <w:tcPr>
-            <w:tcW w:type="dxa" w:w="1699"/>
-            <w:vAlign w:val="center"/>
+            <w:tcW w:type="dxa" w:w="8496"/>
             <w:tcMar>
-              <w:top w:w="100" w:type="dxa"/>
-              <w:start w:w="120" w:type="dxa"/>
-              <w:bottom w:w="100" w:type="dxa"/>
-              <w:end w:w="120" w:type="dxa"/>
+              <w:top w:w="60" w:type="dxa"/>
+              <w:start w:w="90" w:type="dxa"/>
+              <w:bottom w:w="60" w:type="dxa"/>
+              <w:end w:w="90" w:type="dxa"/>
             </w:tcMar>
-            <w:tcBorders>
-              <w:top w:val="single" w:sz="4" w:space="0" w:color="DADCE0"/>
-              <w:left w:val="single" w:sz="4" w:space="0" w:color="DADCE0"/>
-              <w:bottom w:val="single" w:sz="4" w:space="0" w:color="DADCE0"/>
-              <w:right w:val="single" w:sz="4" w:space="0" w:color="DADCE0"/>
-              <w:insideH w:val="single" w:sz="4" w:space="0" w:color="DADCE0"/>
-              <w:insideV w:val="single" w:sz="4" w:space="0" w:color="DADCE0"/>
-            </w:tcBorders>
-            <w:shd w:fill="E8EEF5"/>
+            <w:shd w:fill="0F9DB0"/>
           </w:tcPr>
           <w:p>
             <w:pPr>
-              <w:spacing w:after="0" w:line="269" w:lineRule="auto"/>
+              <w:spacing w:after="0"/>
+              <w:jc w:val="center"/>
             </w:pPr>
-            <w:r/>
             <w:r>
               <w:rPr>
-                <w:rFonts w:ascii="Calibri" w:hAnsi="Calibri" w:eastAsia="Microsoft YaHei"/>
+                <w:rFonts w:ascii="Aptos" w:hAnsi="Aptos" w:eastAsia="Microsoft YaHei"/>
                 <w:b/>
-                <w:color w:val="0B2545"/>
-                <w:sz w:val="19"/>
+                <w:color w:val="FFFFFF"/>
+                <w:sz w:val="18"/>
               </w:rPr>
-              <w:t>主题</w:t>
-            </w:r>
-          </w:p>
-        </w:tc>
-        <w:tc>
-          <w:tcPr>
-            <w:tcW w:type="dxa" w:w="3024"/>
-            <w:vAlign w:val="center"/>
-            <w:tcMar>
-              <w:top w:w="100" w:type="dxa"/>
-              <w:start w:w="120" w:type="dxa"/>
-              <w:bottom w:w="100" w:type="dxa"/>
-              <w:end w:w="120" w:type="dxa"/>
-            </w:tcMar>
-            <w:tcBorders>
-              <w:top w:val="single" w:sz="4" w:space="0" w:color="DADCE0"/>
-              <w:left w:val="single" w:sz="4" w:space="0" w:color="DADCE0"/>
-              <w:bottom w:val="single" w:sz="4" w:space="0" w:color="DADCE0"/>
-              <w:right w:val="single" w:sz="4" w:space="0" w:color="DADCE0"/>
-              <w:insideH w:val="single" w:sz="4" w:space="0" w:color="DADCE0"/>
-              <w:insideV w:val="single" w:sz="4" w:space="0" w:color="DADCE0"/>
-            </w:tcBorders>
-            <w:shd w:fill="E8EEF5"/>
-          </w:tcPr>
-          <w:p>
-            <w:pPr>
-              <w:spacing w:after="0" w:line="269" w:lineRule="auto"/>
-            </w:pPr>
-            <w:r/>
-            <w:r>
-              <w:rPr>
-                <w:rFonts w:ascii="Calibri" w:hAnsi="Calibri" w:eastAsia="Microsoft YaHei"/>
-                <w:b/>
-                <w:color w:val="0B2545"/>
-                <w:sz w:val="19"/>
-              </w:rPr>
-              <w:t>课堂重点</w:t>
-            </w:r>
-          </w:p>
-        </w:tc>
-        <w:tc>
-          <w:tcPr>
-            <w:tcW w:type="dxa" w:w="1872"/>
-            <w:vAlign w:val="center"/>
-            <w:tcMar>
-              <w:top w:w="100" w:type="dxa"/>
-              <w:start w:w="120" w:type="dxa"/>
-              <w:bottom w:w="100" w:type="dxa"/>
-              <w:end w:w="120" w:type="dxa"/>
-            </w:tcMar>
-            <w:tcBorders>
-              <w:top w:val="single" w:sz="4" w:space="0" w:color="DADCE0"/>
-              <w:left w:val="single" w:sz="4" w:space="0" w:color="DADCE0"/>
-              <w:bottom w:val="single" w:sz="4" w:space="0" w:color="DADCE0"/>
-              <w:right w:val="single" w:sz="4" w:space="0" w:color="DADCE0"/>
-              <w:insideH w:val="single" w:sz="4" w:space="0" w:color="DADCE0"/>
-              <w:insideV w:val="single" w:sz="4" w:space="0" w:color="DADCE0"/>
-            </w:tcBorders>
-            <w:shd w:fill="E8EEF5"/>
-          </w:tcPr>
-          <w:p>
-            <w:pPr>
-              <w:spacing w:after="0" w:line="269" w:lineRule="auto"/>
-            </w:pPr>
-            <w:r/>
-            <w:r>
-              <w:rPr>
-                <w:rFonts w:ascii="Calibri" w:hAnsi="Calibri" w:eastAsia="Microsoft YaHei"/>
-                <w:b/>
-                <w:color w:val="0B2545"/>
-                <w:sz w:val="19"/>
-              </w:rPr>
-              <w:t>当堂成果</w:t>
-            </w:r>
-          </w:p>
-        </w:tc>
-        <w:tc>
-          <w:tcPr>
-            <w:tcW w:type="dxa" w:w="2260"/>
-            <w:vAlign w:val="center"/>
-            <w:tcMar>
-              <w:top w:w="100" w:type="dxa"/>
-              <w:start w:w="120" w:type="dxa"/>
-              <w:bottom w:w="100" w:type="dxa"/>
-              <w:end w:w="120" w:type="dxa"/>
-            </w:tcMar>
-            <w:tcBorders>
-              <w:top w:val="single" w:sz="4" w:space="0" w:color="DADCE0"/>
-              <w:left w:val="single" w:sz="4" w:space="0" w:color="DADCE0"/>
-              <w:bottom w:val="single" w:sz="4" w:space="0" w:color="DADCE0"/>
-              <w:right w:val="single" w:sz="4" w:space="0" w:color="DADCE0"/>
-              <w:insideH w:val="single" w:sz="4" w:space="0" w:color="DADCE0"/>
-              <w:insideV w:val="single" w:sz="4" w:space="0" w:color="DADCE0"/>
-            </w:tcBorders>
-            <w:shd w:fill="E8EEF5"/>
-          </w:tcPr>
-          <w:p>
-            <w:pPr>
-              <w:spacing w:after="0" w:line="269" w:lineRule="auto"/>
-            </w:pPr>
-            <w:r/>
-            <w:r>
-              <w:rPr>
-                <w:rFonts w:ascii="Calibri" w:hAnsi="Calibri" w:eastAsia="Microsoft YaHei"/>
-                <w:b/>
-                <w:color w:val="0B2545"/>
-                <w:sz w:val="19"/>
-              </w:rPr>
-              <w:t>20-30 分钟作业</w:t>
+              <w:t>通过条件</w:t>
             </w:r>
           </w:p>
         </w:tc>
@@ -2019,177 +3213,51 @@
       <w:tr>
         <w:tc>
           <w:tcPr>
-            <w:tcW w:type="dxa" w:w="503"/>
-            <w:vAlign w:val="center"/>
+            <w:tcW w:type="dxa" w:w="2160"/>
             <w:tcMar>
-              <w:top w:w="100" w:type="dxa"/>
-              <w:start w:w="120" w:type="dxa"/>
-              <w:bottom w:w="100" w:type="dxa"/>
-              <w:end w:w="120" w:type="dxa"/>
+              <w:top w:w="60" w:type="dxa"/>
+              <w:start w:w="90" w:type="dxa"/>
+              <w:bottom w:w="60" w:type="dxa"/>
+              <w:end w:w="90" w:type="dxa"/>
             </w:tcMar>
-            <w:tcBorders>
-              <w:top w:val="single" w:sz="4" w:space="0" w:color="DADCE0"/>
-              <w:left w:val="single" w:sz="4" w:space="0" w:color="DADCE0"/>
-              <w:bottom w:val="single" w:sz="4" w:space="0" w:color="DADCE0"/>
-              <w:right w:val="single" w:sz="4" w:space="0" w:color="DADCE0"/>
-              <w:insideH w:val="single" w:sz="4" w:space="0" w:color="DADCE0"/>
-              <w:insideV w:val="single" w:sz="4" w:space="0" w:color="DADCE0"/>
-            </w:tcBorders>
           </w:tcPr>
           <w:p>
             <w:pPr>
-              <w:spacing w:after="0" w:line="269" w:lineRule="auto"/>
-              <w:jc w:val="center"/>
+              <w:spacing w:after="0"/>
             </w:pPr>
-            <w:r/>
             <w:r>
               <w:rPr>
-                <w:rFonts w:ascii="Calibri" w:hAnsi="Calibri" w:eastAsia="Microsoft YaHei"/>
-                <w:b w:val="0"/>
-                <w:color w:val="1F2937"/>
-                <w:sz w:val="19"/>
+                <w:rFonts w:ascii="Aptos" w:hAnsi="Aptos" w:eastAsia="Microsoft YaHei"/>
+                <w:b/>
+                <w:color w:val="0C2D52"/>
+                <w:sz w:val="17"/>
               </w:rPr>
-              <w:t>1</w:t>
+              <w:t>Stage 1</w:t>
             </w:r>
           </w:p>
         </w:tc>
         <w:tc>
           <w:tcPr>
-            <w:tcW w:type="dxa" w:w="1699"/>
-            <w:vAlign w:val="center"/>
+            <w:tcW w:type="dxa" w:w="8496"/>
             <w:tcMar>
-              <w:top w:w="100" w:type="dxa"/>
-              <w:start w:w="120" w:type="dxa"/>
-              <w:bottom w:w="100" w:type="dxa"/>
-              <w:end w:w="120" w:type="dxa"/>
+              <w:top w:w="60" w:type="dxa"/>
+              <w:start w:w="90" w:type="dxa"/>
+              <w:bottom w:w="60" w:type="dxa"/>
+              <w:end w:w="90" w:type="dxa"/>
             </w:tcMar>
-            <w:tcBorders>
-              <w:top w:val="single" w:sz="4" w:space="0" w:color="DADCE0"/>
-              <w:left w:val="single" w:sz="4" w:space="0" w:color="DADCE0"/>
-              <w:bottom w:val="single" w:sz="4" w:space="0" w:color="DADCE0"/>
-              <w:right w:val="single" w:sz="4" w:space="0" w:color="DADCE0"/>
-              <w:insideH w:val="single" w:sz="4" w:space="0" w:color="DADCE0"/>
-              <w:insideV w:val="single" w:sz="4" w:space="0" w:color="DADCE0"/>
-            </w:tcBorders>
           </w:tcPr>
           <w:p>
             <w:pPr>
-              <w:spacing w:after="0" w:line="269" w:lineRule="auto"/>
+              <w:spacing w:after="0"/>
             </w:pPr>
-            <w:r/>
             <w:r>
               <w:rPr>
-                <w:rFonts w:ascii="Calibri" w:hAnsi="Calibri" w:eastAsia="Microsoft YaHei"/>
+                <w:rFonts w:ascii="Aptos" w:hAnsi="Aptos" w:eastAsia="Microsoft YaHei"/>
                 <w:b w:val="0"/>
-                <w:color w:val="1F2937"/>
-                <w:sz w:val="19"/>
+                <w:color w:val="21303F"/>
+                <w:sz w:val="17"/>
               </w:rPr>
-              <w:t>Python Basics &amp; Google Colab</w:t>
-            </w:r>
-          </w:p>
-        </w:tc>
-        <w:tc>
-          <w:tcPr>
-            <w:tcW w:type="dxa" w:w="3024"/>
-            <w:vAlign w:val="center"/>
-            <w:tcMar>
-              <w:top w:w="100" w:type="dxa"/>
-              <w:start w:w="120" w:type="dxa"/>
-              <w:bottom w:w="100" w:type="dxa"/>
-              <w:end w:w="120" w:type="dxa"/>
-            </w:tcMar>
-            <w:tcBorders>
-              <w:top w:val="single" w:sz="4" w:space="0" w:color="DADCE0"/>
-              <w:left w:val="single" w:sz="4" w:space="0" w:color="DADCE0"/>
-              <w:bottom w:val="single" w:sz="4" w:space="0" w:color="DADCE0"/>
-              <w:right w:val="single" w:sz="4" w:space="0" w:color="DADCE0"/>
-              <w:insideH w:val="single" w:sz="4" w:space="0" w:color="DADCE0"/>
-              <w:insideV w:val="single" w:sz="4" w:space="0" w:color="DADCE0"/>
-            </w:tcBorders>
-          </w:tcPr>
-          <w:p>
-            <w:pPr>
-              <w:spacing w:after="0" w:line="269" w:lineRule="auto"/>
-            </w:pPr>
-            <w:r/>
-            <w:r>
-              <w:rPr>
-                <w:rFonts w:ascii="Calibri" w:hAnsi="Calibri" w:eastAsia="Microsoft YaHei"/>
-                <w:b w:val="0"/>
-                <w:color w:val="1F2937"/>
-                <w:sz w:val="19"/>
-              </w:rPr>
-              <w:t>Colab 环境、notebook 单元格、变量、print、注释、简单输入输出。</w:t>
-            </w:r>
-          </w:p>
-        </w:tc>
-        <w:tc>
-          <w:tcPr>
-            <w:tcW w:type="dxa" w:w="1872"/>
-            <w:vAlign w:val="center"/>
-            <w:tcMar>
-              <w:top w:w="100" w:type="dxa"/>
-              <w:start w:w="120" w:type="dxa"/>
-              <w:bottom w:w="100" w:type="dxa"/>
-              <w:end w:w="120" w:type="dxa"/>
-            </w:tcMar>
-            <w:tcBorders>
-              <w:top w:val="single" w:sz="4" w:space="0" w:color="DADCE0"/>
-              <w:left w:val="single" w:sz="4" w:space="0" w:color="DADCE0"/>
-              <w:bottom w:val="single" w:sz="4" w:space="0" w:color="DADCE0"/>
-              <w:right w:val="single" w:sz="4" w:space="0" w:color="DADCE0"/>
-              <w:insideH w:val="single" w:sz="4" w:space="0" w:color="DADCE0"/>
-              <w:insideV w:val="single" w:sz="4" w:space="0" w:color="DADCE0"/>
-            </w:tcBorders>
-          </w:tcPr>
-          <w:p>
-            <w:pPr>
-              <w:spacing w:after="0" w:line="269" w:lineRule="auto"/>
-            </w:pPr>
-            <w:r/>
-            <w:r>
-              <w:rPr>
-                <w:rFonts w:ascii="Calibri" w:hAnsi="Calibri" w:eastAsia="Microsoft YaHei"/>
-                <w:b w:val="0"/>
-                <w:color w:val="1F2937"/>
-                <w:sz w:val="19"/>
-              </w:rPr>
-              <w:t>完成第一个可运行 Python notebook。</w:t>
-            </w:r>
-          </w:p>
-        </w:tc>
-        <w:tc>
-          <w:tcPr>
-            <w:tcW w:type="dxa" w:w="2260"/>
-            <w:vAlign w:val="center"/>
-            <w:tcMar>
-              <w:top w:w="100" w:type="dxa"/>
-              <w:start w:w="120" w:type="dxa"/>
-              <w:bottom w:w="100" w:type="dxa"/>
-              <w:end w:w="120" w:type="dxa"/>
-            </w:tcMar>
-            <w:tcBorders>
-              <w:top w:val="single" w:sz="4" w:space="0" w:color="DADCE0"/>
-              <w:left w:val="single" w:sz="4" w:space="0" w:color="DADCE0"/>
-              <w:bottom w:val="single" w:sz="4" w:space="0" w:color="DADCE0"/>
-              <w:right w:val="single" w:sz="4" w:space="0" w:color="DADCE0"/>
-              <w:insideH w:val="single" w:sz="4" w:space="0" w:color="DADCE0"/>
-              <w:insideV w:val="single" w:sz="4" w:space="0" w:color="DADCE0"/>
-            </w:tcBorders>
-          </w:tcPr>
-          <w:p>
-            <w:pPr>
-              <w:spacing w:after="0" w:line="269" w:lineRule="auto"/>
-            </w:pPr>
-            <w:r/>
-            <w:r>
-              <w:rPr>
-                <w:rFonts w:ascii="Calibri" w:hAnsi="Calibri" w:eastAsia="Microsoft YaHei"/>
-                <w:b w:val="0"/>
-                <w:color w:val="1F2937"/>
-                <w:sz w:val="19"/>
-              </w:rPr>
-              <w:t>完成 8-10 个变量/输出小练习，并提交 notebook 链接。</w:t>
+              <w:t>问题可检验；数据和许可已审核；目标字段存在；Notebook v1可运行</w:t>
             </w:r>
           </w:p>
         </w:tc>
@@ -2197,182 +3265,51 @@
       <w:tr>
         <w:tc>
           <w:tcPr>
-            <w:tcW w:type="dxa" w:w="503"/>
-            <w:vAlign w:val="center"/>
+            <w:tcW w:type="dxa" w:w="2160"/>
             <w:tcMar>
-              <w:top w:w="100" w:type="dxa"/>
-              <w:start w:w="120" w:type="dxa"/>
-              <w:bottom w:w="100" w:type="dxa"/>
-              <w:end w:w="120" w:type="dxa"/>
+              <w:top w:w="60" w:type="dxa"/>
+              <w:start w:w="90" w:type="dxa"/>
+              <w:bottom w:w="60" w:type="dxa"/>
+              <w:end w:w="90" w:type="dxa"/>
             </w:tcMar>
-            <w:tcBorders>
-              <w:top w:val="single" w:sz="4" w:space="0" w:color="DADCE0"/>
-              <w:left w:val="single" w:sz="4" w:space="0" w:color="DADCE0"/>
-              <w:bottom w:val="single" w:sz="4" w:space="0" w:color="DADCE0"/>
-              <w:right w:val="single" w:sz="4" w:space="0" w:color="DADCE0"/>
-              <w:insideH w:val="single" w:sz="4" w:space="0" w:color="DADCE0"/>
-              <w:insideV w:val="single" w:sz="4" w:space="0" w:color="DADCE0"/>
-            </w:tcBorders>
-            <w:shd w:fill="FAFBFC"/>
           </w:tcPr>
           <w:p>
             <w:pPr>
-              <w:spacing w:after="0" w:line="269" w:lineRule="auto"/>
-              <w:jc w:val="center"/>
+              <w:spacing w:after="0"/>
             </w:pPr>
-            <w:r/>
             <w:r>
               <w:rPr>
-                <w:rFonts w:ascii="Calibri" w:hAnsi="Calibri" w:eastAsia="Microsoft YaHei"/>
-                <w:b w:val="0"/>
-                <w:color w:val="1F2937"/>
-                <w:sz w:val="19"/>
+                <w:rFonts w:ascii="Aptos" w:hAnsi="Aptos" w:eastAsia="Microsoft YaHei"/>
+                <w:b/>
+                <w:color w:val="0C2D52"/>
+                <w:sz w:val="17"/>
               </w:rPr>
-              <w:t>2</w:t>
+              <w:t>Stage 2</w:t>
             </w:r>
           </w:p>
         </w:tc>
         <w:tc>
           <w:tcPr>
-            <w:tcW w:type="dxa" w:w="1699"/>
-            <w:vAlign w:val="center"/>
+            <w:tcW w:type="dxa" w:w="8496"/>
             <w:tcMar>
-              <w:top w:w="100" w:type="dxa"/>
-              <w:start w:w="120" w:type="dxa"/>
-              <w:bottom w:w="100" w:type="dxa"/>
-              <w:end w:w="120" w:type="dxa"/>
+              <w:top w:w="60" w:type="dxa"/>
+              <w:start w:w="90" w:type="dxa"/>
+              <w:bottom w:w="60" w:type="dxa"/>
+              <w:end w:w="90" w:type="dxa"/>
             </w:tcMar>
-            <w:tcBorders>
-              <w:top w:val="single" w:sz="4" w:space="0" w:color="DADCE0"/>
-              <w:left w:val="single" w:sz="4" w:space="0" w:color="DADCE0"/>
-              <w:bottom w:val="single" w:sz="4" w:space="0" w:color="DADCE0"/>
-              <w:right w:val="single" w:sz="4" w:space="0" w:color="DADCE0"/>
-              <w:insideH w:val="single" w:sz="4" w:space="0" w:color="DADCE0"/>
-              <w:insideV w:val="single" w:sz="4" w:space="0" w:color="DADCE0"/>
-            </w:tcBorders>
-            <w:shd w:fill="FAFBFC"/>
           </w:tcPr>
           <w:p>
             <w:pPr>
-              <w:spacing w:after="0" w:line="269" w:lineRule="auto"/>
+              <w:spacing w:after="0"/>
             </w:pPr>
-            <w:r/>
             <w:r>
               <w:rPr>
-                <w:rFonts w:ascii="Calibri" w:hAnsi="Calibri" w:eastAsia="Microsoft YaHei"/>
+                <w:rFonts w:ascii="Aptos" w:hAnsi="Aptos" w:eastAsia="Microsoft YaHei"/>
                 <w:b w:val="0"/>
-                <w:color w:val="1F2937"/>
-                <w:sz w:val="19"/>
+                <w:color w:val="21303F"/>
+                <w:sz w:val="17"/>
               </w:rPr>
-              <w:t>Control Flow</w:t>
-            </w:r>
-          </w:p>
-        </w:tc>
-        <w:tc>
-          <w:tcPr>
-            <w:tcW w:type="dxa" w:w="3024"/>
-            <w:vAlign w:val="center"/>
-            <w:tcMar>
-              <w:top w:w="100" w:type="dxa"/>
-              <w:start w:w="120" w:type="dxa"/>
-              <w:bottom w:w="100" w:type="dxa"/>
-              <w:end w:w="120" w:type="dxa"/>
-            </w:tcMar>
-            <w:tcBorders>
-              <w:top w:val="single" w:sz="4" w:space="0" w:color="DADCE0"/>
-              <w:left w:val="single" w:sz="4" w:space="0" w:color="DADCE0"/>
-              <w:bottom w:val="single" w:sz="4" w:space="0" w:color="DADCE0"/>
-              <w:right w:val="single" w:sz="4" w:space="0" w:color="DADCE0"/>
-              <w:insideH w:val="single" w:sz="4" w:space="0" w:color="DADCE0"/>
-              <w:insideV w:val="single" w:sz="4" w:space="0" w:color="DADCE0"/>
-            </w:tcBorders>
-            <w:shd w:fill="FAFBFC"/>
-          </w:tcPr>
-          <w:p>
-            <w:pPr>
-              <w:spacing w:after="0" w:line="269" w:lineRule="auto"/>
-            </w:pPr>
-            <w:r/>
-            <w:r>
-              <w:rPr>
-                <w:rFonts w:ascii="Calibri" w:hAnsi="Calibri" w:eastAsia="Microsoft YaHei"/>
-                <w:b w:val="0"/>
-                <w:color w:val="1F2937"/>
-                <w:sz w:val="19"/>
-              </w:rPr>
-              <w:t>条件判断、循环、比较运算、逻辑运算；用代码完成简单判断流程。</w:t>
-            </w:r>
-          </w:p>
-        </w:tc>
-        <w:tc>
-          <w:tcPr>
-            <w:tcW w:type="dxa" w:w="1872"/>
-            <w:vAlign w:val="center"/>
-            <w:tcMar>
-              <w:top w:w="100" w:type="dxa"/>
-              <w:start w:w="120" w:type="dxa"/>
-              <w:bottom w:w="100" w:type="dxa"/>
-              <w:end w:w="120" w:type="dxa"/>
-            </w:tcMar>
-            <w:tcBorders>
-              <w:top w:val="single" w:sz="4" w:space="0" w:color="DADCE0"/>
-              <w:left w:val="single" w:sz="4" w:space="0" w:color="DADCE0"/>
-              <w:bottom w:val="single" w:sz="4" w:space="0" w:color="DADCE0"/>
-              <w:right w:val="single" w:sz="4" w:space="0" w:color="DADCE0"/>
-              <w:insideH w:val="single" w:sz="4" w:space="0" w:color="DADCE0"/>
-              <w:insideV w:val="single" w:sz="4" w:space="0" w:color="DADCE0"/>
-            </w:tcBorders>
-            <w:shd w:fill="FAFBFC"/>
-          </w:tcPr>
-          <w:p>
-            <w:pPr>
-              <w:spacing w:after="0" w:line="269" w:lineRule="auto"/>
-            </w:pPr>
-            <w:r/>
-            <w:r>
-              <w:rPr>
-                <w:rFonts w:ascii="Calibri" w:hAnsi="Calibri" w:eastAsia="Microsoft YaHei"/>
-                <w:b w:val="0"/>
-                <w:color w:val="1F2937"/>
-                <w:sz w:val="19"/>
-              </w:rPr>
-              <w:t>用 if/for/while 完成一个小型数据判断任务。</w:t>
-            </w:r>
-          </w:p>
-        </w:tc>
-        <w:tc>
-          <w:tcPr>
-            <w:tcW w:type="dxa" w:w="2260"/>
-            <w:vAlign w:val="center"/>
-            <w:tcMar>
-              <w:top w:w="100" w:type="dxa"/>
-              <w:start w:w="120" w:type="dxa"/>
-              <w:bottom w:w="100" w:type="dxa"/>
-              <w:end w:w="120" w:type="dxa"/>
-            </w:tcMar>
-            <w:tcBorders>
-              <w:top w:val="single" w:sz="4" w:space="0" w:color="DADCE0"/>
-              <w:left w:val="single" w:sz="4" w:space="0" w:color="DADCE0"/>
-              <w:bottom w:val="single" w:sz="4" w:space="0" w:color="DADCE0"/>
-              <w:right w:val="single" w:sz="4" w:space="0" w:color="DADCE0"/>
-              <w:insideH w:val="single" w:sz="4" w:space="0" w:color="DADCE0"/>
-              <w:insideV w:val="single" w:sz="4" w:space="0" w:color="DADCE0"/>
-            </w:tcBorders>
-            <w:shd w:fill="FAFBFC"/>
-          </w:tcPr>
-          <w:p>
-            <w:pPr>
-              <w:spacing w:after="0" w:line="269" w:lineRule="auto"/>
-            </w:pPr>
-            <w:r/>
-            <w:r>
-              <w:rPr>
-                <w:rFonts w:ascii="Calibri" w:hAnsi="Calibri" w:eastAsia="Microsoft YaHei"/>
-                <w:b w:val="0"/>
-                <w:color w:val="1F2937"/>
-                <w:sz w:val="19"/>
-              </w:rPr>
-              <w:t>写一个简单评分/分类程序，例如根据数值输出等级或风险。</w:t>
+              <w:t>原始数据保留；清洗日志完整；三张图与研究问题一致</w:t>
             </w:r>
           </w:p>
         </w:tc>
@@ -2380,177 +3317,51 @@
       <w:tr>
         <w:tc>
           <w:tcPr>
-            <w:tcW w:type="dxa" w:w="503"/>
-            <w:vAlign w:val="center"/>
+            <w:tcW w:type="dxa" w:w="2160"/>
             <w:tcMar>
-              <w:top w:w="100" w:type="dxa"/>
-              <w:start w:w="120" w:type="dxa"/>
-              <w:bottom w:w="100" w:type="dxa"/>
-              <w:end w:w="120" w:type="dxa"/>
+              <w:top w:w="60" w:type="dxa"/>
+              <w:start w:w="90" w:type="dxa"/>
+              <w:bottom w:w="60" w:type="dxa"/>
+              <w:end w:w="90" w:type="dxa"/>
             </w:tcMar>
-            <w:tcBorders>
-              <w:top w:val="single" w:sz="4" w:space="0" w:color="DADCE0"/>
-              <w:left w:val="single" w:sz="4" w:space="0" w:color="DADCE0"/>
-              <w:bottom w:val="single" w:sz="4" w:space="0" w:color="DADCE0"/>
-              <w:right w:val="single" w:sz="4" w:space="0" w:color="DADCE0"/>
-              <w:insideH w:val="single" w:sz="4" w:space="0" w:color="DADCE0"/>
-              <w:insideV w:val="single" w:sz="4" w:space="0" w:color="DADCE0"/>
-            </w:tcBorders>
           </w:tcPr>
           <w:p>
             <w:pPr>
-              <w:spacing w:after="0" w:line="269" w:lineRule="auto"/>
-              <w:jc w:val="center"/>
+              <w:spacing w:after="0"/>
             </w:pPr>
-            <w:r/>
             <w:r>
               <w:rPr>
-                <w:rFonts w:ascii="Calibri" w:hAnsi="Calibri" w:eastAsia="Microsoft YaHei"/>
-                <w:b w:val="0"/>
-                <w:color w:val="1F2937"/>
-                <w:sz w:val="19"/>
+                <w:rFonts w:ascii="Aptos" w:hAnsi="Aptos" w:eastAsia="Microsoft YaHei"/>
+                <w:b/>
+                <w:color w:val="0C2D52"/>
+                <w:sz w:val="17"/>
               </w:rPr>
-              <w:t>3</w:t>
+              <w:t>Stage 3</w:t>
             </w:r>
           </w:p>
         </w:tc>
         <w:tc>
           <w:tcPr>
-            <w:tcW w:type="dxa" w:w="1699"/>
-            <w:vAlign w:val="center"/>
+            <w:tcW w:type="dxa" w:w="8496"/>
             <w:tcMar>
-              <w:top w:w="100" w:type="dxa"/>
-              <w:start w:w="120" w:type="dxa"/>
-              <w:bottom w:w="100" w:type="dxa"/>
-              <w:end w:w="120" w:type="dxa"/>
+              <w:top w:w="60" w:type="dxa"/>
+              <w:start w:w="90" w:type="dxa"/>
+              <w:bottom w:w="60" w:type="dxa"/>
+              <w:end w:w="90" w:type="dxa"/>
             </w:tcMar>
-            <w:tcBorders>
-              <w:top w:val="single" w:sz="4" w:space="0" w:color="DADCE0"/>
-              <w:left w:val="single" w:sz="4" w:space="0" w:color="DADCE0"/>
-              <w:bottom w:val="single" w:sz="4" w:space="0" w:color="DADCE0"/>
-              <w:right w:val="single" w:sz="4" w:space="0" w:color="DADCE0"/>
-              <w:insideH w:val="single" w:sz="4" w:space="0" w:color="DADCE0"/>
-              <w:insideV w:val="single" w:sz="4" w:space="0" w:color="DADCE0"/>
-            </w:tcBorders>
           </w:tcPr>
           <w:p>
             <w:pPr>
-              <w:spacing w:after="0" w:line="269" w:lineRule="auto"/>
+              <w:spacing w:after="0"/>
             </w:pPr>
-            <w:r/>
             <w:r>
               <w:rPr>
-                <w:rFonts w:ascii="Calibri" w:hAnsi="Calibri" w:eastAsia="Microsoft YaHei"/>
+                <w:rFonts w:ascii="Aptos" w:hAnsi="Aptos" w:eastAsia="Microsoft YaHei"/>
                 <w:b w:val="0"/>
-                <w:color w:val="1F2937"/>
-                <w:sz w:val="19"/>
+                <w:color w:val="21303F"/>
+                <w:sz w:val="17"/>
               </w:rPr>
-              <w:t>Functions &amp; File I/O</w:t>
-            </w:r>
-          </w:p>
-        </w:tc>
-        <w:tc>
-          <w:tcPr>
-            <w:tcW w:type="dxa" w:w="3024"/>
-            <w:vAlign w:val="center"/>
-            <w:tcMar>
-              <w:top w:w="100" w:type="dxa"/>
-              <w:start w:w="120" w:type="dxa"/>
-              <w:bottom w:w="100" w:type="dxa"/>
-              <w:end w:w="120" w:type="dxa"/>
-            </w:tcMar>
-            <w:tcBorders>
-              <w:top w:val="single" w:sz="4" w:space="0" w:color="DADCE0"/>
-              <w:left w:val="single" w:sz="4" w:space="0" w:color="DADCE0"/>
-              <w:bottom w:val="single" w:sz="4" w:space="0" w:color="DADCE0"/>
-              <w:right w:val="single" w:sz="4" w:space="0" w:color="DADCE0"/>
-              <w:insideH w:val="single" w:sz="4" w:space="0" w:color="DADCE0"/>
-              <w:insideV w:val="single" w:sz="4" w:space="0" w:color="DADCE0"/>
-            </w:tcBorders>
-          </w:tcPr>
-          <w:p>
-            <w:pPr>
-              <w:spacing w:after="0" w:line="269" w:lineRule="auto"/>
-            </w:pPr>
-            <w:r/>
-            <w:r>
-              <w:rPr>
-                <w:rFonts w:ascii="Calibri" w:hAnsi="Calibri" w:eastAsia="Microsoft YaHei"/>
-                <w:b w:val="0"/>
-                <w:color w:val="1F2937"/>
-                <w:sz w:val="19"/>
-              </w:rPr>
-              <w:t>函数参数、返回值、代码复用；简单读取/保存文本或 CSV 文件。</w:t>
-            </w:r>
-          </w:p>
-        </w:tc>
-        <w:tc>
-          <w:tcPr>
-            <w:tcW w:type="dxa" w:w="1872"/>
-            <w:vAlign w:val="center"/>
-            <w:tcMar>
-              <w:top w:w="100" w:type="dxa"/>
-              <w:start w:w="120" w:type="dxa"/>
-              <w:bottom w:w="100" w:type="dxa"/>
-              <w:end w:w="120" w:type="dxa"/>
-            </w:tcMar>
-            <w:tcBorders>
-              <w:top w:val="single" w:sz="4" w:space="0" w:color="DADCE0"/>
-              <w:left w:val="single" w:sz="4" w:space="0" w:color="DADCE0"/>
-              <w:bottom w:val="single" w:sz="4" w:space="0" w:color="DADCE0"/>
-              <w:right w:val="single" w:sz="4" w:space="0" w:color="DADCE0"/>
-              <w:insideH w:val="single" w:sz="4" w:space="0" w:color="DADCE0"/>
-              <w:insideV w:val="single" w:sz="4" w:space="0" w:color="DADCE0"/>
-            </w:tcBorders>
-          </w:tcPr>
-          <w:p>
-            <w:pPr>
-              <w:spacing w:after="0" w:line="269" w:lineRule="auto"/>
-            </w:pPr>
-            <w:r/>
-            <w:r>
-              <w:rPr>
-                <w:rFonts w:ascii="Calibri" w:hAnsi="Calibri" w:eastAsia="Microsoft YaHei"/>
-                <w:b w:val="0"/>
-                <w:color w:val="1F2937"/>
-                <w:sz w:val="19"/>
-              </w:rPr>
-              <w:t>把重复计算封装成函数，并保存一次运行结果。</w:t>
-            </w:r>
-          </w:p>
-        </w:tc>
-        <w:tc>
-          <w:tcPr>
-            <w:tcW w:type="dxa" w:w="2260"/>
-            <w:vAlign w:val="center"/>
-            <w:tcMar>
-              <w:top w:w="100" w:type="dxa"/>
-              <w:start w:w="120" w:type="dxa"/>
-              <w:bottom w:w="100" w:type="dxa"/>
-              <w:end w:w="120" w:type="dxa"/>
-            </w:tcMar>
-            <w:tcBorders>
-              <w:top w:val="single" w:sz="4" w:space="0" w:color="DADCE0"/>
-              <w:left w:val="single" w:sz="4" w:space="0" w:color="DADCE0"/>
-              <w:bottom w:val="single" w:sz="4" w:space="0" w:color="DADCE0"/>
-              <w:right w:val="single" w:sz="4" w:space="0" w:color="DADCE0"/>
-              <w:insideH w:val="single" w:sz="4" w:space="0" w:color="DADCE0"/>
-              <w:insideV w:val="single" w:sz="4" w:space="0" w:color="DADCE0"/>
-            </w:tcBorders>
-          </w:tcPr>
-          <w:p>
-            <w:pPr>
-              <w:spacing w:after="0" w:line="269" w:lineRule="auto"/>
-            </w:pPr>
-            <w:r/>
-            <w:r>
-              <w:rPr>
-                <w:rFonts w:ascii="Calibri" w:hAnsi="Calibri" w:eastAsia="Microsoft YaHei"/>
-                <w:b w:val="0"/>
-                <w:color w:val="1F2937"/>
-                <w:sz w:val="19"/>
-              </w:rPr>
-              <w:t>改写课堂代码，新增一个函数并输出一个结果文件。</w:t>
+              <w:t>相同拆分公平比较；MAE数字正确；错误和限制已经说明</w:t>
             </w:r>
           </w:p>
         </w:tc>
@@ -2558,2165 +3369,51 @@
       <w:tr>
         <w:tc>
           <w:tcPr>
-            <w:tcW w:type="dxa" w:w="503"/>
-            <w:vAlign w:val="center"/>
+            <w:tcW w:type="dxa" w:w="2160"/>
             <w:tcMar>
-              <w:top w:w="100" w:type="dxa"/>
-              <w:start w:w="120" w:type="dxa"/>
-              <w:bottom w:w="100" w:type="dxa"/>
-              <w:end w:w="120" w:type="dxa"/>
+              <w:top w:w="60" w:type="dxa"/>
+              <w:start w:w="90" w:type="dxa"/>
+              <w:bottom w:w="60" w:type="dxa"/>
+              <w:end w:w="90" w:type="dxa"/>
             </w:tcMar>
-            <w:tcBorders>
-              <w:top w:val="single" w:sz="4" w:space="0" w:color="DADCE0"/>
-              <w:left w:val="single" w:sz="4" w:space="0" w:color="DADCE0"/>
-              <w:bottom w:val="single" w:sz="4" w:space="0" w:color="DADCE0"/>
-              <w:right w:val="single" w:sz="4" w:space="0" w:color="DADCE0"/>
-              <w:insideH w:val="single" w:sz="4" w:space="0" w:color="DADCE0"/>
-              <w:insideV w:val="single" w:sz="4" w:space="0" w:color="DADCE0"/>
-            </w:tcBorders>
-            <w:shd w:fill="FAFBFC"/>
           </w:tcPr>
           <w:p>
             <w:pPr>
-              <w:spacing w:after="0" w:line="269" w:lineRule="auto"/>
-              <w:jc w:val="center"/>
+              <w:spacing w:after="0"/>
             </w:pPr>
-            <w:r/>
             <w:r>
               <w:rPr>
-                <w:rFonts w:ascii="Calibri" w:hAnsi="Calibri" w:eastAsia="Microsoft YaHei"/>
-                <w:b w:val="0"/>
-                <w:color w:val="1F2937"/>
-                <w:sz w:val="19"/>
+                <w:rFonts w:ascii="Aptos" w:hAnsi="Aptos" w:eastAsia="Microsoft YaHei"/>
+                <w:b/>
+                <w:color w:val="0C2D52"/>
+                <w:sz w:val="17"/>
               </w:rPr>
-              <w:t>4</w:t>
+              <w:t>Stage 4</w:t>
             </w:r>
           </w:p>
         </w:tc>
         <w:tc>
           <w:tcPr>
-            <w:tcW w:type="dxa" w:w="1699"/>
-            <w:vAlign w:val="center"/>
+            <w:tcW w:type="dxa" w:w="8496"/>
             <w:tcMar>
-              <w:top w:w="100" w:type="dxa"/>
-              <w:start w:w="120" w:type="dxa"/>
-              <w:bottom w:w="100" w:type="dxa"/>
-              <w:end w:w="120" w:type="dxa"/>
+              <w:top w:w="60" w:type="dxa"/>
+              <w:start w:w="90" w:type="dxa"/>
+              <w:bottom w:w="60" w:type="dxa"/>
+              <w:end w:w="90" w:type="dxa"/>
             </w:tcMar>
-            <w:tcBorders>
-              <w:top w:val="single" w:sz="4" w:space="0" w:color="DADCE0"/>
-              <w:left w:val="single" w:sz="4" w:space="0" w:color="DADCE0"/>
-              <w:bottom w:val="single" w:sz="4" w:space="0" w:color="DADCE0"/>
-              <w:right w:val="single" w:sz="4" w:space="0" w:color="DADCE0"/>
-              <w:insideH w:val="single" w:sz="4" w:space="0" w:color="DADCE0"/>
-              <w:insideV w:val="single" w:sz="4" w:space="0" w:color="DADCE0"/>
-            </w:tcBorders>
-            <w:shd w:fill="FAFBFC"/>
           </w:tcPr>
           <w:p>
             <w:pPr>
-              <w:spacing w:after="0" w:line="269" w:lineRule="auto"/>
+              <w:spacing w:after="0"/>
             </w:pPr>
-            <w:r/>
             <w:r>
               <w:rPr>
-                <w:rFonts w:ascii="Calibri" w:hAnsi="Calibri" w:eastAsia="Microsoft YaHei"/>
+                <w:rFonts w:ascii="Aptos" w:hAnsi="Aptos" w:eastAsia="Microsoft YaHei"/>
                 <w:b w:val="0"/>
-                <w:color w:val="1F2937"/>
-                <w:sz w:val="19"/>
+                <w:color w:val="21303F"/>
+                <w:sz w:val="17"/>
               </w:rPr>
-              <w:t>Data Structures for Research</w:t>
-            </w:r>
-          </w:p>
-        </w:tc>
-        <w:tc>
-          <w:tcPr>
-            <w:tcW w:type="dxa" w:w="3024"/>
-            <w:vAlign w:val="center"/>
-            <w:tcMar>
-              <w:top w:w="100" w:type="dxa"/>
-              <w:start w:w="120" w:type="dxa"/>
-              <w:bottom w:w="100" w:type="dxa"/>
-              <w:end w:w="120" w:type="dxa"/>
-            </w:tcMar>
-            <w:tcBorders>
-              <w:top w:val="single" w:sz="4" w:space="0" w:color="DADCE0"/>
-              <w:left w:val="single" w:sz="4" w:space="0" w:color="DADCE0"/>
-              <w:bottom w:val="single" w:sz="4" w:space="0" w:color="DADCE0"/>
-              <w:right w:val="single" w:sz="4" w:space="0" w:color="DADCE0"/>
-              <w:insideH w:val="single" w:sz="4" w:space="0" w:color="DADCE0"/>
-              <w:insideV w:val="single" w:sz="4" w:space="0" w:color="DADCE0"/>
-            </w:tcBorders>
-            <w:shd w:fill="FAFBFC"/>
-          </w:tcPr>
-          <w:p>
-            <w:pPr>
-              <w:spacing w:after="0" w:line="269" w:lineRule="auto"/>
-            </w:pPr>
-            <w:r/>
-            <w:r>
-              <w:rPr>
-                <w:rFonts w:ascii="Calibri" w:hAnsi="Calibri" w:eastAsia="Microsoft YaHei"/>
-                <w:b w:val="0"/>
-                <w:color w:val="1F2937"/>
-                <w:sz w:val="19"/>
-              </w:rPr>
-              <w:t>list、dict、set；用基础结构整理少量样本记录。</w:t>
-            </w:r>
-          </w:p>
-        </w:tc>
-        <w:tc>
-          <w:tcPr>
-            <w:tcW w:type="dxa" w:w="1872"/>
-            <w:vAlign w:val="center"/>
-            <w:tcMar>
-              <w:top w:w="100" w:type="dxa"/>
-              <w:start w:w="120" w:type="dxa"/>
-              <w:bottom w:w="100" w:type="dxa"/>
-              <w:end w:w="120" w:type="dxa"/>
-            </w:tcMar>
-            <w:tcBorders>
-              <w:top w:val="single" w:sz="4" w:space="0" w:color="DADCE0"/>
-              <w:left w:val="single" w:sz="4" w:space="0" w:color="DADCE0"/>
-              <w:bottom w:val="single" w:sz="4" w:space="0" w:color="DADCE0"/>
-              <w:right w:val="single" w:sz="4" w:space="0" w:color="DADCE0"/>
-              <w:insideH w:val="single" w:sz="4" w:space="0" w:color="DADCE0"/>
-              <w:insideV w:val="single" w:sz="4" w:space="0" w:color="DADCE0"/>
-            </w:tcBorders>
-            <w:shd w:fill="FAFBFC"/>
-          </w:tcPr>
-          <w:p>
-            <w:pPr>
-              <w:spacing w:after="0" w:line="269" w:lineRule="auto"/>
-            </w:pPr>
-            <w:r/>
-            <w:r>
-              <w:rPr>
-                <w:rFonts w:ascii="Calibri" w:hAnsi="Calibri" w:eastAsia="Microsoft YaHei"/>
-                <w:b w:val="0"/>
-                <w:color w:val="1F2937"/>
-                <w:sz w:val="19"/>
-              </w:rPr>
-              <w:t>建立一个简单数据记录表。</w:t>
-            </w:r>
-          </w:p>
-        </w:tc>
-        <w:tc>
-          <w:tcPr>
-            <w:tcW w:type="dxa" w:w="2260"/>
-            <w:vAlign w:val="center"/>
-            <w:tcMar>
-              <w:top w:w="100" w:type="dxa"/>
-              <w:start w:w="120" w:type="dxa"/>
-              <w:bottom w:w="100" w:type="dxa"/>
-              <w:end w:w="120" w:type="dxa"/>
-            </w:tcMar>
-            <w:tcBorders>
-              <w:top w:val="single" w:sz="4" w:space="0" w:color="DADCE0"/>
-              <w:left w:val="single" w:sz="4" w:space="0" w:color="DADCE0"/>
-              <w:bottom w:val="single" w:sz="4" w:space="0" w:color="DADCE0"/>
-              <w:right w:val="single" w:sz="4" w:space="0" w:color="DADCE0"/>
-              <w:insideH w:val="single" w:sz="4" w:space="0" w:color="DADCE0"/>
-              <w:insideV w:val="single" w:sz="4" w:space="0" w:color="DADCE0"/>
-            </w:tcBorders>
-            <w:shd w:fill="FAFBFC"/>
-          </w:tcPr>
-          <w:p>
-            <w:pPr>
-              <w:spacing w:after="0" w:line="269" w:lineRule="auto"/>
-            </w:pPr>
-            <w:r/>
-            <w:r>
-              <w:rPr>
-                <w:rFonts w:ascii="Calibri" w:hAnsi="Calibri" w:eastAsia="Microsoft YaHei"/>
-                <w:b w:val="0"/>
-                <w:color w:val="1F2937"/>
-                <w:sz w:val="19"/>
-              </w:rPr>
-              <w:t>用 list/dict 整理 10 条样本记录，计算一个简单统计值。</w:t>
-            </w:r>
-          </w:p>
-        </w:tc>
-      </w:tr>
-      <w:tr>
-        <w:tc>
-          <w:tcPr>
-            <w:tcW w:type="dxa" w:w="503"/>
-            <w:vAlign w:val="center"/>
-            <w:tcMar>
-              <w:top w:w="100" w:type="dxa"/>
-              <w:start w:w="120" w:type="dxa"/>
-              <w:bottom w:w="100" w:type="dxa"/>
-              <w:end w:w="120" w:type="dxa"/>
-            </w:tcMar>
-            <w:tcBorders>
-              <w:top w:val="single" w:sz="4" w:space="0" w:color="DADCE0"/>
-              <w:left w:val="single" w:sz="4" w:space="0" w:color="DADCE0"/>
-              <w:bottom w:val="single" w:sz="4" w:space="0" w:color="DADCE0"/>
-              <w:right w:val="single" w:sz="4" w:space="0" w:color="DADCE0"/>
-              <w:insideH w:val="single" w:sz="4" w:space="0" w:color="DADCE0"/>
-              <w:insideV w:val="single" w:sz="4" w:space="0" w:color="DADCE0"/>
-            </w:tcBorders>
-          </w:tcPr>
-          <w:p>
-            <w:pPr>
-              <w:spacing w:after="0" w:line="269" w:lineRule="auto"/>
-              <w:jc w:val="center"/>
-            </w:pPr>
-            <w:r/>
-            <w:r>
-              <w:rPr>
-                <w:rFonts w:ascii="Calibri" w:hAnsi="Calibri" w:eastAsia="Microsoft YaHei"/>
-                <w:b w:val="0"/>
-                <w:color w:val="1F2937"/>
-                <w:sz w:val="19"/>
-              </w:rPr>
-              <w:t>5</w:t>
-            </w:r>
-          </w:p>
-        </w:tc>
-        <w:tc>
-          <w:tcPr>
-            <w:tcW w:type="dxa" w:w="1699"/>
-            <w:vAlign w:val="center"/>
-            <w:tcMar>
-              <w:top w:w="100" w:type="dxa"/>
-              <w:start w:w="120" w:type="dxa"/>
-              <w:bottom w:w="100" w:type="dxa"/>
-              <w:end w:w="120" w:type="dxa"/>
-            </w:tcMar>
-            <w:tcBorders>
-              <w:top w:val="single" w:sz="4" w:space="0" w:color="DADCE0"/>
-              <w:left w:val="single" w:sz="4" w:space="0" w:color="DADCE0"/>
-              <w:bottom w:val="single" w:sz="4" w:space="0" w:color="DADCE0"/>
-              <w:right w:val="single" w:sz="4" w:space="0" w:color="DADCE0"/>
-              <w:insideH w:val="single" w:sz="4" w:space="0" w:color="DADCE0"/>
-              <w:insideV w:val="single" w:sz="4" w:space="0" w:color="DADCE0"/>
-            </w:tcBorders>
-          </w:tcPr>
-          <w:p>
-            <w:pPr>
-              <w:spacing w:after="0" w:line="269" w:lineRule="auto"/>
-            </w:pPr>
-            <w:r/>
-            <w:r>
-              <w:rPr>
-                <w:rFonts w:ascii="Calibri" w:hAnsi="Calibri" w:eastAsia="Microsoft YaHei"/>
-                <w:b w:val="0"/>
-                <w:color w:val="1F2937"/>
-                <w:sz w:val="19"/>
-              </w:rPr>
-              <w:t>NumPy for Scientific Computing</w:t>
-            </w:r>
-          </w:p>
-        </w:tc>
-        <w:tc>
-          <w:tcPr>
-            <w:tcW w:type="dxa" w:w="3024"/>
-            <w:vAlign w:val="center"/>
-            <w:tcMar>
-              <w:top w:w="100" w:type="dxa"/>
-              <w:start w:w="120" w:type="dxa"/>
-              <w:bottom w:w="100" w:type="dxa"/>
-              <w:end w:w="120" w:type="dxa"/>
-            </w:tcMar>
-            <w:tcBorders>
-              <w:top w:val="single" w:sz="4" w:space="0" w:color="DADCE0"/>
-              <w:left w:val="single" w:sz="4" w:space="0" w:color="DADCE0"/>
-              <w:bottom w:val="single" w:sz="4" w:space="0" w:color="DADCE0"/>
-              <w:right w:val="single" w:sz="4" w:space="0" w:color="DADCE0"/>
-              <w:insideH w:val="single" w:sz="4" w:space="0" w:color="DADCE0"/>
-              <w:insideV w:val="single" w:sz="4" w:space="0" w:color="DADCE0"/>
-            </w:tcBorders>
-          </w:tcPr>
-          <w:p>
-            <w:pPr>
-              <w:spacing w:after="0" w:line="269" w:lineRule="auto"/>
-            </w:pPr>
-            <w:r/>
-            <w:r>
-              <w:rPr>
-                <w:rFonts w:ascii="Calibri" w:hAnsi="Calibri" w:eastAsia="Microsoft YaHei"/>
-                <w:b w:val="0"/>
-                <w:color w:val="1F2937"/>
-                <w:sz w:val="19"/>
-              </w:rPr>
-              <w:t>数组、向量化计算、矩阵直觉、随机数与模拟实验。</w:t>
-            </w:r>
-          </w:p>
-        </w:tc>
-        <w:tc>
-          <w:tcPr>
-            <w:tcW w:type="dxa" w:w="1872"/>
-            <w:vAlign w:val="center"/>
-            <w:tcMar>
-              <w:top w:w="100" w:type="dxa"/>
-              <w:start w:w="120" w:type="dxa"/>
-              <w:bottom w:w="100" w:type="dxa"/>
-              <w:end w:w="120" w:type="dxa"/>
-            </w:tcMar>
-            <w:tcBorders>
-              <w:top w:val="single" w:sz="4" w:space="0" w:color="DADCE0"/>
-              <w:left w:val="single" w:sz="4" w:space="0" w:color="DADCE0"/>
-              <w:bottom w:val="single" w:sz="4" w:space="0" w:color="DADCE0"/>
-              <w:right w:val="single" w:sz="4" w:space="0" w:color="DADCE0"/>
-              <w:insideH w:val="single" w:sz="4" w:space="0" w:color="DADCE0"/>
-              <w:insideV w:val="single" w:sz="4" w:space="0" w:color="DADCE0"/>
-            </w:tcBorders>
-          </w:tcPr>
-          <w:p>
-            <w:pPr>
-              <w:spacing w:after="0" w:line="269" w:lineRule="auto"/>
-            </w:pPr>
-            <w:r/>
-            <w:r>
-              <w:rPr>
-                <w:rFonts w:ascii="Calibri" w:hAnsi="Calibri" w:eastAsia="Microsoft YaHei"/>
-                <w:b w:val="0"/>
-                <w:color w:val="1F2937"/>
-                <w:sz w:val="19"/>
-              </w:rPr>
-              <w:t>用 NumPy 完成一次小型模拟和统计计算。</w:t>
-            </w:r>
-          </w:p>
-        </w:tc>
-        <w:tc>
-          <w:tcPr>
-            <w:tcW w:type="dxa" w:w="2260"/>
-            <w:vAlign w:val="center"/>
-            <w:tcMar>
-              <w:top w:w="100" w:type="dxa"/>
-              <w:start w:w="120" w:type="dxa"/>
-              <w:bottom w:w="100" w:type="dxa"/>
-              <w:end w:w="120" w:type="dxa"/>
-            </w:tcMar>
-            <w:tcBorders>
-              <w:top w:val="single" w:sz="4" w:space="0" w:color="DADCE0"/>
-              <w:left w:val="single" w:sz="4" w:space="0" w:color="DADCE0"/>
-              <w:bottom w:val="single" w:sz="4" w:space="0" w:color="DADCE0"/>
-              <w:right w:val="single" w:sz="4" w:space="0" w:color="DADCE0"/>
-              <w:insideH w:val="single" w:sz="4" w:space="0" w:color="DADCE0"/>
-              <w:insideV w:val="single" w:sz="4" w:space="0" w:color="DADCE0"/>
-            </w:tcBorders>
-          </w:tcPr>
-          <w:p>
-            <w:pPr>
-              <w:spacing w:after="0" w:line="269" w:lineRule="auto"/>
-            </w:pPr>
-            <w:r/>
-            <w:r>
-              <w:rPr>
-                <w:rFonts w:ascii="Calibri" w:hAnsi="Calibri" w:eastAsia="Microsoft YaHei"/>
-                <w:b w:val="0"/>
-                <w:color w:val="1F2937"/>
-                <w:sz w:val="19"/>
-              </w:rPr>
-              <w:t>完成 NumPy 数组切片、均值、标准差、随机模拟练习。</w:t>
-            </w:r>
-          </w:p>
-        </w:tc>
-      </w:tr>
-      <w:tr>
-        <w:tc>
-          <w:tcPr>
-            <w:tcW w:type="dxa" w:w="503"/>
-            <w:vAlign w:val="center"/>
-            <w:tcMar>
-              <w:top w:w="100" w:type="dxa"/>
-              <w:start w:w="120" w:type="dxa"/>
-              <w:bottom w:w="100" w:type="dxa"/>
-              <w:end w:w="120" w:type="dxa"/>
-            </w:tcMar>
-            <w:tcBorders>
-              <w:top w:val="single" w:sz="4" w:space="0" w:color="DADCE0"/>
-              <w:left w:val="single" w:sz="4" w:space="0" w:color="DADCE0"/>
-              <w:bottom w:val="single" w:sz="4" w:space="0" w:color="DADCE0"/>
-              <w:right w:val="single" w:sz="4" w:space="0" w:color="DADCE0"/>
-              <w:insideH w:val="single" w:sz="4" w:space="0" w:color="DADCE0"/>
-              <w:insideV w:val="single" w:sz="4" w:space="0" w:color="DADCE0"/>
-            </w:tcBorders>
-            <w:shd w:fill="FAFBFC"/>
-          </w:tcPr>
-          <w:p>
-            <w:pPr>
-              <w:spacing w:after="0" w:line="269" w:lineRule="auto"/>
-              <w:jc w:val="center"/>
-            </w:pPr>
-            <w:r/>
-            <w:r>
-              <w:rPr>
-                <w:rFonts w:ascii="Calibri" w:hAnsi="Calibri" w:eastAsia="Microsoft YaHei"/>
-                <w:b w:val="0"/>
-                <w:color w:val="1F2937"/>
-                <w:sz w:val="19"/>
-              </w:rPr>
-              <w:t>6</w:t>
-            </w:r>
-          </w:p>
-        </w:tc>
-        <w:tc>
-          <w:tcPr>
-            <w:tcW w:type="dxa" w:w="1699"/>
-            <w:vAlign w:val="center"/>
-            <w:tcMar>
-              <w:top w:w="100" w:type="dxa"/>
-              <w:start w:w="120" w:type="dxa"/>
-              <w:bottom w:w="100" w:type="dxa"/>
-              <w:end w:w="120" w:type="dxa"/>
-            </w:tcMar>
-            <w:tcBorders>
-              <w:top w:val="single" w:sz="4" w:space="0" w:color="DADCE0"/>
-              <w:left w:val="single" w:sz="4" w:space="0" w:color="DADCE0"/>
-              <w:bottom w:val="single" w:sz="4" w:space="0" w:color="DADCE0"/>
-              <w:right w:val="single" w:sz="4" w:space="0" w:color="DADCE0"/>
-              <w:insideH w:val="single" w:sz="4" w:space="0" w:color="DADCE0"/>
-              <w:insideV w:val="single" w:sz="4" w:space="0" w:color="DADCE0"/>
-            </w:tcBorders>
-            <w:shd w:fill="FAFBFC"/>
-          </w:tcPr>
-          <w:p>
-            <w:pPr>
-              <w:spacing w:after="0" w:line="269" w:lineRule="auto"/>
-            </w:pPr>
-            <w:r/>
-            <w:r>
-              <w:rPr>
-                <w:rFonts w:ascii="Calibri" w:hAnsi="Calibri" w:eastAsia="Microsoft YaHei"/>
-                <w:b w:val="0"/>
-                <w:color w:val="1F2937"/>
-                <w:sz w:val="19"/>
-              </w:rPr>
-              <w:t>pandas for Data Analysis</w:t>
-            </w:r>
-          </w:p>
-        </w:tc>
-        <w:tc>
-          <w:tcPr>
-            <w:tcW w:type="dxa" w:w="3024"/>
-            <w:vAlign w:val="center"/>
-            <w:tcMar>
-              <w:top w:w="100" w:type="dxa"/>
-              <w:start w:w="120" w:type="dxa"/>
-              <w:bottom w:w="100" w:type="dxa"/>
-              <w:end w:w="120" w:type="dxa"/>
-            </w:tcMar>
-            <w:tcBorders>
-              <w:top w:val="single" w:sz="4" w:space="0" w:color="DADCE0"/>
-              <w:left w:val="single" w:sz="4" w:space="0" w:color="DADCE0"/>
-              <w:bottom w:val="single" w:sz="4" w:space="0" w:color="DADCE0"/>
-              <w:right w:val="single" w:sz="4" w:space="0" w:color="DADCE0"/>
-              <w:insideH w:val="single" w:sz="4" w:space="0" w:color="DADCE0"/>
-              <w:insideV w:val="single" w:sz="4" w:space="0" w:color="DADCE0"/>
-            </w:tcBorders>
-            <w:shd w:fill="FAFBFC"/>
-          </w:tcPr>
-          <w:p>
-            <w:pPr>
-              <w:spacing w:after="0" w:line="269" w:lineRule="auto"/>
-            </w:pPr>
-            <w:r/>
-            <w:r>
-              <w:rPr>
-                <w:rFonts w:ascii="Calibri" w:hAnsi="Calibri" w:eastAsia="Microsoft YaHei"/>
-                <w:b w:val="0"/>
-                <w:color w:val="1F2937"/>
-                <w:sz w:val="19"/>
-              </w:rPr>
-              <w:t>读取 CSV、DataFrame、列选择、筛选、分组、描述统计。</w:t>
-            </w:r>
-          </w:p>
-        </w:tc>
-        <w:tc>
-          <w:tcPr>
-            <w:tcW w:type="dxa" w:w="1872"/>
-            <w:vAlign w:val="center"/>
-            <w:tcMar>
-              <w:top w:w="100" w:type="dxa"/>
-              <w:start w:w="120" w:type="dxa"/>
-              <w:bottom w:w="100" w:type="dxa"/>
-              <w:end w:w="120" w:type="dxa"/>
-            </w:tcMar>
-            <w:tcBorders>
-              <w:top w:val="single" w:sz="4" w:space="0" w:color="DADCE0"/>
-              <w:left w:val="single" w:sz="4" w:space="0" w:color="DADCE0"/>
-              <w:bottom w:val="single" w:sz="4" w:space="0" w:color="DADCE0"/>
-              <w:right w:val="single" w:sz="4" w:space="0" w:color="DADCE0"/>
-              <w:insideH w:val="single" w:sz="4" w:space="0" w:color="DADCE0"/>
-              <w:insideV w:val="single" w:sz="4" w:space="0" w:color="DADCE0"/>
-            </w:tcBorders>
-            <w:shd w:fill="FAFBFC"/>
-          </w:tcPr>
-          <w:p>
-            <w:pPr>
-              <w:spacing w:after="0" w:line="269" w:lineRule="auto"/>
-            </w:pPr>
-            <w:r/>
-            <w:r>
-              <w:rPr>
-                <w:rFonts w:ascii="Calibri" w:hAnsi="Calibri" w:eastAsia="Microsoft YaHei"/>
-                <w:b w:val="0"/>
-                <w:color w:val="1F2937"/>
-                <w:sz w:val="19"/>
-              </w:rPr>
-              <w:t>加载真实数据集并输出基础统计摘要。</w:t>
-            </w:r>
-          </w:p>
-        </w:tc>
-        <w:tc>
-          <w:tcPr>
-            <w:tcW w:type="dxa" w:w="2260"/>
-            <w:vAlign w:val="center"/>
-            <w:tcMar>
-              <w:top w:w="100" w:type="dxa"/>
-              <w:start w:w="120" w:type="dxa"/>
-              <w:bottom w:w="100" w:type="dxa"/>
-              <w:end w:w="120" w:type="dxa"/>
-            </w:tcMar>
-            <w:tcBorders>
-              <w:top w:val="single" w:sz="4" w:space="0" w:color="DADCE0"/>
-              <w:left w:val="single" w:sz="4" w:space="0" w:color="DADCE0"/>
-              <w:bottom w:val="single" w:sz="4" w:space="0" w:color="DADCE0"/>
-              <w:right w:val="single" w:sz="4" w:space="0" w:color="DADCE0"/>
-              <w:insideH w:val="single" w:sz="4" w:space="0" w:color="DADCE0"/>
-              <w:insideV w:val="single" w:sz="4" w:space="0" w:color="DADCE0"/>
-            </w:tcBorders>
-            <w:shd w:fill="FAFBFC"/>
-          </w:tcPr>
-          <w:p>
-            <w:pPr>
-              <w:spacing w:after="0" w:line="269" w:lineRule="auto"/>
-            </w:pPr>
-            <w:r/>
-            <w:r>
-              <w:rPr>
-                <w:rFonts w:ascii="Calibri" w:hAnsi="Calibri" w:eastAsia="Microsoft YaHei"/>
-                <w:b w:val="0"/>
-                <w:color w:val="1F2937"/>
-                <w:sz w:val="19"/>
-              </w:rPr>
-              <w:t>选择 3 个变量完成筛选、分组统计和一句结果解释。</w:t>
-            </w:r>
-          </w:p>
-        </w:tc>
-      </w:tr>
-      <w:tr>
-        <w:tc>
-          <w:tcPr>
-            <w:tcW w:type="dxa" w:w="503"/>
-            <w:vAlign w:val="center"/>
-            <w:tcMar>
-              <w:top w:w="100" w:type="dxa"/>
-              <w:start w:w="120" w:type="dxa"/>
-              <w:bottom w:w="100" w:type="dxa"/>
-              <w:end w:w="120" w:type="dxa"/>
-            </w:tcMar>
-            <w:tcBorders>
-              <w:top w:val="single" w:sz="4" w:space="0" w:color="DADCE0"/>
-              <w:left w:val="single" w:sz="4" w:space="0" w:color="DADCE0"/>
-              <w:bottom w:val="single" w:sz="4" w:space="0" w:color="DADCE0"/>
-              <w:right w:val="single" w:sz="4" w:space="0" w:color="DADCE0"/>
-              <w:insideH w:val="single" w:sz="4" w:space="0" w:color="DADCE0"/>
-              <w:insideV w:val="single" w:sz="4" w:space="0" w:color="DADCE0"/>
-            </w:tcBorders>
-          </w:tcPr>
-          <w:p>
-            <w:pPr>
-              <w:spacing w:after="0" w:line="269" w:lineRule="auto"/>
-              <w:jc w:val="center"/>
-            </w:pPr>
-            <w:r/>
-            <w:r>
-              <w:rPr>
-                <w:rFonts w:ascii="Calibri" w:hAnsi="Calibri" w:eastAsia="Microsoft YaHei"/>
-                <w:b w:val="0"/>
-                <w:color w:val="1F2937"/>
-                <w:sz w:val="19"/>
-              </w:rPr>
-              <w:t>7</w:t>
-            </w:r>
-          </w:p>
-        </w:tc>
-        <w:tc>
-          <w:tcPr>
-            <w:tcW w:type="dxa" w:w="1699"/>
-            <w:vAlign w:val="center"/>
-            <w:tcMar>
-              <w:top w:w="100" w:type="dxa"/>
-              <w:start w:w="120" w:type="dxa"/>
-              <w:bottom w:w="100" w:type="dxa"/>
-              <w:end w:w="120" w:type="dxa"/>
-            </w:tcMar>
-            <w:tcBorders>
-              <w:top w:val="single" w:sz="4" w:space="0" w:color="DADCE0"/>
-              <w:left w:val="single" w:sz="4" w:space="0" w:color="DADCE0"/>
-              <w:bottom w:val="single" w:sz="4" w:space="0" w:color="DADCE0"/>
-              <w:right w:val="single" w:sz="4" w:space="0" w:color="DADCE0"/>
-              <w:insideH w:val="single" w:sz="4" w:space="0" w:color="DADCE0"/>
-              <w:insideV w:val="single" w:sz="4" w:space="0" w:color="DADCE0"/>
-            </w:tcBorders>
-          </w:tcPr>
-          <w:p>
-            <w:pPr>
-              <w:spacing w:after="0" w:line="269" w:lineRule="auto"/>
-            </w:pPr>
-            <w:r/>
-            <w:r>
-              <w:rPr>
-                <w:rFonts w:ascii="Calibri" w:hAnsi="Calibri" w:eastAsia="Microsoft YaHei"/>
-                <w:b w:val="0"/>
-                <w:color w:val="1F2937"/>
-                <w:sz w:val="19"/>
-              </w:rPr>
-              <w:t>Data Cleaning</w:t>
-            </w:r>
-          </w:p>
-        </w:tc>
-        <w:tc>
-          <w:tcPr>
-            <w:tcW w:type="dxa" w:w="3024"/>
-            <w:vAlign w:val="center"/>
-            <w:tcMar>
-              <w:top w:w="100" w:type="dxa"/>
-              <w:start w:w="120" w:type="dxa"/>
-              <w:bottom w:w="100" w:type="dxa"/>
-              <w:end w:w="120" w:type="dxa"/>
-            </w:tcMar>
-            <w:tcBorders>
-              <w:top w:val="single" w:sz="4" w:space="0" w:color="DADCE0"/>
-              <w:left w:val="single" w:sz="4" w:space="0" w:color="DADCE0"/>
-              <w:bottom w:val="single" w:sz="4" w:space="0" w:color="DADCE0"/>
-              <w:right w:val="single" w:sz="4" w:space="0" w:color="DADCE0"/>
-              <w:insideH w:val="single" w:sz="4" w:space="0" w:color="DADCE0"/>
-              <w:insideV w:val="single" w:sz="4" w:space="0" w:color="DADCE0"/>
-            </w:tcBorders>
-          </w:tcPr>
-          <w:p>
-            <w:pPr>
-              <w:spacing w:after="0" w:line="269" w:lineRule="auto"/>
-            </w:pPr>
-            <w:r/>
-            <w:r>
-              <w:rPr>
-                <w:rFonts w:ascii="Calibri" w:hAnsi="Calibri" w:eastAsia="Microsoft YaHei"/>
-                <w:b w:val="0"/>
-                <w:color w:val="1F2937"/>
-                <w:sz w:val="19"/>
-              </w:rPr>
-              <w:t>缺失值、重复值、异常值、编码、标准化；记录清洗决策。</w:t>
-            </w:r>
-          </w:p>
-        </w:tc>
-        <w:tc>
-          <w:tcPr>
-            <w:tcW w:type="dxa" w:w="1872"/>
-            <w:vAlign w:val="center"/>
-            <w:tcMar>
-              <w:top w:w="100" w:type="dxa"/>
-              <w:start w:w="120" w:type="dxa"/>
-              <w:bottom w:w="100" w:type="dxa"/>
-              <w:end w:w="120" w:type="dxa"/>
-            </w:tcMar>
-            <w:tcBorders>
-              <w:top w:val="single" w:sz="4" w:space="0" w:color="DADCE0"/>
-              <w:left w:val="single" w:sz="4" w:space="0" w:color="DADCE0"/>
-              <w:bottom w:val="single" w:sz="4" w:space="0" w:color="DADCE0"/>
-              <w:right w:val="single" w:sz="4" w:space="0" w:color="DADCE0"/>
-              <w:insideH w:val="single" w:sz="4" w:space="0" w:color="DADCE0"/>
-              <w:insideV w:val="single" w:sz="4" w:space="0" w:color="DADCE0"/>
-            </w:tcBorders>
-          </w:tcPr>
-          <w:p>
-            <w:pPr>
-              <w:spacing w:after="0" w:line="269" w:lineRule="auto"/>
-            </w:pPr>
-            <w:r/>
-            <w:r>
-              <w:rPr>
-                <w:rFonts w:ascii="Calibri" w:hAnsi="Calibri" w:eastAsia="Microsoft YaHei"/>
-                <w:b w:val="0"/>
-                <w:color w:val="1F2937"/>
-                <w:sz w:val="19"/>
-              </w:rPr>
-              <w:t>完成 before/after 数据清洗报告。</w:t>
-            </w:r>
-          </w:p>
-        </w:tc>
-        <w:tc>
-          <w:tcPr>
-            <w:tcW w:type="dxa" w:w="2260"/>
-            <w:vAlign w:val="center"/>
-            <w:tcMar>
-              <w:top w:w="100" w:type="dxa"/>
-              <w:start w:w="120" w:type="dxa"/>
-              <w:bottom w:w="100" w:type="dxa"/>
-              <w:end w:w="120" w:type="dxa"/>
-            </w:tcMar>
-            <w:tcBorders>
-              <w:top w:val="single" w:sz="4" w:space="0" w:color="DADCE0"/>
-              <w:left w:val="single" w:sz="4" w:space="0" w:color="DADCE0"/>
-              <w:bottom w:val="single" w:sz="4" w:space="0" w:color="DADCE0"/>
-              <w:right w:val="single" w:sz="4" w:space="0" w:color="DADCE0"/>
-              <w:insideH w:val="single" w:sz="4" w:space="0" w:color="DADCE0"/>
-              <w:insideV w:val="single" w:sz="4" w:space="0" w:color="DADCE0"/>
-            </w:tcBorders>
-          </w:tcPr>
-          <w:p>
-            <w:pPr>
-              <w:spacing w:after="0" w:line="269" w:lineRule="auto"/>
-            </w:pPr>
-            <w:r/>
-            <w:r>
-              <w:rPr>
-                <w:rFonts w:ascii="Calibri" w:hAnsi="Calibri" w:eastAsia="Microsoft YaHei"/>
-                <w:b w:val="0"/>
-                <w:color w:val="1F2937"/>
-                <w:sz w:val="19"/>
-              </w:rPr>
-              <w:t>清洗一份小数据，并写 5-6 句说明每一步为什么这样处理。</w:t>
-            </w:r>
-          </w:p>
-        </w:tc>
-      </w:tr>
-      <w:tr>
-        <w:tc>
-          <w:tcPr>
-            <w:tcW w:type="dxa" w:w="503"/>
-            <w:vAlign w:val="center"/>
-            <w:tcMar>
-              <w:top w:w="100" w:type="dxa"/>
-              <w:start w:w="120" w:type="dxa"/>
-              <w:bottom w:w="100" w:type="dxa"/>
-              <w:end w:w="120" w:type="dxa"/>
-            </w:tcMar>
-            <w:tcBorders>
-              <w:top w:val="single" w:sz="4" w:space="0" w:color="DADCE0"/>
-              <w:left w:val="single" w:sz="4" w:space="0" w:color="DADCE0"/>
-              <w:bottom w:val="single" w:sz="4" w:space="0" w:color="DADCE0"/>
-              <w:right w:val="single" w:sz="4" w:space="0" w:color="DADCE0"/>
-              <w:insideH w:val="single" w:sz="4" w:space="0" w:color="DADCE0"/>
-              <w:insideV w:val="single" w:sz="4" w:space="0" w:color="DADCE0"/>
-            </w:tcBorders>
-            <w:shd w:fill="FAFBFC"/>
-          </w:tcPr>
-          <w:p>
-            <w:pPr>
-              <w:spacing w:after="0" w:line="269" w:lineRule="auto"/>
-              <w:jc w:val="center"/>
-            </w:pPr>
-            <w:r/>
-            <w:r>
-              <w:rPr>
-                <w:rFonts w:ascii="Calibri" w:hAnsi="Calibri" w:eastAsia="Microsoft YaHei"/>
-                <w:b w:val="0"/>
-                <w:color w:val="1F2937"/>
-                <w:sz w:val="19"/>
-              </w:rPr>
-              <w:t>8</w:t>
-            </w:r>
-          </w:p>
-        </w:tc>
-        <w:tc>
-          <w:tcPr>
-            <w:tcW w:type="dxa" w:w="1699"/>
-            <w:vAlign w:val="center"/>
-            <w:tcMar>
-              <w:top w:w="100" w:type="dxa"/>
-              <w:start w:w="120" w:type="dxa"/>
-              <w:bottom w:w="100" w:type="dxa"/>
-              <w:end w:w="120" w:type="dxa"/>
-            </w:tcMar>
-            <w:tcBorders>
-              <w:top w:val="single" w:sz="4" w:space="0" w:color="DADCE0"/>
-              <w:left w:val="single" w:sz="4" w:space="0" w:color="DADCE0"/>
-              <w:bottom w:val="single" w:sz="4" w:space="0" w:color="DADCE0"/>
-              <w:right w:val="single" w:sz="4" w:space="0" w:color="DADCE0"/>
-              <w:insideH w:val="single" w:sz="4" w:space="0" w:color="DADCE0"/>
-              <w:insideV w:val="single" w:sz="4" w:space="0" w:color="DADCE0"/>
-            </w:tcBorders>
-            <w:shd w:fill="FAFBFC"/>
-          </w:tcPr>
-          <w:p>
-            <w:pPr>
-              <w:spacing w:after="0" w:line="269" w:lineRule="auto"/>
-            </w:pPr>
-            <w:r/>
-            <w:r>
-              <w:rPr>
-                <w:rFonts w:ascii="Calibri" w:hAnsi="Calibri" w:eastAsia="Microsoft YaHei"/>
-                <w:b w:val="0"/>
-                <w:color w:val="1F2937"/>
-                <w:sz w:val="19"/>
-              </w:rPr>
-              <w:t>Data Visualization + EDA</w:t>
-            </w:r>
-          </w:p>
-        </w:tc>
-        <w:tc>
-          <w:tcPr>
-            <w:tcW w:type="dxa" w:w="3024"/>
-            <w:vAlign w:val="center"/>
-            <w:tcMar>
-              <w:top w:w="100" w:type="dxa"/>
-              <w:start w:w="120" w:type="dxa"/>
-              <w:bottom w:w="100" w:type="dxa"/>
-              <w:end w:w="120" w:type="dxa"/>
-            </w:tcMar>
-            <w:tcBorders>
-              <w:top w:val="single" w:sz="4" w:space="0" w:color="DADCE0"/>
-              <w:left w:val="single" w:sz="4" w:space="0" w:color="DADCE0"/>
-              <w:bottom w:val="single" w:sz="4" w:space="0" w:color="DADCE0"/>
-              <w:right w:val="single" w:sz="4" w:space="0" w:color="DADCE0"/>
-              <w:insideH w:val="single" w:sz="4" w:space="0" w:color="DADCE0"/>
-              <w:insideV w:val="single" w:sz="4" w:space="0" w:color="DADCE0"/>
-            </w:tcBorders>
-            <w:shd w:fill="FAFBFC"/>
-          </w:tcPr>
-          <w:p>
-            <w:pPr>
-              <w:spacing w:after="0" w:line="269" w:lineRule="auto"/>
-            </w:pPr>
-            <w:r/>
-            <w:r>
-              <w:rPr>
-                <w:rFonts w:ascii="Calibri" w:hAnsi="Calibri" w:eastAsia="Microsoft YaHei"/>
-                <w:b w:val="0"/>
-                <w:color w:val="1F2937"/>
-                <w:sz w:val="19"/>
-              </w:rPr>
-              <w:t>matplotlib / seaborn；直方图、散点图、相关性图；用图表观察数据现象。</w:t>
-            </w:r>
-          </w:p>
-        </w:tc>
-        <w:tc>
-          <w:tcPr>
-            <w:tcW w:type="dxa" w:w="1872"/>
-            <w:vAlign w:val="center"/>
-            <w:tcMar>
-              <w:top w:w="100" w:type="dxa"/>
-              <w:start w:w="120" w:type="dxa"/>
-              <w:bottom w:w="100" w:type="dxa"/>
-              <w:end w:w="120" w:type="dxa"/>
-            </w:tcMar>
-            <w:tcBorders>
-              <w:top w:val="single" w:sz="4" w:space="0" w:color="DADCE0"/>
-              <w:left w:val="single" w:sz="4" w:space="0" w:color="DADCE0"/>
-              <w:bottom w:val="single" w:sz="4" w:space="0" w:color="DADCE0"/>
-              <w:right w:val="single" w:sz="4" w:space="0" w:color="DADCE0"/>
-              <w:insideH w:val="single" w:sz="4" w:space="0" w:color="DADCE0"/>
-              <w:insideV w:val="single" w:sz="4" w:space="0" w:color="DADCE0"/>
-            </w:tcBorders>
-            <w:shd w:fill="FAFBFC"/>
-          </w:tcPr>
-          <w:p>
-            <w:pPr>
-              <w:spacing w:after="0" w:line="269" w:lineRule="auto"/>
-            </w:pPr>
-            <w:r/>
-            <w:r>
-              <w:rPr>
-                <w:rFonts w:ascii="Calibri" w:hAnsi="Calibri" w:eastAsia="Microsoft YaHei"/>
-                <w:b w:val="0"/>
-                <w:color w:val="1F2937"/>
-                <w:sz w:val="19"/>
-              </w:rPr>
-              <w:t>完成一页 EDA 小报告。</w:t>
-            </w:r>
-          </w:p>
-        </w:tc>
-        <w:tc>
-          <w:tcPr>
-            <w:tcW w:type="dxa" w:w="2260"/>
-            <w:vAlign w:val="center"/>
-            <w:tcMar>
-              <w:top w:w="100" w:type="dxa"/>
-              <w:start w:w="120" w:type="dxa"/>
-              <w:bottom w:w="100" w:type="dxa"/>
-              <w:end w:w="120" w:type="dxa"/>
-            </w:tcMar>
-            <w:tcBorders>
-              <w:top w:val="single" w:sz="4" w:space="0" w:color="DADCE0"/>
-              <w:left w:val="single" w:sz="4" w:space="0" w:color="DADCE0"/>
-              <w:bottom w:val="single" w:sz="4" w:space="0" w:color="DADCE0"/>
-              <w:right w:val="single" w:sz="4" w:space="0" w:color="DADCE0"/>
-              <w:insideH w:val="single" w:sz="4" w:space="0" w:color="DADCE0"/>
-              <w:insideV w:val="single" w:sz="4" w:space="0" w:color="DADCE0"/>
-            </w:tcBorders>
-            <w:shd w:fill="FAFBFC"/>
-          </w:tcPr>
-          <w:p>
-            <w:pPr>
-              <w:spacing w:after="0" w:line="269" w:lineRule="auto"/>
-            </w:pPr>
-            <w:r/>
-            <w:r>
-              <w:rPr>
-                <w:rFonts w:ascii="Calibri" w:hAnsi="Calibri" w:eastAsia="Microsoft YaHei"/>
-                <w:b w:val="0"/>
-                <w:color w:val="1F2937"/>
-                <w:sz w:val="19"/>
-              </w:rPr>
-              <w:t>制作 3 张图，写 2-3 句图表观察。</w:t>
-            </w:r>
-          </w:p>
-        </w:tc>
-      </w:tr>
-      <w:tr>
-        <w:tc>
-          <w:tcPr>
-            <w:tcW w:type="dxa" w:w="503"/>
-            <w:vAlign w:val="center"/>
-            <w:tcMar>
-              <w:top w:w="100" w:type="dxa"/>
-              <w:start w:w="120" w:type="dxa"/>
-              <w:bottom w:w="100" w:type="dxa"/>
-              <w:end w:w="120" w:type="dxa"/>
-            </w:tcMar>
-            <w:tcBorders>
-              <w:top w:val="single" w:sz="4" w:space="0" w:color="DADCE0"/>
-              <w:left w:val="single" w:sz="4" w:space="0" w:color="DADCE0"/>
-              <w:bottom w:val="single" w:sz="4" w:space="0" w:color="DADCE0"/>
-              <w:right w:val="single" w:sz="4" w:space="0" w:color="DADCE0"/>
-              <w:insideH w:val="single" w:sz="4" w:space="0" w:color="DADCE0"/>
-              <w:insideV w:val="single" w:sz="4" w:space="0" w:color="DADCE0"/>
-            </w:tcBorders>
-          </w:tcPr>
-          <w:p>
-            <w:pPr>
-              <w:spacing w:after="0" w:line="269" w:lineRule="auto"/>
-              <w:jc w:val="center"/>
-            </w:pPr>
-            <w:r/>
-            <w:r>
-              <w:rPr>
-                <w:rFonts w:ascii="Calibri" w:hAnsi="Calibri" w:eastAsia="Microsoft YaHei"/>
-                <w:b w:val="0"/>
-                <w:color w:val="1F2937"/>
-                <w:sz w:val="19"/>
-              </w:rPr>
-              <w:t>9</w:t>
-            </w:r>
-          </w:p>
-        </w:tc>
-        <w:tc>
-          <w:tcPr>
-            <w:tcW w:type="dxa" w:w="1699"/>
-            <w:vAlign w:val="center"/>
-            <w:tcMar>
-              <w:top w:w="100" w:type="dxa"/>
-              <w:start w:w="120" w:type="dxa"/>
-              <w:bottom w:w="100" w:type="dxa"/>
-              <w:end w:w="120" w:type="dxa"/>
-            </w:tcMar>
-            <w:tcBorders>
-              <w:top w:val="single" w:sz="4" w:space="0" w:color="DADCE0"/>
-              <w:left w:val="single" w:sz="4" w:space="0" w:color="DADCE0"/>
-              <w:bottom w:val="single" w:sz="4" w:space="0" w:color="DADCE0"/>
-              <w:right w:val="single" w:sz="4" w:space="0" w:color="DADCE0"/>
-              <w:insideH w:val="single" w:sz="4" w:space="0" w:color="DADCE0"/>
-              <w:insideV w:val="single" w:sz="4" w:space="0" w:color="DADCE0"/>
-            </w:tcBorders>
-          </w:tcPr>
-          <w:p>
-            <w:pPr>
-              <w:spacing w:after="0" w:line="269" w:lineRule="auto"/>
-            </w:pPr>
-            <w:r/>
-            <w:r>
-              <w:rPr>
-                <w:rFonts w:ascii="Calibri" w:hAnsi="Calibri" w:eastAsia="Microsoft YaHei"/>
-                <w:b w:val="0"/>
-                <w:color w:val="1F2937"/>
-                <w:sz w:val="19"/>
-              </w:rPr>
-              <w:t>Machine Learning Introduction</w:t>
-            </w:r>
-          </w:p>
-        </w:tc>
-        <w:tc>
-          <w:tcPr>
-            <w:tcW w:type="dxa" w:w="3024"/>
-            <w:vAlign w:val="center"/>
-            <w:tcMar>
-              <w:top w:w="100" w:type="dxa"/>
-              <w:start w:w="120" w:type="dxa"/>
-              <w:bottom w:w="100" w:type="dxa"/>
-              <w:end w:w="120" w:type="dxa"/>
-            </w:tcMar>
-            <w:tcBorders>
-              <w:top w:val="single" w:sz="4" w:space="0" w:color="DADCE0"/>
-              <w:left w:val="single" w:sz="4" w:space="0" w:color="DADCE0"/>
-              <w:bottom w:val="single" w:sz="4" w:space="0" w:color="DADCE0"/>
-              <w:right w:val="single" w:sz="4" w:space="0" w:color="DADCE0"/>
-              <w:insideH w:val="single" w:sz="4" w:space="0" w:color="DADCE0"/>
-              <w:insideV w:val="single" w:sz="4" w:space="0" w:color="DADCE0"/>
-            </w:tcBorders>
-          </w:tcPr>
-          <w:p>
-            <w:pPr>
-              <w:spacing w:after="0" w:line="269" w:lineRule="auto"/>
-            </w:pPr>
-            <w:r/>
-            <w:r>
-              <w:rPr>
-                <w:rFonts w:ascii="Calibri" w:hAnsi="Calibri" w:eastAsia="Microsoft YaHei"/>
-                <w:b w:val="0"/>
-                <w:color w:val="1F2937"/>
-                <w:sz w:val="19"/>
-              </w:rPr>
-              <w:t>什么是 ML；监督/非监督学习；特征/标签；train/test split；sklearn 基本流程。</w:t>
-            </w:r>
-          </w:p>
-        </w:tc>
-        <w:tc>
-          <w:tcPr>
-            <w:tcW w:type="dxa" w:w="1872"/>
-            <w:vAlign w:val="center"/>
-            <w:tcMar>
-              <w:top w:w="100" w:type="dxa"/>
-              <w:start w:w="120" w:type="dxa"/>
-              <w:bottom w:w="100" w:type="dxa"/>
-              <w:end w:w="120" w:type="dxa"/>
-            </w:tcMar>
-            <w:tcBorders>
-              <w:top w:val="single" w:sz="4" w:space="0" w:color="DADCE0"/>
-              <w:left w:val="single" w:sz="4" w:space="0" w:color="DADCE0"/>
-              <w:bottom w:val="single" w:sz="4" w:space="0" w:color="DADCE0"/>
-              <w:right w:val="single" w:sz="4" w:space="0" w:color="DADCE0"/>
-              <w:insideH w:val="single" w:sz="4" w:space="0" w:color="DADCE0"/>
-              <w:insideV w:val="single" w:sz="4" w:space="0" w:color="DADCE0"/>
-            </w:tcBorders>
-          </w:tcPr>
-          <w:p>
-            <w:pPr>
-              <w:spacing w:after="0" w:line="269" w:lineRule="auto"/>
-            </w:pPr>
-            <w:r/>
-            <w:r>
-              <w:rPr>
-                <w:rFonts w:ascii="Calibri" w:hAnsi="Calibri" w:eastAsia="Microsoft YaHei"/>
-                <w:b w:val="0"/>
-                <w:color w:val="1F2937"/>
-                <w:sz w:val="19"/>
-              </w:rPr>
-              <w:t>跑通第一个 sklearn baseline 模型。</w:t>
-            </w:r>
-          </w:p>
-        </w:tc>
-        <w:tc>
-          <w:tcPr>
-            <w:tcW w:type="dxa" w:w="2260"/>
-            <w:vAlign w:val="center"/>
-            <w:tcMar>
-              <w:top w:w="100" w:type="dxa"/>
-              <w:start w:w="120" w:type="dxa"/>
-              <w:bottom w:w="100" w:type="dxa"/>
-              <w:end w:w="120" w:type="dxa"/>
-            </w:tcMar>
-            <w:tcBorders>
-              <w:top w:val="single" w:sz="4" w:space="0" w:color="DADCE0"/>
-              <w:left w:val="single" w:sz="4" w:space="0" w:color="DADCE0"/>
-              <w:bottom w:val="single" w:sz="4" w:space="0" w:color="DADCE0"/>
-              <w:right w:val="single" w:sz="4" w:space="0" w:color="DADCE0"/>
-              <w:insideH w:val="single" w:sz="4" w:space="0" w:color="DADCE0"/>
-              <w:insideV w:val="single" w:sz="4" w:space="0" w:color="DADCE0"/>
-            </w:tcBorders>
-          </w:tcPr>
-          <w:p>
-            <w:pPr>
-              <w:spacing w:after="0" w:line="269" w:lineRule="auto"/>
-            </w:pPr>
-            <w:r/>
-            <w:r>
-              <w:rPr>
-                <w:rFonts w:ascii="Calibri" w:hAnsi="Calibri" w:eastAsia="Microsoft YaHei"/>
-                <w:b w:val="0"/>
-                <w:color w:val="1F2937"/>
-                <w:sz w:val="19"/>
-              </w:rPr>
-              <w:t>换一个特征组合重新运行模型，并记录结果变化。</w:t>
-            </w:r>
-          </w:p>
-        </w:tc>
-      </w:tr>
-      <w:tr>
-        <w:tc>
-          <w:tcPr>
-            <w:tcW w:type="dxa" w:w="503"/>
-            <w:vAlign w:val="center"/>
-            <w:tcMar>
-              <w:top w:w="100" w:type="dxa"/>
-              <w:start w:w="120" w:type="dxa"/>
-              <w:bottom w:w="100" w:type="dxa"/>
-              <w:end w:w="120" w:type="dxa"/>
-            </w:tcMar>
-            <w:tcBorders>
-              <w:top w:val="single" w:sz="4" w:space="0" w:color="DADCE0"/>
-              <w:left w:val="single" w:sz="4" w:space="0" w:color="DADCE0"/>
-              <w:bottom w:val="single" w:sz="4" w:space="0" w:color="DADCE0"/>
-              <w:right w:val="single" w:sz="4" w:space="0" w:color="DADCE0"/>
-              <w:insideH w:val="single" w:sz="4" w:space="0" w:color="DADCE0"/>
-              <w:insideV w:val="single" w:sz="4" w:space="0" w:color="DADCE0"/>
-            </w:tcBorders>
-            <w:shd w:fill="FAFBFC"/>
-          </w:tcPr>
-          <w:p>
-            <w:pPr>
-              <w:spacing w:after="0" w:line="269" w:lineRule="auto"/>
-              <w:jc w:val="center"/>
-            </w:pPr>
-            <w:r/>
-            <w:r>
-              <w:rPr>
-                <w:rFonts w:ascii="Calibri" w:hAnsi="Calibri" w:eastAsia="Microsoft YaHei"/>
-                <w:b w:val="0"/>
-                <w:color w:val="1F2937"/>
-                <w:sz w:val="19"/>
-              </w:rPr>
-              <w:t>10</w:t>
-            </w:r>
-          </w:p>
-        </w:tc>
-        <w:tc>
-          <w:tcPr>
-            <w:tcW w:type="dxa" w:w="1699"/>
-            <w:vAlign w:val="center"/>
-            <w:tcMar>
-              <w:top w:w="100" w:type="dxa"/>
-              <w:start w:w="120" w:type="dxa"/>
-              <w:bottom w:w="100" w:type="dxa"/>
-              <w:end w:w="120" w:type="dxa"/>
-            </w:tcMar>
-            <w:tcBorders>
-              <w:top w:val="single" w:sz="4" w:space="0" w:color="DADCE0"/>
-              <w:left w:val="single" w:sz="4" w:space="0" w:color="DADCE0"/>
-              <w:bottom w:val="single" w:sz="4" w:space="0" w:color="DADCE0"/>
-              <w:right w:val="single" w:sz="4" w:space="0" w:color="DADCE0"/>
-              <w:insideH w:val="single" w:sz="4" w:space="0" w:color="DADCE0"/>
-              <w:insideV w:val="single" w:sz="4" w:space="0" w:color="DADCE0"/>
-            </w:tcBorders>
-            <w:shd w:fill="FAFBFC"/>
-          </w:tcPr>
-          <w:p>
-            <w:pPr>
-              <w:spacing w:after="0" w:line="269" w:lineRule="auto"/>
-            </w:pPr>
-            <w:r/>
-            <w:r>
-              <w:rPr>
-                <w:rFonts w:ascii="Calibri" w:hAnsi="Calibri" w:eastAsia="Microsoft YaHei"/>
-                <w:b w:val="0"/>
-                <w:color w:val="1F2937"/>
-                <w:sz w:val="19"/>
-              </w:rPr>
-              <w:t>Model Evaluation</w:t>
-            </w:r>
-          </w:p>
-        </w:tc>
-        <w:tc>
-          <w:tcPr>
-            <w:tcW w:type="dxa" w:w="3024"/>
-            <w:vAlign w:val="center"/>
-            <w:tcMar>
-              <w:top w:w="100" w:type="dxa"/>
-              <w:start w:w="120" w:type="dxa"/>
-              <w:bottom w:w="100" w:type="dxa"/>
-              <w:end w:w="120" w:type="dxa"/>
-            </w:tcMar>
-            <w:tcBorders>
-              <w:top w:val="single" w:sz="4" w:space="0" w:color="DADCE0"/>
-              <w:left w:val="single" w:sz="4" w:space="0" w:color="DADCE0"/>
-              <w:bottom w:val="single" w:sz="4" w:space="0" w:color="DADCE0"/>
-              <w:right w:val="single" w:sz="4" w:space="0" w:color="DADCE0"/>
-              <w:insideH w:val="single" w:sz="4" w:space="0" w:color="DADCE0"/>
-              <w:insideV w:val="single" w:sz="4" w:space="0" w:color="DADCE0"/>
-            </w:tcBorders>
-            <w:shd w:fill="FAFBFC"/>
-          </w:tcPr>
-          <w:p>
-            <w:pPr>
-              <w:spacing w:after="0" w:line="269" w:lineRule="auto"/>
-            </w:pPr>
-            <w:r/>
-            <w:r>
-              <w:rPr>
-                <w:rFonts w:ascii="Calibri" w:hAnsi="Calibri" w:eastAsia="Microsoft YaHei"/>
-                <w:b w:val="0"/>
-                <w:color w:val="1F2937"/>
-                <w:sz w:val="19"/>
-              </w:rPr>
-              <w:t>Accuracy、Precision、Recall、F1、Confusion Matrix；不同任务如何判断模型好坏。</w:t>
-            </w:r>
-          </w:p>
-        </w:tc>
-        <w:tc>
-          <w:tcPr>
-            <w:tcW w:type="dxa" w:w="1872"/>
-            <w:vAlign w:val="center"/>
-            <w:tcMar>
-              <w:top w:w="100" w:type="dxa"/>
-              <w:start w:w="120" w:type="dxa"/>
-              <w:bottom w:w="100" w:type="dxa"/>
-              <w:end w:w="120" w:type="dxa"/>
-            </w:tcMar>
-            <w:tcBorders>
-              <w:top w:val="single" w:sz="4" w:space="0" w:color="DADCE0"/>
-              <w:left w:val="single" w:sz="4" w:space="0" w:color="DADCE0"/>
-              <w:bottom w:val="single" w:sz="4" w:space="0" w:color="DADCE0"/>
-              <w:right w:val="single" w:sz="4" w:space="0" w:color="DADCE0"/>
-              <w:insideH w:val="single" w:sz="4" w:space="0" w:color="DADCE0"/>
-              <w:insideV w:val="single" w:sz="4" w:space="0" w:color="DADCE0"/>
-            </w:tcBorders>
-            <w:shd w:fill="FAFBFC"/>
-          </w:tcPr>
-          <w:p>
-            <w:pPr>
-              <w:spacing w:after="0" w:line="269" w:lineRule="auto"/>
-            </w:pPr>
-            <w:r/>
-            <w:r>
-              <w:rPr>
-                <w:rFonts w:ascii="Calibri" w:hAnsi="Calibri" w:eastAsia="Microsoft YaHei"/>
-                <w:b w:val="0"/>
-                <w:color w:val="1F2937"/>
-                <w:sz w:val="19"/>
-              </w:rPr>
-              <w:t>完成一个模型评价表并解释指标取舍。</w:t>
-            </w:r>
-          </w:p>
-        </w:tc>
-        <w:tc>
-          <w:tcPr>
-            <w:tcW w:type="dxa" w:w="2260"/>
-            <w:vAlign w:val="center"/>
-            <w:tcMar>
-              <w:top w:w="100" w:type="dxa"/>
-              <w:start w:w="120" w:type="dxa"/>
-              <w:bottom w:w="100" w:type="dxa"/>
-              <w:end w:w="120" w:type="dxa"/>
-            </w:tcMar>
-            <w:tcBorders>
-              <w:top w:val="single" w:sz="4" w:space="0" w:color="DADCE0"/>
-              <w:left w:val="single" w:sz="4" w:space="0" w:color="DADCE0"/>
-              <w:bottom w:val="single" w:sz="4" w:space="0" w:color="DADCE0"/>
-              <w:right w:val="single" w:sz="4" w:space="0" w:color="DADCE0"/>
-              <w:insideH w:val="single" w:sz="4" w:space="0" w:color="DADCE0"/>
-              <w:insideV w:val="single" w:sz="4" w:space="0" w:color="DADCE0"/>
-            </w:tcBorders>
-            <w:shd w:fill="FAFBFC"/>
-          </w:tcPr>
-          <w:p>
-            <w:pPr>
-              <w:spacing w:after="0" w:line="269" w:lineRule="auto"/>
-            </w:pPr>
-            <w:r/>
-            <w:r>
-              <w:rPr>
-                <w:rFonts w:ascii="Calibri" w:hAnsi="Calibri" w:eastAsia="Microsoft YaHei"/>
-                <w:b w:val="0"/>
-                <w:color w:val="1F2937"/>
-                <w:sz w:val="19"/>
-              </w:rPr>
-              <w:t>根据一个混淆矩阵回答：模型哪里好、哪里差、下一步怎么改。</w:t>
-            </w:r>
-          </w:p>
-        </w:tc>
-      </w:tr>
-      <w:tr>
-        <w:tc>
-          <w:tcPr>
-            <w:tcW w:type="dxa" w:w="503"/>
-            <w:vAlign w:val="center"/>
-            <w:tcMar>
-              <w:top w:w="100" w:type="dxa"/>
-              <w:start w:w="120" w:type="dxa"/>
-              <w:bottom w:w="100" w:type="dxa"/>
-              <w:end w:w="120" w:type="dxa"/>
-            </w:tcMar>
-            <w:tcBorders>
-              <w:top w:val="single" w:sz="4" w:space="0" w:color="DADCE0"/>
-              <w:left w:val="single" w:sz="4" w:space="0" w:color="DADCE0"/>
-              <w:bottom w:val="single" w:sz="4" w:space="0" w:color="DADCE0"/>
-              <w:right w:val="single" w:sz="4" w:space="0" w:color="DADCE0"/>
-              <w:insideH w:val="single" w:sz="4" w:space="0" w:color="DADCE0"/>
-              <w:insideV w:val="single" w:sz="4" w:space="0" w:color="DADCE0"/>
-            </w:tcBorders>
-          </w:tcPr>
-          <w:p>
-            <w:pPr>
-              <w:spacing w:after="0" w:line="269" w:lineRule="auto"/>
-              <w:jc w:val="center"/>
-            </w:pPr>
-            <w:r/>
-            <w:r>
-              <w:rPr>
-                <w:rFonts w:ascii="Calibri" w:hAnsi="Calibri" w:eastAsia="Microsoft YaHei"/>
-                <w:b w:val="0"/>
-                <w:color w:val="1F2937"/>
-                <w:sz w:val="19"/>
-              </w:rPr>
-              <w:t>11</w:t>
-            </w:r>
-          </w:p>
-        </w:tc>
-        <w:tc>
-          <w:tcPr>
-            <w:tcW w:type="dxa" w:w="1699"/>
-            <w:vAlign w:val="center"/>
-            <w:tcMar>
-              <w:top w:w="100" w:type="dxa"/>
-              <w:start w:w="120" w:type="dxa"/>
-              <w:bottom w:w="100" w:type="dxa"/>
-              <w:end w:w="120" w:type="dxa"/>
-            </w:tcMar>
-            <w:tcBorders>
-              <w:top w:val="single" w:sz="4" w:space="0" w:color="DADCE0"/>
-              <w:left w:val="single" w:sz="4" w:space="0" w:color="DADCE0"/>
-              <w:bottom w:val="single" w:sz="4" w:space="0" w:color="DADCE0"/>
-              <w:right w:val="single" w:sz="4" w:space="0" w:color="DADCE0"/>
-              <w:insideH w:val="single" w:sz="4" w:space="0" w:color="DADCE0"/>
-              <w:insideV w:val="single" w:sz="4" w:space="0" w:color="DADCE0"/>
-            </w:tcBorders>
-          </w:tcPr>
-          <w:p>
-            <w:pPr>
-              <w:spacing w:after="0" w:line="269" w:lineRule="auto"/>
-            </w:pPr>
-            <w:r/>
-            <w:r>
-              <w:rPr>
-                <w:rFonts w:ascii="Calibri" w:hAnsi="Calibri" w:eastAsia="Microsoft YaHei"/>
-                <w:b w:val="0"/>
-                <w:color w:val="1F2937"/>
-                <w:sz w:val="19"/>
-              </w:rPr>
-              <w:t>Project 1: Research Question &amp; Dataset</w:t>
-            </w:r>
-          </w:p>
-        </w:tc>
-        <w:tc>
-          <w:tcPr>
-            <w:tcW w:type="dxa" w:w="3024"/>
-            <w:vAlign w:val="center"/>
-            <w:tcMar>
-              <w:top w:w="100" w:type="dxa"/>
-              <w:start w:w="120" w:type="dxa"/>
-              <w:bottom w:w="100" w:type="dxa"/>
-              <w:end w:w="120" w:type="dxa"/>
-            </w:tcMar>
-            <w:tcBorders>
-              <w:top w:val="single" w:sz="4" w:space="0" w:color="DADCE0"/>
-              <w:left w:val="single" w:sz="4" w:space="0" w:color="DADCE0"/>
-              <w:bottom w:val="single" w:sz="4" w:space="0" w:color="DADCE0"/>
-              <w:right w:val="single" w:sz="4" w:space="0" w:color="DADCE0"/>
-              <w:insideH w:val="single" w:sz="4" w:space="0" w:color="DADCE0"/>
-              <w:insideV w:val="single" w:sz="4" w:space="0" w:color="DADCE0"/>
-            </w:tcBorders>
-          </w:tcPr>
-          <w:p>
-            <w:pPr>
-              <w:spacing w:after="0" w:line="269" w:lineRule="auto"/>
-            </w:pPr>
-            <w:r/>
-            <w:r>
-              <w:rPr>
-                <w:rFonts w:ascii="Calibri" w:hAnsi="Calibri" w:eastAsia="Microsoft YaHei"/>
-                <w:b w:val="0"/>
-                <w:color w:val="1F2937"/>
-                <w:sz w:val="19"/>
-              </w:rPr>
-              <w:t>选题、问题收窄、数据来源、变量说明；用 AI 辅助但必须核查。</w:t>
-            </w:r>
-          </w:p>
-        </w:tc>
-        <w:tc>
-          <w:tcPr>
-            <w:tcW w:type="dxa" w:w="1872"/>
-            <w:vAlign w:val="center"/>
-            <w:tcMar>
-              <w:top w:w="100" w:type="dxa"/>
-              <w:start w:w="120" w:type="dxa"/>
-              <w:bottom w:w="100" w:type="dxa"/>
-              <w:end w:w="120" w:type="dxa"/>
-            </w:tcMar>
-            <w:tcBorders>
-              <w:top w:val="single" w:sz="4" w:space="0" w:color="DADCE0"/>
-              <w:left w:val="single" w:sz="4" w:space="0" w:color="DADCE0"/>
-              <w:bottom w:val="single" w:sz="4" w:space="0" w:color="DADCE0"/>
-              <w:right w:val="single" w:sz="4" w:space="0" w:color="DADCE0"/>
-              <w:insideH w:val="single" w:sz="4" w:space="0" w:color="DADCE0"/>
-              <w:insideV w:val="single" w:sz="4" w:space="0" w:color="DADCE0"/>
-            </w:tcBorders>
-          </w:tcPr>
-          <w:p>
-            <w:pPr>
-              <w:spacing w:after="0" w:line="269" w:lineRule="auto"/>
-            </w:pPr>
-            <w:r/>
-            <w:r>
-              <w:rPr>
-                <w:rFonts w:ascii="Calibri" w:hAnsi="Calibri" w:eastAsia="Microsoft YaHei"/>
-                <w:b w:val="0"/>
-                <w:color w:val="1F2937"/>
-                <w:sz w:val="19"/>
-              </w:rPr>
-              <w:t>确定最终项目问题和候选数据集。</w:t>
-            </w:r>
-          </w:p>
-        </w:tc>
-        <w:tc>
-          <w:tcPr>
-            <w:tcW w:type="dxa" w:w="2260"/>
-            <w:vAlign w:val="center"/>
-            <w:tcMar>
-              <w:top w:w="100" w:type="dxa"/>
-              <w:start w:w="120" w:type="dxa"/>
-              <w:bottom w:w="100" w:type="dxa"/>
-              <w:end w:w="120" w:type="dxa"/>
-            </w:tcMar>
-            <w:tcBorders>
-              <w:top w:val="single" w:sz="4" w:space="0" w:color="DADCE0"/>
-              <w:left w:val="single" w:sz="4" w:space="0" w:color="DADCE0"/>
-              <w:bottom w:val="single" w:sz="4" w:space="0" w:color="DADCE0"/>
-              <w:right w:val="single" w:sz="4" w:space="0" w:color="DADCE0"/>
-              <w:insideH w:val="single" w:sz="4" w:space="0" w:color="DADCE0"/>
-              <w:insideV w:val="single" w:sz="4" w:space="0" w:color="DADCE0"/>
-            </w:tcBorders>
-          </w:tcPr>
-          <w:p>
-            <w:pPr>
-              <w:spacing w:after="0" w:line="269" w:lineRule="auto"/>
-            </w:pPr>
-            <w:r/>
-            <w:r>
-              <w:rPr>
-                <w:rFonts w:ascii="Calibri" w:hAnsi="Calibri" w:eastAsia="Microsoft YaHei"/>
-                <w:b w:val="0"/>
-                <w:color w:val="1F2937"/>
-                <w:sz w:val="19"/>
-              </w:rPr>
-              <w:t>提交项目题目、研究问题、数据来源和变量说明初稿。</w:t>
-            </w:r>
-          </w:p>
-        </w:tc>
-      </w:tr>
-      <w:tr>
-        <w:tc>
-          <w:tcPr>
-            <w:tcW w:type="dxa" w:w="503"/>
-            <w:vAlign w:val="center"/>
-            <w:tcMar>
-              <w:top w:w="100" w:type="dxa"/>
-              <w:start w:w="120" w:type="dxa"/>
-              <w:bottom w:w="100" w:type="dxa"/>
-              <w:end w:w="120" w:type="dxa"/>
-            </w:tcMar>
-            <w:tcBorders>
-              <w:top w:val="single" w:sz="4" w:space="0" w:color="DADCE0"/>
-              <w:left w:val="single" w:sz="4" w:space="0" w:color="DADCE0"/>
-              <w:bottom w:val="single" w:sz="4" w:space="0" w:color="DADCE0"/>
-              <w:right w:val="single" w:sz="4" w:space="0" w:color="DADCE0"/>
-              <w:insideH w:val="single" w:sz="4" w:space="0" w:color="DADCE0"/>
-              <w:insideV w:val="single" w:sz="4" w:space="0" w:color="DADCE0"/>
-            </w:tcBorders>
-            <w:shd w:fill="FAFBFC"/>
-          </w:tcPr>
-          <w:p>
-            <w:pPr>
-              <w:spacing w:after="0" w:line="269" w:lineRule="auto"/>
-              <w:jc w:val="center"/>
-            </w:pPr>
-            <w:r/>
-            <w:r>
-              <w:rPr>
-                <w:rFonts w:ascii="Calibri" w:hAnsi="Calibri" w:eastAsia="Microsoft YaHei"/>
-                <w:b w:val="0"/>
-                <w:color w:val="1F2937"/>
-                <w:sz w:val="19"/>
-              </w:rPr>
-              <w:t>12</w:t>
-            </w:r>
-          </w:p>
-        </w:tc>
-        <w:tc>
-          <w:tcPr>
-            <w:tcW w:type="dxa" w:w="1699"/>
-            <w:vAlign w:val="center"/>
-            <w:tcMar>
-              <w:top w:w="100" w:type="dxa"/>
-              <w:start w:w="120" w:type="dxa"/>
-              <w:bottom w:w="100" w:type="dxa"/>
-              <w:end w:w="120" w:type="dxa"/>
-            </w:tcMar>
-            <w:tcBorders>
-              <w:top w:val="single" w:sz="4" w:space="0" w:color="DADCE0"/>
-              <w:left w:val="single" w:sz="4" w:space="0" w:color="DADCE0"/>
-              <w:bottom w:val="single" w:sz="4" w:space="0" w:color="DADCE0"/>
-              <w:right w:val="single" w:sz="4" w:space="0" w:color="DADCE0"/>
-              <w:insideH w:val="single" w:sz="4" w:space="0" w:color="DADCE0"/>
-              <w:insideV w:val="single" w:sz="4" w:space="0" w:color="DADCE0"/>
-            </w:tcBorders>
-            <w:shd w:fill="FAFBFC"/>
-          </w:tcPr>
-          <w:p>
-            <w:pPr>
-              <w:spacing w:after="0" w:line="269" w:lineRule="auto"/>
-            </w:pPr>
-            <w:r/>
-            <w:r>
-              <w:rPr>
-                <w:rFonts w:ascii="Calibri" w:hAnsi="Calibri" w:eastAsia="Microsoft YaHei"/>
-                <w:b w:val="0"/>
-                <w:color w:val="1F2937"/>
-                <w:sz w:val="19"/>
-              </w:rPr>
-              <w:t>Project 2: Data Processing</w:t>
-            </w:r>
-          </w:p>
-        </w:tc>
-        <w:tc>
-          <w:tcPr>
-            <w:tcW w:type="dxa" w:w="3024"/>
-            <w:vAlign w:val="center"/>
-            <w:tcMar>
-              <w:top w:w="100" w:type="dxa"/>
-              <w:start w:w="120" w:type="dxa"/>
-              <w:bottom w:w="100" w:type="dxa"/>
-              <w:end w:w="120" w:type="dxa"/>
-            </w:tcMar>
-            <w:tcBorders>
-              <w:top w:val="single" w:sz="4" w:space="0" w:color="DADCE0"/>
-              <w:left w:val="single" w:sz="4" w:space="0" w:color="DADCE0"/>
-              <w:bottom w:val="single" w:sz="4" w:space="0" w:color="DADCE0"/>
-              <w:right w:val="single" w:sz="4" w:space="0" w:color="DADCE0"/>
-              <w:insideH w:val="single" w:sz="4" w:space="0" w:color="DADCE0"/>
-              <w:insideV w:val="single" w:sz="4" w:space="0" w:color="DADCE0"/>
-            </w:tcBorders>
-            <w:shd w:fill="FAFBFC"/>
-          </w:tcPr>
-          <w:p>
-            <w:pPr>
-              <w:spacing w:after="0" w:line="269" w:lineRule="auto"/>
-            </w:pPr>
-            <w:r/>
-            <w:r>
-              <w:rPr>
-                <w:rFonts w:ascii="Calibri" w:hAnsi="Calibri" w:eastAsia="Microsoft YaHei"/>
-                <w:b w:val="0"/>
-                <w:color w:val="1F2937"/>
-                <w:sz w:val="19"/>
-              </w:rPr>
-              <w:t>导入项目数据、清洗、编码、标准化、记录数据处理决策。</w:t>
-            </w:r>
-          </w:p>
-        </w:tc>
-        <w:tc>
-          <w:tcPr>
-            <w:tcW w:type="dxa" w:w="1872"/>
-            <w:vAlign w:val="center"/>
-            <w:tcMar>
-              <w:top w:w="100" w:type="dxa"/>
-              <w:start w:w="120" w:type="dxa"/>
-              <w:bottom w:w="100" w:type="dxa"/>
-              <w:end w:w="120" w:type="dxa"/>
-            </w:tcMar>
-            <w:tcBorders>
-              <w:top w:val="single" w:sz="4" w:space="0" w:color="DADCE0"/>
-              <w:left w:val="single" w:sz="4" w:space="0" w:color="DADCE0"/>
-              <w:bottom w:val="single" w:sz="4" w:space="0" w:color="DADCE0"/>
-              <w:right w:val="single" w:sz="4" w:space="0" w:color="DADCE0"/>
-              <w:insideH w:val="single" w:sz="4" w:space="0" w:color="DADCE0"/>
-              <w:insideV w:val="single" w:sz="4" w:space="0" w:color="DADCE0"/>
-            </w:tcBorders>
-            <w:shd w:fill="FAFBFC"/>
-          </w:tcPr>
-          <w:p>
-            <w:pPr>
-              <w:spacing w:after="0" w:line="269" w:lineRule="auto"/>
-            </w:pPr>
-            <w:r/>
-            <w:r>
-              <w:rPr>
-                <w:rFonts w:ascii="Calibri" w:hAnsi="Calibri" w:eastAsia="Microsoft YaHei"/>
-                <w:b w:val="0"/>
-                <w:color w:val="1F2937"/>
-                <w:sz w:val="19"/>
-              </w:rPr>
-              <w:t>形成项目 clean dataset 和处理说明。</w:t>
-            </w:r>
-          </w:p>
-        </w:tc>
-        <w:tc>
-          <w:tcPr>
-            <w:tcW w:type="dxa" w:w="2260"/>
-            <w:vAlign w:val="center"/>
-            <w:tcMar>
-              <w:top w:w="100" w:type="dxa"/>
-              <w:start w:w="120" w:type="dxa"/>
-              <w:bottom w:w="100" w:type="dxa"/>
-              <w:end w:w="120" w:type="dxa"/>
-            </w:tcMar>
-            <w:tcBorders>
-              <w:top w:val="single" w:sz="4" w:space="0" w:color="DADCE0"/>
-              <w:left w:val="single" w:sz="4" w:space="0" w:color="DADCE0"/>
-              <w:bottom w:val="single" w:sz="4" w:space="0" w:color="DADCE0"/>
-              <w:right w:val="single" w:sz="4" w:space="0" w:color="DADCE0"/>
-              <w:insideH w:val="single" w:sz="4" w:space="0" w:color="DADCE0"/>
-              <w:insideV w:val="single" w:sz="4" w:space="0" w:color="DADCE0"/>
-            </w:tcBorders>
-            <w:shd w:fill="FAFBFC"/>
-          </w:tcPr>
-          <w:p>
-            <w:pPr>
-              <w:spacing w:after="0" w:line="269" w:lineRule="auto"/>
-            </w:pPr>
-            <w:r/>
-            <w:r>
-              <w:rPr>
-                <w:rFonts w:ascii="Calibri" w:hAnsi="Calibri" w:eastAsia="Microsoft YaHei"/>
-                <w:b w:val="0"/>
-                <w:color w:val="1F2937"/>
-                <w:sz w:val="19"/>
-              </w:rPr>
-              <w:t>补全数据清洗 notebook，并写清楚 before/after 变化。</w:t>
-            </w:r>
-          </w:p>
-        </w:tc>
-      </w:tr>
-      <w:tr>
-        <w:tc>
-          <w:tcPr>
-            <w:tcW w:type="dxa" w:w="503"/>
-            <w:vAlign w:val="center"/>
-            <w:tcMar>
-              <w:top w:w="100" w:type="dxa"/>
-              <w:start w:w="120" w:type="dxa"/>
-              <w:bottom w:w="100" w:type="dxa"/>
-              <w:end w:w="120" w:type="dxa"/>
-            </w:tcMar>
-            <w:tcBorders>
-              <w:top w:val="single" w:sz="4" w:space="0" w:color="DADCE0"/>
-              <w:left w:val="single" w:sz="4" w:space="0" w:color="DADCE0"/>
-              <w:bottom w:val="single" w:sz="4" w:space="0" w:color="DADCE0"/>
-              <w:right w:val="single" w:sz="4" w:space="0" w:color="DADCE0"/>
-              <w:insideH w:val="single" w:sz="4" w:space="0" w:color="DADCE0"/>
-              <w:insideV w:val="single" w:sz="4" w:space="0" w:color="DADCE0"/>
-            </w:tcBorders>
-          </w:tcPr>
-          <w:p>
-            <w:pPr>
-              <w:spacing w:after="0" w:line="269" w:lineRule="auto"/>
-              <w:jc w:val="center"/>
-            </w:pPr>
-            <w:r/>
-            <w:r>
-              <w:rPr>
-                <w:rFonts w:ascii="Calibri" w:hAnsi="Calibri" w:eastAsia="Microsoft YaHei"/>
-                <w:b w:val="0"/>
-                <w:color w:val="1F2937"/>
-                <w:sz w:val="19"/>
-              </w:rPr>
-              <w:t>13</w:t>
-            </w:r>
-          </w:p>
-        </w:tc>
-        <w:tc>
-          <w:tcPr>
-            <w:tcW w:type="dxa" w:w="1699"/>
-            <w:vAlign w:val="center"/>
-            <w:tcMar>
-              <w:top w:w="100" w:type="dxa"/>
-              <w:start w:w="120" w:type="dxa"/>
-              <w:bottom w:w="100" w:type="dxa"/>
-              <w:end w:w="120" w:type="dxa"/>
-            </w:tcMar>
-            <w:tcBorders>
-              <w:top w:val="single" w:sz="4" w:space="0" w:color="DADCE0"/>
-              <w:left w:val="single" w:sz="4" w:space="0" w:color="DADCE0"/>
-              <w:bottom w:val="single" w:sz="4" w:space="0" w:color="DADCE0"/>
-              <w:right w:val="single" w:sz="4" w:space="0" w:color="DADCE0"/>
-              <w:insideH w:val="single" w:sz="4" w:space="0" w:color="DADCE0"/>
-              <w:insideV w:val="single" w:sz="4" w:space="0" w:color="DADCE0"/>
-            </w:tcBorders>
-          </w:tcPr>
-          <w:p>
-            <w:pPr>
-              <w:spacing w:after="0" w:line="269" w:lineRule="auto"/>
-            </w:pPr>
-            <w:r/>
-            <w:r>
-              <w:rPr>
-                <w:rFonts w:ascii="Calibri" w:hAnsi="Calibri" w:eastAsia="Microsoft YaHei"/>
-                <w:b w:val="0"/>
-                <w:color w:val="1F2937"/>
-                <w:sz w:val="19"/>
-              </w:rPr>
-              <w:t>Project 3: Modeling as a Tool</w:t>
-            </w:r>
-          </w:p>
-        </w:tc>
-        <w:tc>
-          <w:tcPr>
-            <w:tcW w:type="dxa" w:w="3024"/>
-            <w:vAlign w:val="center"/>
-            <w:tcMar>
-              <w:top w:w="100" w:type="dxa"/>
-              <w:start w:w="120" w:type="dxa"/>
-              <w:bottom w:w="100" w:type="dxa"/>
-              <w:end w:w="120" w:type="dxa"/>
-            </w:tcMar>
-            <w:tcBorders>
-              <w:top w:val="single" w:sz="4" w:space="0" w:color="DADCE0"/>
-              <w:left w:val="single" w:sz="4" w:space="0" w:color="DADCE0"/>
-              <w:bottom w:val="single" w:sz="4" w:space="0" w:color="DADCE0"/>
-              <w:right w:val="single" w:sz="4" w:space="0" w:color="DADCE0"/>
-              <w:insideH w:val="single" w:sz="4" w:space="0" w:color="DADCE0"/>
-              <w:insideV w:val="single" w:sz="4" w:space="0" w:color="DADCE0"/>
-            </w:tcBorders>
-          </w:tcPr>
-          <w:p>
-            <w:pPr>
-              <w:spacing w:after="0" w:line="269" w:lineRule="auto"/>
-            </w:pPr>
-            <w:r/>
-            <w:r>
-              <w:rPr>
-                <w:rFonts w:ascii="Calibri" w:hAnsi="Calibri" w:eastAsia="Microsoft YaHei"/>
-                <w:b w:val="0"/>
-                <w:color w:val="1F2937"/>
-                <w:sz w:val="19"/>
-              </w:rPr>
-              <w:t>根据任务选择 1-2 个合适模型；算法以调用、比较、解释为主。</w:t>
-            </w:r>
-          </w:p>
-        </w:tc>
-        <w:tc>
-          <w:tcPr>
-            <w:tcW w:type="dxa" w:w="1872"/>
-            <w:vAlign w:val="center"/>
-            <w:tcMar>
-              <w:top w:w="100" w:type="dxa"/>
-              <w:start w:w="120" w:type="dxa"/>
-              <w:bottom w:w="100" w:type="dxa"/>
-              <w:end w:w="120" w:type="dxa"/>
-            </w:tcMar>
-            <w:tcBorders>
-              <w:top w:val="single" w:sz="4" w:space="0" w:color="DADCE0"/>
-              <w:left w:val="single" w:sz="4" w:space="0" w:color="DADCE0"/>
-              <w:bottom w:val="single" w:sz="4" w:space="0" w:color="DADCE0"/>
-              <w:right w:val="single" w:sz="4" w:space="0" w:color="DADCE0"/>
-              <w:insideH w:val="single" w:sz="4" w:space="0" w:color="DADCE0"/>
-              <w:insideV w:val="single" w:sz="4" w:space="0" w:color="DADCE0"/>
-            </w:tcBorders>
-          </w:tcPr>
-          <w:p>
-            <w:pPr>
-              <w:spacing w:after="0" w:line="269" w:lineRule="auto"/>
-            </w:pPr>
-            <w:r/>
-            <w:r>
-              <w:rPr>
-                <w:rFonts w:ascii="Calibri" w:hAnsi="Calibri" w:eastAsia="Microsoft YaHei"/>
-                <w:b w:val="0"/>
-                <w:color w:val="1F2937"/>
-                <w:sz w:val="19"/>
-              </w:rPr>
-              <w:t>训练 baseline 和一个改进模型。</w:t>
-            </w:r>
-          </w:p>
-        </w:tc>
-        <w:tc>
-          <w:tcPr>
-            <w:tcW w:type="dxa" w:w="2260"/>
-            <w:vAlign w:val="center"/>
-            <w:tcMar>
-              <w:top w:w="100" w:type="dxa"/>
-              <w:start w:w="120" w:type="dxa"/>
-              <w:bottom w:w="100" w:type="dxa"/>
-              <w:end w:w="120" w:type="dxa"/>
-            </w:tcMar>
-            <w:tcBorders>
-              <w:top w:val="single" w:sz="4" w:space="0" w:color="DADCE0"/>
-              <w:left w:val="single" w:sz="4" w:space="0" w:color="DADCE0"/>
-              <w:bottom w:val="single" w:sz="4" w:space="0" w:color="DADCE0"/>
-              <w:right w:val="single" w:sz="4" w:space="0" w:color="DADCE0"/>
-              <w:insideH w:val="single" w:sz="4" w:space="0" w:color="DADCE0"/>
-              <w:insideV w:val="single" w:sz="4" w:space="0" w:color="DADCE0"/>
-            </w:tcBorders>
-          </w:tcPr>
-          <w:p>
-            <w:pPr>
-              <w:spacing w:after="0" w:line="269" w:lineRule="auto"/>
-            </w:pPr>
-            <w:r/>
-            <w:r>
-              <w:rPr>
-                <w:rFonts w:ascii="Calibri" w:hAnsi="Calibri" w:eastAsia="Microsoft YaHei"/>
-                <w:b w:val="0"/>
-                <w:color w:val="1F2937"/>
-                <w:sz w:val="19"/>
-              </w:rPr>
-              <w:t>运行模型并整理参数、指标和初步结论。</w:t>
-            </w:r>
-          </w:p>
-        </w:tc>
-      </w:tr>
-      <w:tr>
-        <w:tc>
-          <w:tcPr>
-            <w:tcW w:type="dxa" w:w="503"/>
-            <w:vAlign w:val="center"/>
-            <w:tcMar>
-              <w:top w:w="100" w:type="dxa"/>
-              <w:start w:w="120" w:type="dxa"/>
-              <w:bottom w:w="100" w:type="dxa"/>
-              <w:end w:w="120" w:type="dxa"/>
-            </w:tcMar>
-            <w:tcBorders>
-              <w:top w:val="single" w:sz="4" w:space="0" w:color="DADCE0"/>
-              <w:left w:val="single" w:sz="4" w:space="0" w:color="DADCE0"/>
-              <w:bottom w:val="single" w:sz="4" w:space="0" w:color="DADCE0"/>
-              <w:right w:val="single" w:sz="4" w:space="0" w:color="DADCE0"/>
-              <w:insideH w:val="single" w:sz="4" w:space="0" w:color="DADCE0"/>
-              <w:insideV w:val="single" w:sz="4" w:space="0" w:color="DADCE0"/>
-            </w:tcBorders>
-            <w:shd w:fill="FAFBFC"/>
-          </w:tcPr>
-          <w:p>
-            <w:pPr>
-              <w:spacing w:after="0" w:line="269" w:lineRule="auto"/>
-              <w:jc w:val="center"/>
-            </w:pPr>
-            <w:r/>
-            <w:r>
-              <w:rPr>
-                <w:rFonts w:ascii="Calibri" w:hAnsi="Calibri" w:eastAsia="Microsoft YaHei"/>
-                <w:b w:val="0"/>
-                <w:color w:val="1F2937"/>
-                <w:sz w:val="19"/>
-              </w:rPr>
-              <w:t>14</w:t>
-            </w:r>
-          </w:p>
-        </w:tc>
-        <w:tc>
-          <w:tcPr>
-            <w:tcW w:type="dxa" w:w="1699"/>
-            <w:vAlign w:val="center"/>
-            <w:tcMar>
-              <w:top w:w="100" w:type="dxa"/>
-              <w:start w:w="120" w:type="dxa"/>
-              <w:bottom w:w="100" w:type="dxa"/>
-              <w:end w:w="120" w:type="dxa"/>
-            </w:tcMar>
-            <w:tcBorders>
-              <w:top w:val="single" w:sz="4" w:space="0" w:color="DADCE0"/>
-              <w:left w:val="single" w:sz="4" w:space="0" w:color="DADCE0"/>
-              <w:bottom w:val="single" w:sz="4" w:space="0" w:color="DADCE0"/>
-              <w:right w:val="single" w:sz="4" w:space="0" w:color="DADCE0"/>
-              <w:insideH w:val="single" w:sz="4" w:space="0" w:color="DADCE0"/>
-              <w:insideV w:val="single" w:sz="4" w:space="0" w:color="DADCE0"/>
-            </w:tcBorders>
-            <w:shd w:fill="FAFBFC"/>
-          </w:tcPr>
-          <w:p>
-            <w:pPr>
-              <w:spacing w:after="0" w:line="269" w:lineRule="auto"/>
-            </w:pPr>
-            <w:r/>
-            <w:r>
-              <w:rPr>
-                <w:rFonts w:ascii="Calibri" w:hAnsi="Calibri" w:eastAsia="Microsoft YaHei"/>
-                <w:b w:val="0"/>
-                <w:color w:val="1F2937"/>
-                <w:sz w:val="19"/>
-              </w:rPr>
-              <w:t>Project 4: Evaluation &amp; AI-assisted Analysis</w:t>
-            </w:r>
-          </w:p>
-        </w:tc>
-        <w:tc>
-          <w:tcPr>
-            <w:tcW w:type="dxa" w:w="3024"/>
-            <w:vAlign w:val="center"/>
-            <w:tcMar>
-              <w:top w:w="100" w:type="dxa"/>
-              <w:start w:w="120" w:type="dxa"/>
-              <w:bottom w:w="100" w:type="dxa"/>
-              <w:end w:w="120" w:type="dxa"/>
-            </w:tcMar>
-            <w:tcBorders>
-              <w:top w:val="single" w:sz="4" w:space="0" w:color="DADCE0"/>
-              <w:left w:val="single" w:sz="4" w:space="0" w:color="DADCE0"/>
-              <w:bottom w:val="single" w:sz="4" w:space="0" w:color="DADCE0"/>
-              <w:right w:val="single" w:sz="4" w:space="0" w:color="DADCE0"/>
-              <w:insideH w:val="single" w:sz="4" w:space="0" w:color="DADCE0"/>
-              <w:insideV w:val="single" w:sz="4" w:space="0" w:color="DADCE0"/>
-            </w:tcBorders>
-            <w:shd w:fill="FAFBFC"/>
-          </w:tcPr>
-          <w:p>
-            <w:pPr>
-              <w:spacing w:after="0" w:line="269" w:lineRule="auto"/>
-            </w:pPr>
-            <w:r/>
-            <w:r>
-              <w:rPr>
-                <w:rFonts w:ascii="Calibri" w:hAnsi="Calibri" w:eastAsia="Microsoft YaHei"/>
-                <w:b w:val="0"/>
-                <w:color w:val="1F2937"/>
-                <w:sz w:val="19"/>
-              </w:rPr>
-              <w:t>用评价指标比较模型；用 AI 辅助解释结果、找限制、生成报告结构。</w:t>
-            </w:r>
-          </w:p>
-        </w:tc>
-        <w:tc>
-          <w:tcPr>
-            <w:tcW w:type="dxa" w:w="1872"/>
-            <w:vAlign w:val="center"/>
-            <w:tcMar>
-              <w:top w:w="100" w:type="dxa"/>
-              <w:start w:w="120" w:type="dxa"/>
-              <w:bottom w:w="100" w:type="dxa"/>
-              <w:end w:w="120" w:type="dxa"/>
-            </w:tcMar>
-            <w:tcBorders>
-              <w:top w:val="single" w:sz="4" w:space="0" w:color="DADCE0"/>
-              <w:left w:val="single" w:sz="4" w:space="0" w:color="DADCE0"/>
-              <w:bottom w:val="single" w:sz="4" w:space="0" w:color="DADCE0"/>
-              <w:right w:val="single" w:sz="4" w:space="0" w:color="DADCE0"/>
-              <w:insideH w:val="single" w:sz="4" w:space="0" w:color="DADCE0"/>
-              <w:insideV w:val="single" w:sz="4" w:space="0" w:color="DADCE0"/>
-            </w:tcBorders>
-            <w:shd w:fill="FAFBFC"/>
-          </w:tcPr>
-          <w:p>
-            <w:pPr>
-              <w:spacing w:after="0" w:line="269" w:lineRule="auto"/>
-            </w:pPr>
-            <w:r/>
-            <w:r>
-              <w:rPr>
-                <w:rFonts w:ascii="Calibri" w:hAnsi="Calibri" w:eastAsia="Microsoft YaHei"/>
-                <w:b w:val="0"/>
-                <w:color w:val="1F2937"/>
-                <w:sz w:val="19"/>
-              </w:rPr>
-              <w:t>完成结果表、核心图表和项目报告 v1。</w:t>
-            </w:r>
-          </w:p>
-        </w:tc>
-        <w:tc>
-          <w:tcPr>
-            <w:tcW w:type="dxa" w:w="2260"/>
-            <w:vAlign w:val="center"/>
-            <w:tcMar>
-              <w:top w:w="100" w:type="dxa"/>
-              <w:start w:w="120" w:type="dxa"/>
-              <w:bottom w:w="100" w:type="dxa"/>
-              <w:end w:w="120" w:type="dxa"/>
-            </w:tcMar>
-            <w:tcBorders>
-              <w:top w:val="single" w:sz="4" w:space="0" w:color="DADCE0"/>
-              <w:left w:val="single" w:sz="4" w:space="0" w:color="DADCE0"/>
-              <w:bottom w:val="single" w:sz="4" w:space="0" w:color="DADCE0"/>
-              <w:right w:val="single" w:sz="4" w:space="0" w:color="DADCE0"/>
-              <w:insideH w:val="single" w:sz="4" w:space="0" w:color="DADCE0"/>
-              <w:insideV w:val="single" w:sz="4" w:space="0" w:color="DADCE0"/>
-            </w:tcBorders>
-            <w:shd w:fill="FAFBFC"/>
-          </w:tcPr>
-          <w:p>
-            <w:pPr>
-              <w:spacing w:after="0" w:line="269" w:lineRule="auto"/>
-            </w:pPr>
-            <w:r/>
-            <w:r>
-              <w:rPr>
-                <w:rFonts w:ascii="Calibri" w:hAnsi="Calibri" w:eastAsia="Microsoft YaHei"/>
-                <w:b w:val="0"/>
-                <w:color w:val="1F2937"/>
-                <w:sz w:val="19"/>
-              </w:rPr>
-              <w:t>提交报告草稿：问题、数据、方法、结果、限制。</w:t>
-            </w:r>
-          </w:p>
-        </w:tc>
-      </w:tr>
-      <w:tr>
-        <w:tc>
-          <w:tcPr>
-            <w:tcW w:type="dxa" w:w="503"/>
-            <w:vAlign w:val="center"/>
-            <w:tcMar>
-              <w:top w:w="100" w:type="dxa"/>
-              <w:start w:w="120" w:type="dxa"/>
-              <w:bottom w:w="100" w:type="dxa"/>
-              <w:end w:w="120" w:type="dxa"/>
-            </w:tcMar>
-            <w:tcBorders>
-              <w:top w:val="single" w:sz="4" w:space="0" w:color="DADCE0"/>
-              <w:left w:val="single" w:sz="4" w:space="0" w:color="DADCE0"/>
-              <w:bottom w:val="single" w:sz="4" w:space="0" w:color="DADCE0"/>
-              <w:right w:val="single" w:sz="4" w:space="0" w:color="DADCE0"/>
-              <w:insideH w:val="single" w:sz="4" w:space="0" w:color="DADCE0"/>
-              <w:insideV w:val="single" w:sz="4" w:space="0" w:color="DADCE0"/>
-            </w:tcBorders>
-          </w:tcPr>
-          <w:p>
-            <w:pPr>
-              <w:spacing w:after="0" w:line="269" w:lineRule="auto"/>
-              <w:jc w:val="center"/>
-            </w:pPr>
-            <w:r/>
-            <w:r>
-              <w:rPr>
-                <w:rFonts w:ascii="Calibri" w:hAnsi="Calibri" w:eastAsia="Microsoft YaHei"/>
-                <w:b w:val="0"/>
-                <w:color w:val="1F2937"/>
-                <w:sz w:val="19"/>
-              </w:rPr>
-              <w:t>15</w:t>
-            </w:r>
-          </w:p>
-        </w:tc>
-        <w:tc>
-          <w:tcPr>
-            <w:tcW w:type="dxa" w:w="1699"/>
-            <w:vAlign w:val="center"/>
-            <w:tcMar>
-              <w:top w:w="100" w:type="dxa"/>
-              <w:start w:w="120" w:type="dxa"/>
-              <w:bottom w:w="100" w:type="dxa"/>
-              <w:end w:w="120" w:type="dxa"/>
-            </w:tcMar>
-            <w:tcBorders>
-              <w:top w:val="single" w:sz="4" w:space="0" w:color="DADCE0"/>
-              <w:left w:val="single" w:sz="4" w:space="0" w:color="DADCE0"/>
-              <w:bottom w:val="single" w:sz="4" w:space="0" w:color="DADCE0"/>
-              <w:right w:val="single" w:sz="4" w:space="0" w:color="DADCE0"/>
-              <w:insideH w:val="single" w:sz="4" w:space="0" w:color="DADCE0"/>
-              <w:insideV w:val="single" w:sz="4" w:space="0" w:color="DADCE0"/>
-            </w:tcBorders>
-          </w:tcPr>
-          <w:p>
-            <w:pPr>
-              <w:spacing w:after="0" w:line="269" w:lineRule="auto"/>
-            </w:pPr>
-            <w:r/>
-            <w:r>
-              <w:rPr>
-                <w:rFonts w:ascii="Calibri" w:hAnsi="Calibri" w:eastAsia="Microsoft YaHei"/>
-                <w:b w:val="0"/>
-                <w:color w:val="1F2937"/>
-                <w:sz w:val="19"/>
-              </w:rPr>
-              <w:t>Final Project Presentation</w:t>
-            </w:r>
-          </w:p>
-        </w:tc>
-        <w:tc>
-          <w:tcPr>
-            <w:tcW w:type="dxa" w:w="3024"/>
-            <w:vAlign w:val="center"/>
-            <w:tcMar>
-              <w:top w:w="100" w:type="dxa"/>
-              <w:start w:w="120" w:type="dxa"/>
-              <w:bottom w:w="100" w:type="dxa"/>
-              <w:end w:w="120" w:type="dxa"/>
-            </w:tcMar>
-            <w:tcBorders>
-              <w:top w:val="single" w:sz="4" w:space="0" w:color="DADCE0"/>
-              <w:left w:val="single" w:sz="4" w:space="0" w:color="DADCE0"/>
-              <w:bottom w:val="single" w:sz="4" w:space="0" w:color="DADCE0"/>
-              <w:right w:val="single" w:sz="4" w:space="0" w:color="DADCE0"/>
-              <w:insideH w:val="single" w:sz="4" w:space="0" w:color="DADCE0"/>
-              <w:insideV w:val="single" w:sz="4" w:space="0" w:color="DADCE0"/>
-            </w:tcBorders>
-          </w:tcPr>
-          <w:p>
-            <w:pPr>
-              <w:spacing w:after="0" w:line="269" w:lineRule="auto"/>
-            </w:pPr>
-            <w:r/>
-            <w:r>
-              <w:rPr>
-                <w:rFonts w:ascii="Calibri" w:hAnsi="Calibri" w:eastAsia="Microsoft YaHei"/>
-                <w:b w:val="0"/>
-                <w:color w:val="1F2937"/>
-                <w:sz w:val="19"/>
-              </w:rPr>
-              <w:t>短论文/报告结构、PPT 展示、复现说明、结果陈述和答辩。</w:t>
-            </w:r>
-          </w:p>
-        </w:tc>
-        <w:tc>
-          <w:tcPr>
-            <w:tcW w:type="dxa" w:w="1872"/>
-            <w:vAlign w:val="center"/>
-            <w:tcMar>
-              <w:top w:w="100" w:type="dxa"/>
-              <w:start w:w="120" w:type="dxa"/>
-              <w:bottom w:w="100" w:type="dxa"/>
-              <w:end w:w="120" w:type="dxa"/>
-            </w:tcMar>
-            <w:tcBorders>
-              <w:top w:val="single" w:sz="4" w:space="0" w:color="DADCE0"/>
-              <w:left w:val="single" w:sz="4" w:space="0" w:color="DADCE0"/>
-              <w:bottom w:val="single" w:sz="4" w:space="0" w:color="DADCE0"/>
-              <w:right w:val="single" w:sz="4" w:space="0" w:color="DADCE0"/>
-              <w:insideH w:val="single" w:sz="4" w:space="0" w:color="DADCE0"/>
-              <w:insideV w:val="single" w:sz="4" w:space="0" w:color="DADCE0"/>
-            </w:tcBorders>
-          </w:tcPr>
-          <w:p>
-            <w:pPr>
-              <w:spacing w:after="0" w:line="269" w:lineRule="auto"/>
-            </w:pPr>
-            <w:r/>
-            <w:r>
-              <w:rPr>
-                <w:rFonts w:ascii="Calibri" w:hAnsi="Calibri" w:eastAsia="Microsoft YaHei"/>
-                <w:b w:val="0"/>
-                <w:color w:val="1F2937"/>
-                <w:sz w:val="19"/>
-              </w:rPr>
-              <w:t>提交最终项目：报告/论文 + 代码 + PPT 展示。</w:t>
-            </w:r>
-          </w:p>
-        </w:tc>
-        <w:tc>
-          <w:tcPr>
-            <w:tcW w:type="dxa" w:w="2260"/>
-            <w:vAlign w:val="center"/>
-            <w:tcMar>
-              <w:top w:w="100" w:type="dxa"/>
-              <w:start w:w="120" w:type="dxa"/>
-              <w:bottom w:w="100" w:type="dxa"/>
-              <w:end w:w="120" w:type="dxa"/>
-            </w:tcMar>
-            <w:tcBorders>
-              <w:top w:val="single" w:sz="4" w:space="0" w:color="DADCE0"/>
-              <w:left w:val="single" w:sz="4" w:space="0" w:color="DADCE0"/>
-              <w:bottom w:val="single" w:sz="4" w:space="0" w:color="DADCE0"/>
-              <w:right w:val="single" w:sz="4" w:space="0" w:color="DADCE0"/>
-              <w:insideH w:val="single" w:sz="4" w:space="0" w:color="DADCE0"/>
-              <w:insideV w:val="single" w:sz="4" w:space="0" w:color="DADCE0"/>
-            </w:tcBorders>
-          </w:tcPr>
-          <w:p>
-            <w:pPr>
-              <w:spacing w:after="0" w:line="269" w:lineRule="auto"/>
-            </w:pPr>
-            <w:r/>
-            <w:r>
-              <w:rPr>
-                <w:rFonts w:ascii="Calibri" w:hAnsi="Calibri" w:eastAsia="Microsoft YaHei"/>
-                <w:b w:val="0"/>
-                <w:color w:val="1F2937"/>
-                <w:sz w:val="19"/>
-              </w:rPr>
-              <w:t>完成最终修改；准备 3-5 分钟项目展示。</w:t>
+              <w:t>Notebook从上到下运行；Draft Paper数字可追溯；PPT和修改清单齐全</w:t>
             </w:r>
           </w:p>
         </w:tc>
@@ -4724,1374 +3421,67 @@
     </w:tbl>
     <w:p>
       <w:pPr>
-        <w:spacing w:before="320" w:after="160"/>
+        <w:spacing w:before="280" w:after="120"/>
       </w:pPr>
       <w:r>
         <w:rPr>
-          <w:rFonts w:ascii="Calibri" w:hAnsi="Calibri" w:eastAsia="Microsoft YaHei"/>
+          <w:rFonts w:ascii="Aptos" w:hAnsi="Aptos" w:eastAsia="Microsoft YaHei"/>
           <w:b/>
-          <w:color w:val="1F4E9A"/>
+          <w:color w:val="1769C0"/>
           <w:sz w:val="32"/>
         </w:rPr>
-        <w:t>项目产出体系</w:t>
+        <w:t>7. 后续AI论文课程交接</w:t>
       </w:r>
     </w:p>
     <w:p>
       <w:pPr>
         <w:pStyle w:val="ListBullet"/>
-        <w:spacing w:after="80" w:line="283" w:lineRule="auto"/>
-        <w:ind w:left="360" w:hanging="173"/>
+        <w:spacing w:after="60" w:line="276" w:lineRule="auto"/>
       </w:pPr>
       <w:r>
         <w:rPr>
-          <w:rFonts w:ascii="Calibri" w:hAnsi="Calibri" w:eastAsia="Microsoft YaHei"/>
-          <w:color w:val="1F2937"/>
-          <w:sz w:val="21"/>
+          <w:rFonts w:ascii="Aptos" w:hAnsi="Aptos" w:eastAsia="Microsoft YaHei"/>
+          <w:b w:val="0"/>
+          <w:color w:val="21303F"/>
+          <w:sz w:val="20"/>
         </w:rPr>
-        <w:t>Research Question：学生选择一个可验证的问题，说明输入、输出、评估标准和预期价值。</w:t>
+        <w:t>扩展并核对文献综述、引用与数据来源；</w:t>
       </w:r>
     </w:p>
     <w:p>
       <w:pPr>
         <w:pStyle w:val="ListBullet"/>
-        <w:spacing w:after="80" w:line="283" w:lineRule="auto"/>
-        <w:ind w:left="360" w:hanging="173"/>
+        <w:spacing w:after="60" w:line="276" w:lineRule="auto"/>
       </w:pPr>
       <w:r>
         <w:rPr>
-          <w:rFonts w:ascii="Calibri" w:hAnsi="Calibri" w:eastAsia="Microsoft YaHei"/>
-          <w:color w:val="1F2937"/>
-          <w:sz w:val="21"/>
+          <w:rFonts w:ascii="Aptos" w:hAnsi="Aptos" w:eastAsia="Microsoft YaHei"/>
+          <w:b w:val="0"/>
+          <w:color w:val="21303F"/>
+          <w:sz w:val="20"/>
         </w:rPr>
-        <w:t>Dataset：选择或整理一个真实数据集，记录来源、变量含义、清洗步骤和使用限制。</w:t>
+        <w:t>复查研究问题、特征选择和实验设计，并只在学生完全理解的前提下评估模型或实验改进；</w:t>
       </w:r>
     </w:p>
     <w:p>
       <w:pPr>
         <w:pStyle w:val="ListBullet"/>
-        <w:spacing w:after="80" w:line="283" w:lineRule="auto"/>
-        <w:ind w:left="360" w:hanging="173"/>
+        <w:spacing w:after="60" w:line="276" w:lineRule="auto"/>
       </w:pPr>
       <w:r>
         <w:rPr>
-          <w:rFonts w:ascii="Calibri" w:hAnsi="Calibri" w:eastAsia="Microsoft YaHei"/>
-          <w:color w:val="1F2937"/>
-          <w:sz w:val="21"/>
+          <w:rFonts w:ascii="Aptos" w:hAnsi="Aptos" w:eastAsia="Microsoft YaHei"/>
+          <w:b w:val="0"/>
+          <w:color w:val="21303F"/>
+          <w:sz w:val="20"/>
         </w:rPr>
-        <w:t>Code Notebook：保留可运行代码、注释、图表和实验结果，形成可复现项目记录。</w:t>
-      </w:r>
-    </w:p>
-    <w:p>
-      <w:pPr>
-        <w:pStyle w:val="ListBullet"/>
-        <w:spacing w:after="80" w:line="283" w:lineRule="auto"/>
-        <w:ind w:left="360" w:hanging="173"/>
-      </w:pPr>
-      <w:r>
-        <w:rPr>
-          <w:rFonts w:ascii="Calibri" w:hAnsi="Calibri" w:eastAsia="Microsoft YaHei"/>
-          <w:color w:val="1F2937"/>
-          <w:sz w:val="21"/>
-        </w:rPr>
-        <w:t>Model &amp; Evaluation：至少比较一个 baseline 与一个改进方案，使用合适指标解释模型好坏。</w:t>
-      </w:r>
-    </w:p>
-    <w:p>
-      <w:pPr>
-        <w:pStyle w:val="ListBullet"/>
-        <w:spacing w:after="80" w:line="283" w:lineRule="auto"/>
-        <w:ind w:left="360" w:hanging="173"/>
-      </w:pPr>
-      <w:r>
-        <w:rPr>
-          <w:rFonts w:ascii="Calibri" w:hAnsi="Calibri" w:eastAsia="Microsoft YaHei"/>
-          <w:color w:val="1F2937"/>
-          <w:sz w:val="21"/>
-        </w:rPr>
-        <w:t>Result &amp; Presentation：用短报告和 PPT 呈现研究问题、方法、结果、限制和下一步。</w:t>
-      </w:r>
-    </w:p>
-    <w:p>
-      <w:pPr>
-        <w:spacing w:before="320" w:after="160"/>
-      </w:pPr>
-      <w:r>
-        <w:rPr>
-          <w:rFonts w:ascii="Calibri" w:hAnsi="Calibri" w:eastAsia="Microsoft YaHei"/>
-          <w:b/>
-          <w:color w:val="1F4E9A"/>
-          <w:sz w:val="32"/>
-        </w:rPr>
-        <w:t>评价方式（项目制，无传统考试）</w:t>
-      </w:r>
-    </w:p>
-    <w:tbl>
-      <w:tblPr>
-        <w:tblStyle w:val="TableGrid"/>
-        <w:tblW w:type="auto" w:w="0"/>
-        <w:jc w:val="center"/>
-        <w:tblLayout w:type="fixed"/>
-        <w:tblLook w:firstColumn="1" w:firstRow="1" w:lastColumn="0" w:lastRow="0" w:noHBand="0" w:noVBand="1" w:val="04A0"/>
-      </w:tblPr>
-      <w:tblGrid>
-        <w:gridCol w:w="3120"/>
-        <w:gridCol w:w="3120"/>
-        <w:gridCol w:w="3120"/>
-      </w:tblGrid>
-      <w:tr>
-        <w:tc>
-          <w:tcPr>
-            <w:tcW w:type="dxa" w:w="3240"/>
-            <w:vAlign w:val="center"/>
-            <w:tcMar>
-              <w:top w:w="100" w:type="dxa"/>
-              <w:start w:w="120" w:type="dxa"/>
-              <w:bottom w:w="100" w:type="dxa"/>
-              <w:end w:w="120" w:type="dxa"/>
-            </w:tcMar>
-            <w:tcBorders>
-              <w:top w:val="single" w:sz="4" w:space="0" w:color="DADCE0"/>
-              <w:left w:val="single" w:sz="4" w:space="0" w:color="DADCE0"/>
-              <w:bottom w:val="single" w:sz="4" w:space="0" w:color="DADCE0"/>
-              <w:right w:val="single" w:sz="4" w:space="0" w:color="DADCE0"/>
-              <w:insideH w:val="single" w:sz="4" w:space="0" w:color="DADCE0"/>
-              <w:insideV w:val="single" w:sz="4" w:space="0" w:color="DADCE0"/>
-            </w:tcBorders>
-            <w:shd w:fill="FFF0D9"/>
-          </w:tcPr>
-          <w:p>
-            <w:pPr>
-              <w:spacing w:after="0" w:line="269" w:lineRule="auto"/>
-              <w:jc w:val="center"/>
-            </w:pPr>
-            <w:r/>
-            <w:r>
-              <w:rPr>
-                <w:rFonts w:ascii="Calibri" w:hAnsi="Calibri" w:eastAsia="Microsoft YaHei"/>
-                <w:b/>
-                <w:color w:val="0B2545"/>
-                <w:sz w:val="19"/>
-              </w:rPr>
-              <w:t>组成</w:t>
-            </w:r>
-          </w:p>
-        </w:tc>
-        <w:tc>
-          <w:tcPr>
-            <w:tcW w:type="dxa" w:w="1152"/>
-            <w:vAlign w:val="center"/>
-            <w:tcMar>
-              <w:top w:w="100" w:type="dxa"/>
-              <w:start w:w="120" w:type="dxa"/>
-              <w:bottom w:w="100" w:type="dxa"/>
-              <w:end w:w="120" w:type="dxa"/>
-            </w:tcMar>
-            <w:tcBorders>
-              <w:top w:val="single" w:sz="4" w:space="0" w:color="DADCE0"/>
-              <w:left w:val="single" w:sz="4" w:space="0" w:color="DADCE0"/>
-              <w:bottom w:val="single" w:sz="4" w:space="0" w:color="DADCE0"/>
-              <w:right w:val="single" w:sz="4" w:space="0" w:color="DADCE0"/>
-              <w:insideH w:val="single" w:sz="4" w:space="0" w:color="DADCE0"/>
-              <w:insideV w:val="single" w:sz="4" w:space="0" w:color="DADCE0"/>
-            </w:tcBorders>
-            <w:shd w:fill="FFF0D9"/>
-          </w:tcPr>
-          <w:p>
-            <w:pPr>
-              <w:spacing w:after="0" w:line="269" w:lineRule="auto"/>
-            </w:pPr>
-            <w:r/>
-            <w:r>
-              <w:rPr>
-                <w:rFonts w:ascii="Calibri" w:hAnsi="Calibri" w:eastAsia="Microsoft YaHei"/>
-                <w:b/>
-                <w:color w:val="0B2545"/>
-                <w:sz w:val="19"/>
-              </w:rPr>
-              <w:t>权重</w:t>
-            </w:r>
-          </w:p>
-        </w:tc>
-        <w:tc>
-          <w:tcPr>
-            <w:tcW w:type="dxa" w:w="4968"/>
-            <w:vAlign w:val="center"/>
-            <w:tcMar>
-              <w:top w:w="100" w:type="dxa"/>
-              <w:start w:w="120" w:type="dxa"/>
-              <w:bottom w:w="100" w:type="dxa"/>
-              <w:end w:w="120" w:type="dxa"/>
-            </w:tcMar>
-            <w:tcBorders>
-              <w:top w:val="single" w:sz="4" w:space="0" w:color="DADCE0"/>
-              <w:left w:val="single" w:sz="4" w:space="0" w:color="DADCE0"/>
-              <w:bottom w:val="single" w:sz="4" w:space="0" w:color="DADCE0"/>
-              <w:right w:val="single" w:sz="4" w:space="0" w:color="DADCE0"/>
-              <w:insideH w:val="single" w:sz="4" w:space="0" w:color="DADCE0"/>
-              <w:insideV w:val="single" w:sz="4" w:space="0" w:color="DADCE0"/>
-            </w:tcBorders>
-            <w:shd w:fill="FFF0D9"/>
-          </w:tcPr>
-          <w:p>
-            <w:pPr>
-              <w:spacing w:after="0" w:line="269" w:lineRule="auto"/>
-            </w:pPr>
-            <w:r/>
-            <w:r>
-              <w:rPr>
-                <w:rFonts w:ascii="Calibri" w:hAnsi="Calibri" w:eastAsia="Microsoft YaHei"/>
-                <w:b/>
-                <w:color w:val="0B2545"/>
-                <w:sz w:val="19"/>
-              </w:rPr>
-              <w:t>评价重点</w:t>
-            </w:r>
-          </w:p>
-        </w:tc>
-      </w:tr>
-      <w:tr>
-        <w:tc>
-          <w:tcPr>
-            <w:tcW w:type="dxa" w:w="3240"/>
-            <w:vAlign w:val="center"/>
-            <w:tcMar>
-              <w:top w:w="100" w:type="dxa"/>
-              <w:start w:w="120" w:type="dxa"/>
-              <w:bottom w:w="100" w:type="dxa"/>
-              <w:end w:w="120" w:type="dxa"/>
-            </w:tcMar>
-            <w:tcBorders>
-              <w:top w:val="single" w:sz="4" w:space="0" w:color="DADCE0"/>
-              <w:left w:val="single" w:sz="4" w:space="0" w:color="DADCE0"/>
-              <w:bottom w:val="single" w:sz="4" w:space="0" w:color="DADCE0"/>
-              <w:right w:val="single" w:sz="4" w:space="0" w:color="DADCE0"/>
-              <w:insideH w:val="single" w:sz="4" w:space="0" w:color="DADCE0"/>
-              <w:insideV w:val="single" w:sz="4" w:space="0" w:color="DADCE0"/>
-            </w:tcBorders>
-          </w:tcPr>
-          <w:p>
-            <w:pPr>
-              <w:spacing w:after="0" w:line="269" w:lineRule="auto"/>
-              <w:jc w:val="center"/>
-            </w:pPr>
-            <w:r/>
-            <w:r>
-              <w:rPr>
-                <w:rFonts w:ascii="Calibri" w:hAnsi="Calibri" w:eastAsia="Microsoft YaHei"/>
-                <w:b w:val="0"/>
-                <w:color w:val="1F2937"/>
-                <w:sz w:val="19"/>
-              </w:rPr>
-              <w:t>每周课堂成果与小作业</w:t>
-            </w:r>
-          </w:p>
-        </w:tc>
-        <w:tc>
-          <w:tcPr>
-            <w:tcW w:type="dxa" w:w="1152"/>
-            <w:vAlign w:val="center"/>
-            <w:tcMar>
-              <w:top w:w="100" w:type="dxa"/>
-              <w:start w:w="120" w:type="dxa"/>
-              <w:bottom w:w="100" w:type="dxa"/>
-              <w:end w:w="120" w:type="dxa"/>
-            </w:tcMar>
-            <w:tcBorders>
-              <w:top w:val="single" w:sz="4" w:space="0" w:color="DADCE0"/>
-              <w:left w:val="single" w:sz="4" w:space="0" w:color="DADCE0"/>
-              <w:bottom w:val="single" w:sz="4" w:space="0" w:color="DADCE0"/>
-              <w:right w:val="single" w:sz="4" w:space="0" w:color="DADCE0"/>
-              <w:insideH w:val="single" w:sz="4" w:space="0" w:color="DADCE0"/>
-              <w:insideV w:val="single" w:sz="4" w:space="0" w:color="DADCE0"/>
-            </w:tcBorders>
-          </w:tcPr>
-          <w:p>
-            <w:pPr>
-              <w:spacing w:after="0" w:line="269" w:lineRule="auto"/>
-            </w:pPr>
-            <w:r/>
-            <w:r>
-              <w:rPr>
-                <w:rFonts w:ascii="Calibri" w:hAnsi="Calibri" w:eastAsia="Microsoft YaHei"/>
-                <w:b w:val="0"/>
-                <w:color w:val="1F2937"/>
-                <w:sz w:val="19"/>
-              </w:rPr>
-              <w:t>25%</w:t>
-            </w:r>
-          </w:p>
-        </w:tc>
-        <w:tc>
-          <w:tcPr>
-            <w:tcW w:type="dxa" w:w="4968"/>
-            <w:vAlign w:val="center"/>
-            <w:tcMar>
-              <w:top w:w="100" w:type="dxa"/>
-              <w:start w:w="120" w:type="dxa"/>
-              <w:bottom w:w="100" w:type="dxa"/>
-              <w:end w:w="120" w:type="dxa"/>
-            </w:tcMar>
-            <w:tcBorders>
-              <w:top w:val="single" w:sz="4" w:space="0" w:color="DADCE0"/>
-              <w:left w:val="single" w:sz="4" w:space="0" w:color="DADCE0"/>
-              <w:bottom w:val="single" w:sz="4" w:space="0" w:color="DADCE0"/>
-              <w:right w:val="single" w:sz="4" w:space="0" w:color="DADCE0"/>
-              <w:insideH w:val="single" w:sz="4" w:space="0" w:color="DADCE0"/>
-              <w:insideV w:val="single" w:sz="4" w:space="0" w:color="DADCE0"/>
-            </w:tcBorders>
-          </w:tcPr>
-          <w:p>
-            <w:pPr>
-              <w:spacing w:after="0" w:line="269" w:lineRule="auto"/>
-            </w:pPr>
-            <w:r/>
-            <w:r>
-              <w:rPr>
-                <w:rFonts w:ascii="Calibri" w:hAnsi="Calibri" w:eastAsia="Microsoft YaHei"/>
-                <w:b w:val="0"/>
-                <w:color w:val="1F2937"/>
-                <w:sz w:val="19"/>
-              </w:rPr>
-              <w:t>代码是否能运行；是否按课次完成小成果；是否能解释自己的代码。</w:t>
-            </w:r>
-          </w:p>
-        </w:tc>
-      </w:tr>
-      <w:tr>
-        <w:tc>
-          <w:tcPr>
-            <w:tcW w:type="dxa" w:w="3240"/>
-            <w:vAlign w:val="center"/>
-            <w:tcMar>
-              <w:top w:w="100" w:type="dxa"/>
-              <w:start w:w="120" w:type="dxa"/>
-              <w:bottom w:w="100" w:type="dxa"/>
-              <w:end w:w="120" w:type="dxa"/>
-            </w:tcMar>
-            <w:tcBorders>
-              <w:top w:val="single" w:sz="4" w:space="0" w:color="DADCE0"/>
-              <w:left w:val="single" w:sz="4" w:space="0" w:color="DADCE0"/>
-              <w:bottom w:val="single" w:sz="4" w:space="0" w:color="DADCE0"/>
-              <w:right w:val="single" w:sz="4" w:space="0" w:color="DADCE0"/>
-              <w:insideH w:val="single" w:sz="4" w:space="0" w:color="DADCE0"/>
-              <w:insideV w:val="single" w:sz="4" w:space="0" w:color="DADCE0"/>
-            </w:tcBorders>
-            <w:shd w:fill="FAFBFC"/>
-          </w:tcPr>
-          <w:p>
-            <w:pPr>
-              <w:spacing w:after="0" w:line="269" w:lineRule="auto"/>
-              <w:jc w:val="center"/>
-            </w:pPr>
-            <w:r/>
-            <w:r>
-              <w:rPr>
-                <w:rFonts w:ascii="Calibri" w:hAnsi="Calibri" w:eastAsia="Microsoft YaHei"/>
-                <w:b w:val="0"/>
-                <w:color w:val="1F2937"/>
-                <w:sz w:val="19"/>
-              </w:rPr>
-              <w:t>数据处理与 EDA</w:t>
-            </w:r>
-          </w:p>
-        </w:tc>
-        <w:tc>
-          <w:tcPr>
-            <w:tcW w:type="dxa" w:w="1152"/>
-            <w:vAlign w:val="center"/>
-            <w:tcMar>
-              <w:top w:w="100" w:type="dxa"/>
-              <w:start w:w="120" w:type="dxa"/>
-              <w:bottom w:w="100" w:type="dxa"/>
-              <w:end w:w="120" w:type="dxa"/>
-            </w:tcMar>
-            <w:tcBorders>
-              <w:top w:val="single" w:sz="4" w:space="0" w:color="DADCE0"/>
-              <w:left w:val="single" w:sz="4" w:space="0" w:color="DADCE0"/>
-              <w:bottom w:val="single" w:sz="4" w:space="0" w:color="DADCE0"/>
-              <w:right w:val="single" w:sz="4" w:space="0" w:color="DADCE0"/>
-              <w:insideH w:val="single" w:sz="4" w:space="0" w:color="DADCE0"/>
-              <w:insideV w:val="single" w:sz="4" w:space="0" w:color="DADCE0"/>
-            </w:tcBorders>
-            <w:shd w:fill="FAFBFC"/>
-          </w:tcPr>
-          <w:p>
-            <w:pPr>
-              <w:spacing w:after="0" w:line="269" w:lineRule="auto"/>
-            </w:pPr>
-            <w:r/>
-            <w:r>
-              <w:rPr>
-                <w:rFonts w:ascii="Calibri" w:hAnsi="Calibri" w:eastAsia="Microsoft YaHei"/>
-                <w:b w:val="0"/>
-                <w:color w:val="1F2937"/>
-                <w:sz w:val="19"/>
-              </w:rPr>
-              <w:t>25%</w:t>
-            </w:r>
-          </w:p>
-        </w:tc>
-        <w:tc>
-          <w:tcPr>
-            <w:tcW w:type="dxa" w:w="4968"/>
-            <w:vAlign w:val="center"/>
-            <w:tcMar>
-              <w:top w:w="100" w:type="dxa"/>
-              <w:start w:w="120" w:type="dxa"/>
-              <w:bottom w:w="100" w:type="dxa"/>
-              <w:end w:w="120" w:type="dxa"/>
-            </w:tcMar>
-            <w:tcBorders>
-              <w:top w:val="single" w:sz="4" w:space="0" w:color="DADCE0"/>
-              <w:left w:val="single" w:sz="4" w:space="0" w:color="DADCE0"/>
-              <w:bottom w:val="single" w:sz="4" w:space="0" w:color="DADCE0"/>
-              <w:right w:val="single" w:sz="4" w:space="0" w:color="DADCE0"/>
-              <w:insideH w:val="single" w:sz="4" w:space="0" w:color="DADCE0"/>
-              <w:insideV w:val="single" w:sz="4" w:space="0" w:color="DADCE0"/>
-            </w:tcBorders>
-            <w:shd w:fill="FAFBFC"/>
-          </w:tcPr>
-          <w:p>
-            <w:pPr>
-              <w:spacing w:after="0" w:line="269" w:lineRule="auto"/>
-            </w:pPr>
-            <w:r/>
-            <w:r>
-              <w:rPr>
-                <w:rFonts w:ascii="Calibri" w:hAnsi="Calibri" w:eastAsia="Microsoft YaHei"/>
-                <w:b w:val="0"/>
-                <w:color w:val="1F2937"/>
-                <w:sz w:val="19"/>
-              </w:rPr>
-              <w:t>数据来源是否清楚；清洗是否合理；图表是否支持一个明确结论。</w:t>
-            </w:r>
-          </w:p>
-        </w:tc>
-      </w:tr>
-      <w:tr>
-        <w:tc>
-          <w:tcPr>
-            <w:tcW w:type="dxa" w:w="3240"/>
-            <w:vAlign w:val="center"/>
-            <w:tcMar>
-              <w:top w:w="100" w:type="dxa"/>
-              <w:start w:w="120" w:type="dxa"/>
-              <w:bottom w:w="100" w:type="dxa"/>
-              <w:end w:w="120" w:type="dxa"/>
-            </w:tcMar>
-            <w:tcBorders>
-              <w:top w:val="single" w:sz="4" w:space="0" w:color="DADCE0"/>
-              <w:left w:val="single" w:sz="4" w:space="0" w:color="DADCE0"/>
-              <w:bottom w:val="single" w:sz="4" w:space="0" w:color="DADCE0"/>
-              <w:right w:val="single" w:sz="4" w:space="0" w:color="DADCE0"/>
-              <w:insideH w:val="single" w:sz="4" w:space="0" w:color="DADCE0"/>
-              <w:insideV w:val="single" w:sz="4" w:space="0" w:color="DADCE0"/>
-            </w:tcBorders>
-          </w:tcPr>
-          <w:p>
-            <w:pPr>
-              <w:spacing w:after="0" w:line="269" w:lineRule="auto"/>
-              <w:jc w:val="center"/>
-            </w:pPr>
-            <w:r/>
-            <w:r>
-              <w:rPr>
-                <w:rFonts w:ascii="Calibri" w:hAnsi="Calibri" w:eastAsia="Microsoft YaHei"/>
-                <w:b w:val="0"/>
-                <w:color w:val="1F2937"/>
-                <w:sz w:val="19"/>
-              </w:rPr>
-              <w:t>模型评价与实验</w:t>
-            </w:r>
-          </w:p>
-        </w:tc>
-        <w:tc>
-          <w:tcPr>
-            <w:tcW w:type="dxa" w:w="1152"/>
-            <w:vAlign w:val="center"/>
-            <w:tcMar>
-              <w:top w:w="100" w:type="dxa"/>
-              <w:start w:w="120" w:type="dxa"/>
-              <w:bottom w:w="100" w:type="dxa"/>
-              <w:end w:w="120" w:type="dxa"/>
-            </w:tcMar>
-            <w:tcBorders>
-              <w:top w:val="single" w:sz="4" w:space="0" w:color="DADCE0"/>
-              <w:left w:val="single" w:sz="4" w:space="0" w:color="DADCE0"/>
-              <w:bottom w:val="single" w:sz="4" w:space="0" w:color="DADCE0"/>
-              <w:right w:val="single" w:sz="4" w:space="0" w:color="DADCE0"/>
-              <w:insideH w:val="single" w:sz="4" w:space="0" w:color="DADCE0"/>
-              <w:insideV w:val="single" w:sz="4" w:space="0" w:color="DADCE0"/>
-            </w:tcBorders>
-          </w:tcPr>
-          <w:p>
-            <w:pPr>
-              <w:spacing w:after="0" w:line="269" w:lineRule="auto"/>
-            </w:pPr>
-            <w:r/>
-            <w:r>
-              <w:rPr>
-                <w:rFonts w:ascii="Calibri" w:hAnsi="Calibri" w:eastAsia="Microsoft YaHei"/>
-                <w:b w:val="0"/>
-                <w:color w:val="1F2937"/>
-                <w:sz w:val="19"/>
-              </w:rPr>
-              <w:t>30%</w:t>
-            </w:r>
-          </w:p>
-        </w:tc>
-        <w:tc>
-          <w:tcPr>
-            <w:tcW w:type="dxa" w:w="4968"/>
-            <w:vAlign w:val="center"/>
-            <w:tcMar>
-              <w:top w:w="100" w:type="dxa"/>
-              <w:start w:w="120" w:type="dxa"/>
-              <w:bottom w:w="100" w:type="dxa"/>
-              <w:end w:w="120" w:type="dxa"/>
-            </w:tcMar>
-            <w:tcBorders>
-              <w:top w:val="single" w:sz="4" w:space="0" w:color="DADCE0"/>
-              <w:left w:val="single" w:sz="4" w:space="0" w:color="DADCE0"/>
-              <w:bottom w:val="single" w:sz="4" w:space="0" w:color="DADCE0"/>
-              <w:right w:val="single" w:sz="4" w:space="0" w:color="DADCE0"/>
-              <w:insideH w:val="single" w:sz="4" w:space="0" w:color="DADCE0"/>
-              <w:insideV w:val="single" w:sz="4" w:space="0" w:color="DADCE0"/>
-            </w:tcBorders>
-          </w:tcPr>
-          <w:p>
-            <w:pPr>
-              <w:spacing w:after="0" w:line="269" w:lineRule="auto"/>
-            </w:pPr>
-            <w:r/>
-            <w:r>
-              <w:rPr>
-                <w:rFonts w:ascii="Calibri" w:hAnsi="Calibri" w:eastAsia="Microsoft YaHei"/>
-                <w:b w:val="0"/>
-                <w:color w:val="1F2937"/>
-                <w:sz w:val="19"/>
-              </w:rPr>
-              <w:t>模型选择是否合适；评价指标是否合理；实验比较是否公平。</w:t>
-            </w:r>
-          </w:p>
-        </w:tc>
-      </w:tr>
-      <w:tr>
-        <w:tc>
-          <w:tcPr>
-            <w:tcW w:type="dxa" w:w="3240"/>
-            <w:vAlign w:val="center"/>
-            <w:tcMar>
-              <w:top w:w="100" w:type="dxa"/>
-              <w:start w:w="120" w:type="dxa"/>
-              <w:bottom w:w="100" w:type="dxa"/>
-              <w:end w:w="120" w:type="dxa"/>
-            </w:tcMar>
-            <w:tcBorders>
-              <w:top w:val="single" w:sz="4" w:space="0" w:color="DADCE0"/>
-              <w:left w:val="single" w:sz="4" w:space="0" w:color="DADCE0"/>
-              <w:bottom w:val="single" w:sz="4" w:space="0" w:color="DADCE0"/>
-              <w:right w:val="single" w:sz="4" w:space="0" w:color="DADCE0"/>
-              <w:insideH w:val="single" w:sz="4" w:space="0" w:color="DADCE0"/>
-              <w:insideV w:val="single" w:sz="4" w:space="0" w:color="DADCE0"/>
-            </w:tcBorders>
-            <w:shd w:fill="FAFBFC"/>
-          </w:tcPr>
-          <w:p>
-            <w:pPr>
-              <w:spacing w:after="0" w:line="269" w:lineRule="auto"/>
-              <w:jc w:val="center"/>
-            </w:pPr>
-            <w:r/>
-            <w:r>
-              <w:rPr>
-                <w:rFonts w:ascii="Calibri" w:hAnsi="Calibri" w:eastAsia="Microsoft YaHei"/>
-                <w:b w:val="0"/>
-                <w:color w:val="1F2937"/>
-                <w:sz w:val="19"/>
-              </w:rPr>
-              <w:t>最终报告与展示</w:t>
-            </w:r>
-          </w:p>
-        </w:tc>
-        <w:tc>
-          <w:tcPr>
-            <w:tcW w:type="dxa" w:w="1152"/>
-            <w:vAlign w:val="center"/>
-            <w:tcMar>
-              <w:top w:w="100" w:type="dxa"/>
-              <w:start w:w="120" w:type="dxa"/>
-              <w:bottom w:w="100" w:type="dxa"/>
-              <w:end w:w="120" w:type="dxa"/>
-            </w:tcMar>
-            <w:tcBorders>
-              <w:top w:val="single" w:sz="4" w:space="0" w:color="DADCE0"/>
-              <w:left w:val="single" w:sz="4" w:space="0" w:color="DADCE0"/>
-              <w:bottom w:val="single" w:sz="4" w:space="0" w:color="DADCE0"/>
-              <w:right w:val="single" w:sz="4" w:space="0" w:color="DADCE0"/>
-              <w:insideH w:val="single" w:sz="4" w:space="0" w:color="DADCE0"/>
-              <w:insideV w:val="single" w:sz="4" w:space="0" w:color="DADCE0"/>
-            </w:tcBorders>
-            <w:shd w:fill="FAFBFC"/>
-          </w:tcPr>
-          <w:p>
-            <w:pPr>
-              <w:spacing w:after="0" w:line="269" w:lineRule="auto"/>
-            </w:pPr>
-            <w:r/>
-            <w:r>
-              <w:rPr>
-                <w:rFonts w:ascii="Calibri" w:hAnsi="Calibri" w:eastAsia="Microsoft YaHei"/>
-                <w:b w:val="0"/>
-                <w:color w:val="1F2937"/>
-                <w:sz w:val="19"/>
-              </w:rPr>
-              <w:t>20%</w:t>
-            </w:r>
-          </w:p>
-        </w:tc>
-        <w:tc>
-          <w:tcPr>
-            <w:tcW w:type="dxa" w:w="4968"/>
-            <w:vAlign w:val="center"/>
-            <w:tcMar>
-              <w:top w:w="100" w:type="dxa"/>
-              <w:start w:w="120" w:type="dxa"/>
-              <w:bottom w:w="100" w:type="dxa"/>
-              <w:end w:w="120" w:type="dxa"/>
-            </w:tcMar>
-            <w:tcBorders>
-              <w:top w:val="single" w:sz="4" w:space="0" w:color="DADCE0"/>
-              <w:left w:val="single" w:sz="4" w:space="0" w:color="DADCE0"/>
-              <w:bottom w:val="single" w:sz="4" w:space="0" w:color="DADCE0"/>
-              <w:right w:val="single" w:sz="4" w:space="0" w:color="DADCE0"/>
-              <w:insideH w:val="single" w:sz="4" w:space="0" w:color="DADCE0"/>
-              <w:insideV w:val="single" w:sz="4" w:space="0" w:color="DADCE0"/>
-            </w:tcBorders>
-            <w:shd w:fill="FAFBFC"/>
-          </w:tcPr>
-          <w:p>
-            <w:pPr>
-              <w:spacing w:after="0" w:line="269" w:lineRule="auto"/>
-            </w:pPr>
-            <w:r/>
-            <w:r>
-              <w:rPr>
-                <w:rFonts w:ascii="Calibri" w:hAnsi="Calibri" w:eastAsia="Microsoft YaHei"/>
-                <w:b w:val="0"/>
-                <w:color w:val="1F2937"/>
-                <w:sz w:val="19"/>
-              </w:rPr>
-              <w:t>研究故事是否完整；报告/PPT 是否清晰；是否说明限制和改进方向。</w:t>
-            </w:r>
-          </w:p>
-        </w:tc>
-      </w:tr>
-    </w:tbl>
-    <w:p>
-      <w:pPr>
-        <w:spacing w:before="320" w:after="160"/>
-      </w:pPr>
-      <w:r>
-        <w:rPr>
-          <w:rFonts w:ascii="Calibri" w:hAnsi="Calibri" w:eastAsia="Microsoft YaHei"/>
-          <w:b/>
-          <w:color w:val="1F4E9A"/>
-          <w:sz w:val="32"/>
-        </w:rPr>
-        <w:t>工具与账号准备</w:t>
-      </w:r>
-    </w:p>
-    <w:tbl>
-      <w:tblPr>
-        <w:tblStyle w:val="TableGrid"/>
-        <w:tblW w:type="auto" w:w="0"/>
-        <w:jc w:val="center"/>
-        <w:tblLayout w:type="fixed"/>
-        <w:tblLook w:firstColumn="1" w:firstRow="1" w:lastColumn="0" w:lastRow="0" w:noHBand="0" w:noVBand="1" w:val="04A0"/>
-      </w:tblPr>
-      <w:tblGrid>
-        <w:gridCol w:w="4680"/>
-        <w:gridCol w:w="4680"/>
-      </w:tblGrid>
-      <w:tr>
-        <w:tc>
-          <w:tcPr>
-            <w:tcW w:type="dxa" w:w="3168"/>
-            <w:vAlign w:val="center"/>
-            <w:tcMar>
-              <w:top w:w="100" w:type="dxa"/>
-              <w:start w:w="120" w:type="dxa"/>
-              <w:bottom w:w="100" w:type="dxa"/>
-              <w:end w:w="120" w:type="dxa"/>
-            </w:tcMar>
-            <w:tcBorders>
-              <w:top w:val="single" w:sz="4" w:space="0" w:color="DADCE0"/>
-              <w:left w:val="single" w:sz="4" w:space="0" w:color="DADCE0"/>
-              <w:bottom w:val="single" w:sz="4" w:space="0" w:color="DADCE0"/>
-              <w:right w:val="single" w:sz="4" w:space="0" w:color="DADCE0"/>
-              <w:insideH w:val="single" w:sz="4" w:space="0" w:color="DADCE0"/>
-              <w:insideV w:val="single" w:sz="4" w:space="0" w:color="DADCE0"/>
-            </w:tcBorders>
-            <w:shd w:fill="E6FFFA"/>
-          </w:tcPr>
-          <w:p>
-            <w:pPr>
-              <w:spacing w:after="0" w:line="269" w:lineRule="auto"/>
-            </w:pPr>
-            <w:r/>
-            <w:r>
-              <w:rPr>
-                <w:rFonts w:ascii="Calibri" w:hAnsi="Calibri" w:eastAsia="Microsoft YaHei"/>
-                <w:b/>
-                <w:color w:val="0B2545"/>
-                <w:sz w:val="19"/>
-              </w:rPr>
-              <w:t>用途</w:t>
-            </w:r>
-          </w:p>
-        </w:tc>
-        <w:tc>
-          <w:tcPr>
-            <w:tcW w:type="dxa" w:w="6192"/>
-            <w:vAlign w:val="center"/>
-            <w:tcMar>
-              <w:top w:w="100" w:type="dxa"/>
-              <w:start w:w="120" w:type="dxa"/>
-              <w:bottom w:w="100" w:type="dxa"/>
-              <w:end w:w="120" w:type="dxa"/>
-            </w:tcMar>
-            <w:tcBorders>
-              <w:top w:val="single" w:sz="4" w:space="0" w:color="DADCE0"/>
-              <w:left w:val="single" w:sz="4" w:space="0" w:color="DADCE0"/>
-              <w:bottom w:val="single" w:sz="4" w:space="0" w:color="DADCE0"/>
-              <w:right w:val="single" w:sz="4" w:space="0" w:color="DADCE0"/>
-              <w:insideH w:val="single" w:sz="4" w:space="0" w:color="DADCE0"/>
-              <w:insideV w:val="single" w:sz="4" w:space="0" w:color="DADCE0"/>
-            </w:tcBorders>
-            <w:shd w:fill="E6FFFA"/>
-          </w:tcPr>
-          <w:p>
-            <w:pPr>
-              <w:spacing w:after="0" w:line="269" w:lineRule="auto"/>
-            </w:pPr>
-            <w:r/>
-            <w:r>
-              <w:rPr>
-                <w:rFonts w:ascii="Calibri" w:hAnsi="Calibri" w:eastAsia="Microsoft YaHei"/>
-                <w:b/>
-                <w:color w:val="0B2545"/>
-                <w:sz w:val="19"/>
-              </w:rPr>
-              <w:t>推荐工具</w:t>
-            </w:r>
-          </w:p>
-        </w:tc>
-      </w:tr>
-      <w:tr>
-        <w:tc>
-          <w:tcPr>
-            <w:tcW w:type="dxa" w:w="3168"/>
-            <w:vAlign w:val="center"/>
-            <w:tcMar>
-              <w:top w:w="100" w:type="dxa"/>
-              <w:start w:w="120" w:type="dxa"/>
-              <w:bottom w:w="100" w:type="dxa"/>
-              <w:end w:w="120" w:type="dxa"/>
-            </w:tcMar>
-            <w:tcBorders>
-              <w:top w:val="single" w:sz="4" w:space="0" w:color="DADCE0"/>
-              <w:left w:val="single" w:sz="4" w:space="0" w:color="DADCE0"/>
-              <w:bottom w:val="single" w:sz="4" w:space="0" w:color="DADCE0"/>
-              <w:right w:val="single" w:sz="4" w:space="0" w:color="DADCE0"/>
-              <w:insideH w:val="single" w:sz="4" w:space="0" w:color="DADCE0"/>
-              <w:insideV w:val="single" w:sz="4" w:space="0" w:color="DADCE0"/>
-            </w:tcBorders>
-          </w:tcPr>
-          <w:p>
-            <w:pPr>
-              <w:spacing w:after="0" w:line="269" w:lineRule="auto"/>
-            </w:pPr>
-            <w:r/>
-            <w:r>
-              <w:rPr>
-                <w:rFonts w:ascii="Calibri" w:hAnsi="Calibri" w:eastAsia="Microsoft YaHei"/>
-                <w:b w:val="0"/>
-                <w:color w:val="1F2937"/>
-                <w:sz w:val="19"/>
-              </w:rPr>
-              <w:t>在线编程与 notebook</w:t>
-            </w:r>
-          </w:p>
-        </w:tc>
-        <w:tc>
-          <w:tcPr>
-            <w:tcW w:type="dxa" w:w="6192"/>
-            <w:vAlign w:val="center"/>
-            <w:tcMar>
-              <w:top w:w="100" w:type="dxa"/>
-              <w:start w:w="120" w:type="dxa"/>
-              <w:bottom w:w="100" w:type="dxa"/>
-              <w:end w:w="120" w:type="dxa"/>
-            </w:tcMar>
-            <w:tcBorders>
-              <w:top w:val="single" w:sz="4" w:space="0" w:color="DADCE0"/>
-              <w:left w:val="single" w:sz="4" w:space="0" w:color="DADCE0"/>
-              <w:bottom w:val="single" w:sz="4" w:space="0" w:color="DADCE0"/>
-              <w:right w:val="single" w:sz="4" w:space="0" w:color="DADCE0"/>
-              <w:insideH w:val="single" w:sz="4" w:space="0" w:color="DADCE0"/>
-              <w:insideV w:val="single" w:sz="4" w:space="0" w:color="DADCE0"/>
-            </w:tcBorders>
-          </w:tcPr>
-          <w:p>
-            <w:pPr>
-              <w:spacing w:after="0" w:line="269" w:lineRule="auto"/>
-            </w:pPr>
-            <w:r/>
-            <w:r>
-              <w:rPr>
-                <w:rFonts w:ascii="Calibri" w:hAnsi="Calibri" w:eastAsia="Microsoft YaHei"/>
-                <w:b w:val="0"/>
-                <w:color w:val="1F2937"/>
-                <w:sz w:val="19"/>
-              </w:rPr>
-              <w:t>Google Colab；Jupyter Notebook</w:t>
-            </w:r>
-          </w:p>
-        </w:tc>
-      </w:tr>
-      <w:tr>
-        <w:tc>
-          <w:tcPr>
-            <w:tcW w:type="dxa" w:w="3168"/>
-            <w:vAlign w:val="center"/>
-            <w:tcMar>
-              <w:top w:w="100" w:type="dxa"/>
-              <w:start w:w="120" w:type="dxa"/>
-              <w:bottom w:w="100" w:type="dxa"/>
-              <w:end w:w="120" w:type="dxa"/>
-            </w:tcMar>
-            <w:tcBorders>
-              <w:top w:val="single" w:sz="4" w:space="0" w:color="DADCE0"/>
-              <w:left w:val="single" w:sz="4" w:space="0" w:color="DADCE0"/>
-              <w:bottom w:val="single" w:sz="4" w:space="0" w:color="DADCE0"/>
-              <w:right w:val="single" w:sz="4" w:space="0" w:color="DADCE0"/>
-              <w:insideH w:val="single" w:sz="4" w:space="0" w:color="DADCE0"/>
-              <w:insideV w:val="single" w:sz="4" w:space="0" w:color="DADCE0"/>
-            </w:tcBorders>
-            <w:shd w:fill="FAFBFC"/>
-          </w:tcPr>
-          <w:p>
-            <w:pPr>
-              <w:spacing w:after="0" w:line="269" w:lineRule="auto"/>
-            </w:pPr>
-            <w:r/>
-            <w:r>
-              <w:rPr>
-                <w:rFonts w:ascii="Calibri" w:hAnsi="Calibri" w:eastAsia="Microsoft YaHei"/>
-                <w:b w:val="0"/>
-                <w:color w:val="1F2937"/>
-                <w:sz w:val="19"/>
-              </w:rPr>
-              <w:t>Python 科学计算</w:t>
-            </w:r>
-          </w:p>
-        </w:tc>
-        <w:tc>
-          <w:tcPr>
-            <w:tcW w:type="dxa" w:w="6192"/>
-            <w:vAlign w:val="center"/>
-            <w:tcMar>
-              <w:top w:w="100" w:type="dxa"/>
-              <w:start w:w="120" w:type="dxa"/>
-              <w:bottom w:w="100" w:type="dxa"/>
-              <w:end w:w="120" w:type="dxa"/>
-            </w:tcMar>
-            <w:tcBorders>
-              <w:top w:val="single" w:sz="4" w:space="0" w:color="DADCE0"/>
-              <w:left w:val="single" w:sz="4" w:space="0" w:color="DADCE0"/>
-              <w:bottom w:val="single" w:sz="4" w:space="0" w:color="DADCE0"/>
-              <w:right w:val="single" w:sz="4" w:space="0" w:color="DADCE0"/>
-              <w:insideH w:val="single" w:sz="4" w:space="0" w:color="DADCE0"/>
-              <w:insideV w:val="single" w:sz="4" w:space="0" w:color="DADCE0"/>
-            </w:tcBorders>
-            <w:shd w:fill="FAFBFC"/>
-          </w:tcPr>
-          <w:p>
-            <w:pPr>
-              <w:spacing w:after="0" w:line="269" w:lineRule="auto"/>
-            </w:pPr>
-            <w:r/>
-            <w:r>
-              <w:rPr>
-                <w:rFonts w:ascii="Calibri" w:hAnsi="Calibri" w:eastAsia="Microsoft YaHei"/>
-                <w:b w:val="0"/>
-                <w:color w:val="1F2937"/>
-                <w:sz w:val="19"/>
-              </w:rPr>
-              <w:t>NumPy；pandas</w:t>
-            </w:r>
-          </w:p>
-        </w:tc>
-      </w:tr>
-      <w:tr>
-        <w:tc>
-          <w:tcPr>
-            <w:tcW w:type="dxa" w:w="3168"/>
-            <w:vAlign w:val="center"/>
-            <w:tcMar>
-              <w:top w:w="100" w:type="dxa"/>
-              <w:start w:w="120" w:type="dxa"/>
-              <w:bottom w:w="100" w:type="dxa"/>
-              <w:end w:w="120" w:type="dxa"/>
-            </w:tcMar>
-            <w:tcBorders>
-              <w:top w:val="single" w:sz="4" w:space="0" w:color="DADCE0"/>
-              <w:left w:val="single" w:sz="4" w:space="0" w:color="DADCE0"/>
-              <w:bottom w:val="single" w:sz="4" w:space="0" w:color="DADCE0"/>
-              <w:right w:val="single" w:sz="4" w:space="0" w:color="DADCE0"/>
-              <w:insideH w:val="single" w:sz="4" w:space="0" w:color="DADCE0"/>
-              <w:insideV w:val="single" w:sz="4" w:space="0" w:color="DADCE0"/>
-            </w:tcBorders>
-          </w:tcPr>
-          <w:p>
-            <w:pPr>
-              <w:spacing w:after="0" w:line="269" w:lineRule="auto"/>
-            </w:pPr>
-            <w:r/>
-            <w:r>
-              <w:rPr>
-                <w:rFonts w:ascii="Calibri" w:hAnsi="Calibri" w:eastAsia="Microsoft YaHei"/>
-                <w:b w:val="0"/>
-                <w:color w:val="1F2937"/>
-                <w:sz w:val="19"/>
-              </w:rPr>
-              <w:t>数据可视化</w:t>
-            </w:r>
-          </w:p>
-        </w:tc>
-        <w:tc>
-          <w:tcPr>
-            <w:tcW w:type="dxa" w:w="6192"/>
-            <w:vAlign w:val="center"/>
-            <w:tcMar>
-              <w:top w:w="100" w:type="dxa"/>
-              <w:start w:w="120" w:type="dxa"/>
-              <w:bottom w:w="100" w:type="dxa"/>
-              <w:end w:w="120" w:type="dxa"/>
-            </w:tcMar>
-            <w:tcBorders>
-              <w:top w:val="single" w:sz="4" w:space="0" w:color="DADCE0"/>
-              <w:left w:val="single" w:sz="4" w:space="0" w:color="DADCE0"/>
-              <w:bottom w:val="single" w:sz="4" w:space="0" w:color="DADCE0"/>
-              <w:right w:val="single" w:sz="4" w:space="0" w:color="DADCE0"/>
-              <w:insideH w:val="single" w:sz="4" w:space="0" w:color="DADCE0"/>
-              <w:insideV w:val="single" w:sz="4" w:space="0" w:color="DADCE0"/>
-            </w:tcBorders>
-          </w:tcPr>
-          <w:p>
-            <w:pPr>
-              <w:spacing w:after="0" w:line="269" w:lineRule="auto"/>
-            </w:pPr>
-            <w:r/>
-            <w:r>
-              <w:rPr>
-                <w:rFonts w:ascii="Calibri" w:hAnsi="Calibri" w:eastAsia="Microsoft YaHei"/>
-                <w:b w:val="0"/>
-                <w:color w:val="1F2937"/>
-                <w:sz w:val="19"/>
-              </w:rPr>
-              <w:t>matplotlib；seaborn</w:t>
-            </w:r>
-          </w:p>
-        </w:tc>
-      </w:tr>
-      <w:tr>
-        <w:tc>
-          <w:tcPr>
-            <w:tcW w:type="dxa" w:w="3168"/>
-            <w:vAlign w:val="center"/>
-            <w:tcMar>
-              <w:top w:w="100" w:type="dxa"/>
-              <w:start w:w="120" w:type="dxa"/>
-              <w:bottom w:w="100" w:type="dxa"/>
-              <w:end w:w="120" w:type="dxa"/>
-            </w:tcMar>
-            <w:tcBorders>
-              <w:top w:val="single" w:sz="4" w:space="0" w:color="DADCE0"/>
-              <w:left w:val="single" w:sz="4" w:space="0" w:color="DADCE0"/>
-              <w:bottom w:val="single" w:sz="4" w:space="0" w:color="DADCE0"/>
-              <w:right w:val="single" w:sz="4" w:space="0" w:color="DADCE0"/>
-              <w:insideH w:val="single" w:sz="4" w:space="0" w:color="DADCE0"/>
-              <w:insideV w:val="single" w:sz="4" w:space="0" w:color="DADCE0"/>
-            </w:tcBorders>
-            <w:shd w:fill="FAFBFC"/>
-          </w:tcPr>
-          <w:p>
-            <w:pPr>
-              <w:spacing w:after="0" w:line="269" w:lineRule="auto"/>
-            </w:pPr>
-            <w:r/>
-            <w:r>
-              <w:rPr>
-                <w:rFonts w:ascii="Calibri" w:hAnsi="Calibri" w:eastAsia="Microsoft YaHei"/>
-                <w:b w:val="0"/>
-                <w:color w:val="1F2937"/>
-                <w:sz w:val="19"/>
-              </w:rPr>
-              <w:t>机器学习与评价</w:t>
-            </w:r>
-          </w:p>
-        </w:tc>
-        <w:tc>
-          <w:tcPr>
-            <w:tcW w:type="dxa" w:w="6192"/>
-            <w:vAlign w:val="center"/>
-            <w:tcMar>
-              <w:top w:w="100" w:type="dxa"/>
-              <w:start w:w="120" w:type="dxa"/>
-              <w:bottom w:w="100" w:type="dxa"/>
-              <w:end w:w="120" w:type="dxa"/>
-            </w:tcMar>
-            <w:tcBorders>
-              <w:top w:val="single" w:sz="4" w:space="0" w:color="DADCE0"/>
-              <w:left w:val="single" w:sz="4" w:space="0" w:color="DADCE0"/>
-              <w:bottom w:val="single" w:sz="4" w:space="0" w:color="DADCE0"/>
-              <w:right w:val="single" w:sz="4" w:space="0" w:color="DADCE0"/>
-              <w:insideH w:val="single" w:sz="4" w:space="0" w:color="DADCE0"/>
-              <w:insideV w:val="single" w:sz="4" w:space="0" w:color="DADCE0"/>
-            </w:tcBorders>
-            <w:shd w:fill="FAFBFC"/>
-          </w:tcPr>
-          <w:p>
-            <w:pPr>
-              <w:spacing w:after="0" w:line="269" w:lineRule="auto"/>
-            </w:pPr>
-            <w:r/>
-            <w:r>
-              <w:rPr>
-                <w:rFonts w:ascii="Calibri" w:hAnsi="Calibri" w:eastAsia="Microsoft YaHei"/>
-                <w:b w:val="0"/>
-                <w:color w:val="1F2937"/>
-                <w:sz w:val="19"/>
-              </w:rPr>
-              <w:t>scikit-learn；XGBoost 作为进阶/选讲工具</w:t>
-            </w:r>
-          </w:p>
-        </w:tc>
-      </w:tr>
-      <w:tr>
-        <w:tc>
-          <w:tcPr>
-            <w:tcW w:type="dxa" w:w="3168"/>
-            <w:vAlign w:val="center"/>
-            <w:tcMar>
-              <w:top w:w="100" w:type="dxa"/>
-              <w:start w:w="120" w:type="dxa"/>
-              <w:bottom w:w="100" w:type="dxa"/>
-              <w:end w:w="120" w:type="dxa"/>
-            </w:tcMar>
-            <w:tcBorders>
-              <w:top w:val="single" w:sz="4" w:space="0" w:color="DADCE0"/>
-              <w:left w:val="single" w:sz="4" w:space="0" w:color="DADCE0"/>
-              <w:bottom w:val="single" w:sz="4" w:space="0" w:color="DADCE0"/>
-              <w:right w:val="single" w:sz="4" w:space="0" w:color="DADCE0"/>
-              <w:insideH w:val="single" w:sz="4" w:space="0" w:color="DADCE0"/>
-              <w:insideV w:val="single" w:sz="4" w:space="0" w:color="DADCE0"/>
-            </w:tcBorders>
-          </w:tcPr>
-          <w:p>
-            <w:pPr>
-              <w:spacing w:after="0" w:line="269" w:lineRule="auto"/>
-            </w:pPr>
-            <w:r/>
-            <w:r>
-              <w:rPr>
-                <w:rFonts w:ascii="Calibri" w:hAnsi="Calibri" w:eastAsia="Microsoft YaHei"/>
-                <w:b w:val="0"/>
-                <w:color w:val="1F2937"/>
-                <w:sz w:val="19"/>
-              </w:rPr>
-              <w:t>数据集查找</w:t>
-            </w:r>
-          </w:p>
-        </w:tc>
-        <w:tc>
-          <w:tcPr>
-            <w:tcW w:type="dxa" w:w="6192"/>
-            <w:vAlign w:val="center"/>
-            <w:tcMar>
-              <w:top w:w="100" w:type="dxa"/>
-              <w:start w:w="120" w:type="dxa"/>
-              <w:bottom w:w="100" w:type="dxa"/>
-              <w:end w:w="120" w:type="dxa"/>
-            </w:tcMar>
-            <w:tcBorders>
-              <w:top w:val="single" w:sz="4" w:space="0" w:color="DADCE0"/>
-              <w:left w:val="single" w:sz="4" w:space="0" w:color="DADCE0"/>
-              <w:bottom w:val="single" w:sz="4" w:space="0" w:color="DADCE0"/>
-              <w:right w:val="single" w:sz="4" w:space="0" w:color="DADCE0"/>
-              <w:insideH w:val="single" w:sz="4" w:space="0" w:color="DADCE0"/>
-              <w:insideV w:val="single" w:sz="4" w:space="0" w:color="DADCE0"/>
-            </w:tcBorders>
-          </w:tcPr>
-          <w:p>
-            <w:pPr>
-              <w:spacing w:after="0" w:line="269" w:lineRule="auto"/>
-            </w:pPr>
-            <w:r/>
-            <w:r>
-              <w:rPr>
-                <w:rFonts w:ascii="Calibri" w:hAnsi="Calibri" w:eastAsia="Microsoft YaHei"/>
-                <w:b w:val="0"/>
-                <w:color w:val="1F2937"/>
-                <w:sz w:val="19"/>
-              </w:rPr>
-              <w:t>Kaggle；UCI Machine Learning Repository；公开 CSV 数据</w:t>
-            </w:r>
-          </w:p>
-        </w:tc>
-      </w:tr>
-      <w:tr>
-        <w:tc>
-          <w:tcPr>
-            <w:tcW w:type="dxa" w:w="3168"/>
-            <w:vAlign w:val="center"/>
-            <w:tcMar>
-              <w:top w:w="100" w:type="dxa"/>
-              <w:start w:w="120" w:type="dxa"/>
-              <w:bottom w:w="100" w:type="dxa"/>
-              <w:end w:w="120" w:type="dxa"/>
-            </w:tcMar>
-            <w:tcBorders>
-              <w:top w:val="single" w:sz="4" w:space="0" w:color="DADCE0"/>
-              <w:left w:val="single" w:sz="4" w:space="0" w:color="DADCE0"/>
-              <w:bottom w:val="single" w:sz="4" w:space="0" w:color="DADCE0"/>
-              <w:right w:val="single" w:sz="4" w:space="0" w:color="DADCE0"/>
-              <w:insideH w:val="single" w:sz="4" w:space="0" w:color="DADCE0"/>
-              <w:insideV w:val="single" w:sz="4" w:space="0" w:color="DADCE0"/>
-            </w:tcBorders>
-            <w:shd w:fill="FAFBFC"/>
-          </w:tcPr>
-          <w:p>
-            <w:pPr>
-              <w:spacing w:after="0" w:line="269" w:lineRule="auto"/>
-            </w:pPr>
-            <w:r/>
-            <w:r>
-              <w:rPr>
-                <w:rFonts w:ascii="Calibri" w:hAnsi="Calibri" w:eastAsia="Microsoft YaHei"/>
-                <w:b w:val="0"/>
-                <w:color w:val="1F2937"/>
-                <w:sz w:val="19"/>
-              </w:rPr>
-              <w:t>AI 辅助学习</w:t>
-            </w:r>
-          </w:p>
-        </w:tc>
-        <w:tc>
-          <w:tcPr>
-            <w:tcW w:type="dxa" w:w="6192"/>
-            <w:vAlign w:val="center"/>
-            <w:tcMar>
-              <w:top w:w="100" w:type="dxa"/>
-              <w:start w:w="120" w:type="dxa"/>
-              <w:bottom w:w="100" w:type="dxa"/>
-              <w:end w:w="120" w:type="dxa"/>
-            </w:tcMar>
-            <w:tcBorders>
-              <w:top w:val="single" w:sz="4" w:space="0" w:color="DADCE0"/>
-              <w:left w:val="single" w:sz="4" w:space="0" w:color="DADCE0"/>
-              <w:bottom w:val="single" w:sz="4" w:space="0" w:color="DADCE0"/>
-              <w:right w:val="single" w:sz="4" w:space="0" w:color="DADCE0"/>
-              <w:insideH w:val="single" w:sz="4" w:space="0" w:color="DADCE0"/>
-              <w:insideV w:val="single" w:sz="4" w:space="0" w:color="DADCE0"/>
-            </w:tcBorders>
-            <w:shd w:fill="FAFBFC"/>
-          </w:tcPr>
-          <w:p>
-            <w:pPr>
-              <w:spacing w:after="0" w:line="269" w:lineRule="auto"/>
-            </w:pPr>
-            <w:r/>
-            <w:r>
-              <w:rPr>
-                <w:rFonts w:ascii="Calibri" w:hAnsi="Calibri" w:eastAsia="Microsoft YaHei"/>
-                <w:b w:val="0"/>
-                <w:color w:val="1F2937"/>
-                <w:sz w:val="19"/>
-              </w:rPr>
-              <w:t>ChatGPT / Claude：用于解释代码、生成思路、debug，但必须核查输出。</w:t>
-            </w:r>
-          </w:p>
-        </w:tc>
-      </w:tr>
-      <w:tr>
-        <w:tc>
-          <w:tcPr>
-            <w:tcW w:type="dxa" w:w="3168"/>
-            <w:vAlign w:val="center"/>
-            <w:tcMar>
-              <w:top w:w="100" w:type="dxa"/>
-              <w:start w:w="120" w:type="dxa"/>
-              <w:bottom w:w="100" w:type="dxa"/>
-              <w:end w:w="120" w:type="dxa"/>
-            </w:tcMar>
-            <w:tcBorders>
-              <w:top w:val="single" w:sz="4" w:space="0" w:color="DADCE0"/>
-              <w:left w:val="single" w:sz="4" w:space="0" w:color="DADCE0"/>
-              <w:bottom w:val="single" w:sz="4" w:space="0" w:color="DADCE0"/>
-              <w:right w:val="single" w:sz="4" w:space="0" w:color="DADCE0"/>
-              <w:insideH w:val="single" w:sz="4" w:space="0" w:color="DADCE0"/>
-              <w:insideV w:val="single" w:sz="4" w:space="0" w:color="DADCE0"/>
-            </w:tcBorders>
-          </w:tcPr>
-          <w:p>
-            <w:pPr>
-              <w:spacing w:after="0" w:line="269" w:lineRule="auto"/>
-            </w:pPr>
-            <w:r/>
-            <w:r>
-              <w:rPr>
-                <w:rFonts w:ascii="Calibri" w:hAnsi="Calibri" w:eastAsia="Microsoft YaHei"/>
-                <w:b w:val="0"/>
-                <w:color w:val="1F2937"/>
-                <w:sz w:val="19"/>
-              </w:rPr>
-              <w:t>成果展示</w:t>
-            </w:r>
-          </w:p>
-        </w:tc>
-        <w:tc>
-          <w:tcPr>
-            <w:tcW w:type="dxa" w:w="6192"/>
-            <w:vAlign w:val="center"/>
-            <w:tcMar>
-              <w:top w:w="100" w:type="dxa"/>
-              <w:start w:w="120" w:type="dxa"/>
-              <w:bottom w:w="100" w:type="dxa"/>
-              <w:end w:w="120" w:type="dxa"/>
-            </w:tcMar>
-            <w:tcBorders>
-              <w:top w:val="single" w:sz="4" w:space="0" w:color="DADCE0"/>
-              <w:left w:val="single" w:sz="4" w:space="0" w:color="DADCE0"/>
-              <w:bottom w:val="single" w:sz="4" w:space="0" w:color="DADCE0"/>
-              <w:right w:val="single" w:sz="4" w:space="0" w:color="DADCE0"/>
-              <w:insideH w:val="single" w:sz="4" w:space="0" w:color="DADCE0"/>
-              <w:insideV w:val="single" w:sz="4" w:space="0" w:color="DADCE0"/>
-            </w:tcBorders>
-          </w:tcPr>
-          <w:p>
-            <w:pPr>
-              <w:spacing w:after="0" w:line="269" w:lineRule="auto"/>
-            </w:pPr>
-            <w:r/>
-            <w:r>
-              <w:rPr>
-                <w:rFonts w:ascii="Calibri" w:hAnsi="Calibri" w:eastAsia="Microsoft YaHei"/>
-                <w:b w:val="0"/>
-                <w:color w:val="1F2937"/>
-                <w:sz w:val="19"/>
-              </w:rPr>
-              <w:t>PowerPoint / Google Slides / Canva</w:t>
-            </w:r>
-          </w:p>
-        </w:tc>
-      </w:tr>
-    </w:tbl>
-    <w:p>
-      <w:pPr>
-        <w:spacing w:before="320" w:after="160"/>
-      </w:pPr>
-      <w:r>
-        <w:rPr>
-          <w:rFonts w:ascii="Calibri" w:hAnsi="Calibri" w:eastAsia="Microsoft YaHei"/>
-          <w:b/>
-          <w:color w:val="1F4E9A"/>
-          <w:sz w:val="32"/>
-        </w:rPr>
-        <w:t>AI 使用规范</w:t>
-      </w:r>
-    </w:p>
-    <w:p>
-      <w:pPr>
-        <w:pStyle w:val="ListBullet"/>
-        <w:spacing w:after="80" w:line="283" w:lineRule="auto"/>
-        <w:ind w:left="360" w:hanging="173"/>
-      </w:pPr>
-      <w:r>
-        <w:rPr>
-          <w:rFonts w:ascii="Calibri" w:hAnsi="Calibri" w:eastAsia="Microsoft YaHei"/>
-          <w:color w:val="1F2937"/>
-          <w:sz w:val="21"/>
-        </w:rPr>
-        <w:t>可以使用 AI 解释概念、生成练习、辅助 debug、改写报告语言和提出研究方向。</w:t>
-      </w:r>
-    </w:p>
-    <w:p>
-      <w:pPr>
-        <w:pStyle w:val="ListBullet"/>
-        <w:spacing w:after="80" w:line="283" w:lineRule="auto"/>
-        <w:ind w:left="360" w:hanging="173"/>
-      </w:pPr>
-      <w:r>
-        <w:rPr>
-          <w:rFonts w:ascii="Calibri" w:hAnsi="Calibri" w:eastAsia="Microsoft YaHei"/>
-          <w:color w:val="1F2937"/>
-          <w:sz w:val="21"/>
-        </w:rPr>
-        <w:t>不能把 AI 生成内容不加核查地当作事实、引用、实验结果或原创分析。</w:t>
-      </w:r>
-    </w:p>
-    <w:p>
-      <w:pPr>
-        <w:pStyle w:val="ListBullet"/>
-        <w:spacing w:after="80" w:line="283" w:lineRule="auto"/>
-        <w:ind w:left="360" w:hanging="173"/>
-      </w:pPr>
-      <w:r>
-        <w:rPr>
-          <w:rFonts w:ascii="Calibri" w:hAnsi="Calibri" w:eastAsia="Microsoft YaHei"/>
-          <w:color w:val="1F2937"/>
-          <w:sz w:val="21"/>
-        </w:rPr>
-        <w:t>不得上传个人隐私数据、未公开研究数据或学校明确禁止外传的资料。</w:t>
-      </w:r>
-    </w:p>
-    <w:p>
-      <w:pPr>
-        <w:pStyle w:val="ListBullet"/>
-        <w:spacing w:after="80" w:line="283" w:lineRule="auto"/>
-        <w:ind w:left="360" w:hanging="173"/>
-      </w:pPr>
-      <w:r>
-        <w:rPr>
-          <w:rFonts w:ascii="Calibri" w:hAnsi="Calibri" w:eastAsia="Microsoft YaHei"/>
-          <w:color w:val="1F2937"/>
-          <w:sz w:val="21"/>
-        </w:rPr>
-        <w:t>最终项目需要说明 AI 工具的使用位置，例如代码解释、图表建议、文字润色等。</w:t>
-      </w:r>
-    </w:p>
-    <w:p>
-      <w:pPr>
-        <w:pStyle w:val="ListBullet"/>
-        <w:spacing w:after="80" w:line="283" w:lineRule="auto"/>
-        <w:ind w:left="360" w:hanging="173"/>
-      </w:pPr>
-      <w:r>
-        <w:rPr>
-          <w:rFonts w:ascii="Calibri" w:hAnsi="Calibri" w:eastAsia="Microsoft YaHei"/>
-          <w:color w:val="1F2937"/>
-          <w:sz w:val="21"/>
-        </w:rPr>
-        <w:t>学生必须能口头解释自己提交的代码、图表和模型结果。</w:t>
+        <w:t>根据教师反馈进行多轮结构与语言修改，最后再评估是否具备展示、竞赛、投稿或其他发表条件。</w:t>
       </w:r>
     </w:p>
     <w:sectPr>
       <w:footerReference w:type="default" r:id="rId9"/>
       <w:pgSz w:w="12240" w:h="15840"/>
-      <w:pgMar w:top="1440" w:right="1440" w:bottom="1440" w:left="1440" w:header="708" w:footer="708" w:gutter="0"/>
+      <w:pgMar w:top="792" w:right="792" w:bottom="792" w:left="792" w:header="432" w:footer="432" w:gutter="0"/>
       <w:cols w:space="720"/>
       <w:docGrid w:linePitch="360"/>
     </w:sectPr>
@@ -6108,11 +3498,12 @@
     </w:pPr>
     <w:r>
       <w:rPr>
-        <w:rFonts w:ascii="Calibri" w:hAnsi="Calibri" w:eastAsia="Microsoft YaHei"/>
-        <w:color w:val="4B5563"/>
+        <w:rFonts w:ascii="Aptos" w:hAnsi="Aptos" w:eastAsia="Microsoft YaHei"/>
+        <w:b w:val="0"/>
+        <w:color w:val="5E7183"/>
         <w:sz w:val="16"/>
       </w:rPr>
-      <w:t>Python for AI Research 课程大纲 | MeritPoint Academy / 恒点学术</w:t>
+      <w:t>MeritPoint Academy · Python for AI Research · Curriculum Outline</w:t>
     </w:r>
   </w:p>
 </w:ftr>
@@ -6482,12 +3873,12 @@
     <w:qFormat/>
     <w:rsid w:val="00FC693F"/>
     <w:pPr>
-      <w:spacing w:after="120" w:line="283" w:lineRule="auto"/>
+      <w:spacing w:after="80" w:line="276" w:lineRule="auto"/>
     </w:pPr>
     <w:rPr>
-      <w:rFonts w:ascii="Calibri" w:hAnsi="Calibri" w:eastAsia="Microsoft YaHei"/>
-      <w:color w:val="1F2937"/>
-      <w:sz w:val="22"/>
+      <w:rFonts w:ascii="Microsoft YaHei" w:hAnsi="Microsoft YaHei" w:eastAsia="Microsoft YaHei"/>
+      <w:color w:val="21303F"/>
+      <w:sz w:val="20"/>
     </w:rPr>
   </w:style>
   <w:style w:type="paragraph" w:styleId="Header">
@@ -6549,11 +3940,11 @@
       <w:outlineLvl w:val="0"/>
     </w:pPr>
     <w:rPr>
-      <w:rFonts w:asciiTheme="majorHAnsi" w:eastAsiaTheme="majorEastAsia" w:hAnsiTheme="majorHAnsi" w:cstheme="majorBidi" w:ascii="Calibri" w:hAnsi="Calibri" w:eastAsia="Microsoft YaHei"/>
+      <w:rFonts w:asciiTheme="majorHAnsi" w:eastAsiaTheme="majorEastAsia" w:hAnsiTheme="majorHAnsi" w:cstheme="majorBidi"/>
       <w:b/>
       <w:bCs/>
-      <w:color w:val="1F4E9A"/>
-      <w:sz w:val="32"/>
+      <w:color w:val="365F91" w:themeColor="accent1" w:themeShade="BF"/>
+      <w:sz w:val="28"/>
       <w:szCs w:val="28"/>
     </w:rPr>
   </w:style>
@@ -6573,10 +3964,10 @@
       <w:outlineLvl w:val="1"/>
     </w:pPr>
     <w:rPr>
-      <w:rFonts w:asciiTheme="majorHAnsi" w:eastAsiaTheme="majorEastAsia" w:hAnsiTheme="majorHAnsi" w:cstheme="majorBidi" w:ascii="Calibri" w:hAnsi="Calibri" w:eastAsia="Microsoft YaHei"/>
+      <w:rFonts w:asciiTheme="majorHAnsi" w:eastAsiaTheme="majorEastAsia" w:hAnsiTheme="majorHAnsi" w:cstheme="majorBidi"/>
       <w:b/>
       <w:bCs/>
-      <w:color w:val="1F4E9A"/>
+      <w:color w:val="4F81BD" w:themeColor="accent1"/>
       <w:sz w:val="26"/>
       <w:szCs w:val="26"/>
     </w:rPr>
@@ -6597,11 +3988,10 @@
       <w:outlineLvl w:val="2"/>
     </w:pPr>
     <w:rPr>
-      <w:rFonts w:asciiTheme="majorHAnsi" w:eastAsiaTheme="majorEastAsia" w:hAnsiTheme="majorHAnsi" w:cstheme="majorBidi" w:ascii="Calibri" w:hAnsi="Calibri" w:eastAsia="Microsoft YaHei"/>
+      <w:rFonts w:asciiTheme="majorHAnsi" w:eastAsiaTheme="majorEastAsia" w:hAnsiTheme="majorHAnsi" w:cstheme="majorBidi"/>
       <w:b/>
       <w:bCs/>
-      <w:color w:val="0B2545"/>
-      <w:sz w:val="24"/>
+      <w:color w:val="4F81BD" w:themeColor="accent1"/>
     </w:rPr>
   </w:style>
   <w:style w:type="paragraph" w:styleId="Heading4">
